--- a/documents/tekninen_maarittely.docx
+++ b/documents/tekninen_maarittely.docx
@@ -808,21 +808,7 @@
         <w:rPr>
           <w:rFonts w:ascii="Verdana" w:hAnsi="Verdana" w:cs="Verdana"/>
         </w:rPr>
-        <w:t xml:space="preserve"> Dokumentin tulee sisältää kuvaukset seuraavista: pankkiautomaattisovellus, mahdolliset </w:t>
-      </w:r>
-      <w:proofErr w:type="spellStart"/>
-      <w:r>
-        <w:rPr>
-          <w:rFonts w:ascii="Verdana" w:hAnsi="Verdana" w:cs="Verdana"/>
-        </w:rPr>
-        <w:t>DLL:t</w:t>
-      </w:r>
-      <w:proofErr w:type="spellEnd"/>
-      <w:r>
-        <w:rPr>
-          <w:rFonts w:ascii="Verdana" w:hAnsi="Verdana" w:cs="Verdana"/>
-        </w:rPr>
-        <w:t xml:space="preserve">, REST API, tietokanta </w:t>
+        <w:t xml:space="preserve"> Dokumentin tulee sisältää kuvaukset seuraavista: pankkiautomaattisovellus, mahdolliset DLL:t, REST API, tietokanta </w:t>
       </w:r>
       <w:r>
         <w:rPr>
@@ -1030,29 +1016,7 @@
           <w:color w:val="000000" w:themeColor="text1"/>
           <w:szCs w:val="20"/>
         </w:rPr>
-        <w:t xml:space="preserve">Kuvaus sisältää järjestelmäkomponentit </w:t>
-      </w:r>
-      <w:proofErr w:type="spellStart"/>
-      <w:r>
-        <w:rPr>
-          <w:rFonts w:ascii="Verdana" w:hAnsi="Verdana" w:cs="Verdana"/>
-          <w:i/>
-          <w:iCs/>
-          <w:color w:val="000000" w:themeColor="text1"/>
-          <w:szCs w:val="20"/>
-        </w:rPr>
-        <w:t>Qt</w:t>
-      </w:r>
-      <w:proofErr w:type="spellEnd"/>
-      <w:r>
-        <w:rPr>
-          <w:rFonts w:ascii="Verdana" w:hAnsi="Verdana" w:cs="Verdana"/>
-          <w:i/>
-          <w:iCs/>
-          <w:color w:val="000000" w:themeColor="text1"/>
-          <w:szCs w:val="20"/>
-        </w:rPr>
-        <w:t>-sovellus, REST API (express.js) ja tietokanta (MySQL) ja muut mahdolliset komponentit (RFID-lukijalaite), sekä näiden väliset yhteydet.</w:t>
+        <w:t>Kuvaus sisältää järjestelmäkomponentit Qt-sovellus, REST API (express.js) ja tietokanta (MySQL) ja muut mahdolliset komponentit (RFID-lukijalaite), sekä näiden väliset yhteydet.</w:t>
       </w:r>
     </w:p>
     <w:p>
@@ -1166,14 +1130,13 @@
                                   </w:pPr>
                                   <w:r>
                                     <w:rPr>
-                                      <w:noProof/>
                                       <w:lang w:eastAsia="fi-FI"/>
                                     </w:rPr>
                                     <w:drawing>
-                                      <wp:inline distT="0" distB="0" distL="0" distR="0" wp14:anchorId="1CD6808B" wp14:editId="79F24C38">
-                                        <wp:extent cx="5908040" cy="2482215"/>
-                                        <wp:effectExtent l="0" t="0" r="0" b="0"/>
-                                        <wp:docPr id="333275218" name="Kuva 6"/>
+                                      <wp:inline distT="0" distB="0" distL="0" distR="0" wp14:anchorId="4F68F645" wp14:editId="1456E7D0">
+                                        <wp:extent cx="5953760" cy="2515870"/>
+                                        <wp:effectExtent l="0" t="0" r="8890" b="0"/>
+                                        <wp:docPr id="1115189765" name="Kuva 2"/>
                                         <wp:cNvGraphicFramePr>
                                           <a:graphicFrameLocks xmlns:a="http://schemas.openxmlformats.org/drawingml/2006/main" noChangeAspect="1"/>
                                         </wp:cNvGraphicFramePr>
@@ -1181,7 +1144,7 @@
                                           <a:graphicData uri="http://schemas.openxmlformats.org/drawingml/2006/picture">
                                             <pic:pic xmlns:pic="http://schemas.openxmlformats.org/drawingml/2006/picture">
                                               <pic:nvPicPr>
-                                                <pic:cNvPr id="0" name="Picture 10"/>
+                                                <pic:cNvPr id="0" name="Picture 6"/>
                                                 <pic:cNvPicPr>
                                                   <a:picLocks noChangeAspect="1" noChangeArrowheads="1"/>
                                                 </pic:cNvPicPr>
@@ -1202,7 +1165,7 @@
                                               <pic:spPr bwMode="auto">
                                                 <a:xfrm>
                                                   <a:off x="0" y="0"/>
-                                                  <a:ext cx="5908040" cy="2482215"/>
+                                                  <a:ext cx="5953760" cy="2515870"/>
                                                 </a:xfrm>
                                                 <a:prstGeom prst="rect">
                                                   <a:avLst/>
@@ -1218,6 +1181,15 @@
                                       </wp:inline>
                                     </w:drawing>
                                   </w:r>
+                                </w:p>
+                                <w:p>
+                                  <w:pPr>
+                                    <w:autoSpaceDE/>
+                                    <w:autoSpaceDN/>
+                                    <w:rPr>
+                                      <w:lang w:eastAsia="fi-FI"/>
+                                    </w:rPr>
+                                  </w:pPr>
                                 </w:p>
                                 <w:p>
                                   <w:pPr>
@@ -1259,14 +1231,13 @@
                             </w:pPr>
                             <w:r>
                               <w:rPr>
-                                <w:noProof/>
                                 <w:lang w:eastAsia="fi-FI"/>
                               </w:rPr>
                               <w:drawing>
-                                <wp:inline distT="0" distB="0" distL="0" distR="0" wp14:anchorId="1CD6808B" wp14:editId="79F24C38">
-                                  <wp:extent cx="5908040" cy="2482215"/>
-                                  <wp:effectExtent l="0" t="0" r="0" b="0"/>
-                                  <wp:docPr id="333275218" name="Kuva 6"/>
+                                <wp:inline distT="0" distB="0" distL="0" distR="0" wp14:anchorId="4F68F645" wp14:editId="1456E7D0">
+                                  <wp:extent cx="5953760" cy="2515870"/>
+                                  <wp:effectExtent l="0" t="0" r="8890" b="0"/>
+                                  <wp:docPr id="1115189765" name="Kuva 2"/>
                                   <wp:cNvGraphicFramePr>
                                     <a:graphicFrameLocks xmlns:a="http://schemas.openxmlformats.org/drawingml/2006/main" noChangeAspect="1"/>
                                   </wp:cNvGraphicFramePr>
@@ -1274,7 +1245,7 @@
                                     <a:graphicData uri="http://schemas.openxmlformats.org/drawingml/2006/picture">
                                       <pic:pic xmlns:pic="http://schemas.openxmlformats.org/drawingml/2006/picture">
                                         <pic:nvPicPr>
-                                          <pic:cNvPr id="0" name="Picture 10"/>
+                                          <pic:cNvPr id="0" name="Picture 6"/>
                                           <pic:cNvPicPr>
                                             <a:picLocks noChangeAspect="1" noChangeArrowheads="1"/>
                                           </pic:cNvPicPr>
@@ -1295,7 +1266,7 @@
                                         <pic:spPr bwMode="auto">
                                           <a:xfrm>
                                             <a:off x="0" y="0"/>
-                                            <a:ext cx="5908040" cy="2482215"/>
+                                            <a:ext cx="5953760" cy="2515870"/>
                                           </a:xfrm>
                                           <a:prstGeom prst="rect">
                                             <a:avLst/>
@@ -1314,6 +1285,15 @@
                           </w:p>
                           <w:p>
                             <w:pPr>
+                              <w:autoSpaceDE/>
+                              <w:autoSpaceDN/>
+                              <w:rPr>
+                                <w:lang w:eastAsia="fi-FI"/>
+                              </w:rPr>
+                            </w:pPr>
+                          </w:p>
+                          <w:p>
+                            <w:pPr>
                               <w:jc w:val="center"/>
                             </w:pPr>
                           </w:p>
@@ -1447,16 +1427,8 @@
         <w:rPr>
           <w:rFonts w:ascii="Verdana" w:hAnsi="Verdana"/>
         </w:rPr>
-        <w:t xml:space="preserve">Windows </w:t>
-      </w:r>
-      <w:proofErr w:type="spellStart"/>
-      <w:r>
-        <w:rPr>
-          <w:rFonts w:ascii="Verdana" w:hAnsi="Verdana"/>
-        </w:rPr>
-        <w:t>Defender</w:t>
-      </w:r>
-      <w:proofErr w:type="spellEnd"/>
+        <w:t>Windows Defender</w:t>
+      </w:r>
       <w:r>
         <w:rPr>
           <w:rFonts w:ascii="Verdana" w:hAnsi="Verdana"/>
@@ -1554,28 +1526,20 @@
         <w:rPr>
           <w:rFonts w:ascii="Verdana" w:hAnsi="Verdana"/>
         </w:rPr>
-        <w:t xml:space="preserve">pohjaisesta </w:t>
-      </w:r>
-      <w:proofErr w:type="gramStart"/>
+        <w:t>pohjaisesta pankkiautomaatti</w:t>
+      </w:r>
       <w:r>
         <w:rPr>
           <w:rFonts w:ascii="Verdana" w:hAnsi="Verdana"/>
         </w:rPr>
-        <w:t>pankkiautomaatti</w:t>
+        <w:t>-</w:t>
       </w:r>
       <w:r>
         <w:rPr>
           <w:rFonts w:ascii="Verdana" w:hAnsi="Verdana"/>
         </w:rPr>
-        <w:t>-</w:t>
-      </w:r>
-      <w:r>
-        <w:rPr>
-          <w:rFonts w:ascii="Verdana" w:hAnsi="Verdana"/>
-        </w:rPr>
         <w:t>sovelluksesta</w:t>
       </w:r>
-      <w:proofErr w:type="gramEnd"/>
       <w:r>
         <w:rPr>
           <w:rFonts w:ascii="Verdana" w:hAnsi="Verdana"/>
@@ -1635,67 +1599,31 @@
         <w:rPr>
           <w:rFonts w:ascii="Verdana" w:hAnsi="Verdana"/>
         </w:rPr>
-        <w:t xml:space="preserve">komponentit </w:t>
-      </w:r>
-      <w:proofErr w:type="spellStart"/>
+        <w:t xml:space="preserve">komponentit toteutaaan </w:t>
+      </w:r>
       <w:r>
         <w:rPr>
           <w:rFonts w:ascii="Verdana" w:hAnsi="Verdana"/>
         </w:rPr>
-        <w:t>toteutaaan</w:t>
-      </w:r>
-      <w:proofErr w:type="spellEnd"/>
+        <w:t>Qt-ohjel</w:t>
+      </w:r>
       <w:r>
         <w:rPr>
           <w:rFonts w:ascii="Verdana" w:hAnsi="Verdana"/>
         </w:rPr>
-        <w:t xml:space="preserve"> </w:t>
-      </w:r>
-      <w:proofErr w:type="spellStart"/>
+        <w:t>mointi</w:t>
+      </w:r>
       <w:r>
         <w:rPr>
           <w:rFonts w:ascii="Verdana" w:hAnsi="Verdana"/>
         </w:rPr>
-        <w:t>Qt</w:t>
-      </w:r>
-      <w:proofErr w:type="spellEnd"/>
+        <w:t xml:space="preserve">kehykseen perustuen, </w:t>
+      </w:r>
       <w:r>
         <w:rPr>
           <w:rFonts w:ascii="Verdana" w:hAnsi="Verdana"/>
         </w:rPr>
-        <w:t>-ohjel</w:t>
-      </w:r>
-      <w:r>
-        <w:rPr>
-          <w:rFonts w:ascii="Verdana" w:hAnsi="Verdana"/>
-        </w:rPr>
-        <w:t>mointi</w:t>
-      </w:r>
-      <w:r>
-        <w:rPr>
-          <w:rFonts w:ascii="Verdana" w:hAnsi="Verdana"/>
-        </w:rPr>
-        <w:t xml:space="preserve">kehykseen perustuen, </w:t>
-      </w:r>
-      <w:r>
-        <w:rPr>
-          <w:rFonts w:ascii="Verdana" w:hAnsi="Verdana"/>
-        </w:rPr>
-        <w:t xml:space="preserve">hyödyntäen </w:t>
-      </w:r>
-      <w:proofErr w:type="spellStart"/>
-      <w:r>
-        <w:rPr>
-          <w:rFonts w:ascii="Verdana" w:hAnsi="Verdana"/>
-        </w:rPr>
-        <w:t>Qt</w:t>
-      </w:r>
-      <w:proofErr w:type="spellEnd"/>
-      <w:r>
-        <w:rPr>
-          <w:rFonts w:ascii="Verdana" w:hAnsi="Verdana"/>
-        </w:rPr>
-        <w:t xml:space="preserve">-luokkakirjaston </w:t>
+        <w:t xml:space="preserve">hyödyntäen Qt-luokkakirjaston </w:t>
       </w:r>
       <w:r>
         <w:rPr>
@@ -1828,14 +1756,12 @@
         </w:rPr>
         <w:t xml:space="preserve">Tietokannan vaatima palvelinohjelma perustuu </w:t>
       </w:r>
-      <w:proofErr w:type="spellStart"/>
       <w:r>
         <w:rPr>
           <w:rFonts w:ascii="Verdana" w:hAnsi="Verdana"/>
         </w:rPr>
         <w:t>MariaDB</w:t>
       </w:r>
-      <w:proofErr w:type="spellEnd"/>
       <w:r>
         <w:rPr>
           <w:rFonts w:ascii="Verdana" w:hAnsi="Verdana"/>
@@ -1911,23 +1837,7 @@
           <w:rFonts w:ascii="Verdana" w:hAnsi="Verdana" w:cs="Verdana"/>
           <w:szCs w:val="20"/>
         </w:rPr>
-        <w:t xml:space="preserve"> toteutuksessa voidaan </w:t>
-      </w:r>
-      <w:proofErr w:type="gramStart"/>
-      <w:r>
-        <w:rPr>
-          <w:rFonts w:ascii="Verdana" w:hAnsi="Verdana" w:cs="Verdana"/>
-          <w:szCs w:val="20"/>
-        </w:rPr>
-        <w:t>vaatimuksista riippuen</w:t>
-      </w:r>
-      <w:proofErr w:type="gramEnd"/>
-      <w:r>
-        <w:rPr>
-          <w:rFonts w:ascii="Verdana" w:hAnsi="Verdana" w:cs="Verdana"/>
-          <w:szCs w:val="20"/>
-        </w:rPr>
-        <w:t xml:space="preserve"> myös käyttää </w:t>
+        <w:t xml:space="preserve"> toteutuksessa voidaan vaatimuksista riippuen myös käyttää </w:t>
       </w:r>
       <w:r>
         <w:rPr>
@@ -2722,16 +2632,12 @@
         </w:rPr>
         <w:t xml:space="preserve">pauskaavio on </w:t>
       </w:r>
-      <w:proofErr w:type="spellStart"/>
-      <w:proofErr w:type="gramStart"/>
       <w:r>
         <w:rPr>
           <w:rFonts w:ascii="Verdana" w:hAnsi="Verdana" w:cs="Verdana"/>
         </w:rPr>
         <w:t>allaolevan</w:t>
       </w:r>
-      <w:proofErr w:type="spellEnd"/>
-      <w:proofErr w:type="gramEnd"/>
       <w:r>
         <w:rPr>
           <w:rFonts w:ascii="Verdana" w:hAnsi="Verdana" w:cs="Verdana"/>
@@ -4982,25 +4888,7 @@
                 <w:sz w:val="20"/>
                 <w:szCs w:val="20"/>
               </w:rPr>
-              <w:t xml:space="preserve">Kirjauduttu pankkiautomaatin </w:t>
-            </w:r>
-            <w:proofErr w:type="gramStart"/>
-            <w:r>
-              <w:rPr>
-                <w:rFonts w:ascii="Verdana" w:hAnsi="Verdana" w:cs="Verdana"/>
-                <w:sz w:val="20"/>
-                <w:szCs w:val="20"/>
-              </w:rPr>
-              <w:t>käyttäjäksi,  yhteys</w:t>
-            </w:r>
-            <w:proofErr w:type="gramEnd"/>
-            <w:r>
-              <w:rPr>
-                <w:rFonts w:ascii="Verdana" w:hAnsi="Verdana" w:cs="Verdana"/>
-                <w:sz w:val="20"/>
-                <w:szCs w:val="20"/>
-              </w:rPr>
-              <w:t xml:space="preserve"> </w:t>
+              <w:t xml:space="preserve">Kirjauduttu pankkiautomaatin käyttäjäksi,  yhteys </w:t>
             </w:r>
             <w:r>
               <w:rPr>
@@ -5324,25 +5212,7 @@
                 <w:sz w:val="20"/>
                 <w:szCs w:val="20"/>
               </w:rPr>
-              <w:t xml:space="preserve"> on näytetty oikein, </w:t>
-            </w:r>
-            <w:proofErr w:type="gramStart"/>
-            <w:r>
-              <w:rPr>
-                <w:rFonts w:ascii="Verdana" w:hAnsi="Verdana" w:cs="Verdana"/>
-                <w:sz w:val="20"/>
-                <w:szCs w:val="20"/>
-              </w:rPr>
-              <w:t>ja  tilitapahtumia</w:t>
-            </w:r>
-            <w:proofErr w:type="gramEnd"/>
-            <w:r>
-              <w:rPr>
-                <w:rFonts w:ascii="Verdana" w:hAnsi="Verdana" w:cs="Verdana"/>
-                <w:sz w:val="20"/>
-                <w:szCs w:val="20"/>
-              </w:rPr>
-              <w:t xml:space="preserve"> voidaan selata.</w:t>
+              <w:t xml:space="preserve"> on näytetty oikein, ja  tilitapahtumia voidaan selata.</w:t>
             </w:r>
           </w:p>
         </w:tc>
@@ -5650,25 +5520,7 @@
                 <w:sz w:val="20"/>
                 <w:szCs w:val="20"/>
               </w:rPr>
-              <w:t xml:space="preserve">Kirjauduttu pankkiautomaatin </w:t>
-            </w:r>
-            <w:proofErr w:type="gramStart"/>
-            <w:r>
-              <w:rPr>
-                <w:rFonts w:ascii="Verdana" w:hAnsi="Verdana" w:cs="Verdana"/>
-                <w:sz w:val="20"/>
-                <w:szCs w:val="20"/>
-              </w:rPr>
-              <w:t>käyttäjäksi,  yhteys</w:t>
-            </w:r>
-            <w:proofErr w:type="gramEnd"/>
-            <w:r>
-              <w:rPr>
-                <w:rFonts w:ascii="Verdana" w:hAnsi="Verdana" w:cs="Verdana"/>
-                <w:sz w:val="20"/>
-                <w:szCs w:val="20"/>
-              </w:rPr>
-              <w:t xml:space="preserve"> </w:t>
+              <w:t xml:space="preserve">Kirjauduttu pankkiautomaatin käyttäjäksi,  yhteys </w:t>
             </w:r>
             <w:r>
               <w:rPr>
@@ -5962,25 +5814,7 @@
                 <w:sz w:val="20"/>
                 <w:szCs w:val="20"/>
               </w:rPr>
-              <w:t xml:space="preserve">Käyttäjä on saanut nostetuksi haluamansa summan </w:t>
-            </w:r>
-            <w:proofErr w:type="gramStart"/>
-            <w:r>
-              <w:rPr>
-                <w:rFonts w:ascii="Verdana" w:hAnsi="Verdana" w:cs="Verdana"/>
-                <w:sz w:val="20"/>
-                <w:szCs w:val="20"/>
-              </w:rPr>
-              <w:t>rahaa</w:t>
-            </w:r>
-            <w:proofErr w:type="gramEnd"/>
-            <w:r>
-              <w:rPr>
-                <w:rFonts w:ascii="Verdana" w:hAnsi="Verdana" w:cs="Verdana"/>
-                <w:sz w:val="20"/>
-                <w:szCs w:val="20"/>
-              </w:rPr>
-              <w:t xml:space="preserve"> ja rahamäärä on veloitettu käyttäjän tilitä.</w:t>
+              <w:t>Käyttäjä on saanut nostetuksi haluamansa summan rahaa ja rahamäärä on veloitettu käyttäjän tilitä.</w:t>
             </w:r>
           </w:p>
         </w:tc>
@@ -6290,25 +6124,7 @@
                 <w:sz w:val="20"/>
                 <w:szCs w:val="20"/>
               </w:rPr>
-              <w:t xml:space="preserve">Kirjauduttu pankkiautomaatin </w:t>
-            </w:r>
-            <w:proofErr w:type="gramStart"/>
-            <w:r>
-              <w:rPr>
-                <w:rFonts w:ascii="Verdana" w:hAnsi="Verdana" w:cs="Verdana"/>
-                <w:sz w:val="20"/>
-                <w:szCs w:val="20"/>
-              </w:rPr>
-              <w:t>käyttäjäksi,  yhteys</w:t>
-            </w:r>
-            <w:proofErr w:type="gramEnd"/>
-            <w:r>
-              <w:rPr>
-                <w:rFonts w:ascii="Verdana" w:hAnsi="Verdana" w:cs="Verdana"/>
-                <w:sz w:val="20"/>
-                <w:szCs w:val="20"/>
-              </w:rPr>
-              <w:t xml:space="preserve"> </w:t>
+              <w:t xml:space="preserve">Kirjauduttu pankkiautomaatin käyttäjäksi,  yhteys </w:t>
             </w:r>
             <w:r>
               <w:rPr>
@@ -7170,7 +6986,6 @@
         </w:rPr>
         <w:t xml:space="preserve">Tässä kuvataan </w:t>
       </w:r>
-      <w:proofErr w:type="spellStart"/>
       <w:r>
         <w:rPr>
           <w:rFonts w:ascii="Verdana" w:hAnsi="Verdana"/>
@@ -7185,7 +7000,6 @@
         </w:rPr>
         <w:t>ohjelman</w:t>
       </w:r>
-      <w:proofErr w:type="spellEnd"/>
       <w:r>
         <w:rPr>
           <w:rFonts w:ascii="Verdana" w:hAnsi="Verdana"/>
@@ -7333,30 +7147,8 @@
         <w:rPr>
           <w:rFonts w:ascii="Verdana" w:hAnsi="Verdana" w:cs="Verdana"/>
         </w:rPr>
-        <w:t xml:space="preserve">Asiakkaalla voi olla monta tiliä tyyppiä </w:t>
-      </w:r>
-      <w:proofErr w:type="spellStart"/>
-      <w:r>
-        <w:rPr>
-          <w:rFonts w:ascii="Verdana" w:hAnsi="Verdana" w:cs="Verdana"/>
-        </w:rPr>
-        <w:t>debit</w:t>
-      </w:r>
-      <w:proofErr w:type="spellEnd"/>
-      <w:r>
-        <w:rPr>
-          <w:rFonts w:ascii="Verdana" w:hAnsi="Verdana" w:cs="Verdana"/>
-        </w:rPr>
-        <w:t xml:space="preserve"> tai </w:t>
-      </w:r>
-      <w:proofErr w:type="spellStart"/>
-      <w:r>
-        <w:rPr>
-          <w:rFonts w:ascii="Verdana" w:hAnsi="Verdana" w:cs="Verdana"/>
-        </w:rPr>
-        <w:t>credit</w:t>
-      </w:r>
-      <w:proofErr w:type="spellEnd"/>
+        <w:t>Asiakkaalla voi olla monta tiliä tyyppiä debit tai credit</w:t>
+      </w:r>
     </w:p>
     <w:p>
       <w:pPr>
@@ -7409,35 +7201,7 @@
         <w:rPr>
           <w:rFonts w:ascii="Verdana" w:hAnsi="Verdana" w:cs="Verdana"/>
         </w:rPr>
-        <w:t xml:space="preserve">Kortin tyyppejä on kolme: </w:t>
-      </w:r>
-      <w:proofErr w:type="spellStart"/>
-      <w:r>
-        <w:rPr>
-          <w:rFonts w:ascii="Verdana" w:hAnsi="Verdana" w:cs="Verdana"/>
-        </w:rPr>
-        <w:t>debit</w:t>
-      </w:r>
-      <w:proofErr w:type="spellEnd"/>
-      <w:r>
-        <w:rPr>
-          <w:rFonts w:ascii="Verdana" w:hAnsi="Verdana" w:cs="Verdana"/>
-        </w:rPr>
-        <w:t xml:space="preserve">, </w:t>
-      </w:r>
-      <w:proofErr w:type="spellStart"/>
-      <w:r>
-        <w:rPr>
-          <w:rFonts w:ascii="Verdana" w:hAnsi="Verdana" w:cs="Verdana"/>
-        </w:rPr>
-        <w:t>credit</w:t>
-      </w:r>
-      <w:proofErr w:type="spellEnd"/>
-      <w:r>
-        <w:rPr>
-          <w:rFonts w:ascii="Verdana" w:hAnsi="Verdana" w:cs="Verdana"/>
-        </w:rPr>
-        <w:t>, kaksoiskortti</w:t>
+        <w:t>Kortin tyyppejä on kolme: debit, credit, kaksoiskortti</w:t>
       </w:r>
     </w:p>
     <w:p>
@@ -7455,35 +7219,7 @@
         <w:rPr>
           <w:rFonts w:ascii="Verdana" w:hAnsi="Verdana" w:cs="Verdana"/>
         </w:rPr>
-        <w:t xml:space="preserve">Yksi kortti voidaan liittää useaan tiliin (tämä tarkoittaa käytännössä, että kaksoiskortti voidaan liittää yhteen </w:t>
-      </w:r>
-      <w:proofErr w:type="spellStart"/>
-      <w:r>
-        <w:rPr>
-          <w:rFonts w:ascii="Verdana" w:hAnsi="Verdana" w:cs="Verdana"/>
-        </w:rPr>
-        <w:t>debit</w:t>
-      </w:r>
-      <w:proofErr w:type="spellEnd"/>
-      <w:r>
-        <w:rPr>
-          <w:rFonts w:ascii="Verdana" w:hAnsi="Verdana" w:cs="Verdana"/>
-        </w:rPr>
-        <w:t xml:space="preserve">-tiliin ja yhteen </w:t>
-      </w:r>
-      <w:proofErr w:type="spellStart"/>
-      <w:r>
-        <w:rPr>
-          <w:rFonts w:ascii="Verdana" w:hAnsi="Verdana" w:cs="Verdana"/>
-        </w:rPr>
-        <w:t>credit</w:t>
-      </w:r>
-      <w:proofErr w:type="spellEnd"/>
-      <w:r>
-        <w:rPr>
-          <w:rFonts w:ascii="Verdana" w:hAnsi="Verdana" w:cs="Verdana"/>
-        </w:rPr>
-        <w:t>-tiliin)</w:t>
+        <w:t>Yksi kortti voidaan liittää useaan tiliin (tämä tarkoittaa käytännössä, että kaksoiskortti voidaan liittää yhteen debit-tiliin ja yhteen credit-tiliin)</w:t>
       </w:r>
     </w:p>
     <w:p>
@@ -8227,6 +7963,7 @@
             <w:r>
               <w:rPr>
                 <w:rFonts w:ascii="Verdana" w:hAnsi="Verdana" w:cs="Verdana"/>
+                <w:noProof/>
               </w:rPr>
               <w:drawing>
                 <wp:inline distT="0" distB="0" distL="0" distR="0" wp14:anchorId="1D07B9BF" wp14:editId="4AED74EB">
@@ -8982,31 +8719,7 @@
                 <w:sz w:val="20"/>
                 <w:szCs w:val="20"/>
               </w:rPr>
-              <w:t xml:space="preserve"> </w:t>
-            </w:r>
-            <w:proofErr w:type="spellStart"/>
-            <w:r>
-              <w:rPr>
-                <w:rFonts w:ascii="Verdana" w:hAnsi="Verdana" w:cs="Verdana"/>
-                <w:i/>
-                <w:iCs/>
-                <w:color w:val="FF0000"/>
-                <w:sz w:val="20"/>
-                <w:szCs w:val="20"/>
-              </w:rPr>
-              <w:t>Qt:n</w:t>
-            </w:r>
-            <w:proofErr w:type="spellEnd"/>
-            <w:r>
-              <w:rPr>
-                <w:rFonts w:ascii="Verdana" w:hAnsi="Verdana" w:cs="Verdana"/>
-                <w:i/>
-                <w:iCs/>
-                <w:color w:val="FF0000"/>
-                <w:sz w:val="20"/>
-                <w:szCs w:val="20"/>
-              </w:rPr>
-              <w:t xml:space="preserve"> sisäisiä.)</w:t>
+              <w:t xml:space="preserve"> Qt:n sisäisiä.)</w:t>
             </w:r>
             <w:r>
               <w:rPr>
@@ -9377,7 +9090,6 @@
           <w:color w:val="FF0000"/>
         </w:rPr>
       </w:pPr>
-      <w:proofErr w:type="gramStart"/>
       <w:r>
         <w:rPr>
           <w:rFonts w:ascii="Verdana" w:hAnsi="Verdana"/>
@@ -9385,17 +9097,7 @@
           <w:iCs/>
           <w:color w:val="FF0000"/>
         </w:rPr>
-        <w:t>..</w:t>
-      </w:r>
-      <w:proofErr w:type="gramEnd"/>
-      <w:r>
-        <w:rPr>
-          <w:rFonts w:ascii="Verdana" w:hAnsi="Verdana"/>
-          <w:i/>
-          <w:iCs/>
-          <w:color w:val="FF0000"/>
-        </w:rPr>
-        <w:t>s</w:t>
+        <w:t>..s</w:t>
       </w:r>
       <w:r>
         <w:rPr>
@@ -15356,17 +15058,19 @@
 </file>
 
 <file path=customXml/item1.xml><?xml version="1.0" encoding="utf-8"?>
-<p:properties xmlns:p="http://schemas.microsoft.com/office/2006/metadata/properties" xmlns:xsi="http://www.w3.org/2001/XMLSchema-instance" xmlns:pc="http://schemas.microsoft.com/office/infopath/2007/PartnerControls">
-  <documentManagement>
-    <lcf76f155ced4ddcb4097134ff3c332f xmlns="b6e86e1a-7dac-4e5e-8694-d5f26c43e9af">
-      <Terms xmlns="http://schemas.microsoft.com/office/infopath/2007/PartnerControls"/>
-    </lcf76f155ced4ddcb4097134ff3c332f>
-    <TaxCatchAll xmlns="3923370c-5647-4f42-8697-36eb8b224da0" xsi:nil="true"/>
-  </documentManagement>
-</p:properties>
+<?mso-contentType ?>
+<FormTemplates xmlns="http://schemas.microsoft.com/sharepoint/v3/contenttype/forms">
+  <Display>DocumentLibraryForm</Display>
+  <Edit>DocumentLibraryForm</Edit>
+  <New>DocumentLibraryForm</New>
+</FormTemplates>
 </file>
 
 <file path=customXml/item2.xml><?xml version="1.0" encoding="utf-8"?>
+<b:Sources xmlns:b="http://schemas.openxmlformats.org/officeDocument/2006/bibliography" xmlns="http://schemas.openxmlformats.org/officeDocument/2006/bibliography" SelectedStyle="\APA.XSL" StyleName="APA"/>
+</file>
+
+<file path=customXml/item3.xml><?xml version="1.0" encoding="utf-8"?>
 <ct:contentTypeSchema xmlns:ct="http://schemas.microsoft.com/office/2006/metadata/contentType" xmlns:ma="http://schemas.microsoft.com/office/2006/metadata/properties/metaAttributes" ct:_="" ma:_="" ma:contentTypeName="Document" ma:contentTypeID="0x010100FAD15EC6B0214449900C342CAD696C17" ma:contentTypeVersion="11" ma:contentTypeDescription="Create a new document." ma:contentTypeScope="" ma:versionID="f43be529dfaaeb5c5f059a8b45c58c8a">
   <xsd:schema xmlns:xsd="http://www.w3.org/2001/XMLSchema" xmlns:xs="http://www.w3.org/2001/XMLSchema" xmlns:p="http://schemas.microsoft.com/office/2006/metadata/properties" xmlns:ns2="b6e86e1a-7dac-4e5e-8694-d5f26c43e9af" xmlns:ns3="3923370c-5647-4f42-8697-36eb8b224da0" targetNamespace="http://schemas.microsoft.com/office/2006/metadata/properties" ma:root="true" ma:fieldsID="db4d6064f0e2bd3072cf932d5a08d366" ns2:_="" ns3:_="">
     <xsd:import namespace="b6e86e1a-7dac-4e5e-8694-d5f26c43e9af"/>
@@ -15561,31 +15265,34 @@
 </ct:contentTypeSchema>
 </file>
 
-<file path=customXml/item3.xml><?xml version="1.0" encoding="utf-8"?>
-<b:Sources xmlns:b="http://schemas.openxmlformats.org/officeDocument/2006/bibliography" xmlns="http://schemas.openxmlformats.org/officeDocument/2006/bibliography" SelectedStyle="\APA.XSL" StyleName="APA"/>
-</file>
-
 <file path=customXml/item4.xml><?xml version="1.0" encoding="utf-8"?>
-<?mso-contentType ?>
-<FormTemplates xmlns="http://schemas.microsoft.com/sharepoint/v3/contenttype/forms">
-  <Display>DocumentLibraryForm</Display>
-  <Edit>DocumentLibraryForm</Edit>
-  <New>DocumentLibraryForm</New>
-</FormTemplates>
+<p:properties xmlns:p="http://schemas.microsoft.com/office/2006/metadata/properties" xmlns:xsi="http://www.w3.org/2001/XMLSchema-instance" xmlns:pc="http://schemas.microsoft.com/office/infopath/2007/PartnerControls">
+  <documentManagement>
+    <lcf76f155ced4ddcb4097134ff3c332f xmlns="b6e86e1a-7dac-4e5e-8694-d5f26c43e9af">
+      <Terms xmlns="http://schemas.microsoft.com/office/infopath/2007/PartnerControls"/>
+    </lcf76f155ced4ddcb4097134ff3c332f>
+    <TaxCatchAll xmlns="3923370c-5647-4f42-8697-36eb8b224da0" xsi:nil="true"/>
+  </documentManagement>
+</p:properties>
 </file>
 
 <file path=customXml/itemProps1.xml><?xml version="1.0" encoding="utf-8"?>
-<ds:datastoreItem xmlns:ds="http://schemas.openxmlformats.org/officeDocument/2006/customXml" ds:itemID="{EE41A236-5C73-4451-B1B7-A171E48F7377}">
+<ds:datastoreItem xmlns:ds="http://schemas.openxmlformats.org/officeDocument/2006/customXml" ds:itemID="{13DB4B30-73AF-4FCD-BA9E-CA11CB4B5807}">
   <ds:schemaRefs>
-    <ds:schemaRef ds:uri="http://schemas.microsoft.com/office/2006/metadata/properties"/>
-    <ds:schemaRef ds:uri="http://schemas.microsoft.com/office/infopath/2007/PartnerControls"/>
-    <ds:schemaRef ds:uri="b6e86e1a-7dac-4e5e-8694-d5f26c43e9af"/>
-    <ds:schemaRef ds:uri="3923370c-5647-4f42-8697-36eb8b224da0"/>
+    <ds:schemaRef ds:uri="http://schemas.microsoft.com/sharepoint/v3/contenttype/forms"/>
   </ds:schemaRefs>
 </ds:datastoreItem>
 </file>
 
 <file path=customXml/itemProps2.xml><?xml version="1.0" encoding="utf-8"?>
+<ds:datastoreItem xmlns:ds="http://schemas.openxmlformats.org/officeDocument/2006/customXml" ds:itemID="{2BA0B919-FBBB-4BB8-90D2-33E6A0B69F94}">
+  <ds:schemaRefs>
+    <ds:schemaRef ds:uri="http://schemas.openxmlformats.org/officeDocument/2006/bibliography"/>
+  </ds:schemaRefs>
+</ds:datastoreItem>
+</file>
+
+<file path=customXml/itemProps3.xml><?xml version="1.0" encoding="utf-8"?>
 <ds:datastoreItem xmlns:ds="http://schemas.openxmlformats.org/officeDocument/2006/customXml" ds:itemID="{EEF1F8ED-8152-4CF7-9FBA-8F4A348D0466}">
   <ds:schemaRefs>
     <ds:schemaRef ds:uri="http://schemas.microsoft.com/office/2006/metadata/contentType"/>
@@ -15604,18 +15311,13 @@
 </ds:datastoreItem>
 </file>
 
-<file path=customXml/itemProps3.xml><?xml version="1.0" encoding="utf-8"?>
-<ds:datastoreItem xmlns:ds="http://schemas.openxmlformats.org/officeDocument/2006/customXml" ds:itemID="{2BA0B919-FBBB-4BB8-90D2-33E6A0B69F94}">
+<file path=customXml/itemProps4.xml><?xml version="1.0" encoding="utf-8"?>
+<ds:datastoreItem xmlns:ds="http://schemas.openxmlformats.org/officeDocument/2006/customXml" ds:itemID="{EE41A236-5C73-4451-B1B7-A171E48F7377}">
   <ds:schemaRefs>
-    <ds:schemaRef ds:uri="http://schemas.openxmlformats.org/officeDocument/2006/bibliography"/>
-  </ds:schemaRefs>
-</ds:datastoreItem>
-</file>
-
-<file path=customXml/itemProps4.xml><?xml version="1.0" encoding="utf-8"?>
-<ds:datastoreItem xmlns:ds="http://schemas.openxmlformats.org/officeDocument/2006/customXml" ds:itemID="{13DB4B30-73AF-4FCD-BA9E-CA11CB4B5807}">
-  <ds:schemaRefs>
-    <ds:schemaRef ds:uri="http://schemas.microsoft.com/sharepoint/v3/contenttype/forms"/>
+    <ds:schemaRef ds:uri="http://schemas.microsoft.com/office/2006/metadata/properties"/>
+    <ds:schemaRef ds:uri="http://schemas.microsoft.com/office/infopath/2007/PartnerControls"/>
+    <ds:schemaRef ds:uri="b6e86e1a-7dac-4e5e-8694-d5f26c43e9af"/>
+    <ds:schemaRef ds:uri="3923370c-5647-4f42-8697-36eb8b224da0"/>
   </ds:schemaRefs>
 </ds:datastoreItem>
 </file>
--- a/documents/tekninen_maarittely.docx
+++ b/documents/tekninen_maarittely.docx
@@ -6,6 +6,9 @@
       <w:pPr>
         <w:pStyle w:val="Alaviitteenteksti"/>
       </w:pPr>
+      <w:r>
+        <w:t xml:space="preserve">  </w:t>
+      </w:r>
     </w:p>
     <w:p>
       <w:pPr>
@@ -310,7 +313,18 @@
                 <w:sz w:val="20"/>
                 <w:szCs w:val="20"/>
               </w:rPr>
-              <w:t>0.1</w:t>
+              <w:t>0.</w:t>
+            </w:r>
+            <w:r>
+              <w:rPr>
+                <w:rFonts w:ascii="Verdana" w:hAnsi="Verdana" w:cs="Verdana"/>
+                <w:i/>
+                <w:iCs/>
+                <w:color w:val="000000" w:themeColor="text1"/>
+                <w:sz w:val="20"/>
+                <w:szCs w:val="20"/>
+              </w:rPr>
+              <w:t>2</w:t>
             </w:r>
           </w:p>
         </w:tc>
@@ -1130,6 +1144,7 @@
                                   </w:pPr>
                                   <w:r>
                                     <w:rPr>
+                                      <w:noProof/>
                                       <w:lang w:eastAsia="fi-FI"/>
                                     </w:rPr>
                                     <w:drawing>
@@ -1231,6 +1246,7 @@
                             </w:pPr>
                             <w:r>
                               <w:rPr>
+                                <w:noProof/>
                                 <w:lang w:eastAsia="fi-FI"/>
                               </w:rPr>
                               <w:drawing>
@@ -7942,7 +7958,7 @@
         <w:tblLook w:val="04A0" w:firstRow="1" w:lastRow="0" w:firstColumn="1" w:lastColumn="0" w:noHBand="0" w:noVBand="1"/>
       </w:tblPr>
       <w:tblGrid>
-        <w:gridCol w:w="10386"/>
+        <w:gridCol w:w="10296"/>
       </w:tblGrid>
       <w:tr>
         <w:trPr>
@@ -7966,9 +7982,9 @@
                 <w:noProof/>
               </w:rPr>
               <w:drawing>
-                <wp:inline distT="0" distB="0" distL="0" distR="0" wp14:anchorId="1D07B9BF" wp14:editId="4AED74EB">
-                  <wp:extent cx="6450965" cy="3832714"/>
-                  <wp:effectExtent l="0" t="0" r="6985" b="0"/>
+                <wp:inline distT="0" distB="0" distL="0" distR="0" wp14:anchorId="1D07B9BF" wp14:editId="0713F0B9">
+                  <wp:extent cx="6393180" cy="3798383"/>
+                  <wp:effectExtent l="0" t="0" r="7620" b="0"/>
                   <wp:docPr id="302342803" name="Kuva 8"/>
                   <wp:cNvGraphicFramePr>
                     <a:graphicFrameLocks xmlns:a="http://schemas.openxmlformats.org/drawingml/2006/main" noChangeAspect="1"/>
@@ -7998,7 +8014,7 @@
                         <pic:spPr bwMode="auto">
                           <a:xfrm>
                             <a:off x="0" y="0"/>
-                            <a:ext cx="6471891" cy="3845147"/>
+                            <a:ext cx="6437635" cy="3824795"/>
                           </a:xfrm>
                           <a:prstGeom prst="rect">
                             <a:avLst/>
@@ -8065,30 +8081,6 @@
         <w:spacing w:after="240"/>
         <w:rPr>
           <w:rFonts w:ascii="Verdana" w:hAnsi="Verdana" w:cs="Verdana"/>
-          <w:color w:val="FF0000"/>
-          <w:sz w:val="28"/>
-          <w:szCs w:val="28"/>
-          <w:u w:val="single"/>
-        </w:rPr>
-      </w:pPr>
-      <w:r>
-        <w:rPr>
-          <w:rFonts w:ascii="Verdana" w:hAnsi="Verdana" w:cs="Verdana"/>
-          <w:color w:val="FF0000"/>
-          <w:sz w:val="28"/>
-          <w:szCs w:val="28"/>
-          <w:u w:val="single"/>
-        </w:rPr>
-        <w:lastRenderedPageBreak/>
-        <w:t>HOX!! TÄSTÄ ETEENPÄIN EDITOITAAN VASTA VIIKOLLA 5...</w:t>
-      </w:r>
-    </w:p>
-    <w:p>
-      <w:pPr>
-        <w:pStyle w:val="Otsikko1"/>
-        <w:spacing w:after="240"/>
-        <w:rPr>
-          <w:rFonts w:ascii="Verdana" w:hAnsi="Verdana" w:cs="Verdana"/>
           <w:sz w:val="24"/>
           <w:szCs w:val="24"/>
         </w:rPr>
@@ -8099,6 +8091,7 @@
           <w:sz w:val="24"/>
           <w:szCs w:val="24"/>
         </w:rPr>
+        <w:lastRenderedPageBreak/>
         <w:t>JÄRJESTELMÄ</w:t>
       </w:r>
       <w:r>
@@ -8204,93 +8197,18 @@
           <w:i/>
           <w:iCs/>
           <w:color w:val="FF0000"/>
-          <w:szCs w:val="20"/>
-        </w:rPr>
-      </w:pPr>
-    </w:p>
-    <w:p>
-      <w:pPr>
-        <w:spacing w:line="360" w:lineRule="auto"/>
-        <w:jc w:val="both"/>
-        <w:rPr>
-          <w:rFonts w:ascii="Verdana" w:hAnsi="Verdana" w:cs="Verdana"/>
-          <w:i/>
-          <w:iCs/>
-          <w:color w:val="FF0000"/>
-        </w:rPr>
-      </w:pPr>
-      <w:r>
-        <w:rPr>
-          <w:rFonts w:ascii="Verdana" w:hAnsi="Verdana" w:cs="Verdana"/>
-          <w:i/>
-          <w:iCs/>
-          <w:color w:val="FF0000"/>
-        </w:rPr>
-        <w:t>Komponenttikaaviossa voidaan mennä niin tarkalle detaljitasolle</w:t>
-      </w:r>
-      <w:r>
-        <w:rPr>
-          <w:rFonts w:ascii="Verdana" w:hAnsi="Verdana" w:cs="Verdana"/>
-          <w:i/>
-          <w:iCs/>
-          <w:color w:val="FF0000"/>
-        </w:rPr>
-        <w:t>,</w:t>
-      </w:r>
-      <w:r>
-        <w:rPr>
-          <w:rFonts w:ascii="Verdana" w:hAnsi="Verdana" w:cs="Verdana"/>
-          <w:i/>
-          <w:iCs/>
-          <w:color w:val="FF0000"/>
-        </w:rPr>
-        <w:t xml:space="preserve"> kun on tarpeen. Voidaan myös laatia </w:t>
-      </w:r>
-      <w:r>
-        <w:rPr>
-          <w:rFonts w:ascii="Verdana" w:hAnsi="Verdana" w:cs="Verdana"/>
-          <w:i/>
-          <w:iCs/>
-          <w:color w:val="FF0000"/>
-        </w:rPr>
-        <w:t xml:space="preserve">useita </w:t>
-      </w:r>
-      <w:r>
-        <w:rPr>
-          <w:rFonts w:ascii="Verdana" w:hAnsi="Verdana" w:cs="Verdana"/>
-          <w:i/>
-          <w:iCs/>
-          <w:color w:val="FF0000"/>
-        </w:rPr>
-        <w:t>hierarkisia komponenttikaavioita, joissa tarkennetaan komponent</w:t>
-      </w:r>
-      <w:r>
-        <w:rPr>
-          <w:rFonts w:ascii="Verdana" w:hAnsi="Verdana" w:cs="Verdana"/>
-          <w:i/>
-          <w:iCs/>
-          <w:color w:val="FF0000"/>
-        </w:rPr>
-        <w:t>in</w:t>
-      </w:r>
-      <w:r>
-        <w:rPr>
-          <w:rFonts w:ascii="Verdana" w:hAnsi="Verdana" w:cs="Verdana"/>
-          <w:i/>
-          <w:iCs/>
-          <w:color w:val="FF0000"/>
-        </w:rPr>
-        <w:t xml:space="preserve"> toimintaa alemman tason kaavioilla. </w:t>
-      </w:r>
+        </w:rPr>
+      </w:pPr>
     </w:p>
     <w:tbl>
       <w:tblPr>
         <w:tblStyle w:val="TaulukkoRuudukko"/>
-        <w:tblW w:w="9760" w:type="dxa"/>
+        <w:tblW w:w="19704" w:type="dxa"/>
         <w:tblLook w:val="04A0" w:firstRow="1" w:lastRow="0" w:firstColumn="1" w:lastColumn="0" w:noHBand="0" w:noVBand="1"/>
       </w:tblPr>
       <w:tblGrid>
-        <w:gridCol w:w="9760"/>
+        <w:gridCol w:w="9852"/>
+        <w:gridCol w:w="9852"/>
       </w:tblGrid>
       <w:tr>
         <w:trPr>
@@ -8298,7 +8216,7 @@
         </w:trPr>
         <w:tc>
           <w:tcPr>
-            <w:tcW w:w="9760" w:type="dxa"/>
+            <w:tcW w:w="9852" w:type="dxa"/>
           </w:tcPr>
           <w:p>
             <w:pPr>
@@ -8312,13 +8230,74 @@
             <w:r>
               <w:rPr>
                 <w:rFonts w:ascii="Verdana" w:hAnsi="Verdana" w:cs="Verdana"/>
-                <w:i/>
-                <w:iCs/>
-                <w:color w:val="FF0000"/>
-                <w:szCs w:val="20"/>
-              </w:rPr>
-              <w:t>Kuva tähän.</w:t>
-            </w:r>
+                <w:noProof/>
+                <w:szCs w:val="20"/>
+              </w:rPr>
+              <w:drawing>
+                <wp:inline distT="0" distB="0" distL="0" distR="0" wp14:anchorId="45E90675" wp14:editId="19E1BF40">
+                  <wp:extent cx="6093312" cy="3634740"/>
+                  <wp:effectExtent l="0" t="0" r="3175" b="3810"/>
+                  <wp:docPr id="380849853" name="Kuva 3"/>
+                  <wp:cNvGraphicFramePr>
+                    <a:graphicFrameLocks xmlns:a="http://schemas.openxmlformats.org/drawingml/2006/main" noChangeAspect="1"/>
+                  </wp:cNvGraphicFramePr>
+                  <a:graphic xmlns:a="http://schemas.openxmlformats.org/drawingml/2006/main">
+                    <a:graphicData uri="http://schemas.openxmlformats.org/drawingml/2006/picture">
+                      <pic:pic xmlns:pic="http://schemas.openxmlformats.org/drawingml/2006/picture">
+                        <pic:nvPicPr>
+                          <pic:cNvPr id="0" name="Picture 3"/>
+                          <pic:cNvPicPr>
+                            <a:picLocks noChangeAspect="1" noChangeArrowheads="1"/>
+                          </pic:cNvPicPr>
+                        </pic:nvPicPr>
+                        <pic:blipFill>
+                          <a:blip r:embed="rId16">
+                            <a:extLst>
+                              <a:ext uri="{28A0092B-C50C-407E-A947-70E740481C1C}">
+                                <a14:useLocalDpi xmlns:a14="http://schemas.microsoft.com/office/drawing/2010/main" val="0"/>
+                              </a:ext>
+                            </a:extLst>
+                          </a:blip>
+                          <a:srcRect/>
+                          <a:stretch>
+                            <a:fillRect/>
+                          </a:stretch>
+                        </pic:blipFill>
+                        <pic:spPr bwMode="auto">
+                          <a:xfrm>
+                            <a:off x="0" y="0"/>
+                            <a:ext cx="6112048" cy="3645917"/>
+                          </a:xfrm>
+                          <a:prstGeom prst="rect">
+                            <a:avLst/>
+                          </a:prstGeom>
+                          <a:noFill/>
+                          <a:ln>
+                            <a:noFill/>
+                          </a:ln>
+                        </pic:spPr>
+                      </pic:pic>
+                    </a:graphicData>
+                  </a:graphic>
+                </wp:inline>
+              </w:drawing>
+            </w:r>
+          </w:p>
+        </w:tc>
+        <w:tc>
+          <w:tcPr>
+            <w:tcW w:w="9852" w:type="dxa"/>
+          </w:tcPr>
+          <w:p>
+            <w:pPr>
+              <w:autoSpaceDE/>
+              <w:autoSpaceDN/>
+              <w:rPr>
+                <w:rFonts w:ascii="Verdana" w:hAnsi="Verdana" w:cs="Verdana"/>
+                <w:noProof/>
+                <w:szCs w:val="20"/>
+              </w:rPr>
+            </w:pPr>
           </w:p>
         </w:tc>
       </w:tr>
@@ -8381,9 +8360,7 @@
           <w:rFonts w:ascii="Verdana" w:hAnsi="Verdana" w:cs="Verdana"/>
           <w:b/>
           <w:bCs/>
-          <w:i/>
-          <w:iCs/>
-          <w:color w:val="FF0000"/>
+          <w:color w:val="000000" w:themeColor="text1"/>
           <w:sz w:val="36"/>
           <w:szCs w:val="36"/>
         </w:rPr>
@@ -8393,13 +8370,11 @@
           <w:rFonts w:ascii="Verdana" w:hAnsi="Verdana" w:cs="Verdana"/>
           <w:b/>
           <w:bCs/>
-          <w:i/>
-          <w:iCs/>
-          <w:color w:val="FF0000"/>
+          <w:color w:val="000000" w:themeColor="text1"/>
           <w:sz w:val="36"/>
           <w:szCs w:val="36"/>
         </w:rPr>
-        <w:t>Nostoikkuna</w:t>
+        <w:t>RFID-lukija</w:t>
       </w:r>
     </w:p>
     <w:tbl>
@@ -8455,48 +8430,20 @@
               <w:spacing w:line="276" w:lineRule="auto"/>
               <w:rPr>
                 <w:rFonts w:ascii="Verdana" w:hAnsi="Verdana" w:cs="Verdana"/>
-                <w:i/>
-                <w:iCs/>
-                <w:sz w:val="20"/>
-                <w:szCs w:val="20"/>
-              </w:rPr>
-            </w:pPr>
-            <w:r>
-              <w:rPr>
-                <w:rFonts w:ascii="Verdana" w:hAnsi="Verdana" w:cs="Verdana"/>
-                <w:i/>
-                <w:iCs/>
-                <w:color w:val="FF0000"/>
-                <w:sz w:val="20"/>
-                <w:szCs w:val="20"/>
-              </w:rPr>
-              <w:t>Mihin tarkoitukseen komponentti tehtiin? Miten komponentti toimii? Lyhyt parin rivin selitys.</w:t>
-            </w:r>
-            <w:r>
-              <w:rPr>
-                <w:rFonts w:ascii="Verdana" w:hAnsi="Verdana" w:cs="Verdana"/>
-                <w:i/>
-                <w:iCs/>
-                <w:color w:val="FF0000"/>
-                <w:sz w:val="20"/>
-                <w:szCs w:val="20"/>
-              </w:rPr>
-              <w:br/>
-            </w:r>
-          </w:p>
-          <w:p>
-            <w:pPr>
-              <w:autoSpaceDE/>
-              <w:autoSpaceDN/>
-              <w:spacing w:line="276" w:lineRule="auto"/>
-              <w:rPr>
-                <w:rFonts w:ascii="Verdana" w:hAnsi="Verdana" w:cs="Verdana"/>
-                <w:i/>
-                <w:iCs/>
-                <w:sz w:val="20"/>
-                <w:szCs w:val="20"/>
-              </w:rPr>
-            </w:pPr>
+                <w:color w:val="000000" w:themeColor="text1"/>
+                <w:sz w:val="20"/>
+                <w:szCs w:val="20"/>
+              </w:rPr>
+            </w:pPr>
+            <w:r>
+              <w:rPr>
+                <w:rFonts w:ascii="Verdana" w:hAnsi="Verdana" w:cs="Verdana"/>
+                <w:color w:val="000000" w:themeColor="text1"/>
+                <w:sz w:val="20"/>
+                <w:szCs w:val="20"/>
+              </w:rPr>
+              <w:t>Lukee RFID-kortin lähettämän signaalin ja muuntaa sen digitaaliseen muotoon. Laite välittää luetun korttitunnisteen tietokoneelle USB kautta.</w:t>
+            </w:r>
           </w:p>
         </w:tc>
       </w:tr>
@@ -8540,34 +8487,19 @@
               <w:spacing w:line="276" w:lineRule="auto"/>
               <w:rPr>
                 <w:rFonts w:ascii="Verdana" w:hAnsi="Verdana" w:cs="Verdana"/>
-                <w:i/>
-                <w:iCs/>
-                <w:color w:val="FF0000"/>
-                <w:sz w:val="20"/>
-                <w:szCs w:val="20"/>
-              </w:rPr>
-            </w:pPr>
-            <w:r>
-              <w:rPr>
-                <w:rFonts w:ascii="Verdana" w:hAnsi="Verdana" w:cs="Verdana"/>
-                <w:i/>
-                <w:iCs/>
-                <w:color w:val="FF0000"/>
-                <w:sz w:val="20"/>
-                <w:szCs w:val="20"/>
-              </w:rPr>
-              <w:t>Sovellus, DLL, REST API, tietokanta, muu?</w:t>
-            </w:r>
-            <w:r>
-              <w:rPr>
-                <w:rFonts w:ascii="Verdana" w:hAnsi="Verdana" w:cs="Verdana"/>
-                <w:i/>
-                <w:iCs/>
-                <w:color w:val="FF0000"/>
-                <w:sz w:val="20"/>
-                <w:szCs w:val="20"/>
-              </w:rPr>
-              <w:br/>
+                <w:color w:val="000000" w:themeColor="text1"/>
+                <w:sz w:val="20"/>
+                <w:szCs w:val="20"/>
+              </w:rPr>
+            </w:pPr>
+            <w:r>
+              <w:rPr>
+                <w:rFonts w:ascii="Verdana" w:hAnsi="Verdana" w:cs="Verdana"/>
+                <w:color w:val="000000" w:themeColor="text1"/>
+                <w:sz w:val="20"/>
+                <w:szCs w:val="20"/>
+              </w:rPr>
+              <w:t>Ulkoinen komponentti (USB-laite)</w:t>
             </w:r>
           </w:p>
         </w:tc>
@@ -8618,16 +8550,6 @@
                 <w:szCs w:val="20"/>
               </w:rPr>
             </w:pPr>
-            <w:r>
-              <w:rPr>
-                <w:rFonts w:ascii="Verdana" w:hAnsi="Verdana" w:cs="Verdana"/>
-                <w:i/>
-                <w:iCs/>
-                <w:color w:val="FF0000"/>
-                <w:szCs w:val="20"/>
-              </w:rPr>
-              <w:t>Kuva tähän.</w:t>
-            </w:r>
           </w:p>
           <w:p>
             <w:pPr>
@@ -8642,6 +8564,51 @@
                 <w:szCs w:val="20"/>
               </w:rPr>
             </w:pPr>
+            <w:r>
+              <w:rPr>
+                <w:rFonts w:ascii="Verdana" w:hAnsi="Verdana" w:cs="Verdana"/>
+                <w:b/>
+                <w:bCs/>
+                <w:noProof/>
+                <w:sz w:val="20"/>
+                <w:szCs w:val="20"/>
+              </w:rPr>
+              <w:drawing>
+                <wp:inline distT="0" distB="0" distL="0" distR="0" wp14:anchorId="36BDB2A8" wp14:editId="267BB717">
+                  <wp:extent cx="2686425" cy="2896004"/>
+                  <wp:effectExtent l="0" t="0" r="0" b="0"/>
+                  <wp:docPr id="2052989045" name="Kuva 1"/>
+                  <wp:cNvGraphicFramePr>
+                    <a:graphicFrameLocks xmlns:a="http://schemas.openxmlformats.org/drawingml/2006/main" noChangeAspect="1"/>
+                  </wp:cNvGraphicFramePr>
+                  <a:graphic xmlns:a="http://schemas.openxmlformats.org/drawingml/2006/main">
+                    <a:graphicData uri="http://schemas.openxmlformats.org/drawingml/2006/picture">
+                      <pic:pic xmlns:pic="http://schemas.openxmlformats.org/drawingml/2006/picture">
+                        <pic:nvPicPr>
+                          <pic:cNvPr id="2052989045" name=""/>
+                          <pic:cNvPicPr/>
+                        </pic:nvPicPr>
+                        <pic:blipFill>
+                          <a:blip r:embed="rId17"/>
+                          <a:stretch>
+                            <a:fillRect/>
+                          </a:stretch>
+                        </pic:blipFill>
+                        <pic:spPr>
+                          <a:xfrm>
+                            <a:off x="0" y="0"/>
+                            <a:ext cx="2686425" cy="2896004"/>
+                          </a:xfrm>
+                          <a:prstGeom prst="rect">
+                            <a:avLst/>
+                          </a:prstGeom>
+                        </pic:spPr>
+                      </pic:pic>
+                    </a:graphicData>
+                  </a:graphic>
+                </wp:inline>
+              </w:drawing>
+            </w:r>
           </w:p>
         </w:tc>
       </w:tr>
@@ -8821,6 +8788,14 @@
                       <w:szCs w:val="20"/>
                     </w:rPr>
                   </w:pPr>
+                  <w:r>
+                    <w:rPr>
+                      <w:rFonts w:ascii="Verdana" w:hAnsi="Verdana" w:cs="Verdana"/>
+                      <w:sz w:val="20"/>
+                      <w:szCs w:val="20"/>
+                    </w:rPr>
+                    <w:t>RFID-signaali</w:t>
+                  </w:r>
                 </w:p>
               </w:tc>
               <w:tc>
@@ -8838,6 +8813,14 @@
                       <w:szCs w:val="20"/>
                     </w:rPr>
                   </w:pPr>
+                  <w:r>
+                    <w:rPr>
+                      <w:rFonts w:ascii="Verdana" w:hAnsi="Verdana" w:cs="Verdana"/>
+                      <w:sz w:val="20"/>
+                      <w:szCs w:val="20"/>
+                    </w:rPr>
+                    <w:t>Vastaanottaa kortilta ID:n</w:t>
+                  </w:r>
                 </w:p>
               </w:tc>
             </w:tr>
@@ -8853,11 +8836,20 @@
                     <w:spacing w:line="276" w:lineRule="auto"/>
                     <w:rPr>
                       <w:rFonts w:ascii="Verdana" w:hAnsi="Verdana" w:cs="Verdana"/>
-                      <w:color w:val="FF0000"/>
+                      <w:color w:val="000000" w:themeColor="text1"/>
                       <w:sz w:val="20"/>
                       <w:szCs w:val="20"/>
                     </w:rPr>
                   </w:pPr>
+                  <w:r>
+                    <w:rPr>
+                      <w:rFonts w:ascii="Verdana" w:hAnsi="Verdana" w:cs="Verdana"/>
+                      <w:color w:val="000000" w:themeColor="text1"/>
+                      <w:sz w:val="20"/>
+                      <w:szCs w:val="20"/>
+                    </w:rPr>
+                    <w:t>USB/Serial data</w:t>
+                  </w:r>
                 </w:p>
               </w:tc>
               <w:tc>
@@ -8871,11 +8863,20 @@
                     <w:spacing w:line="276" w:lineRule="auto"/>
                     <w:rPr>
                       <w:rFonts w:ascii="Verdana" w:hAnsi="Verdana" w:cs="Verdana"/>
-                      <w:color w:val="FF0000"/>
+                      <w:color w:val="000000" w:themeColor="text1"/>
                       <w:sz w:val="20"/>
                       <w:szCs w:val="20"/>
                     </w:rPr>
                   </w:pPr>
+                  <w:r>
+                    <w:rPr>
+                      <w:rFonts w:ascii="Verdana" w:hAnsi="Verdana" w:cs="Verdana"/>
+                      <w:color w:val="000000" w:themeColor="text1"/>
+                      <w:sz w:val="20"/>
+                      <w:szCs w:val="20"/>
+                    </w:rPr>
+                    <w:t>Lähettää kortin ID:n tietokoneelle</w:t>
+                  </w:r>
                 </w:p>
               </w:tc>
             </w:tr>
@@ -9018,34 +9019,11 @@
               <w:spacing w:line="276" w:lineRule="auto"/>
               <w:rPr>
                 <w:rFonts w:ascii="Verdana" w:hAnsi="Verdana" w:cs="Verdana"/>
-                <w:i/>
-                <w:iCs/>
-                <w:sz w:val="20"/>
-                <w:szCs w:val="20"/>
-              </w:rPr>
-            </w:pPr>
-            <w:r>
-              <w:rPr>
-                <w:rFonts w:ascii="Verdana" w:hAnsi="Verdana" w:cs="Verdana"/>
-                <w:i/>
-                <w:iCs/>
-                <w:color w:val="FF0000"/>
-                <w:sz w:val="20"/>
-                <w:szCs w:val="20"/>
-              </w:rPr>
-              <w:t>K</w:t>
-            </w:r>
-            <w:r>
-              <w:rPr>
-                <w:rFonts w:ascii="Verdana" w:hAnsi="Verdana" w:cs="Verdana"/>
-                <w:i/>
-                <w:iCs/>
-                <w:color w:val="FF0000"/>
-                <w:sz w:val="20"/>
-                <w:szCs w:val="20"/>
-              </w:rPr>
-              <w:t>etkä tekivät komponentin suunnittelun, toteutuksen, testauksen ja dokumentoinnin</w:t>
-            </w:r>
+                <w:color w:val="000000" w:themeColor="text1"/>
+                <w:sz w:val="20"/>
+                <w:szCs w:val="20"/>
+              </w:rPr>
+            </w:pPr>
           </w:p>
         </w:tc>
       </w:tr>
@@ -9085,20 +9063,683 @@
         <w:autoSpaceDN/>
         <w:rPr>
           <w:rFonts w:ascii="Verdana" w:hAnsi="Verdana"/>
-          <w:i/>
-          <w:iCs/>
-          <w:color w:val="FF0000"/>
-        </w:rPr>
-      </w:pPr>
-      <w:r>
+          <w:b/>
+          <w:bCs/>
+          <w:color w:val="000000" w:themeColor="text1"/>
+        </w:rPr>
+      </w:pPr>
+      <w:r>
+        <w:rPr>
+          <w:rFonts w:ascii="Verdana" w:hAnsi="Verdana"/>
+          <w:b/>
+          <w:bCs/>
+          <w:color w:val="000000" w:themeColor="text1"/>
+        </w:rPr>
+        <w:lastRenderedPageBreak/>
+        <w:t>Service Client PC (Qt)</w:t>
+      </w:r>
+    </w:p>
+    <w:p>
+      <w:pPr>
+        <w:autoSpaceDE/>
+        <w:autoSpaceDN/>
+        <w:rPr>
+          <w:rFonts w:ascii="Verdana" w:hAnsi="Verdana"/>
+          <w:color w:val="000000" w:themeColor="text1"/>
+        </w:rPr>
+      </w:pPr>
+    </w:p>
+    <w:tbl>
+      <w:tblPr>
+        <w:tblW w:w="9588" w:type="dxa"/>
+        <w:tblInd w:w="61" w:type="dxa"/>
+        <w:tblBorders>
+          <w:top w:val="single" w:sz="4" w:space="0" w:color="auto"/>
+          <w:left w:val="single" w:sz="4" w:space="0" w:color="auto"/>
+          <w:bottom w:val="single" w:sz="4" w:space="0" w:color="auto"/>
+          <w:right w:val="single" w:sz="4" w:space="0" w:color="auto"/>
+          <w:insideH w:val="single" w:sz="4" w:space="0" w:color="auto"/>
+          <w:insideV w:val="single" w:sz="4" w:space="0" w:color="auto"/>
+        </w:tblBorders>
+        <w:tblCellMar>
+          <w:left w:w="70" w:type="dxa"/>
+          <w:right w:w="70" w:type="dxa"/>
+        </w:tblCellMar>
+        <w:tblLook w:val="0000" w:firstRow="0" w:lastRow="0" w:firstColumn="0" w:lastColumn="0" w:noHBand="0" w:noVBand="0"/>
+      </w:tblPr>
+      <w:tblGrid>
+        <w:gridCol w:w="2202"/>
+        <w:gridCol w:w="726"/>
+        <w:gridCol w:w="6660"/>
+      </w:tblGrid>
+      <w:tr>
+        <w:trPr>
+          <w:trHeight w:val="698"/>
+        </w:trPr>
+        <w:tc>
+          <w:tcPr>
+            <w:tcW w:w="2928" w:type="dxa"/>
+            <w:gridSpan w:val="2"/>
+          </w:tcPr>
+          <w:p>
+            <w:pPr>
+              <w:ind w:left="-66"/>
+              <w:rPr>
+                <w:rFonts w:ascii="Verdana" w:hAnsi="Verdana"/>
+                <w:i/>
+                <w:iCs/>
+                <w:color w:val="FF0000"/>
+              </w:rPr>
+            </w:pPr>
+            <w:r>
+              <w:rPr>
+                <w:rFonts w:ascii="Verdana" w:hAnsi="Verdana"/>
+                <w:i/>
+                <w:iCs/>
+                <w:color w:val="FF0000"/>
+              </w:rPr>
+              <w:br w:type="page"/>
+            </w:r>
+            <w:r>
+              <w:rPr>
+                <w:rFonts w:ascii="Verdana" w:hAnsi="Verdana" w:cs="Verdana"/>
+                <w:b/>
+                <w:bCs/>
+                <w:sz w:val="20"/>
+                <w:szCs w:val="20"/>
+              </w:rPr>
+              <w:t>Tarkoitus ja toiminta</w:t>
+            </w:r>
+          </w:p>
+        </w:tc>
+        <w:tc>
+          <w:tcPr>
+            <w:tcW w:w="6660" w:type="dxa"/>
+          </w:tcPr>
+          <w:p>
+            <w:pPr>
+              <w:rPr>
+                <w:rFonts w:ascii="Verdana" w:hAnsi="Verdana"/>
+                <w:color w:val="000000" w:themeColor="text1"/>
+                <w:sz w:val="20"/>
+                <w:szCs w:val="20"/>
+              </w:rPr>
+            </w:pPr>
+            <w:r>
+              <w:rPr>
+                <w:rFonts w:ascii="Verdana" w:hAnsi="Verdana"/>
+                <w:color w:val="000000" w:themeColor="text1"/>
+                <w:sz w:val="20"/>
+                <w:szCs w:val="20"/>
+              </w:rPr>
+              <w:t>Käyttöliittymä, Lähettää pyyntöjä serverille</w:t>
+            </w:r>
+            <w:r>
+              <w:rPr>
+                <w:rFonts w:ascii="Verdana" w:hAnsi="Verdana"/>
+                <w:color w:val="000000" w:themeColor="text1"/>
+                <w:sz w:val="20"/>
+                <w:szCs w:val="20"/>
+              </w:rPr>
+              <w:t>.</w:t>
+            </w:r>
+          </w:p>
+        </w:tc>
+      </w:tr>
+      <w:tr>
+        <w:trPr>
+          <w:trHeight w:val="708"/>
+        </w:trPr>
+        <w:tc>
+          <w:tcPr>
+            <w:tcW w:w="2928" w:type="dxa"/>
+            <w:gridSpan w:val="2"/>
+          </w:tcPr>
+          <w:p>
+            <w:pPr>
+              <w:ind w:left="-66"/>
+              <w:rPr>
+                <w:rFonts w:ascii="Verdana" w:hAnsi="Verdana"/>
+                <w:i/>
+                <w:iCs/>
+                <w:color w:val="FF0000"/>
+              </w:rPr>
+            </w:pPr>
+            <w:r>
+              <w:rPr>
+                <w:rFonts w:ascii="Verdana" w:hAnsi="Verdana" w:cs="Verdana"/>
+                <w:b/>
+                <w:bCs/>
+                <w:sz w:val="20"/>
+                <w:szCs w:val="20"/>
+              </w:rPr>
+              <w:t>Järjestelmäkomponentti</w:t>
+            </w:r>
+          </w:p>
+        </w:tc>
+        <w:tc>
+          <w:tcPr>
+            <w:tcW w:w="6660" w:type="dxa"/>
+          </w:tcPr>
+          <w:p>
+            <w:pPr>
+              <w:ind w:left="-66"/>
+              <w:rPr>
+                <w:rFonts w:ascii="Verdana" w:hAnsi="Verdana"/>
+                <w:color w:val="000000" w:themeColor="text1"/>
+                <w:sz w:val="20"/>
+                <w:szCs w:val="20"/>
+              </w:rPr>
+            </w:pPr>
+            <w:r>
+              <w:rPr>
+                <w:rFonts w:ascii="Verdana" w:hAnsi="Verdana"/>
+                <w:color w:val="000000" w:themeColor="text1"/>
+                <w:sz w:val="20"/>
+                <w:szCs w:val="20"/>
+              </w:rPr>
+              <w:t xml:space="preserve"> Sovellus</w:t>
+            </w:r>
+          </w:p>
+        </w:tc>
+      </w:tr>
+      <w:tr>
+        <w:trPr>
+          <w:trHeight w:val="5904"/>
+        </w:trPr>
+        <w:tc>
+          <w:tcPr>
+            <w:tcW w:w="9588" w:type="dxa"/>
+            <w:gridSpan w:val="3"/>
+          </w:tcPr>
+          <w:p>
+            <w:pPr>
+              <w:autoSpaceDE/>
+              <w:autoSpaceDN/>
+              <w:spacing w:line="276" w:lineRule="auto"/>
+              <w:rPr>
+                <w:rFonts w:ascii="Verdana" w:hAnsi="Verdana" w:cs="Verdana"/>
+                <w:b/>
+                <w:bCs/>
+                <w:sz w:val="20"/>
+                <w:szCs w:val="20"/>
+              </w:rPr>
+            </w:pPr>
+            <w:r>
+              <w:rPr>
+                <w:rFonts w:ascii="Verdana" w:hAnsi="Verdana" w:cs="Verdana"/>
+                <w:b/>
+                <w:bCs/>
+                <w:sz w:val="20"/>
+                <w:szCs w:val="20"/>
+              </w:rPr>
+              <w:t>Luokkakaavio (UML)</w:t>
+            </w:r>
+          </w:p>
+          <w:p>
+            <w:pPr>
+              <w:ind w:left="-66"/>
+              <w:rPr>
+                <w:rFonts w:ascii="Verdana" w:hAnsi="Verdana"/>
+                <w:i/>
+                <w:iCs/>
+                <w:color w:val="FF0000"/>
+              </w:rPr>
+            </w:pPr>
+            <w:r>
+              <w:rPr>
+                <w:rFonts w:ascii="Verdana" w:hAnsi="Verdana"/>
+                <w:i/>
+                <w:iCs/>
+                <w:noProof/>
+                <w:color w:val="FF0000"/>
+              </w:rPr>
+              <w:drawing>
+                <wp:anchor distT="0" distB="0" distL="114300" distR="114300" simplePos="0" relativeHeight="251665408" behindDoc="1" locked="0" layoutInCell="1" allowOverlap="1" wp14:anchorId="18F1BFD6" wp14:editId="358982FE">
+                  <wp:simplePos x="0" y="0"/>
+                  <wp:positionH relativeFrom="column">
+                    <wp:posOffset>-41275</wp:posOffset>
+                  </wp:positionH>
+                  <wp:positionV relativeFrom="paragraph">
+                    <wp:posOffset>184785</wp:posOffset>
+                  </wp:positionV>
+                  <wp:extent cx="5394960" cy="4180840"/>
+                  <wp:effectExtent l="0" t="0" r="0" b="0"/>
+                  <wp:wrapTight wrapText="bothSides">
+                    <wp:wrapPolygon edited="0">
+                      <wp:start x="0" y="0"/>
+                      <wp:lineTo x="0" y="21456"/>
+                      <wp:lineTo x="21508" y="21456"/>
+                      <wp:lineTo x="21508" y="0"/>
+                      <wp:lineTo x="0" y="0"/>
+                    </wp:wrapPolygon>
+                  </wp:wrapTight>
+                  <wp:docPr id="785994785" name="Kuva 1"/>
+                  <wp:cNvGraphicFramePr>
+                    <a:graphicFrameLocks xmlns:a="http://schemas.openxmlformats.org/drawingml/2006/main" noChangeAspect="1"/>
+                  </wp:cNvGraphicFramePr>
+                  <a:graphic xmlns:a="http://schemas.openxmlformats.org/drawingml/2006/main">
+                    <a:graphicData uri="http://schemas.openxmlformats.org/drawingml/2006/picture">
+                      <pic:pic xmlns:pic="http://schemas.openxmlformats.org/drawingml/2006/picture">
+                        <pic:nvPicPr>
+                          <pic:cNvPr id="785994785" name=""/>
+                          <pic:cNvPicPr/>
+                        </pic:nvPicPr>
+                        <pic:blipFill>
+                          <a:blip r:embed="rId18"/>
+                          <a:stretch>
+                            <a:fillRect/>
+                          </a:stretch>
+                        </pic:blipFill>
+                        <pic:spPr>
+                          <a:xfrm>
+                            <a:off x="0" y="0"/>
+                            <a:ext cx="5394960" cy="4180840"/>
+                          </a:xfrm>
+                          <a:prstGeom prst="rect">
+                            <a:avLst/>
+                          </a:prstGeom>
+                        </pic:spPr>
+                      </pic:pic>
+                    </a:graphicData>
+                  </a:graphic>
+                  <wp14:sizeRelH relativeFrom="margin">
+                    <wp14:pctWidth>0</wp14:pctWidth>
+                  </wp14:sizeRelH>
+                  <wp14:sizeRelV relativeFrom="margin">
+                    <wp14:pctHeight>0</wp14:pctHeight>
+                  </wp14:sizeRelV>
+                </wp:anchor>
+              </w:drawing>
+            </w:r>
+          </w:p>
+          <w:p>
+            <w:pPr>
+              <w:ind w:left="-66"/>
+              <w:rPr>
+                <w:rFonts w:ascii="Verdana" w:hAnsi="Verdana"/>
+                <w:i/>
+                <w:iCs/>
+                <w:color w:val="FF0000"/>
+              </w:rPr>
+            </w:pPr>
+          </w:p>
+        </w:tc>
+      </w:tr>
+      <w:tr>
+        <w:trPr>
+          <w:trHeight w:val="3096"/>
+        </w:trPr>
+        <w:tc>
+          <w:tcPr>
+            <w:tcW w:w="9588" w:type="dxa"/>
+            <w:gridSpan w:val="3"/>
+          </w:tcPr>
+          <w:p>
+            <w:pPr>
+              <w:rPr>
+                <w:rFonts w:ascii="Verdana" w:hAnsi="Verdana"/>
+                <w:b/>
+                <w:bCs/>
+                <w:sz w:val="20"/>
+                <w:szCs w:val="20"/>
+              </w:rPr>
+            </w:pPr>
+            <w:r>
+              <w:rPr>
+                <w:rFonts w:ascii="Verdana" w:hAnsi="Verdana"/>
+                <w:b/>
+                <w:bCs/>
+                <w:sz w:val="20"/>
+                <w:szCs w:val="20"/>
+              </w:rPr>
+              <w:t>Rajapinnat</w:t>
+            </w:r>
+          </w:p>
+          <w:p>
+            <w:pPr>
+              <w:rPr>
+                <w:rFonts w:ascii="Verdana" w:hAnsi="Verdana"/>
+              </w:rPr>
+            </w:pPr>
+          </w:p>
+          <w:tbl>
+            <w:tblPr>
+              <w:tblpPr w:leftFromText="141" w:rightFromText="141" w:vertAnchor="page" w:horzAnchor="margin" w:tblpXSpec="center" w:tblpY="481"/>
+              <w:tblOverlap w:val="never"/>
+              <w:tblW w:w="0" w:type="auto"/>
+              <w:tblBorders>
+                <w:top w:val="single" w:sz="4" w:space="0" w:color="auto"/>
+                <w:left w:val="single" w:sz="4" w:space="0" w:color="auto"/>
+                <w:bottom w:val="single" w:sz="4" w:space="0" w:color="auto"/>
+                <w:right w:val="single" w:sz="4" w:space="0" w:color="auto"/>
+                <w:insideH w:val="single" w:sz="4" w:space="0" w:color="auto"/>
+                <w:insideV w:val="single" w:sz="4" w:space="0" w:color="auto"/>
+              </w:tblBorders>
+              <w:tblCellMar>
+                <w:left w:w="70" w:type="dxa"/>
+                <w:right w:w="70" w:type="dxa"/>
+              </w:tblCellMar>
+              <w:tblLook w:val="0000" w:firstRow="0" w:lastRow="0" w:firstColumn="0" w:lastColumn="0" w:noHBand="0" w:noVBand="0"/>
+            </w:tblPr>
+            <w:tblGrid>
+              <w:gridCol w:w="2263"/>
+              <w:gridCol w:w="6221"/>
+            </w:tblGrid>
+            <w:tr>
+              <w:trPr>
+                <w:trHeight w:val="522"/>
+              </w:trPr>
+              <w:tc>
+                <w:tcPr>
+                  <w:tcW w:w="2263" w:type="dxa"/>
+                </w:tcPr>
+                <w:p>
+                  <w:pPr>
+                    <w:rPr>
+                      <w:rFonts w:ascii="Verdana" w:hAnsi="Verdana"/>
+                      <w:b/>
+                      <w:bCs/>
+                      <w:color w:val="000000" w:themeColor="text1"/>
+                      <w:sz w:val="20"/>
+                      <w:szCs w:val="20"/>
+                    </w:rPr>
+                  </w:pPr>
+                  <w:r>
+                    <w:rPr>
+                      <w:rFonts w:ascii="Verdana" w:hAnsi="Verdana"/>
+                      <w:b/>
+                      <w:bCs/>
+                      <w:color w:val="000000" w:themeColor="text1"/>
+                      <w:sz w:val="20"/>
+                      <w:szCs w:val="20"/>
+                    </w:rPr>
+                    <w:t xml:space="preserve">Funktio </w:t>
+                  </w:r>
+                  <w:r>
+                    <w:rPr>
+                      <w:rFonts w:ascii="Verdana" w:hAnsi="Verdana"/>
+                      <w:b/>
+                      <w:bCs/>
+                      <w:color w:val="000000" w:themeColor="text1"/>
+                      <w:sz w:val="20"/>
+                      <w:szCs w:val="20"/>
+                    </w:rPr>
+                    <w:t xml:space="preserve">/ </w:t>
+                  </w:r>
+                  <w:r>
+                    <w:rPr>
+                      <w:rFonts w:ascii="Verdana" w:hAnsi="Verdana"/>
+                      <w:b/>
+                      <w:bCs/>
+                      <w:color w:val="000000" w:themeColor="text1"/>
+                      <w:sz w:val="20"/>
+                      <w:szCs w:val="20"/>
+                    </w:rPr>
+                    <w:t>signaali</w:t>
+                  </w:r>
+                </w:p>
+              </w:tc>
+              <w:tc>
+                <w:tcPr>
+                  <w:tcW w:w="6221" w:type="dxa"/>
+                </w:tcPr>
+                <w:p>
+                  <w:pPr>
+                    <w:rPr>
+                      <w:rFonts w:ascii="Verdana" w:hAnsi="Verdana"/>
+                      <w:b/>
+                      <w:bCs/>
+                      <w:color w:val="000000" w:themeColor="text1"/>
+                      <w:sz w:val="20"/>
+                      <w:szCs w:val="20"/>
+                    </w:rPr>
+                  </w:pPr>
+                  <w:r>
+                    <w:rPr>
+                      <w:rFonts w:ascii="Verdana" w:hAnsi="Verdana"/>
+                      <w:b/>
+                      <w:bCs/>
+                      <w:color w:val="000000" w:themeColor="text1"/>
+                      <w:sz w:val="20"/>
+                      <w:szCs w:val="20"/>
+                    </w:rPr>
+                    <w:t>Tarkoitus</w:t>
+                  </w:r>
+                </w:p>
+              </w:tc>
+            </w:tr>
+            <w:tr>
+              <w:trPr>
+                <w:trHeight w:val="458"/>
+              </w:trPr>
+              <w:tc>
+                <w:tcPr>
+                  <w:tcW w:w="2263" w:type="dxa"/>
+                </w:tcPr>
+                <w:p>
+                  <w:pPr>
+                    <w:rPr>
+                      <w:rFonts w:ascii="Verdana" w:hAnsi="Verdana"/>
+                      <w:color w:val="000000" w:themeColor="text1"/>
+                      <w:sz w:val="20"/>
+                      <w:szCs w:val="20"/>
+                    </w:rPr>
+                  </w:pPr>
+                  <w:r>
+                    <w:rPr>
+                      <w:rFonts w:ascii="Verdana" w:hAnsi="Verdana"/>
+                      <w:color w:val="000000" w:themeColor="text1"/>
+                      <w:sz w:val="20"/>
+                      <w:szCs w:val="20"/>
+                    </w:rPr>
+                    <w:t>HTTP GET/POST</w:t>
+                  </w:r>
+                </w:p>
+              </w:tc>
+              <w:tc>
+                <w:tcPr>
+                  <w:tcW w:w="6221" w:type="dxa"/>
+                </w:tcPr>
+                <w:p>
+                  <w:pPr>
+                    <w:rPr>
+                      <w:rFonts w:ascii="Verdana" w:hAnsi="Verdana"/>
+                      <w:color w:val="000000" w:themeColor="text1"/>
+                      <w:sz w:val="20"/>
+                      <w:szCs w:val="20"/>
+                    </w:rPr>
+                  </w:pPr>
+                  <w:r>
+                    <w:rPr>
+                      <w:rFonts w:ascii="Verdana" w:hAnsi="Verdana"/>
+                      <w:color w:val="000000" w:themeColor="text1"/>
+                      <w:sz w:val="20"/>
+                      <w:szCs w:val="20"/>
+                    </w:rPr>
+                    <w:t>Kommunikoi serverin kanssa</w:t>
+                  </w:r>
+                </w:p>
+              </w:tc>
+            </w:tr>
+            <w:tr>
+              <w:trPr>
+                <w:trHeight w:val="392"/>
+              </w:trPr>
+              <w:tc>
+                <w:tcPr>
+                  <w:tcW w:w="2263" w:type="dxa"/>
+                </w:tcPr>
+                <w:p>
+                  <w:pPr>
+                    <w:rPr>
+                      <w:rFonts w:ascii="Verdana" w:hAnsi="Verdana"/>
+                      <w:color w:val="000000" w:themeColor="text1"/>
+                      <w:sz w:val="20"/>
+                      <w:szCs w:val="20"/>
+                    </w:rPr>
+                  </w:pPr>
+                  <w:r>
+                    <w:rPr>
+                      <w:rFonts w:ascii="Verdana" w:hAnsi="Verdana"/>
+                      <w:color w:val="000000" w:themeColor="text1"/>
+                      <w:sz w:val="20"/>
+                      <w:szCs w:val="20"/>
+                    </w:rPr>
+                    <w:t>RFID input</w:t>
+                  </w:r>
+                </w:p>
+              </w:tc>
+              <w:tc>
+                <w:tcPr>
+                  <w:tcW w:w="6221" w:type="dxa"/>
+                </w:tcPr>
+                <w:p>
+                  <w:pPr>
+                    <w:rPr>
+                      <w:rFonts w:ascii="Verdana" w:hAnsi="Verdana"/>
+                      <w:color w:val="000000" w:themeColor="text1"/>
+                      <w:sz w:val="20"/>
+                      <w:szCs w:val="20"/>
+                    </w:rPr>
+                  </w:pPr>
+                  <w:r>
+                    <w:rPr>
+                      <w:rFonts w:ascii="Verdana" w:hAnsi="Verdana"/>
+                      <w:color w:val="000000" w:themeColor="text1"/>
+                      <w:sz w:val="20"/>
+                      <w:szCs w:val="20"/>
+                    </w:rPr>
+                    <w:t>Vastaanottaa kortin</w:t>
+                  </w:r>
+                </w:p>
+              </w:tc>
+            </w:tr>
+            <w:tr>
+              <w:trPr>
+                <w:trHeight w:val="424"/>
+              </w:trPr>
+              <w:tc>
+                <w:tcPr>
+                  <w:tcW w:w="2263" w:type="dxa"/>
+                </w:tcPr>
+                <w:p>
+                  <w:pPr>
+                    <w:rPr>
+                      <w:rFonts w:ascii="Verdana" w:hAnsi="Verdana"/>
+                      <w:i/>
+                      <w:iCs/>
+                      <w:color w:val="FF0000"/>
+                    </w:rPr>
+                  </w:pPr>
+                </w:p>
+              </w:tc>
+              <w:tc>
+                <w:tcPr>
+                  <w:tcW w:w="6221" w:type="dxa"/>
+                </w:tcPr>
+                <w:p>
+                  <w:pPr>
+                    <w:rPr>
+                      <w:rFonts w:ascii="Verdana" w:hAnsi="Verdana"/>
+                      <w:i/>
+                      <w:iCs/>
+                      <w:color w:val="FF0000"/>
+                    </w:rPr>
+                  </w:pPr>
+                </w:p>
+              </w:tc>
+            </w:tr>
+            <w:tr>
+              <w:trPr>
+                <w:trHeight w:val="392"/>
+              </w:trPr>
+              <w:tc>
+                <w:tcPr>
+                  <w:tcW w:w="2263" w:type="dxa"/>
+                </w:tcPr>
+                <w:p>
+                  <w:pPr>
+                    <w:rPr>
+                      <w:rFonts w:ascii="Verdana" w:hAnsi="Verdana"/>
+                      <w:i/>
+                      <w:iCs/>
+                      <w:color w:val="FF0000"/>
+                    </w:rPr>
+                  </w:pPr>
+                </w:p>
+              </w:tc>
+              <w:tc>
+                <w:tcPr>
+                  <w:tcW w:w="6221" w:type="dxa"/>
+                </w:tcPr>
+                <w:p>
+                  <w:pPr>
+                    <w:rPr>
+                      <w:rFonts w:ascii="Verdana" w:hAnsi="Verdana"/>
+                      <w:i/>
+                      <w:iCs/>
+                      <w:color w:val="FF0000"/>
+                    </w:rPr>
+                  </w:pPr>
+                </w:p>
+              </w:tc>
+            </w:tr>
+          </w:tbl>
+          <w:p>
+            <w:pPr>
+              <w:ind w:left="-66"/>
+              <w:rPr>
+                <w:rFonts w:ascii="Verdana" w:hAnsi="Verdana"/>
+                <w:i/>
+                <w:iCs/>
+                <w:color w:val="FF0000"/>
+              </w:rPr>
+            </w:pPr>
+          </w:p>
+        </w:tc>
+      </w:tr>
+      <w:tr>
+        <w:trPr>
+          <w:trHeight w:val="1716"/>
+        </w:trPr>
+        <w:tc>
+          <w:tcPr>
+            <w:tcW w:w="2202" w:type="dxa"/>
+          </w:tcPr>
+          <w:p>
+            <w:r>
+              <w:rPr>
+                <w:rFonts w:ascii="Verdana" w:hAnsi="Verdana" w:cs="Verdana"/>
+                <w:b/>
+                <w:bCs/>
+                <w:sz w:val="20"/>
+                <w:szCs w:val="20"/>
+              </w:rPr>
+              <w:t>Vastuuhenkilö(t)</w:t>
+            </w:r>
+          </w:p>
+        </w:tc>
+        <w:tc>
+          <w:tcPr>
+            <w:tcW w:w="7386" w:type="dxa"/>
+            <w:gridSpan w:val="2"/>
+          </w:tcPr>
+          <w:p/>
+        </w:tc>
+      </w:tr>
+    </w:tbl>
+    <w:p>
+      <w:pPr>
+        <w:autoSpaceDE/>
+        <w:autoSpaceDN/>
         <w:rPr>
           <w:rFonts w:ascii="Verdana" w:hAnsi="Verdana"/>
           <w:i/>
           <w:iCs/>
           <w:color w:val="FF0000"/>
         </w:rPr>
-        <w:t>..s</w:t>
-      </w:r>
+      </w:pPr>
       <w:r>
         <w:rPr>
           <w:rFonts w:ascii="Verdana" w:hAnsi="Verdana"/>
@@ -9106,7 +9747,30 @@
           <w:iCs/>
           <w:color w:val="FF0000"/>
         </w:rPr>
-        <w:t xml:space="preserve">ivu per komponentti, lisätkää sivuja tarpeen mukaan. </w:t>
+        <w:lastRenderedPageBreak/>
+        <w:br w:type="page"/>
+      </w:r>
+    </w:p>
+    <w:p>
+      <w:pPr>
+        <w:autoSpaceDE/>
+        <w:autoSpaceDN/>
+        <w:rPr>
+          <w:rFonts w:ascii="Verdana" w:hAnsi="Verdana"/>
+          <w:b/>
+          <w:bCs/>
+          <w:color w:val="000000" w:themeColor="text1"/>
+        </w:rPr>
+      </w:pPr>
+      <w:r>
+        <w:rPr>
+          <w:rFonts w:ascii="Verdana" w:hAnsi="Verdana"/>
+          <w:b/>
+          <w:bCs/>
+          <w:color w:val="000000" w:themeColor="text1"/>
+        </w:rPr>
+        <w:lastRenderedPageBreak/>
+        <w:t>Application Server</w:t>
       </w:r>
     </w:p>
     <w:p>
@@ -9120,14 +9784,1394 @@
           <w:color w:val="FF0000"/>
         </w:rPr>
       </w:pPr>
-      <w:r>
+    </w:p>
+    <w:tbl>
+      <w:tblPr>
+        <w:tblW w:w="10019" w:type="dxa"/>
+        <w:tblInd w:w="-5" w:type="dxa"/>
+        <w:tblBorders>
+          <w:top w:val="single" w:sz="4" w:space="0" w:color="auto"/>
+          <w:left w:val="single" w:sz="4" w:space="0" w:color="auto"/>
+          <w:bottom w:val="single" w:sz="4" w:space="0" w:color="auto"/>
+          <w:right w:val="single" w:sz="4" w:space="0" w:color="auto"/>
+          <w:insideH w:val="single" w:sz="4" w:space="0" w:color="auto"/>
+          <w:insideV w:val="single" w:sz="4" w:space="0" w:color="auto"/>
+        </w:tblBorders>
+        <w:tblCellMar>
+          <w:left w:w="70" w:type="dxa"/>
+          <w:right w:w="70" w:type="dxa"/>
+        </w:tblCellMar>
+        <w:tblLook w:val="0000" w:firstRow="0" w:lastRow="0" w:firstColumn="0" w:lastColumn="0" w:noHBand="0" w:noVBand="0"/>
+      </w:tblPr>
+      <w:tblGrid>
+        <w:gridCol w:w="2625"/>
+        <w:gridCol w:w="276"/>
+        <w:gridCol w:w="7118"/>
+      </w:tblGrid>
+      <w:tr>
+        <w:trPr>
+          <w:trHeight w:val="909"/>
+        </w:trPr>
+        <w:tc>
+          <w:tcPr>
+            <w:tcW w:w="2901" w:type="dxa"/>
+            <w:gridSpan w:val="2"/>
+          </w:tcPr>
+          <w:p>
+            <w:pPr>
+              <w:autoSpaceDE/>
+              <w:autoSpaceDN/>
+              <w:rPr>
+                <w:rFonts w:ascii="Verdana" w:hAnsi="Verdana"/>
+                <w:color w:val="000000" w:themeColor="text1"/>
+                <w:sz w:val="20"/>
+                <w:szCs w:val="20"/>
+              </w:rPr>
+            </w:pPr>
+            <w:r>
+              <w:rPr>
+                <w:rFonts w:ascii="Verdana" w:hAnsi="Verdana" w:cs="Verdana"/>
+                <w:b/>
+                <w:bCs/>
+                <w:sz w:val="20"/>
+                <w:szCs w:val="20"/>
+              </w:rPr>
+              <w:t>Tarkoitus ja toiminta</w:t>
+            </w:r>
+          </w:p>
+        </w:tc>
+        <w:tc>
+          <w:tcPr>
+            <w:tcW w:w="7118" w:type="dxa"/>
+          </w:tcPr>
+          <w:p>
+            <w:pPr>
+              <w:autoSpaceDE/>
+              <w:autoSpaceDN/>
+              <w:rPr>
+                <w:rFonts w:ascii="Verdana" w:hAnsi="Verdana"/>
+                <w:color w:val="000000" w:themeColor="text1"/>
+                <w:sz w:val="20"/>
+                <w:szCs w:val="20"/>
+              </w:rPr>
+            </w:pPr>
+            <w:r>
+              <w:rPr>
+                <w:rFonts w:ascii="Verdana" w:hAnsi="Verdana"/>
+                <w:color w:val="000000" w:themeColor="text1"/>
+                <w:sz w:val="20"/>
+                <w:szCs w:val="20"/>
+              </w:rPr>
+              <w:t>Vastaanottaa clientin http-pyynnöt, käsittelee toimintalogiikan ja kommunikoi tietokannan kanssa.</w:t>
+            </w:r>
+          </w:p>
+        </w:tc>
+      </w:tr>
+      <w:tr>
+        <w:trPr>
+          <w:trHeight w:val="772"/>
+        </w:trPr>
+        <w:tc>
+          <w:tcPr>
+            <w:tcW w:w="2901" w:type="dxa"/>
+            <w:gridSpan w:val="2"/>
+          </w:tcPr>
+          <w:p>
+            <w:pPr>
+              <w:autoSpaceDE/>
+              <w:autoSpaceDN/>
+              <w:rPr>
+                <w:rFonts w:ascii="Verdana" w:hAnsi="Verdana"/>
+                <w:i/>
+                <w:iCs/>
+                <w:color w:val="FF0000"/>
+              </w:rPr>
+            </w:pPr>
+            <w:r>
+              <w:rPr>
+                <w:rFonts w:ascii="Verdana" w:hAnsi="Verdana" w:cs="Verdana"/>
+                <w:b/>
+                <w:bCs/>
+                <w:sz w:val="20"/>
+                <w:szCs w:val="20"/>
+              </w:rPr>
+              <w:t>Järjestelmäkomponentti</w:t>
+            </w:r>
+          </w:p>
+        </w:tc>
+        <w:tc>
+          <w:tcPr>
+            <w:tcW w:w="7118" w:type="dxa"/>
+          </w:tcPr>
+          <w:p>
+            <w:pPr>
+              <w:autoSpaceDE/>
+              <w:autoSpaceDN/>
+              <w:rPr>
+                <w:rFonts w:ascii="Verdana" w:hAnsi="Verdana"/>
+                <w:color w:val="000000" w:themeColor="text1"/>
+                <w:sz w:val="20"/>
+                <w:szCs w:val="20"/>
+              </w:rPr>
+            </w:pPr>
+            <w:r>
+              <w:rPr>
+                <w:rFonts w:ascii="Verdana" w:hAnsi="Verdana"/>
+                <w:color w:val="000000" w:themeColor="text1"/>
+                <w:sz w:val="20"/>
+                <w:szCs w:val="20"/>
+              </w:rPr>
+              <w:t>REST API</w:t>
+            </w:r>
+            <w:r>
+              <w:rPr>
+                <w:rFonts w:ascii="Verdana" w:hAnsi="Verdana"/>
+                <w:color w:val="000000" w:themeColor="text1"/>
+                <w:sz w:val="20"/>
+                <w:szCs w:val="20"/>
+              </w:rPr>
+              <w:t xml:space="preserve"> (Node.js)</w:t>
+            </w:r>
+          </w:p>
+        </w:tc>
+      </w:tr>
+      <w:tr>
+        <w:trPr>
+          <w:trHeight w:val="5949"/>
+        </w:trPr>
+        <w:tc>
+          <w:tcPr>
+            <w:tcW w:w="10019" w:type="dxa"/>
+            <w:gridSpan w:val="3"/>
+          </w:tcPr>
+          <w:p>
+            <w:pPr>
+              <w:autoSpaceDE/>
+              <w:autoSpaceDN/>
+              <w:spacing w:line="276" w:lineRule="auto"/>
+              <w:rPr>
+                <w:rFonts w:ascii="Verdana" w:hAnsi="Verdana" w:cs="Verdana"/>
+                <w:b/>
+                <w:bCs/>
+                <w:sz w:val="20"/>
+                <w:szCs w:val="20"/>
+              </w:rPr>
+            </w:pPr>
+            <w:r>
+              <w:rPr>
+                <w:rFonts w:ascii="Verdana" w:hAnsi="Verdana"/>
+                <w:noProof/>
+                <w:color w:val="000000" w:themeColor="text1"/>
+              </w:rPr>
+              <w:drawing>
+                <wp:anchor distT="0" distB="0" distL="114300" distR="114300" simplePos="0" relativeHeight="251663360" behindDoc="1" locked="0" layoutInCell="1" allowOverlap="1" wp14:anchorId="460A4B53" wp14:editId="30486CA3">
+                  <wp:simplePos x="0" y="0"/>
+                  <wp:positionH relativeFrom="column">
+                    <wp:posOffset>-40640</wp:posOffset>
+                  </wp:positionH>
+                  <wp:positionV relativeFrom="paragraph">
+                    <wp:posOffset>180340</wp:posOffset>
+                  </wp:positionV>
+                  <wp:extent cx="6323330" cy="3352800"/>
+                  <wp:effectExtent l="0" t="0" r="1270" b="0"/>
+                  <wp:wrapNone/>
+                  <wp:docPr id="1021749603" name="Kuva 1"/>
+                  <wp:cNvGraphicFramePr>
+                    <a:graphicFrameLocks xmlns:a="http://schemas.openxmlformats.org/drawingml/2006/main" noChangeAspect="1"/>
+                  </wp:cNvGraphicFramePr>
+                  <a:graphic xmlns:a="http://schemas.openxmlformats.org/drawingml/2006/main">
+                    <a:graphicData uri="http://schemas.openxmlformats.org/drawingml/2006/picture">
+                      <pic:pic xmlns:pic="http://schemas.openxmlformats.org/drawingml/2006/picture">
+                        <pic:nvPicPr>
+                          <pic:cNvPr id="1021749603" name=""/>
+                          <pic:cNvPicPr/>
+                        </pic:nvPicPr>
+                        <pic:blipFill>
+                          <a:blip r:embed="rId19"/>
+                          <a:stretch>
+                            <a:fillRect/>
+                          </a:stretch>
+                        </pic:blipFill>
+                        <pic:spPr>
+                          <a:xfrm>
+                            <a:off x="0" y="0"/>
+                            <a:ext cx="6358822" cy="3371619"/>
+                          </a:xfrm>
+                          <a:prstGeom prst="rect">
+                            <a:avLst/>
+                          </a:prstGeom>
+                        </pic:spPr>
+                      </pic:pic>
+                    </a:graphicData>
+                  </a:graphic>
+                  <wp14:sizeRelH relativeFrom="margin">
+                    <wp14:pctWidth>0</wp14:pctWidth>
+                  </wp14:sizeRelH>
+                  <wp14:sizeRelV relativeFrom="margin">
+                    <wp14:pctHeight>0</wp14:pctHeight>
+                  </wp14:sizeRelV>
+                </wp:anchor>
+              </w:drawing>
+            </w:r>
+            <w:r>
+              <w:rPr>
+                <w:rFonts w:ascii="Verdana" w:hAnsi="Verdana" w:cs="Verdana"/>
+                <w:b/>
+                <w:bCs/>
+                <w:sz w:val="20"/>
+                <w:szCs w:val="20"/>
+              </w:rPr>
+              <w:t>Luokkakaavio (UML)</w:t>
+            </w:r>
+          </w:p>
+          <w:p>
+            <w:pPr>
+              <w:autoSpaceDE/>
+              <w:autoSpaceDN/>
+              <w:rPr>
+                <w:rFonts w:ascii="Verdana" w:hAnsi="Verdana"/>
+                <w:color w:val="000000" w:themeColor="text1"/>
+              </w:rPr>
+            </w:pPr>
+          </w:p>
+        </w:tc>
+      </w:tr>
+      <w:tr>
+        <w:trPr>
+          <w:trHeight w:val="2880"/>
+        </w:trPr>
+        <w:tc>
+          <w:tcPr>
+            <w:tcW w:w="10019" w:type="dxa"/>
+            <w:gridSpan w:val="3"/>
+          </w:tcPr>
+          <w:p>
+            <w:pPr>
+              <w:rPr>
+                <w:rFonts w:ascii="Verdana" w:hAnsi="Verdana"/>
+                <w:b/>
+                <w:bCs/>
+                <w:sz w:val="20"/>
+                <w:szCs w:val="20"/>
+              </w:rPr>
+            </w:pPr>
+            <w:r>
+              <w:rPr>
+                <w:rFonts w:ascii="Verdana" w:hAnsi="Verdana"/>
+                <w:b/>
+                <w:bCs/>
+                <w:sz w:val="20"/>
+                <w:szCs w:val="20"/>
+              </w:rPr>
+              <w:t>Rajapinnat</w:t>
+            </w:r>
+          </w:p>
+          <w:tbl>
+            <w:tblPr>
+              <w:tblpPr w:leftFromText="141" w:rightFromText="141" w:vertAnchor="page" w:horzAnchor="margin" w:tblpXSpec="center" w:tblpY="361"/>
+              <w:tblOverlap w:val="never"/>
+              <w:tblW w:w="0" w:type="auto"/>
+              <w:tblBorders>
+                <w:top w:val="single" w:sz="4" w:space="0" w:color="auto"/>
+                <w:left w:val="single" w:sz="4" w:space="0" w:color="auto"/>
+                <w:bottom w:val="single" w:sz="4" w:space="0" w:color="auto"/>
+                <w:right w:val="single" w:sz="4" w:space="0" w:color="auto"/>
+                <w:insideH w:val="single" w:sz="4" w:space="0" w:color="auto"/>
+                <w:insideV w:val="single" w:sz="4" w:space="0" w:color="auto"/>
+              </w:tblBorders>
+              <w:tblCellMar>
+                <w:left w:w="70" w:type="dxa"/>
+                <w:right w:w="70" w:type="dxa"/>
+              </w:tblCellMar>
+              <w:tblLook w:val="0000" w:firstRow="0" w:lastRow="0" w:firstColumn="0" w:lastColumn="0" w:noHBand="0" w:noVBand="0"/>
+            </w:tblPr>
+            <w:tblGrid>
+              <w:gridCol w:w="2503"/>
+              <w:gridCol w:w="6497"/>
+            </w:tblGrid>
+            <w:tr>
+              <w:trPr>
+                <w:trHeight w:val="558"/>
+              </w:trPr>
+              <w:tc>
+                <w:tcPr>
+                  <w:tcW w:w="2503" w:type="dxa"/>
+                </w:tcPr>
+                <w:p>
+                  <w:pPr>
+                    <w:autoSpaceDE/>
+                    <w:autoSpaceDN/>
+                    <w:rPr>
+                      <w:rFonts w:ascii="Verdana" w:hAnsi="Verdana"/>
+                      <w:i/>
+                      <w:iCs/>
+                      <w:color w:val="FF0000"/>
+                    </w:rPr>
+                  </w:pPr>
+                  <w:r>
+                    <w:rPr>
+                      <w:rFonts w:ascii="Verdana" w:hAnsi="Verdana"/>
+                      <w:b/>
+                      <w:bCs/>
+                      <w:color w:val="000000" w:themeColor="text1"/>
+                      <w:sz w:val="20"/>
+                      <w:szCs w:val="20"/>
+                    </w:rPr>
+                    <w:t xml:space="preserve">Funktio </w:t>
+                  </w:r>
+                  <w:r>
+                    <w:rPr>
+                      <w:rFonts w:ascii="Verdana" w:hAnsi="Verdana"/>
+                      <w:b/>
+                      <w:bCs/>
+                      <w:color w:val="000000" w:themeColor="text1"/>
+                      <w:sz w:val="20"/>
+                      <w:szCs w:val="20"/>
+                    </w:rPr>
+                    <w:t xml:space="preserve">/ </w:t>
+                  </w:r>
+                  <w:r>
+                    <w:rPr>
+                      <w:rFonts w:ascii="Verdana" w:hAnsi="Verdana"/>
+                      <w:b/>
+                      <w:bCs/>
+                      <w:color w:val="000000" w:themeColor="text1"/>
+                      <w:sz w:val="20"/>
+                      <w:szCs w:val="20"/>
+                    </w:rPr>
+                    <w:t>signaali</w:t>
+                  </w:r>
+                </w:p>
+              </w:tc>
+              <w:tc>
+                <w:tcPr>
+                  <w:tcW w:w="6497" w:type="dxa"/>
+                </w:tcPr>
+                <w:p>
+                  <w:pPr>
+                    <w:autoSpaceDE/>
+                    <w:autoSpaceDN/>
+                    <w:rPr>
+                      <w:rFonts w:ascii="Verdana" w:hAnsi="Verdana"/>
+                      <w:i/>
+                      <w:iCs/>
+                      <w:color w:val="FF0000"/>
+                    </w:rPr>
+                  </w:pPr>
+                  <w:r>
+                    <w:rPr>
+                      <w:rFonts w:ascii="Verdana" w:hAnsi="Verdana"/>
+                      <w:b/>
+                      <w:bCs/>
+                      <w:color w:val="000000" w:themeColor="text1"/>
+                      <w:sz w:val="20"/>
+                      <w:szCs w:val="20"/>
+                    </w:rPr>
+                    <w:t>Tarkoitus</w:t>
+                  </w:r>
+                </w:p>
+              </w:tc>
+            </w:tr>
+            <w:tr>
+              <w:trPr>
+                <w:trHeight w:val="413"/>
+              </w:trPr>
+              <w:tc>
+                <w:tcPr>
+                  <w:tcW w:w="2503" w:type="dxa"/>
+                </w:tcPr>
+                <w:p>
+                  <w:pPr>
+                    <w:autoSpaceDE/>
+                    <w:autoSpaceDN/>
+                    <w:rPr>
+                      <w:rFonts w:ascii="Verdana" w:hAnsi="Verdana"/>
+                      <w:color w:val="000000" w:themeColor="text1"/>
+                      <w:sz w:val="20"/>
+                      <w:szCs w:val="20"/>
+                    </w:rPr>
+                  </w:pPr>
+                  <w:r>
+                    <w:rPr>
+                      <w:rFonts w:ascii="Verdana" w:hAnsi="Verdana"/>
+                      <w:color w:val="000000" w:themeColor="text1"/>
+                      <w:sz w:val="20"/>
+                      <w:szCs w:val="20"/>
+                    </w:rPr>
+                    <w:t>login</w:t>
+                  </w:r>
+                </w:p>
+              </w:tc>
+              <w:tc>
+                <w:tcPr>
+                  <w:tcW w:w="6497" w:type="dxa"/>
+                </w:tcPr>
+                <w:p>
+                  <w:pPr>
+                    <w:autoSpaceDE/>
+                    <w:autoSpaceDN/>
+                    <w:rPr>
+                      <w:rFonts w:ascii="Verdana" w:hAnsi="Verdana"/>
+                      <w:color w:val="000000" w:themeColor="text1"/>
+                      <w:sz w:val="20"/>
+                      <w:szCs w:val="20"/>
+                    </w:rPr>
+                  </w:pPr>
+                  <w:r>
+                    <w:rPr>
+                      <w:rFonts w:ascii="Verdana" w:hAnsi="Verdana"/>
+                      <w:color w:val="000000" w:themeColor="text1"/>
+                      <w:sz w:val="20"/>
+                      <w:szCs w:val="20"/>
+                    </w:rPr>
+                    <w:t>Kirjautuminen</w:t>
+                  </w:r>
+                </w:p>
+              </w:tc>
+            </w:tr>
+            <w:tr>
+              <w:trPr>
+                <w:trHeight w:val="411"/>
+              </w:trPr>
+              <w:tc>
+                <w:tcPr>
+                  <w:tcW w:w="2503" w:type="dxa"/>
+                </w:tcPr>
+                <w:p>
+                  <w:pPr>
+                    <w:autoSpaceDE/>
+                    <w:autoSpaceDN/>
+                    <w:rPr>
+                      <w:rFonts w:ascii="Verdana" w:hAnsi="Verdana"/>
+                      <w:color w:val="000000" w:themeColor="text1"/>
+                      <w:sz w:val="20"/>
+                      <w:szCs w:val="20"/>
+                    </w:rPr>
+                  </w:pPr>
+                  <w:r>
+                    <w:rPr>
+                      <w:rFonts w:ascii="Verdana" w:hAnsi="Verdana"/>
+                      <w:color w:val="000000" w:themeColor="text1"/>
+                      <w:sz w:val="20"/>
+                      <w:szCs w:val="20"/>
+                    </w:rPr>
+                    <w:t>balance</w:t>
+                  </w:r>
+                </w:p>
+              </w:tc>
+              <w:tc>
+                <w:tcPr>
+                  <w:tcW w:w="6497" w:type="dxa"/>
+                </w:tcPr>
+                <w:p>
+                  <w:pPr>
+                    <w:autoSpaceDE/>
+                    <w:autoSpaceDN/>
+                    <w:rPr>
+                      <w:rFonts w:ascii="Verdana" w:hAnsi="Verdana"/>
+                      <w:color w:val="000000" w:themeColor="text1"/>
+                      <w:sz w:val="20"/>
+                      <w:szCs w:val="20"/>
+                    </w:rPr>
+                  </w:pPr>
+                  <w:r>
+                    <w:rPr>
+                      <w:rFonts w:ascii="Verdana" w:hAnsi="Verdana"/>
+                      <w:color w:val="000000" w:themeColor="text1"/>
+                      <w:sz w:val="20"/>
+                      <w:szCs w:val="20"/>
+                    </w:rPr>
+                    <w:t>Saldo</w:t>
+                  </w:r>
+                </w:p>
+              </w:tc>
+            </w:tr>
+            <w:tr>
+              <w:trPr>
+                <w:trHeight w:val="425"/>
+              </w:trPr>
+              <w:tc>
+                <w:tcPr>
+                  <w:tcW w:w="2503" w:type="dxa"/>
+                </w:tcPr>
+                <w:p>
+                  <w:pPr>
+                    <w:autoSpaceDE/>
+                    <w:autoSpaceDN/>
+                    <w:rPr>
+                      <w:rFonts w:ascii="Verdana" w:hAnsi="Verdana"/>
+                      <w:color w:val="000000" w:themeColor="text1"/>
+                      <w:sz w:val="20"/>
+                      <w:szCs w:val="20"/>
+                    </w:rPr>
+                  </w:pPr>
+                  <w:r>
+                    <w:rPr>
+                      <w:rFonts w:ascii="Verdana" w:hAnsi="Verdana"/>
+                      <w:color w:val="000000" w:themeColor="text1"/>
+                      <w:sz w:val="20"/>
+                      <w:szCs w:val="20"/>
+                    </w:rPr>
+                    <w:t>Withdraw</w:t>
+                  </w:r>
+                </w:p>
+              </w:tc>
+              <w:tc>
+                <w:tcPr>
+                  <w:tcW w:w="6497" w:type="dxa"/>
+                </w:tcPr>
+                <w:p>
+                  <w:pPr>
+                    <w:autoSpaceDE/>
+                    <w:autoSpaceDN/>
+                    <w:rPr>
+                      <w:rFonts w:ascii="Verdana" w:hAnsi="Verdana"/>
+                      <w:color w:val="000000" w:themeColor="text1"/>
+                      <w:sz w:val="20"/>
+                      <w:szCs w:val="20"/>
+                    </w:rPr>
+                  </w:pPr>
+                  <w:r>
+                    <w:rPr>
+                      <w:rFonts w:ascii="Verdana" w:hAnsi="Verdana"/>
+                      <w:color w:val="000000" w:themeColor="text1"/>
+                      <w:sz w:val="20"/>
+                      <w:szCs w:val="20"/>
+                    </w:rPr>
+                    <w:t>Nosto</w:t>
+                  </w:r>
+                </w:p>
+              </w:tc>
+            </w:tr>
+            <w:tr>
+              <w:trPr>
+                <w:trHeight w:val="377"/>
+              </w:trPr>
+              <w:tc>
+                <w:tcPr>
+                  <w:tcW w:w="2503" w:type="dxa"/>
+                </w:tcPr>
+                <w:p>
+                  <w:pPr>
+                    <w:autoSpaceDE/>
+                    <w:autoSpaceDN/>
+                    <w:rPr>
+                      <w:rFonts w:ascii="Verdana" w:hAnsi="Verdana"/>
+                      <w:i/>
+                      <w:iCs/>
+                      <w:color w:val="FF0000"/>
+                    </w:rPr>
+                  </w:pPr>
+                </w:p>
+              </w:tc>
+              <w:tc>
+                <w:tcPr>
+                  <w:tcW w:w="6497" w:type="dxa"/>
+                </w:tcPr>
+                <w:p>
+                  <w:pPr>
+                    <w:autoSpaceDE/>
+                    <w:autoSpaceDN/>
+                    <w:rPr>
+                      <w:rFonts w:ascii="Verdana" w:hAnsi="Verdana"/>
+                      <w:i/>
+                      <w:iCs/>
+                      <w:color w:val="FF0000"/>
+                    </w:rPr>
+                  </w:pPr>
+                </w:p>
+              </w:tc>
+            </w:tr>
+          </w:tbl>
+          <w:p/>
+          <w:p>
+            <w:pPr>
+              <w:autoSpaceDE/>
+              <w:autoSpaceDN/>
+              <w:rPr>
+                <w:rFonts w:ascii="Verdana" w:hAnsi="Verdana"/>
+                <w:i/>
+                <w:iCs/>
+                <w:color w:val="FF0000"/>
+              </w:rPr>
+            </w:pPr>
+          </w:p>
+        </w:tc>
+      </w:tr>
+      <w:tr>
+        <w:trPr>
+          <w:trHeight w:val="1491"/>
+        </w:trPr>
+        <w:tc>
+          <w:tcPr>
+            <w:tcW w:w="2625" w:type="dxa"/>
+          </w:tcPr>
+          <w:p>
+            <w:pPr>
+              <w:autoSpaceDE/>
+              <w:autoSpaceDN/>
+              <w:rPr>
+                <w:rFonts w:ascii="Verdana" w:hAnsi="Verdana"/>
+                <w:i/>
+                <w:iCs/>
+                <w:color w:val="FF0000"/>
+              </w:rPr>
+            </w:pPr>
+            <w:r>
+              <w:rPr>
+                <w:rFonts w:ascii="Verdana" w:hAnsi="Verdana" w:cs="Verdana"/>
+                <w:b/>
+                <w:bCs/>
+                <w:sz w:val="20"/>
+                <w:szCs w:val="20"/>
+              </w:rPr>
+              <w:t>Vastuuhenkilö(t)</w:t>
+            </w:r>
+          </w:p>
+        </w:tc>
+        <w:tc>
+          <w:tcPr>
+            <w:tcW w:w="7394" w:type="dxa"/>
+            <w:gridSpan w:val="2"/>
+          </w:tcPr>
+          <w:p>
+            <w:pPr>
+              <w:autoSpaceDE/>
+              <w:autoSpaceDN/>
+              <w:rPr>
+                <w:rFonts w:ascii="Verdana" w:hAnsi="Verdana"/>
+                <w:i/>
+                <w:iCs/>
+                <w:color w:val="FF0000"/>
+              </w:rPr>
+            </w:pPr>
+          </w:p>
+        </w:tc>
+      </w:tr>
+    </w:tbl>
+    <w:p>
+      <w:pPr>
+        <w:autoSpaceDE/>
+        <w:autoSpaceDN/>
         <w:rPr>
           <w:rFonts w:ascii="Verdana" w:hAnsi="Verdana"/>
           <w:i/>
           <w:iCs/>
           <w:color w:val="FF0000"/>
         </w:rPr>
+      </w:pPr>
+    </w:p>
+    <w:p>
+      <w:pPr>
+        <w:autoSpaceDE/>
+        <w:autoSpaceDN/>
+        <w:rPr>
+          <w:rFonts w:ascii="Verdana" w:hAnsi="Verdana"/>
+          <w:i/>
+          <w:iCs/>
+          <w:color w:val="FF0000"/>
+        </w:rPr>
+      </w:pPr>
+    </w:p>
+    <w:p>
+      <w:pPr>
+        <w:autoSpaceDE/>
+        <w:autoSpaceDN/>
+        <w:rPr>
+          <w:rFonts w:ascii="Verdana" w:hAnsi="Verdana"/>
+          <w:i/>
+          <w:iCs/>
+          <w:color w:val="FF0000"/>
+        </w:rPr>
+      </w:pPr>
+      <w:r>
+        <w:rPr>
+          <w:rFonts w:ascii="Verdana" w:hAnsi="Verdana"/>
+          <w:i/>
+          <w:iCs/>
+          <w:color w:val="FF0000"/>
+        </w:rPr>
         <w:br w:type="page"/>
+      </w:r>
+    </w:p>
+    <w:tbl>
+      <w:tblPr>
+        <w:tblpPr w:leftFromText="141" w:rightFromText="141" w:horzAnchor="margin" w:tblpXSpec="center" w:tblpY="540"/>
+        <w:tblW w:w="10474" w:type="dxa"/>
+        <w:tblBorders>
+          <w:top w:val="single" w:sz="4" w:space="0" w:color="auto"/>
+          <w:left w:val="single" w:sz="4" w:space="0" w:color="auto"/>
+          <w:bottom w:val="single" w:sz="4" w:space="0" w:color="auto"/>
+          <w:right w:val="single" w:sz="4" w:space="0" w:color="auto"/>
+          <w:insideH w:val="single" w:sz="4" w:space="0" w:color="auto"/>
+          <w:insideV w:val="single" w:sz="4" w:space="0" w:color="auto"/>
+        </w:tblBorders>
+        <w:tblCellMar>
+          <w:left w:w="70" w:type="dxa"/>
+          <w:right w:w="70" w:type="dxa"/>
+        </w:tblCellMar>
+        <w:tblLook w:val="0000" w:firstRow="0" w:lastRow="0" w:firstColumn="0" w:lastColumn="0" w:noHBand="0" w:noVBand="0"/>
+      </w:tblPr>
+      <w:tblGrid>
+        <w:gridCol w:w="2508"/>
+        <w:gridCol w:w="458"/>
+        <w:gridCol w:w="7508"/>
+      </w:tblGrid>
+      <w:tr>
+        <w:trPr>
+          <w:trHeight w:val="841"/>
+        </w:trPr>
+        <w:tc>
+          <w:tcPr>
+            <w:tcW w:w="2966" w:type="dxa"/>
+            <w:gridSpan w:val="2"/>
+          </w:tcPr>
+          <w:p>
+            <w:pPr>
+              <w:autoSpaceDE/>
+              <w:autoSpaceDN/>
+              <w:rPr>
+                <w:rFonts w:ascii="Verdana" w:hAnsi="Verdana"/>
+                <w:i/>
+                <w:iCs/>
+                <w:color w:val="FF0000"/>
+              </w:rPr>
+            </w:pPr>
+            <w:r>
+              <w:rPr>
+                <w:rFonts w:ascii="Verdana" w:hAnsi="Verdana" w:cs="Verdana"/>
+                <w:b/>
+                <w:bCs/>
+                <w:sz w:val="20"/>
+                <w:szCs w:val="20"/>
+              </w:rPr>
+              <w:lastRenderedPageBreak/>
+              <w:t>Tarkoitus ja toiminta</w:t>
+            </w:r>
+          </w:p>
+          <w:p>
+            <w:pPr>
+              <w:ind w:left="414"/>
+              <w:rPr>
+                <w:rFonts w:ascii="Verdana" w:hAnsi="Verdana"/>
+                <w:i/>
+                <w:iCs/>
+                <w:color w:val="FF0000"/>
+              </w:rPr>
+            </w:pPr>
+            <w:r>
+              <w:rPr>
+                <w:rFonts w:ascii="Verdana" w:hAnsi="Verdana"/>
+                <w:i/>
+                <w:iCs/>
+                <w:color w:val="FF0000"/>
+              </w:rPr>
+              <w:br w:type="page"/>
+            </w:r>
+          </w:p>
+        </w:tc>
+        <w:tc>
+          <w:tcPr>
+            <w:tcW w:w="7508" w:type="dxa"/>
+          </w:tcPr>
+          <w:p>
+            <w:pPr>
+              <w:autoSpaceDE/>
+              <w:autoSpaceDN/>
+              <w:rPr>
+                <w:rFonts w:ascii="Verdana" w:hAnsi="Verdana"/>
+                <w:color w:val="000000" w:themeColor="text1"/>
+                <w:sz w:val="20"/>
+                <w:szCs w:val="20"/>
+              </w:rPr>
+            </w:pPr>
+            <w:r>
+              <w:rPr>
+                <w:rFonts w:ascii="Verdana" w:hAnsi="Verdana"/>
+                <w:color w:val="000000" w:themeColor="text1"/>
+                <w:sz w:val="20"/>
+                <w:szCs w:val="20"/>
+              </w:rPr>
+              <w:t>Tallentaa ja käsittelee sovelluksen dataa tietokannassa</w:t>
+            </w:r>
+          </w:p>
+          <w:p>
+            <w:pPr>
+              <w:rPr>
+                <w:rFonts w:ascii="Verdana" w:hAnsi="Verdana"/>
+                <w:color w:val="000000" w:themeColor="text1"/>
+                <w:sz w:val="20"/>
+                <w:szCs w:val="20"/>
+              </w:rPr>
+            </w:pPr>
+          </w:p>
+        </w:tc>
+      </w:tr>
+      <w:tr>
+        <w:trPr>
+          <w:trHeight w:val="823"/>
+        </w:trPr>
+        <w:tc>
+          <w:tcPr>
+            <w:tcW w:w="2966" w:type="dxa"/>
+            <w:gridSpan w:val="2"/>
+          </w:tcPr>
+          <w:p>
+            <w:pPr>
+              <w:rPr>
+                <w:rFonts w:ascii="Verdana" w:hAnsi="Verdana"/>
+                <w:i/>
+                <w:iCs/>
+                <w:color w:val="FF0000"/>
+              </w:rPr>
+            </w:pPr>
+            <w:r>
+              <w:rPr>
+                <w:rFonts w:ascii="Verdana" w:hAnsi="Verdana" w:cs="Verdana"/>
+                <w:b/>
+                <w:bCs/>
+                <w:sz w:val="20"/>
+                <w:szCs w:val="20"/>
+              </w:rPr>
+              <w:t>Järjestelmäkomponentti</w:t>
+            </w:r>
+          </w:p>
+        </w:tc>
+        <w:tc>
+          <w:tcPr>
+            <w:tcW w:w="7508" w:type="dxa"/>
+          </w:tcPr>
+          <w:p>
+            <w:pPr>
+              <w:rPr>
+                <w:rFonts w:ascii="Verdana" w:hAnsi="Verdana"/>
+                <w:color w:val="000000" w:themeColor="text1"/>
+                <w:sz w:val="20"/>
+                <w:szCs w:val="20"/>
+              </w:rPr>
+            </w:pPr>
+            <w:r>
+              <w:rPr>
+                <w:rFonts w:ascii="Verdana" w:hAnsi="Verdana"/>
+                <w:color w:val="000000" w:themeColor="text1"/>
+                <w:sz w:val="20"/>
+                <w:szCs w:val="20"/>
+              </w:rPr>
+              <w:t>Tietokanta (MySQL)</w:t>
+            </w:r>
+          </w:p>
+        </w:tc>
+      </w:tr>
+      <w:tr>
+        <w:trPr>
+          <w:trHeight w:val="6806"/>
+        </w:trPr>
+        <w:tc>
+          <w:tcPr>
+            <w:tcW w:w="10474" w:type="dxa"/>
+            <w:gridSpan w:val="3"/>
+          </w:tcPr>
+          <w:p>
+            <w:pPr>
+              <w:autoSpaceDE/>
+              <w:autoSpaceDN/>
+              <w:spacing w:line="276" w:lineRule="auto"/>
+              <w:rPr>
+                <w:rFonts w:ascii="Verdana" w:hAnsi="Verdana" w:cs="Verdana"/>
+                <w:b/>
+                <w:bCs/>
+                <w:sz w:val="20"/>
+                <w:szCs w:val="20"/>
+              </w:rPr>
+            </w:pPr>
+            <w:r>
+              <w:rPr>
+                <w:rFonts w:ascii="Verdana" w:hAnsi="Verdana"/>
+                <w:i/>
+                <w:iCs/>
+                <w:noProof/>
+                <w:color w:val="FF0000"/>
+              </w:rPr>
+              <w:drawing>
+                <wp:anchor distT="0" distB="0" distL="114300" distR="114300" simplePos="0" relativeHeight="251664384" behindDoc="0" locked="0" layoutInCell="1" allowOverlap="1" wp14:anchorId="763DB284" wp14:editId="204B24D0">
+                  <wp:simplePos x="0" y="0"/>
+                  <wp:positionH relativeFrom="column">
+                    <wp:posOffset>1604010</wp:posOffset>
+                  </wp:positionH>
+                  <wp:positionV relativeFrom="paragraph">
+                    <wp:posOffset>66675</wp:posOffset>
+                  </wp:positionV>
+                  <wp:extent cx="3489960" cy="4210050"/>
+                  <wp:effectExtent l="0" t="0" r="0" b="0"/>
+                  <wp:wrapNone/>
+                  <wp:docPr id="1690419773" name="Kuva 1"/>
+                  <wp:cNvGraphicFramePr>
+                    <a:graphicFrameLocks xmlns:a="http://schemas.openxmlformats.org/drawingml/2006/main" noChangeAspect="1"/>
+                  </wp:cNvGraphicFramePr>
+                  <a:graphic xmlns:a="http://schemas.openxmlformats.org/drawingml/2006/main">
+                    <a:graphicData uri="http://schemas.openxmlformats.org/drawingml/2006/picture">
+                      <pic:pic xmlns:pic="http://schemas.openxmlformats.org/drawingml/2006/picture">
+                        <pic:nvPicPr>
+                          <pic:cNvPr id="1690419773" name=""/>
+                          <pic:cNvPicPr/>
+                        </pic:nvPicPr>
+                        <pic:blipFill>
+                          <a:blip r:embed="rId20"/>
+                          <a:stretch>
+                            <a:fillRect/>
+                          </a:stretch>
+                        </pic:blipFill>
+                        <pic:spPr>
+                          <a:xfrm>
+                            <a:off x="0" y="0"/>
+                            <a:ext cx="3489960" cy="4210050"/>
+                          </a:xfrm>
+                          <a:prstGeom prst="rect">
+                            <a:avLst/>
+                          </a:prstGeom>
+                        </pic:spPr>
+                      </pic:pic>
+                    </a:graphicData>
+                  </a:graphic>
+                  <wp14:sizeRelH relativeFrom="margin">
+                    <wp14:pctWidth>0</wp14:pctWidth>
+                  </wp14:sizeRelH>
+                  <wp14:sizeRelV relativeFrom="margin">
+                    <wp14:pctHeight>0</wp14:pctHeight>
+                  </wp14:sizeRelV>
+                </wp:anchor>
+              </w:drawing>
+            </w:r>
+            <w:r>
+              <w:rPr>
+                <w:rFonts w:ascii="Verdana" w:hAnsi="Verdana" w:cs="Verdana"/>
+                <w:b/>
+                <w:bCs/>
+                <w:sz w:val="20"/>
+                <w:szCs w:val="20"/>
+              </w:rPr>
+              <w:t>Luokkakaavio (UML)</w:t>
+            </w:r>
+          </w:p>
+          <w:p>
+            <w:pPr>
+              <w:rPr>
+                <w:rFonts w:ascii="Verdana" w:hAnsi="Verdana"/>
+                <w:i/>
+                <w:iCs/>
+                <w:color w:val="FF0000"/>
+              </w:rPr>
+            </w:pPr>
+          </w:p>
+        </w:tc>
+      </w:tr>
+      <w:tr>
+        <w:trPr>
+          <w:trHeight w:val="3086"/>
+        </w:trPr>
+        <w:tc>
+          <w:tcPr>
+            <w:tcW w:w="10474" w:type="dxa"/>
+            <w:gridSpan w:val="3"/>
+          </w:tcPr>
+          <w:tbl>
+            <w:tblPr>
+              <w:tblpPr w:leftFromText="141" w:rightFromText="141" w:vertAnchor="text" w:horzAnchor="margin" w:tblpXSpec="center" w:tblpY="562"/>
+              <w:tblOverlap w:val="never"/>
+              <w:tblW w:w="0" w:type="auto"/>
+              <w:tblBorders>
+                <w:top w:val="single" w:sz="4" w:space="0" w:color="auto"/>
+                <w:left w:val="single" w:sz="4" w:space="0" w:color="auto"/>
+                <w:bottom w:val="single" w:sz="4" w:space="0" w:color="auto"/>
+                <w:right w:val="single" w:sz="4" w:space="0" w:color="auto"/>
+                <w:insideH w:val="single" w:sz="4" w:space="0" w:color="auto"/>
+                <w:insideV w:val="single" w:sz="4" w:space="0" w:color="auto"/>
+              </w:tblBorders>
+              <w:tblCellMar>
+                <w:left w:w="70" w:type="dxa"/>
+                <w:right w:w="70" w:type="dxa"/>
+              </w:tblCellMar>
+              <w:tblLook w:val="0000" w:firstRow="0" w:lastRow="0" w:firstColumn="0" w:lastColumn="0" w:noHBand="0" w:noVBand="0"/>
+            </w:tblPr>
+            <w:tblGrid>
+              <w:gridCol w:w="2263"/>
+              <w:gridCol w:w="7097"/>
+            </w:tblGrid>
+            <w:tr>
+              <w:trPr>
+                <w:trHeight w:val="449"/>
+              </w:trPr>
+              <w:tc>
+                <w:tcPr>
+                  <w:tcW w:w="2263" w:type="dxa"/>
+                </w:tcPr>
+                <w:p>
+                  <w:pPr>
+                    <w:rPr>
+                      <w:rFonts w:ascii="Verdana" w:hAnsi="Verdana"/>
+                      <w:i/>
+                      <w:iCs/>
+                      <w:color w:val="FF0000"/>
+                    </w:rPr>
+                  </w:pPr>
+                  <w:r>
+                    <w:rPr>
+                      <w:rFonts w:ascii="Verdana" w:hAnsi="Verdana"/>
+                      <w:b/>
+                      <w:bCs/>
+                      <w:color w:val="000000" w:themeColor="text1"/>
+                      <w:sz w:val="20"/>
+                      <w:szCs w:val="20"/>
+                    </w:rPr>
+                    <w:t xml:space="preserve">Funktio </w:t>
+                  </w:r>
+                  <w:r>
+                    <w:rPr>
+                      <w:rFonts w:ascii="Verdana" w:hAnsi="Verdana"/>
+                      <w:b/>
+                      <w:bCs/>
+                      <w:color w:val="000000" w:themeColor="text1"/>
+                      <w:sz w:val="20"/>
+                      <w:szCs w:val="20"/>
+                    </w:rPr>
+                    <w:t xml:space="preserve">/ </w:t>
+                  </w:r>
+                  <w:r>
+                    <w:rPr>
+                      <w:rFonts w:ascii="Verdana" w:hAnsi="Verdana"/>
+                      <w:b/>
+                      <w:bCs/>
+                      <w:color w:val="000000" w:themeColor="text1"/>
+                      <w:sz w:val="20"/>
+                      <w:szCs w:val="20"/>
+                    </w:rPr>
+                    <w:t>signaali</w:t>
+                  </w:r>
+                </w:p>
+              </w:tc>
+              <w:tc>
+                <w:tcPr>
+                  <w:tcW w:w="7097" w:type="dxa"/>
+                </w:tcPr>
+                <w:p>
+                  <w:pPr>
+                    <w:rPr>
+                      <w:rFonts w:ascii="Verdana" w:hAnsi="Verdana"/>
+                      <w:i/>
+                      <w:iCs/>
+                      <w:color w:val="FF0000"/>
+                    </w:rPr>
+                  </w:pPr>
+                  <w:r>
+                    <w:rPr>
+                      <w:rFonts w:ascii="Verdana" w:hAnsi="Verdana"/>
+                      <w:b/>
+                      <w:bCs/>
+                      <w:color w:val="000000" w:themeColor="text1"/>
+                      <w:sz w:val="20"/>
+                      <w:szCs w:val="20"/>
+                    </w:rPr>
+                    <w:t>Tarkoitus</w:t>
+                  </w:r>
+                </w:p>
+              </w:tc>
+            </w:tr>
+            <w:tr>
+              <w:trPr>
+                <w:trHeight w:val="383"/>
+              </w:trPr>
+              <w:tc>
+                <w:tcPr>
+                  <w:tcW w:w="2263" w:type="dxa"/>
+                </w:tcPr>
+                <w:p>
+                  <w:pPr>
+                    <w:rPr>
+                      <w:rFonts w:ascii="Verdana" w:hAnsi="Verdana"/>
+                      <w:color w:val="000000" w:themeColor="text1"/>
+                      <w:sz w:val="20"/>
+                      <w:szCs w:val="20"/>
+                    </w:rPr>
+                  </w:pPr>
+                  <w:r>
+                    <w:rPr>
+                      <w:rFonts w:ascii="Verdana" w:hAnsi="Verdana"/>
+                      <w:color w:val="000000" w:themeColor="text1"/>
+                      <w:sz w:val="20"/>
+                      <w:szCs w:val="20"/>
+                    </w:rPr>
+                    <w:t>SELECT</w:t>
+                  </w:r>
+                </w:p>
+              </w:tc>
+              <w:tc>
+                <w:tcPr>
+                  <w:tcW w:w="7097" w:type="dxa"/>
+                </w:tcPr>
+                <w:p>
+                  <w:pPr>
+                    <w:rPr>
+                      <w:rFonts w:ascii="Verdana" w:hAnsi="Verdana"/>
+                      <w:color w:val="000000" w:themeColor="text1"/>
+                      <w:sz w:val="20"/>
+                      <w:szCs w:val="20"/>
+                    </w:rPr>
+                  </w:pPr>
+                  <w:r>
+                    <w:rPr>
+                      <w:rFonts w:ascii="Verdana" w:hAnsi="Verdana"/>
+                      <w:color w:val="000000" w:themeColor="text1"/>
+                      <w:sz w:val="20"/>
+                      <w:szCs w:val="20"/>
+                    </w:rPr>
+                    <w:t>Hakee dataa</w:t>
+                  </w:r>
+                </w:p>
+              </w:tc>
+            </w:tr>
+            <w:tr>
+              <w:trPr>
+                <w:trHeight w:val="408"/>
+              </w:trPr>
+              <w:tc>
+                <w:tcPr>
+                  <w:tcW w:w="2263" w:type="dxa"/>
+                </w:tcPr>
+                <w:p>
+                  <w:pPr>
+                    <w:rPr>
+                      <w:rFonts w:ascii="Verdana" w:hAnsi="Verdana"/>
+                      <w:color w:val="000000" w:themeColor="text1"/>
+                      <w:sz w:val="20"/>
+                      <w:szCs w:val="20"/>
+                    </w:rPr>
+                  </w:pPr>
+                  <w:r>
+                    <w:rPr>
+                      <w:rFonts w:ascii="Verdana" w:hAnsi="Verdana"/>
+                      <w:color w:val="000000" w:themeColor="text1"/>
+                      <w:sz w:val="20"/>
+                      <w:szCs w:val="20"/>
+                    </w:rPr>
+                    <w:t>INSERT</w:t>
+                  </w:r>
+                </w:p>
+              </w:tc>
+              <w:tc>
+                <w:tcPr>
+                  <w:tcW w:w="7097" w:type="dxa"/>
+                </w:tcPr>
+                <w:p>
+                  <w:pPr>
+                    <w:rPr>
+                      <w:rFonts w:ascii="Verdana" w:hAnsi="Verdana"/>
+                      <w:color w:val="000000" w:themeColor="text1"/>
+                      <w:sz w:val="20"/>
+                      <w:szCs w:val="20"/>
+                    </w:rPr>
+                  </w:pPr>
+                  <w:r>
+                    <w:rPr>
+                      <w:rFonts w:ascii="Verdana" w:hAnsi="Verdana"/>
+                      <w:color w:val="000000" w:themeColor="text1"/>
+                      <w:sz w:val="20"/>
+                      <w:szCs w:val="20"/>
+                    </w:rPr>
+                    <w:t>Lisää dataa</w:t>
+                  </w:r>
+                </w:p>
+              </w:tc>
+            </w:tr>
+            <w:tr>
+              <w:trPr>
+                <w:trHeight w:val="372"/>
+              </w:trPr>
+              <w:tc>
+                <w:tcPr>
+                  <w:tcW w:w="2263" w:type="dxa"/>
+                </w:tcPr>
+                <w:p>
+                  <w:pPr>
+                    <w:rPr>
+                      <w:rFonts w:ascii="Verdana" w:hAnsi="Verdana"/>
+                      <w:color w:val="000000" w:themeColor="text1"/>
+                      <w:sz w:val="20"/>
+                      <w:szCs w:val="20"/>
+                    </w:rPr>
+                  </w:pPr>
+                  <w:r>
+                    <w:rPr>
+                      <w:rFonts w:ascii="Verdana" w:hAnsi="Verdana"/>
+                      <w:color w:val="000000" w:themeColor="text1"/>
+                      <w:sz w:val="20"/>
+                      <w:szCs w:val="20"/>
+                    </w:rPr>
+                    <w:t>UPDATE</w:t>
+                  </w:r>
+                </w:p>
+              </w:tc>
+              <w:tc>
+                <w:tcPr>
+                  <w:tcW w:w="7097" w:type="dxa"/>
+                </w:tcPr>
+                <w:p>
+                  <w:pPr>
+                    <w:rPr>
+                      <w:rFonts w:ascii="Verdana" w:hAnsi="Verdana"/>
+                      <w:color w:val="000000" w:themeColor="text1"/>
+                      <w:sz w:val="20"/>
+                      <w:szCs w:val="20"/>
+                    </w:rPr>
+                  </w:pPr>
+                  <w:r>
+                    <w:rPr>
+                      <w:rFonts w:ascii="Verdana" w:hAnsi="Verdana"/>
+                      <w:color w:val="000000" w:themeColor="text1"/>
+                      <w:sz w:val="20"/>
+                      <w:szCs w:val="20"/>
+                    </w:rPr>
+                    <w:t>Päivittää dataa</w:t>
+                  </w:r>
+                </w:p>
+              </w:tc>
+            </w:tr>
+            <w:tr>
+              <w:trPr>
+                <w:trHeight w:val="462"/>
+              </w:trPr>
+              <w:tc>
+                <w:tcPr>
+                  <w:tcW w:w="2263" w:type="dxa"/>
+                </w:tcPr>
+                <w:p>
+                  <w:pPr>
+                    <w:rPr>
+                      <w:rFonts w:ascii="Verdana" w:hAnsi="Verdana"/>
+                      <w:i/>
+                      <w:iCs/>
+                      <w:color w:val="FF0000"/>
+                    </w:rPr>
+                  </w:pPr>
+                </w:p>
+              </w:tc>
+              <w:tc>
+                <w:tcPr>
+                  <w:tcW w:w="7097" w:type="dxa"/>
+                </w:tcPr>
+                <w:p>
+                  <w:pPr>
+                    <w:rPr>
+                      <w:rFonts w:ascii="Verdana" w:hAnsi="Verdana"/>
+                      <w:i/>
+                      <w:iCs/>
+                      <w:color w:val="FF0000"/>
+                    </w:rPr>
+                  </w:pPr>
+                </w:p>
+              </w:tc>
+            </w:tr>
+          </w:tbl>
+          <w:p>
+            <w:pPr>
+              <w:rPr>
+                <w:rFonts w:ascii="Verdana" w:hAnsi="Verdana"/>
+                <w:b/>
+                <w:bCs/>
+                <w:sz w:val="20"/>
+                <w:szCs w:val="20"/>
+              </w:rPr>
+            </w:pPr>
+            <w:r>
+              <w:rPr>
+                <w:rFonts w:ascii="Verdana" w:hAnsi="Verdana"/>
+                <w:b/>
+                <w:bCs/>
+                <w:sz w:val="20"/>
+                <w:szCs w:val="20"/>
+              </w:rPr>
+              <w:t>Rajapinnat</w:t>
+            </w:r>
+          </w:p>
+          <w:p>
+            <w:pPr>
+              <w:ind w:left="414"/>
+              <w:rPr>
+                <w:rFonts w:ascii="Verdana" w:hAnsi="Verdana"/>
+                <w:i/>
+                <w:iCs/>
+                <w:color w:val="FF0000"/>
+              </w:rPr>
+            </w:pPr>
+          </w:p>
+        </w:tc>
+      </w:tr>
+      <w:tr>
+        <w:trPr>
+          <w:trHeight w:val="1423"/>
+        </w:trPr>
+        <w:tc>
+          <w:tcPr>
+            <w:tcW w:w="2508" w:type="dxa"/>
+          </w:tcPr>
+          <w:p>
+            <w:pPr>
+              <w:rPr>
+                <w:rFonts w:ascii="Verdana" w:hAnsi="Verdana"/>
+                <w:i/>
+                <w:iCs/>
+                <w:color w:val="FF0000"/>
+              </w:rPr>
+            </w:pPr>
+            <w:r>
+              <w:rPr>
+                <w:rFonts w:ascii="Verdana" w:hAnsi="Verdana" w:cs="Verdana"/>
+                <w:b/>
+                <w:bCs/>
+                <w:sz w:val="20"/>
+                <w:szCs w:val="20"/>
+              </w:rPr>
+              <w:t>Vastuuhenkilö(t)</w:t>
+            </w:r>
+          </w:p>
+        </w:tc>
+        <w:tc>
+          <w:tcPr>
+            <w:tcW w:w="7966" w:type="dxa"/>
+            <w:gridSpan w:val="2"/>
+          </w:tcPr>
+          <w:p>
+            <w:pPr>
+              <w:ind w:left="414"/>
+              <w:rPr>
+                <w:rFonts w:ascii="Verdana" w:hAnsi="Verdana"/>
+                <w:i/>
+                <w:iCs/>
+                <w:color w:val="FF0000"/>
+              </w:rPr>
+            </w:pPr>
+          </w:p>
+        </w:tc>
+      </w:tr>
+    </w:tbl>
+    <w:p>
+      <w:pPr>
+        <w:autoSpaceDE/>
+        <w:autoSpaceDN/>
+        <w:rPr>
+          <w:rFonts w:ascii="Verdana" w:hAnsi="Verdana"/>
+          <w:b/>
+          <w:bCs/>
+          <w:color w:val="000000" w:themeColor="text1"/>
+        </w:rPr>
+      </w:pPr>
+      <w:r>
+        <w:rPr>
+          <w:rFonts w:ascii="Verdana" w:hAnsi="Verdana"/>
+          <w:b/>
+          <w:bCs/>
+          <w:color w:val="000000" w:themeColor="text1"/>
+        </w:rPr>
+        <w:t>Database Server</w:t>
       </w:r>
     </w:p>
     <w:p>
@@ -9227,35 +11271,6 @@
           <w:szCs w:val="24"/>
         </w:rPr>
         <w:t>Tilakaavio</w:t>
-      </w:r>
-    </w:p>
-    <w:p>
-      <w:pPr>
-        <w:spacing w:line="360" w:lineRule="auto"/>
-        <w:rPr>
-          <w:rFonts w:ascii="Verdana" w:hAnsi="Verdana"/>
-          <w:i/>
-          <w:iCs/>
-          <w:color w:val="FF0000"/>
-        </w:rPr>
-      </w:pPr>
-      <w:r>
-        <w:rPr>
-          <w:rFonts w:ascii="Verdana" w:hAnsi="Verdana"/>
-          <w:i/>
-          <w:iCs/>
-          <w:color w:val="FF0000"/>
-        </w:rPr>
-        <w:t>Tilakaavio</w:t>
-      </w:r>
-      <w:r>
-        <w:rPr>
-          <w:rFonts w:ascii="Verdana" w:hAnsi="Verdana"/>
-          <w:i/>
-          <w:iCs/>
-          <w:color w:val="FF0000"/>
-        </w:rPr>
-        <w:t>ssa kuvataan käyttöliittymän toiminta pääpiirteissään.</w:t>
       </w:r>
     </w:p>
     <w:p>
@@ -9299,13 +11314,229 @@
             </w:pPr>
             <w:r>
               <w:rPr>
-                <w:rFonts w:ascii="Verdana" w:hAnsi="Verdana" w:cs="Verdana"/>
+                <w:rFonts w:ascii="Verdana" w:hAnsi="Verdana"/>
                 <w:i/>
                 <w:iCs/>
+                <w:noProof/>
                 <w:color w:val="FF0000"/>
-                <w:szCs w:val="20"/>
-              </w:rPr>
-              <w:t>Kuva tähän.</w:t>
+              </w:rPr>
+              <mc:AlternateContent>
+                <mc:Choice Requires="wps">
+                  <w:drawing>
+                    <wp:anchor distT="0" distB="0" distL="114300" distR="114300" simplePos="0" relativeHeight="251661312" behindDoc="0" locked="0" layoutInCell="1" allowOverlap="1" wp14:anchorId="617C6772" wp14:editId="187AB218">
+                      <wp:simplePos x="0" y="0"/>
+                      <wp:positionH relativeFrom="column">
+                        <wp:posOffset>-60325</wp:posOffset>
+                      </wp:positionH>
+                      <wp:positionV relativeFrom="paragraph">
+                        <wp:posOffset>40640</wp:posOffset>
+                      </wp:positionV>
+                      <wp:extent cx="6111240" cy="4503420"/>
+                      <wp:effectExtent l="0" t="0" r="22860" b="11430"/>
+                      <wp:wrapNone/>
+                      <wp:docPr id="1812363541" name="Suorakulmio 1"/>
+                      <wp:cNvGraphicFramePr/>
+                      <a:graphic xmlns:a="http://schemas.openxmlformats.org/drawingml/2006/main">
+                        <a:graphicData uri="http://schemas.microsoft.com/office/word/2010/wordprocessingShape">
+                          <wps:wsp>
+                            <wps:cNvSpPr/>
+                            <wps:spPr>
+                              <a:xfrm>
+                                <a:off x="0" y="0"/>
+                                <a:ext cx="6111240" cy="4503420"/>
+                              </a:xfrm>
+                              <a:prstGeom prst="rect">
+                                <a:avLst/>
+                              </a:prstGeom>
+                              <a:solidFill>
+                                <a:schemeClr val="bg1"/>
+                              </a:solidFill>
+                            </wps:spPr>
+                            <wps:style>
+                              <a:lnRef idx="2">
+                                <a:schemeClr val="accent1">
+                                  <a:shade val="15000"/>
+                                </a:schemeClr>
+                              </a:lnRef>
+                              <a:fillRef idx="1">
+                                <a:schemeClr val="accent1"/>
+                              </a:fillRef>
+                              <a:effectRef idx="0">
+                                <a:schemeClr val="accent1"/>
+                              </a:effectRef>
+                              <a:fontRef idx="minor">
+                                <a:schemeClr val="lt1"/>
+                              </a:fontRef>
+                            </wps:style>
+                            <wps:txbx>
+                              <w:txbxContent>
+                                <w:p>
+                                  <w:pPr>
+                                    <w:autoSpaceDE/>
+                                    <w:autoSpaceDN/>
+                                    <w:rPr>
+                                      <w:lang w:eastAsia="fi-FI"/>
+                                    </w:rPr>
+                                  </w:pPr>
+                                  <w:r>
+                                    <w:rPr>
+                                      <w:noProof/>
+                                      <w:lang w:eastAsia="fi-FI"/>
+                                    </w:rPr>
+                                    <w:drawing>
+                                      <wp:inline distT="0" distB="0" distL="0" distR="0" wp14:anchorId="360F0AE0" wp14:editId="52188535">
+                                        <wp:extent cx="4831080" cy="4119245"/>
+                                        <wp:effectExtent l="0" t="0" r="7620" b="0"/>
+                                        <wp:docPr id="1727758613" name="Kuva 2"/>
+                                        <wp:cNvGraphicFramePr>
+                                          <a:graphicFrameLocks xmlns:a="http://schemas.openxmlformats.org/drawingml/2006/main" noChangeAspect="1"/>
+                                        </wp:cNvGraphicFramePr>
+                                        <a:graphic xmlns:a="http://schemas.openxmlformats.org/drawingml/2006/main">
+                                          <a:graphicData uri="http://schemas.openxmlformats.org/drawingml/2006/picture">
+                                            <pic:pic xmlns:pic="http://schemas.openxmlformats.org/drawingml/2006/picture">
+                                              <pic:nvPicPr>
+                                                <pic:cNvPr id="0" name="Picture 1"/>
+                                                <pic:cNvPicPr>
+                                                  <a:picLocks noChangeAspect="1" noChangeArrowheads="1"/>
+                                                </pic:cNvPicPr>
+                                              </pic:nvPicPr>
+                                              <pic:blipFill>
+                                                <a:blip r:embed="rId21">
+                                                  <a:extLst>
+                                                    <a:ext uri="{28A0092B-C50C-407E-A947-70E740481C1C}">
+                                                      <a14:useLocalDpi xmlns:a14="http://schemas.microsoft.com/office/drawing/2010/main" val="0"/>
+                                                    </a:ext>
+                                                  </a:extLst>
+                                                </a:blip>
+                                                <a:srcRect/>
+                                                <a:stretch>
+                                                  <a:fillRect/>
+                                                </a:stretch>
+                                              </pic:blipFill>
+                                              <pic:spPr bwMode="auto">
+                                                <a:xfrm>
+                                                  <a:off x="0" y="0"/>
+                                                  <a:ext cx="4837151" cy="4124421"/>
+                                                </a:xfrm>
+                                                <a:prstGeom prst="rect">
+                                                  <a:avLst/>
+                                                </a:prstGeom>
+                                                <a:noFill/>
+                                                <a:ln>
+                                                  <a:noFill/>
+                                                </a:ln>
+                                              </pic:spPr>
+                                            </pic:pic>
+                                          </a:graphicData>
+                                        </a:graphic>
+                                      </wp:inline>
+                                    </w:drawing>
+                                  </w:r>
+                                </w:p>
+                                <w:p>
+                                  <w:pPr>
+                                    <w:jc w:val="center"/>
+                                  </w:pPr>
+                                </w:p>
+                              </w:txbxContent>
+                            </wps:txbx>
+                            <wps:bodyPr rot="0" spcFirstLastPara="0" vertOverflow="overflow" horzOverflow="overflow" vert="horz" wrap="square" lIns="91440" tIns="45720" rIns="91440" bIns="45720" numCol="1" spcCol="0" rtlCol="0" fromWordArt="0" anchor="ctr" anchorCtr="0" forceAA="0" compatLnSpc="1">
+                              <a:prstTxWarp prst="textNoShape">
+                                <a:avLst/>
+                              </a:prstTxWarp>
+                              <a:noAutofit/>
+                            </wps:bodyPr>
+                          </wps:wsp>
+                        </a:graphicData>
+                      </a:graphic>
+                      <wp14:sizeRelH relativeFrom="margin">
+                        <wp14:pctWidth>0</wp14:pctWidth>
+                      </wp14:sizeRelH>
+                      <wp14:sizeRelV relativeFrom="margin">
+                        <wp14:pctHeight>0</wp14:pctHeight>
+                      </wp14:sizeRelV>
+                    </wp:anchor>
+                  </w:drawing>
+                </mc:Choice>
+                <mc:Fallback>
+                  <w:pict>
+                    <v:rect w14:anchorId="617C6772" id="Suorakulmio 1" o:spid="_x0000_s1028" style="position:absolute;margin-left:-4.75pt;margin-top:3.2pt;width:481.2pt;height:354.6pt;z-index:251661312;visibility:visible;mso-wrap-style:square;mso-width-percent:0;mso-height-percent:0;mso-wrap-distance-left:9pt;mso-wrap-distance-top:0;mso-wrap-distance-right:9pt;mso-wrap-distance-bottom:0;mso-position-horizontal:absolute;mso-position-horizontal-relative:text;mso-position-vertical:absolute;mso-position-vertical-relative:text;mso-width-percent:0;mso-height-percent:0;mso-width-relative:margin;mso-height-relative:margin;v-text-anchor:middle" o:gfxdata="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" fillcolor="white [3212]" strokecolor="#091723 [484]" strokeweight="1pt">
+                      <v:textbox>
+                        <w:txbxContent>
+                          <w:p>
+                            <w:pPr>
+                              <w:autoSpaceDE/>
+                              <w:autoSpaceDN/>
+                              <w:rPr>
+                                <w:lang w:eastAsia="fi-FI"/>
+                              </w:rPr>
+                            </w:pPr>
+                            <w:r>
+                              <w:rPr>
+                                <w:noProof/>
+                                <w:lang w:eastAsia="fi-FI"/>
+                              </w:rPr>
+                              <w:drawing>
+                                <wp:inline distT="0" distB="0" distL="0" distR="0" wp14:anchorId="360F0AE0" wp14:editId="52188535">
+                                  <wp:extent cx="4831080" cy="4119245"/>
+                                  <wp:effectExtent l="0" t="0" r="7620" b="0"/>
+                                  <wp:docPr id="1727758613" name="Kuva 2"/>
+                                  <wp:cNvGraphicFramePr>
+                                    <a:graphicFrameLocks xmlns:a="http://schemas.openxmlformats.org/drawingml/2006/main" noChangeAspect="1"/>
+                                  </wp:cNvGraphicFramePr>
+                                  <a:graphic xmlns:a="http://schemas.openxmlformats.org/drawingml/2006/main">
+                                    <a:graphicData uri="http://schemas.openxmlformats.org/drawingml/2006/picture">
+                                      <pic:pic xmlns:pic="http://schemas.openxmlformats.org/drawingml/2006/picture">
+                                        <pic:nvPicPr>
+                                          <pic:cNvPr id="0" name="Picture 1"/>
+                                          <pic:cNvPicPr>
+                                            <a:picLocks noChangeAspect="1" noChangeArrowheads="1"/>
+                                          </pic:cNvPicPr>
+                                        </pic:nvPicPr>
+                                        <pic:blipFill>
+                                          <a:blip r:embed="rId21">
+                                            <a:extLst>
+                                              <a:ext uri="{28A0092B-C50C-407E-A947-70E740481C1C}">
+                                                <a14:useLocalDpi xmlns:a14="http://schemas.microsoft.com/office/drawing/2010/main" val="0"/>
+                                              </a:ext>
+                                            </a:extLst>
+                                          </a:blip>
+                                          <a:srcRect/>
+                                          <a:stretch>
+                                            <a:fillRect/>
+                                          </a:stretch>
+                                        </pic:blipFill>
+                                        <pic:spPr bwMode="auto">
+                                          <a:xfrm>
+                                            <a:off x="0" y="0"/>
+                                            <a:ext cx="4837151" cy="4124421"/>
+                                          </a:xfrm>
+                                          <a:prstGeom prst="rect">
+                                            <a:avLst/>
+                                          </a:prstGeom>
+                                          <a:noFill/>
+                                          <a:ln>
+                                            <a:noFill/>
+                                          </a:ln>
+                                        </pic:spPr>
+                                      </pic:pic>
+                                    </a:graphicData>
+                                  </a:graphic>
+                                </wp:inline>
+                              </w:drawing>
+                            </w:r>
+                          </w:p>
+                          <w:p>
+                            <w:pPr>
+                              <w:jc w:val="center"/>
+                            </w:pPr>
+                          </w:p>
+                        </w:txbxContent>
+                      </v:textbox>
+                    </v:rect>
+                  </w:pict>
+                </mc:Fallback>
+              </mc:AlternateContent>
             </w:r>
           </w:p>
         </w:tc>
@@ -13975,6 +16206,7 @@
   <w:style w:type="character" w:default="1" w:styleId="Kappaleenoletusfontti">
     <w:name w:val="Default Paragraph Font"/>
     <w:uiPriority w:val="1"/>
+    <w:semiHidden/>
     <w:unhideWhenUsed/>
   </w:style>
   <w:style w:type="table" w:default="1" w:styleId="Normaalitaulukko">

--- a/documents/tekninen_maarittely.docx
+++ b/documents/tekninen_maarittely.docx
@@ -1,6 +1,6 @@
 
 <file path=word/document.xml><?xml version="1.0" encoding="utf-8"?>
-<w:document xmlns:wpc="http://schemas.microsoft.com/office/word/2010/wordprocessingCanvas" xmlns:cx="http://schemas.microsoft.com/office/drawing/2014/chartex" xmlns:cx1="http://schemas.microsoft.com/office/drawing/2015/9/8/chartex" xmlns:cx2="http://schemas.microsoft.com/office/drawing/2015/10/21/chartex" xmlns:cx3="http://schemas.microsoft.com/office/drawing/2016/5/9/chartex" xmlns:cx4="http://schemas.microsoft.com/office/drawing/2016/5/10/chartex" xmlns:cx5="http://schemas.microsoft.com/office/drawing/2016/5/11/chartex" xmlns:cx6="http://schemas.microsoft.com/office/drawing/2016/5/12/chartex" xmlns:cx7="http://schemas.microsoft.com/office/drawing/2016/5/13/chartex" xmlns:cx8="http://schemas.microsoft.com/office/drawing/2016/5/14/chartex" xmlns:mc="http://schemas.openxmlformats.org/markup-compatibility/2006" xmlns:aink="http://schemas.microsoft.com/office/drawing/2016/ink" xmlns:am3d="http://schemas.microsoft.com/office/drawing/2017/model3d" xmlns:o="urn:schemas-microsoft-com:office:office" xmlns:oel="http://schemas.microsoft.com/office/2019/extlst" xmlns:r="http://schemas.openxmlformats.org/officeDocument/2006/relationships" xmlns:m="http://schemas.openxmlformats.org/officeDocument/2006/math" xmlns:v="urn:schemas-microsoft-com:vml" xmlns:wp14="http://schemas.microsoft.com/office/word/2010/wordprocessingDrawing" xmlns:wp="http://schemas.openxmlformats.org/drawingml/2006/wordprocessingDrawing" xmlns:w10="urn:schemas-microsoft-com:office:word" xmlns:w="http://schemas.openxmlformats.org/wordprocessingml/2006/main" xmlns:w14="http://schemas.microsoft.com/office/word/2010/wordml" xmlns:w15="http://schemas.microsoft.com/office/word/2012/wordml" xmlns:w16cex="http://schemas.microsoft.com/office/word/2018/wordml/cex" xmlns:w16cid="http://schemas.microsoft.com/office/word/2016/wordml/cid" xmlns:w16="http://schemas.microsoft.com/office/word/2018/wordml" xmlns:w16du="http://schemas.microsoft.com/office/word/2023/wordml/word16du" xmlns:w16sdtdh="http://schemas.microsoft.com/office/word/2020/wordml/sdtdatahash" xmlns:w16sdtfl="http://schemas.microsoft.com/office/word/2024/wordml/sdtformatlock" xmlns:w16se="http://schemas.microsoft.com/office/word/2015/wordml/symex" xmlns:wpg="http://schemas.microsoft.com/office/word/2010/wordprocessingGroup" xmlns:wpi="http://schemas.microsoft.com/office/word/2010/wordprocessingInk" xmlns:wne="http://schemas.microsoft.com/office/word/2006/wordml" xmlns:wps="http://schemas.microsoft.com/office/word/2010/wordprocessingShape" mc:Ignorable="w14 w15 w16se w16cid w16 w16cex w16sdtdh w16sdtfl w16du wp14">
+<w:document xmlns:wpc="http://schemas.microsoft.com/office/word/2010/wordprocessingCanvas" xmlns:cx="http://schemas.microsoft.com/office/drawing/2014/chartex" xmlns:cx1="http://schemas.microsoft.com/office/drawing/2015/9/8/chartex" xmlns:cx2="http://schemas.microsoft.com/office/drawing/2015/10/21/chartex" xmlns:cx3="http://schemas.microsoft.com/office/drawing/2016/5/9/chartex" xmlns:cx4="http://schemas.microsoft.com/office/drawing/2016/5/10/chartex" xmlns:cx5="http://schemas.microsoft.com/office/drawing/2016/5/11/chartex" xmlns:cx6="http://schemas.microsoft.com/office/drawing/2016/5/12/chartex" xmlns:cx7="http://schemas.microsoft.com/office/drawing/2016/5/13/chartex" xmlns:cx8="http://schemas.microsoft.com/office/drawing/2016/5/14/chartex" xmlns:mc="http://schemas.openxmlformats.org/markup-compatibility/2006" xmlns:aink="http://schemas.microsoft.com/office/drawing/2016/ink" xmlns:am3d="http://schemas.microsoft.com/office/drawing/2017/model3d" xmlns:o="urn:schemas-microsoft-com:office:office" xmlns:oel="http://schemas.microsoft.com/office/2019/extlst" xmlns:r="http://schemas.openxmlformats.org/officeDocument/2006/relationships" xmlns:m="http://schemas.openxmlformats.org/officeDocument/2006/math" xmlns:v="urn:schemas-microsoft-com:vml" xmlns:wp14="http://schemas.microsoft.com/office/word/2010/wordprocessingDrawing" xmlns:wp="http://schemas.openxmlformats.org/drawingml/2006/wordprocessingDrawing" xmlns:w10="urn:schemas-microsoft-com:office:word" xmlns:w="http://schemas.openxmlformats.org/wordprocessingml/2006/main" xmlns:w14="http://schemas.microsoft.com/office/word/2010/wordml" xmlns:w15="http://schemas.microsoft.com/office/word/2012/wordml" xmlns:w16cex="http://schemas.microsoft.com/office/word/2018/wordml/cex" xmlns:w16cid="http://schemas.microsoft.com/office/word/2016/wordml/cid" xmlns:w16="http://schemas.microsoft.com/office/word/2018/wordml" xmlns:w16du="http://schemas.microsoft.com/office/word/2023/wordml/word16du" xmlns:w16sdtdh="http://schemas.microsoft.com/office/word/2020/wordml/sdtdatahash" xmlns:w16sdtfl="http://schemas.microsoft.com/office/word/2024/wordml/sdtformatlock" xmlns:w16se="http://schemas.microsoft.com/office/word/2015/wordml/symex" xmlns:wpg="http://schemas.microsoft.com/office/word/2010/wordprocessingGroup" xmlns:wpi="http://schemas.microsoft.com/office/word/2010/wordprocessingInk" xmlns:wne="http://schemas.microsoft.com/office/word/2006/wordml" xmlns:wps="http://schemas.microsoft.com/office/word/2010/wordprocessingShape" xmlns:a="http://schemas.openxmlformats.org/drawingml/2006/main" xmlns:pic="http://schemas.openxmlformats.org/drawingml/2006/picture" xmlns:a14="http://schemas.microsoft.com/office/drawing/2010/main" mc:Ignorable="w14 w15 w16se w16cid w16 w16cex w16sdtdh w16sdtfl w16du wp14">
   <w:body>
     <w:p>
       <w:pPr>
@@ -617,15 +617,14 @@
           <w:szCs w:val="24"/>
         </w:rPr>
       </w:pPr>
-      <w:bookmarkStart w:id="0" w:name="_Toc52249909"/>
-      <w:bookmarkStart w:id="1" w:name="_Toc62403102"/>
+      <w:bookmarkStart w:name="_Toc52249909" w:id="0"/>
+      <w:bookmarkStart w:name="_Toc62403102" w:id="1"/>
       <w:r>
         <w:rPr>
           <w:rFonts w:ascii="Verdana" w:hAnsi="Verdana" w:cs="Verdana"/>
           <w:sz w:val="24"/>
           <w:szCs w:val="24"/>
         </w:rPr>
-        <w:lastRenderedPageBreak/>
         <w:t>T</w:t>
       </w:r>
       <w:r>
@@ -920,7 +919,6 @@
           <w:sz w:val="24"/>
           <w:szCs w:val="24"/>
         </w:rPr>
-        <w:lastRenderedPageBreak/>
         <w:t>JÄRJESTELMÄARKKITEHTUURI</w:t>
       </w:r>
     </w:p>
@@ -960,7 +958,7 @@
         </w:rPr>
         <w:t xml:space="preserve"> </w:t>
       </w:r>
-      <w:bookmarkStart w:id="2" w:name="_Hlk62126912"/>
+      <w:bookmarkStart w:name="_Hlk62126912" w:id="2"/>
       <w:r>
         <w:rPr>
           <w:rFonts w:ascii="Verdana" w:hAnsi="Verdana" w:cs="Verdana"/>
@@ -1232,8 +1230,8 @@
                   </w:drawing>
                 </mc:Choice>
                 <mc:Fallback>
-                  <w:pict>
-                    <v:rect w14:anchorId="18F5E199" id="Suorakulmio 5" o:spid="_x0000_s1026" style="position:absolute;left:0;text-align:left;margin-left:-5.35pt;margin-top:-.05pt;width:484.2pt;height:4in;z-index:251660288;visibility:visible;mso-wrap-style:square;mso-width-percent:0;mso-height-percent:0;mso-wrap-distance-left:9pt;mso-wrap-distance-top:0;mso-wrap-distance-right:9pt;mso-wrap-distance-bottom:0;mso-position-horizontal:absolute;mso-position-horizontal-relative:text;mso-position-vertical:absolute;mso-position-vertical-relative:text;mso-width-percent:0;mso-height-percent:0;mso-width-relative:margin;mso-height-relative:margin;v-text-anchor:middle" o:gfxdata="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" fillcolor="white [3212]" strokecolor="#091723 [484]" strokeweight="1pt">
+                  <w:pict w14:anchorId="2EBFF27B">
+                    <v:rect id="Suorakulmio 5" style="position:absolute;left:0;text-align:left;margin-left:-5.35pt;margin-top:-.05pt;width:484.2pt;height:4in;z-index:251660288;visibility:visible;mso-wrap-style:square;mso-width-percent:0;mso-height-percent:0;mso-wrap-distance-left:9pt;mso-wrap-distance-top:0;mso-wrap-distance-right:9pt;mso-wrap-distance-bottom:0;mso-position-horizontal:absolute;mso-position-horizontal-relative:text;mso-position-vertical:absolute;mso-position-vertical-relative:text;mso-width-percent:0;mso-height-percent:0;mso-width-relative:margin;mso-height-relative:margin;v-text-anchor:middle" o:spid="_x0000_s1026" fillcolor="white [3212]" strokecolor="#091723 [484]" strokeweight="1pt" w14:anchorId="18F5E199" o:gfxdata="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">
                       <v:textbox>
                         <w:txbxContent>
                           <w:p>
@@ -1250,10 +1248,10 @@
                                 <w:lang w:eastAsia="fi-FI"/>
                               </w:rPr>
                               <w:drawing>
-                                <wp:inline distT="0" distB="0" distL="0" distR="0" wp14:anchorId="4F68F645" wp14:editId="1456E7D0">
+                                <wp:inline distT="0" distB="0" distL="0" distR="0" wp14:anchorId="20158CD8" wp14:editId="1456E7D0">
                                   <wp:extent cx="5953760" cy="2515870"/>
                                   <wp:effectExtent l="0" t="0" r="8890" b="0"/>
-                                  <wp:docPr id="1115189765" name="Kuva 2"/>
+                                  <wp:docPr id="638929532" name="Kuva 2"/>
                                   <wp:cNvGraphicFramePr>
                                     <a:graphicFrameLocks xmlns:a="http://schemas.openxmlformats.org/drawingml/2006/main" noChangeAspect="1"/>
                                   </wp:cNvGraphicFramePr>
@@ -1602,7 +1600,6 @@
         <w:rPr>
           <w:rFonts w:ascii="Verdana" w:hAnsi="Verdana"/>
         </w:rPr>
-        <w:lastRenderedPageBreak/>
         <w:t xml:space="preserve">toiminnallisuuksia ajonaikaisesti ladattavia kirjastokomponentteja (DLL-komponentit). Nämä </w:t>
       </w:r>
       <w:r>
@@ -1677,7 +1674,7 @@
         </w:rPr>
         <w:t xml:space="preserve"> tapahtumapohjaista sovelluskehitystä. </w:t>
       </w:r>
-      <w:bookmarkStart w:id="3" w:name="_Hlk61797887"/>
+      <w:bookmarkStart w:name="_Hlk61797887" w:id="3"/>
     </w:p>
     <w:p>
       <w:pPr>
@@ -1946,7 +1943,7 @@
         </w:rPr>
         <w:t xml:space="preserve"> (</w:t>
       </w:r>
-      <w:hyperlink r:id="rId12" w:history="1">
+      <w:hyperlink w:history="1" r:id="rId12">
         <w:r>
           <w:rPr>
             <w:rStyle w:val="Hyperlinkki"/>
@@ -1991,7 +1988,7 @@
         </w:rPr>
         <w:t xml:space="preserve"> RFID-125-KEY (</w:t>
       </w:r>
-      <w:hyperlink r:id="rId13" w:history="1">
+      <w:hyperlink w:history="1" r:id="rId13">
         <w:r>
           <w:rPr>
             <w:rStyle w:val="Hyperlinkki"/>
@@ -2044,14 +2041,13 @@
           <w:szCs w:val="24"/>
         </w:rPr>
       </w:pPr>
-      <w:bookmarkStart w:id="4" w:name="_Toc62403115"/>
+      <w:bookmarkStart w:name="_Toc62403115" w:id="4"/>
       <w:r>
         <w:rPr>
           <w:rFonts w:ascii="Verdana" w:hAnsi="Verdana" w:cs="Verdana"/>
           <w:sz w:val="24"/>
           <w:szCs w:val="24"/>
         </w:rPr>
-        <w:lastRenderedPageBreak/>
         <w:t>KÄYTTÖTAPAU</w:t>
       </w:r>
       <w:bookmarkEnd w:id="4"/>
@@ -2117,12 +2113,12 @@
         <w:tblW w:w="9618" w:type="dxa"/>
         <w:tblInd w:w="-8" w:type="dxa"/>
         <w:tblBorders>
-          <w:top w:val="single" w:sz="6" w:space="0" w:color="000000"/>
-          <w:left w:val="single" w:sz="6" w:space="0" w:color="000000"/>
-          <w:bottom w:val="single" w:sz="6" w:space="0" w:color="000000"/>
-          <w:right w:val="single" w:sz="6" w:space="0" w:color="000000"/>
-          <w:insideH w:val="single" w:sz="6" w:space="0" w:color="000000"/>
-          <w:insideV w:val="single" w:sz="6" w:space="0" w:color="000000"/>
+          <w:top w:val="single" w:color="000000" w:sz="6" w:space="0"/>
+          <w:left w:val="single" w:color="000000" w:sz="6" w:space="0"/>
+          <w:bottom w:val="single" w:color="000000" w:sz="6" w:space="0"/>
+          <w:right w:val="single" w:color="000000" w:sz="6" w:space="0"/>
+          <w:insideH w:val="single" w:color="000000" w:sz="6" w:space="0"/>
+          <w:insideV w:val="single" w:color="000000" w:sz="6" w:space="0"/>
         </w:tblBorders>
         <w:tblLayout w:type="fixed"/>
         <w:tblCellMar>
@@ -2841,8 +2837,8 @@
                   </w:drawing>
                 </mc:Choice>
                 <mc:Fallback>
-                  <w:pict>
-                    <v:rect w14:anchorId="5AD4D5D0" id="Suorakulmio 3" o:spid="_x0000_s1027" style="position:absolute;margin-left:-5.35pt;margin-top:-3.5pt;width:523.2pt;height:324.6pt;z-index:251659264;visibility:visible;mso-wrap-style:square;mso-wrap-distance-left:9pt;mso-wrap-distance-top:0;mso-wrap-distance-right:9pt;mso-wrap-distance-bottom:0;mso-position-horizontal:absolute;mso-position-horizontal-relative:text;mso-position-vertical:absolute;mso-position-vertical-relative:text;v-text-anchor:middle" o:gfxdata="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" fillcolor="white [3212]" strokecolor="#091723 [484]" strokeweight="1pt">
+                  <w:pict w14:anchorId="1EFBC800">
+                    <v:rect id="Suorakulmio 3" style="position:absolute;margin-left:-5.35pt;margin-top:-3.5pt;width:523.2pt;height:324.6pt;z-index:251659264;visibility:visible;mso-wrap-style:square;mso-wrap-distance-left:9pt;mso-wrap-distance-top:0;mso-wrap-distance-right:9pt;mso-wrap-distance-bottom:0;mso-position-horizontal:absolute;mso-position-horizontal-relative:text;mso-position-vertical:absolute;mso-position-vertical-relative:text;v-text-anchor:middle" o:spid="_x0000_s1027" fillcolor="white [3212]" strokecolor="#091723 [484]" strokeweight="1pt" w14:anchorId="5AD4D5D0" o:gfxdata="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">
                       <v:textbox>
                         <w:txbxContent>
                           <w:p>
@@ -2859,10 +2855,10 @@
                                 <w:lang w:eastAsia="fi-FI"/>
                               </w:rPr>
                               <w:drawing>
-                                <wp:inline distT="0" distB="0" distL="0" distR="0" wp14:anchorId="4248723D" wp14:editId="198DAE42">
+                                <wp:inline distT="0" distB="0" distL="0" distR="0" wp14:anchorId="4F07903B" wp14:editId="198DAE42">
                                   <wp:extent cx="6247130" cy="4018280"/>
                                   <wp:effectExtent l="0" t="0" r="1270" b="1270"/>
-                                  <wp:docPr id="1893905770" name="Kuva 4"/>
+                                  <wp:docPr id="1145369396" name="Kuva 4"/>
                                   <wp:cNvGraphicFramePr>
                                     <a:graphicFrameLocks xmlns:a="http://schemas.openxmlformats.org/drawingml/2006/main" noChangeAspect="1"/>
                                   </wp:cNvGraphicFramePr>
@@ -2966,14 +2962,13 @@
         </w:rPr>
         <w:br w:type="page"/>
       </w:r>
-      <w:bookmarkStart w:id="5" w:name="_Toc62403117"/>
+      <w:bookmarkStart w:name="_Toc62403117" w:id="5"/>
       <w:r>
         <w:rPr>
           <w:rFonts w:ascii="Verdana" w:hAnsi="Verdana" w:cs="Verdana"/>
           <w:b/>
           <w:bCs/>
         </w:rPr>
-        <w:lastRenderedPageBreak/>
         <w:t>Käyttötapauskortit</w:t>
       </w:r>
       <w:bookmarkEnd w:id="5"/>
@@ -3033,12 +3028,12 @@
         <w:tblW w:w="9781" w:type="dxa"/>
         <w:tblInd w:w="-5" w:type="dxa"/>
         <w:tblBorders>
-          <w:top w:val="single" w:sz="4" w:space="0" w:color="000000"/>
-          <w:left w:val="single" w:sz="4" w:space="0" w:color="000000"/>
-          <w:bottom w:val="single" w:sz="4" w:space="0" w:color="000000"/>
-          <w:right w:val="single" w:sz="4" w:space="0" w:color="000000"/>
-          <w:insideH w:val="single" w:sz="4" w:space="0" w:color="000000"/>
-          <w:insideV w:val="single" w:sz="4" w:space="0" w:color="000000"/>
+          <w:top w:val="single" w:color="000000" w:sz="4" w:space="0"/>
+          <w:left w:val="single" w:color="000000" w:sz="4" w:space="0"/>
+          <w:bottom w:val="single" w:color="000000" w:sz="4" w:space="0"/>
+          <w:right w:val="single" w:color="000000" w:sz="4" w:space="0"/>
+          <w:insideH w:val="single" w:color="000000" w:sz="4" w:space="0"/>
+          <w:insideV w:val="single" w:color="000000" w:sz="4" w:space="0"/>
         </w:tblBorders>
         <w:tblLook w:val="04A0" w:firstRow="1" w:lastRow="0" w:firstColumn="1" w:lastColumn="0" w:noHBand="0" w:noVBand="1"/>
       </w:tblPr>
@@ -3519,6 +3514,13 @@
                 <w:szCs w:val="20"/>
               </w:rPr>
               <w:br/>
+            </w:r>
+            <w:r>
+              <w:rPr>
+                <w:rFonts w:ascii="Verdana" w:hAnsi="Verdana" w:cs="Verdana"/>
+                <w:sz w:val="20"/>
+                <w:szCs w:val="20"/>
+              </w:rPr>
               <w:t xml:space="preserve">3.1 Jos käyttäjä ei syötä mitään numeroita 10 sekunnin sisällä palataan takaisin </w:t>
             </w:r>
             <w:r>
@@ -3964,12 +3966,12 @@
         <w:tblW w:w="0" w:type="auto"/>
         <w:tblInd w:w="-5" w:type="dxa"/>
         <w:tblBorders>
-          <w:top w:val="single" w:sz="4" w:space="0" w:color="000000"/>
-          <w:left w:val="single" w:sz="4" w:space="0" w:color="000000"/>
-          <w:bottom w:val="single" w:sz="4" w:space="0" w:color="000000"/>
-          <w:right w:val="single" w:sz="4" w:space="0" w:color="000000"/>
-          <w:insideH w:val="single" w:sz="4" w:space="0" w:color="000000"/>
-          <w:insideV w:val="single" w:sz="4" w:space="0" w:color="000000"/>
+          <w:top w:val="single" w:color="000000" w:sz="4" w:space="0"/>
+          <w:left w:val="single" w:color="000000" w:sz="4" w:space="0"/>
+          <w:bottom w:val="single" w:color="000000" w:sz="4" w:space="0"/>
+          <w:right w:val="single" w:color="000000" w:sz="4" w:space="0"/>
+          <w:insideH w:val="single" w:color="000000" w:sz="4" w:space="0"/>
+          <w:insideV w:val="single" w:color="000000" w:sz="4" w:space="0"/>
         </w:tblBorders>
         <w:tblLook w:val="04A0" w:firstRow="1" w:lastRow="0" w:firstColumn="1" w:lastColumn="0" w:noHBand="0" w:noVBand="1"/>
       </w:tblPr>
@@ -4136,7 +4138,6 @@
                 <w:sz w:val="20"/>
                 <w:szCs w:val="20"/>
               </w:rPr>
-              <w:lastRenderedPageBreak/>
               <w:t>Tavoite</w:t>
             </w:r>
           </w:p>
@@ -4639,12 +4640,12 @@
         <w:tblW w:w="0" w:type="auto"/>
         <w:tblInd w:w="-95" w:type="dxa"/>
         <w:tblBorders>
-          <w:top w:val="single" w:sz="4" w:space="0" w:color="000000"/>
-          <w:left w:val="single" w:sz="4" w:space="0" w:color="000000"/>
-          <w:bottom w:val="single" w:sz="4" w:space="0" w:color="000000"/>
-          <w:right w:val="single" w:sz="4" w:space="0" w:color="000000"/>
-          <w:insideH w:val="single" w:sz="4" w:space="0" w:color="000000"/>
-          <w:insideV w:val="single" w:sz="4" w:space="0" w:color="000000"/>
+          <w:top w:val="single" w:color="000000" w:sz="4" w:space="0"/>
+          <w:left w:val="single" w:color="000000" w:sz="4" w:space="0"/>
+          <w:bottom w:val="single" w:color="000000" w:sz="4" w:space="0"/>
+          <w:right w:val="single" w:color="000000" w:sz="4" w:space="0"/>
+          <w:insideH w:val="single" w:color="000000" w:sz="4" w:space="0"/>
+          <w:insideV w:val="single" w:color="000000" w:sz="4" w:space="0"/>
         </w:tblBorders>
         <w:tblLook w:val="04A0" w:firstRow="1" w:lastRow="0" w:firstColumn="1" w:lastColumn="0" w:noHBand="0" w:noVBand="1"/>
       </w:tblPr>
@@ -4681,7 +4682,6 @@
                 <w:sz w:val="20"/>
                 <w:szCs w:val="20"/>
               </w:rPr>
-              <w:lastRenderedPageBreak/>
               <w:t>Nimi</w:t>
             </w:r>
           </w:p>
@@ -5272,12 +5272,12 @@
         <w:tblW w:w="0" w:type="auto"/>
         <w:tblInd w:w="-95" w:type="dxa"/>
         <w:tblBorders>
-          <w:top w:val="single" w:sz="4" w:space="0" w:color="000000"/>
-          <w:left w:val="single" w:sz="4" w:space="0" w:color="000000"/>
-          <w:bottom w:val="single" w:sz="4" w:space="0" w:color="000000"/>
-          <w:right w:val="single" w:sz="4" w:space="0" w:color="000000"/>
-          <w:insideH w:val="single" w:sz="4" w:space="0" w:color="000000"/>
-          <w:insideV w:val="single" w:sz="4" w:space="0" w:color="000000"/>
+          <w:top w:val="single" w:color="000000" w:sz="4" w:space="0"/>
+          <w:left w:val="single" w:color="000000" w:sz="4" w:space="0"/>
+          <w:bottom w:val="single" w:color="000000" w:sz="4" w:space="0"/>
+          <w:right w:val="single" w:color="000000" w:sz="4" w:space="0"/>
+          <w:insideH w:val="single" w:color="000000" w:sz="4" w:space="0"/>
+          <w:insideV w:val="single" w:color="000000" w:sz="4" w:space="0"/>
         </w:tblBorders>
         <w:tblLook w:val="04A0" w:firstRow="1" w:lastRow="0" w:firstColumn="1" w:lastColumn="0" w:noHBand="0" w:noVBand="1"/>
       </w:tblPr>
@@ -5869,12 +5869,12 @@
         <w:tblW w:w="0" w:type="auto"/>
         <w:tblInd w:w="-95" w:type="dxa"/>
         <w:tblBorders>
-          <w:top w:val="single" w:sz="4" w:space="0" w:color="000000"/>
-          <w:left w:val="single" w:sz="4" w:space="0" w:color="000000"/>
-          <w:bottom w:val="single" w:sz="4" w:space="0" w:color="000000"/>
-          <w:right w:val="single" w:sz="4" w:space="0" w:color="000000"/>
-          <w:insideH w:val="single" w:sz="4" w:space="0" w:color="000000"/>
-          <w:insideV w:val="single" w:sz="4" w:space="0" w:color="000000"/>
+          <w:top w:val="single" w:color="000000" w:sz="4" w:space="0"/>
+          <w:left w:val="single" w:color="000000" w:sz="4" w:space="0"/>
+          <w:bottom w:val="single" w:color="000000" w:sz="4" w:space="0"/>
+          <w:right w:val="single" w:color="000000" w:sz="4" w:space="0"/>
+          <w:insideH w:val="single" w:color="000000" w:sz="4" w:space="0"/>
+          <w:insideV w:val="single" w:color="000000" w:sz="4" w:space="0"/>
         </w:tblBorders>
         <w:tblLook w:val="04A0" w:firstRow="1" w:lastRow="0" w:firstColumn="1" w:lastColumn="0" w:noHBand="0" w:noVBand="1"/>
       </w:tblPr>
@@ -6407,7 +6407,6 @@
           <w:rFonts w:ascii="Verdana" w:hAnsi="Verdana" w:cs="Verdana"/>
           <w:color w:val="000000" w:themeColor="text1"/>
         </w:rPr>
-        <w:lastRenderedPageBreak/>
         <w:t xml:space="preserve">Oma käyttötapauskortti vaaditaan jokaisesta ryhmän määrittelemästä lisäominaisuudesta. </w:t>
       </w:r>
     </w:p>
@@ -6431,12 +6430,12 @@
         <w:tblW w:w="0" w:type="auto"/>
         <w:tblInd w:w="-95" w:type="dxa"/>
         <w:tblBorders>
-          <w:top w:val="single" w:sz="4" w:space="0" w:color="000000"/>
-          <w:left w:val="single" w:sz="4" w:space="0" w:color="000000"/>
-          <w:bottom w:val="single" w:sz="4" w:space="0" w:color="000000"/>
-          <w:right w:val="single" w:sz="4" w:space="0" w:color="000000"/>
-          <w:insideH w:val="single" w:sz="4" w:space="0" w:color="000000"/>
-          <w:insideV w:val="single" w:sz="4" w:space="0" w:color="000000"/>
+          <w:top w:val="single" w:color="000000" w:sz="4" w:space="0"/>
+          <w:left w:val="single" w:color="000000" w:sz="4" w:space="0"/>
+          <w:bottom w:val="single" w:color="000000" w:sz="4" w:space="0"/>
+          <w:right w:val="single" w:color="000000" w:sz="4" w:space="0"/>
+          <w:insideH w:val="single" w:color="000000" w:sz="4" w:space="0"/>
+          <w:insideV w:val="single" w:color="000000" w:sz="4" w:space="0"/>
         </w:tblBorders>
         <w:tblLook w:val="04A0" w:firstRow="1" w:lastRow="0" w:firstColumn="1" w:lastColumn="0" w:noHBand="0" w:noVBand="1"/>
       </w:tblPr>
@@ -6980,7 +6979,6 @@
           <w:sz w:val="24"/>
           <w:szCs w:val="24"/>
         </w:rPr>
-        <w:lastRenderedPageBreak/>
         <w:t>TIETOSISÄLTÖ</w:t>
       </w:r>
     </w:p>
@@ -6993,7 +6991,7 @@
           <w:szCs w:val="20"/>
         </w:rPr>
       </w:pPr>
-      <w:bookmarkStart w:id="6" w:name="_Projektin_tehtäväluettelo"/>
+      <w:bookmarkStart w:name="_Projektin_tehtäväluettelo" w:id="6"/>
       <w:bookmarkEnd w:id="6"/>
       <w:r>
         <w:rPr>
@@ -7079,7 +7077,7 @@
           <w:szCs w:val="24"/>
         </w:rPr>
       </w:pPr>
-      <w:bookmarkStart w:id="7" w:name="_Toc62403122"/>
+      <w:bookmarkStart w:name="_Toc62403122" w:id="7"/>
       <w:r>
         <w:rPr>
           <w:rFonts w:ascii="Verdana" w:hAnsi="Verdana" w:cs="Verdana"/>
@@ -7855,7 +7853,6 @@
           <w:bCs/>
           <w:color w:val="FF0000"/>
         </w:rPr>
-        <w:lastRenderedPageBreak/>
         <w:br/>
       </w:r>
     </w:p>
@@ -8091,7 +8088,6 @@
           <w:sz w:val="24"/>
           <w:szCs w:val="24"/>
         </w:rPr>
-        <w:lastRenderedPageBreak/>
         <w:t>JÄRJESTELMÄ</w:t>
       </w:r>
       <w:r>
@@ -8340,14 +8336,13 @@
           <w:szCs w:val="24"/>
         </w:rPr>
       </w:pPr>
-      <w:bookmarkStart w:id="8" w:name="_Toc183687125"/>
+      <w:bookmarkStart w:name="_Toc183687125" w:id="8"/>
       <w:r>
         <w:rPr>
           <w:rFonts w:ascii="Verdana" w:hAnsi="Verdana" w:cs="Verdana"/>
           <w:sz w:val="24"/>
           <w:szCs w:val="24"/>
         </w:rPr>
-        <w:lastRenderedPageBreak/>
         <w:t>KOMPONENTTIEN KUVAUKSET</w:t>
       </w:r>
     </w:p>
@@ -9075,7 +9070,6 @@
           <w:bCs/>
           <w:color w:val="000000" w:themeColor="text1"/>
         </w:rPr>
-        <w:lastRenderedPageBreak/>
         <w:t>Service Client PC (Qt)</w:t>
       </w:r>
     </w:p>
@@ -9094,12 +9088,12 @@
         <w:tblW w:w="9588" w:type="dxa"/>
         <w:tblInd w:w="61" w:type="dxa"/>
         <w:tblBorders>
-          <w:top w:val="single" w:sz="4" w:space="0" w:color="auto"/>
-          <w:left w:val="single" w:sz="4" w:space="0" w:color="auto"/>
-          <w:bottom w:val="single" w:sz="4" w:space="0" w:color="auto"/>
-          <w:right w:val="single" w:sz="4" w:space="0" w:color="auto"/>
-          <w:insideH w:val="single" w:sz="4" w:space="0" w:color="auto"/>
-          <w:insideV w:val="single" w:sz="4" w:space="0" w:color="auto"/>
+          <w:top w:val="single" w:color="auto" w:sz="4" w:space="0"/>
+          <w:left w:val="single" w:color="auto" w:sz="4" w:space="0"/>
+          <w:bottom w:val="single" w:color="auto" w:sz="4" w:space="0"/>
+          <w:right w:val="single" w:color="auto" w:sz="4" w:space="0"/>
+          <w:insideH w:val="single" w:color="auto" w:sz="4" w:space="0"/>
+          <w:insideV w:val="single" w:color="auto" w:sz="4" w:space="0"/>
         </w:tblBorders>
         <w:tblCellMar>
           <w:left w:w="70" w:type="dxa"/>
@@ -9409,12 +9403,12 @@
               <w:tblOverlap w:val="never"/>
               <w:tblW w:w="0" w:type="auto"/>
               <w:tblBorders>
-                <w:top w:val="single" w:sz="4" w:space="0" w:color="auto"/>
-                <w:left w:val="single" w:sz="4" w:space="0" w:color="auto"/>
-                <w:bottom w:val="single" w:sz="4" w:space="0" w:color="auto"/>
-                <w:right w:val="single" w:sz="4" w:space="0" w:color="auto"/>
-                <w:insideH w:val="single" w:sz="4" w:space="0" w:color="auto"/>
-                <w:insideV w:val="single" w:sz="4" w:space="0" w:color="auto"/>
+                <w:top w:val="single" w:color="auto" w:sz="4" w:space="0"/>
+                <w:left w:val="single" w:color="auto" w:sz="4" w:space="0"/>
+                <w:bottom w:val="single" w:color="auto" w:sz="4" w:space="0"/>
+                <w:right w:val="single" w:color="auto" w:sz="4" w:space="0"/>
+                <w:insideH w:val="single" w:color="auto" w:sz="4" w:space="0"/>
+                <w:insideV w:val="single" w:color="auto" w:sz="4" w:space="0"/>
               </w:tblBorders>
               <w:tblCellMar>
                 <w:left w:w="70" w:type="dxa"/>
@@ -9747,7 +9741,6 @@
           <w:iCs/>
           <w:color w:val="FF0000"/>
         </w:rPr>
-        <w:lastRenderedPageBreak/>
         <w:br w:type="page"/>
       </w:r>
     </w:p>
@@ -9769,7 +9762,6 @@
           <w:bCs/>
           <w:color w:val="000000" w:themeColor="text1"/>
         </w:rPr>
-        <w:lastRenderedPageBreak/>
         <w:t>Application Server</w:t>
       </w:r>
     </w:p>
@@ -9790,12 +9782,12 @@
         <w:tblW w:w="10019" w:type="dxa"/>
         <w:tblInd w:w="-5" w:type="dxa"/>
         <w:tblBorders>
-          <w:top w:val="single" w:sz="4" w:space="0" w:color="auto"/>
-          <w:left w:val="single" w:sz="4" w:space="0" w:color="auto"/>
-          <w:bottom w:val="single" w:sz="4" w:space="0" w:color="auto"/>
-          <w:right w:val="single" w:sz="4" w:space="0" w:color="auto"/>
-          <w:insideH w:val="single" w:sz="4" w:space="0" w:color="auto"/>
-          <w:insideV w:val="single" w:sz="4" w:space="0" w:color="auto"/>
+          <w:top w:val="single" w:color="auto" w:sz="4" w:space="0"/>
+          <w:left w:val="single" w:color="auto" w:sz="4" w:space="0"/>
+          <w:bottom w:val="single" w:color="auto" w:sz="4" w:space="0"/>
+          <w:right w:val="single" w:color="auto" w:sz="4" w:space="0"/>
+          <w:insideH w:val="single" w:color="auto" w:sz="4" w:space="0"/>
+          <w:insideV w:val="single" w:color="auto" w:sz="4" w:space="0"/>
         </w:tblBorders>
         <w:tblCellMar>
           <w:left w:w="70" w:type="dxa"/>
@@ -10072,12 +10064,12 @@
               <w:tblOverlap w:val="never"/>
               <w:tblW w:w="0" w:type="auto"/>
               <w:tblBorders>
-                <w:top w:val="single" w:sz="4" w:space="0" w:color="auto"/>
-                <w:left w:val="single" w:sz="4" w:space="0" w:color="auto"/>
-                <w:bottom w:val="single" w:sz="4" w:space="0" w:color="auto"/>
-                <w:right w:val="single" w:sz="4" w:space="0" w:color="auto"/>
-                <w:insideH w:val="single" w:sz="4" w:space="0" w:color="auto"/>
-                <w:insideV w:val="single" w:sz="4" w:space="0" w:color="auto"/>
+                <w:top w:val="single" w:color="auto" w:sz="4" w:space="0"/>
+                <w:left w:val="single" w:color="auto" w:sz="4" w:space="0"/>
+                <w:bottom w:val="single" w:color="auto" w:sz="4" w:space="0"/>
+                <w:right w:val="single" w:color="auto" w:sz="4" w:space="0"/>
+                <w:insideH w:val="single" w:color="auto" w:sz="4" w:space="0"/>
+                <w:insideV w:val="single" w:color="auto" w:sz="4" w:space="0"/>
               </w:tblBorders>
               <w:tblCellMar>
                 <w:left w:w="70" w:type="dxa"/>
@@ -10499,12 +10491,12 @@
         <w:tblpPr w:leftFromText="141" w:rightFromText="141" w:horzAnchor="margin" w:tblpXSpec="center" w:tblpY="540"/>
         <w:tblW w:w="10474" w:type="dxa"/>
         <w:tblBorders>
-          <w:top w:val="single" w:sz="4" w:space="0" w:color="auto"/>
-          <w:left w:val="single" w:sz="4" w:space="0" w:color="auto"/>
-          <w:bottom w:val="single" w:sz="4" w:space="0" w:color="auto"/>
-          <w:right w:val="single" w:sz="4" w:space="0" w:color="auto"/>
-          <w:insideH w:val="single" w:sz="4" w:space="0" w:color="auto"/>
-          <w:insideV w:val="single" w:sz="4" w:space="0" w:color="auto"/>
+          <w:top w:val="single" w:color="auto" w:sz="4" w:space="0"/>
+          <w:left w:val="single" w:color="auto" w:sz="4" w:space="0"/>
+          <w:bottom w:val="single" w:color="auto" w:sz="4" w:space="0"/>
+          <w:right w:val="single" w:color="auto" w:sz="4" w:space="0"/>
+          <w:insideH w:val="single" w:color="auto" w:sz="4" w:space="0"/>
+          <w:insideV w:val="single" w:color="auto" w:sz="4" w:space="0"/>
         </w:tblBorders>
         <w:tblCellMar>
           <w:left w:w="70" w:type="dxa"/>
@@ -10545,7 +10537,6 @@
                 <w:sz w:val="20"/>
                 <w:szCs w:val="20"/>
               </w:rPr>
-              <w:lastRenderedPageBreak/>
               <w:t>Tarkoitus ja toiminta</w:t>
             </w:r>
           </w:p>
@@ -10780,12 +10771,12 @@
               <w:tblOverlap w:val="never"/>
               <w:tblW w:w="0" w:type="auto"/>
               <w:tblBorders>
-                <w:top w:val="single" w:sz="4" w:space="0" w:color="auto"/>
-                <w:left w:val="single" w:sz="4" w:space="0" w:color="auto"/>
-                <w:bottom w:val="single" w:sz="4" w:space="0" w:color="auto"/>
-                <w:right w:val="single" w:sz="4" w:space="0" w:color="auto"/>
-                <w:insideH w:val="single" w:sz="4" w:space="0" w:color="auto"/>
-                <w:insideV w:val="single" w:sz="4" w:space="0" w:color="auto"/>
+                <w:top w:val="single" w:color="auto" w:sz="4" w:space="0"/>
+                <w:left w:val="single" w:color="auto" w:sz="4" w:space="0"/>
+                <w:bottom w:val="single" w:color="auto" w:sz="4" w:space="0"/>
+                <w:right w:val="single" w:color="auto" w:sz="4" w:space="0"/>
+                <w:insideH w:val="single" w:color="auto" w:sz="4" w:space="0"/>
+                <w:insideV w:val="single" w:color="auto" w:sz="4" w:space="0"/>
               </w:tblBorders>
               <w:tblCellMar>
                 <w:left w:w="70" w:type="dxa"/>
@@ -11191,7 +11182,6 @@
           <w:sz w:val="24"/>
           <w:szCs w:val="24"/>
         </w:rPr>
-        <w:lastRenderedPageBreak/>
         <w:t>KÄYTTÖLIITTYMÄN KUVAUS</w:t>
       </w:r>
     </w:p>
@@ -11261,7 +11251,7 @@
           <w:szCs w:val="24"/>
         </w:rPr>
       </w:pPr>
-      <w:bookmarkStart w:id="9" w:name="_Toc183687126"/>
+      <w:bookmarkStart w:name="_Toc183687126" w:id="9"/>
       <w:r>
         <w:rPr>
           <w:rFonts w:ascii="Verdana" w:hAnsi="Verdana" w:cs="Verdana"/>
@@ -11459,8 +11449,8 @@
                   </w:drawing>
                 </mc:Choice>
                 <mc:Fallback>
-                  <w:pict>
-                    <v:rect w14:anchorId="617C6772" id="Suorakulmio 1" o:spid="_x0000_s1028" style="position:absolute;margin-left:-4.75pt;margin-top:3.2pt;width:481.2pt;height:354.6pt;z-index:251661312;visibility:visible;mso-wrap-style:square;mso-width-percent:0;mso-height-percent:0;mso-wrap-distance-left:9pt;mso-wrap-distance-top:0;mso-wrap-distance-right:9pt;mso-wrap-distance-bottom:0;mso-position-horizontal:absolute;mso-position-horizontal-relative:text;mso-position-vertical:absolute;mso-position-vertical-relative:text;mso-width-percent:0;mso-height-percent:0;mso-width-relative:margin;mso-height-relative:margin;v-text-anchor:middle" o:gfxdata="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" fillcolor="white [3212]" strokecolor="#091723 [484]" strokeweight="1pt">
+                  <w:pict w14:anchorId="149A7F1E">
+                    <v:rect id="Suorakulmio 1" style="position:absolute;margin-left:-4.75pt;margin-top:3.2pt;width:481.2pt;height:354.6pt;z-index:251661312;visibility:visible;mso-wrap-style:square;mso-width-percent:0;mso-height-percent:0;mso-wrap-distance-left:9pt;mso-wrap-distance-top:0;mso-wrap-distance-right:9pt;mso-wrap-distance-bottom:0;mso-position-horizontal:absolute;mso-position-horizontal-relative:text;mso-position-vertical:absolute;mso-position-vertical-relative:text;mso-width-percent:0;mso-height-percent:0;mso-width-relative:margin;mso-height-relative:margin;v-text-anchor:middle" o:spid="_x0000_s1028" fillcolor="white [3212]" strokecolor="#091723 [484]" strokeweight="1pt" w14:anchorId="617C6772" o:gfxdata="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">
                       <v:textbox>
                         <w:txbxContent>
                           <w:p>
@@ -11477,10 +11467,10 @@
                                 <w:lang w:eastAsia="fi-FI"/>
                               </w:rPr>
                               <w:drawing>
-                                <wp:inline distT="0" distB="0" distL="0" distR="0" wp14:anchorId="360F0AE0" wp14:editId="52188535">
+                                <wp:inline distT="0" distB="0" distL="0" distR="0" wp14:anchorId="096EC626" wp14:editId="52188535">
                                   <wp:extent cx="4831080" cy="4119245"/>
                                   <wp:effectExtent l="0" t="0" r="7620" b="0"/>
-                                  <wp:docPr id="1727758613" name="Kuva 2"/>
+                                  <wp:docPr id="1655072650" name="Kuva 2"/>
                                   <wp:cNvGraphicFramePr>
                                     <a:graphicFrameLocks xmlns:a="http://schemas.openxmlformats.org/drawingml/2006/main" noChangeAspect="1"/>
                                   </wp:cNvGraphicFramePr>
@@ -11609,7 +11599,6 @@
           <w:sz w:val="24"/>
           <w:szCs w:val="24"/>
         </w:rPr>
-        <w:lastRenderedPageBreak/>
         <w:t>Ohjelman käyttöliittymät</w:t>
       </w:r>
       <w:bookmarkEnd w:id="9"/>
@@ -11687,40 +11676,113 @@
         <w:tc>
           <w:tcPr>
             <w:tcW w:w="4949" w:type="dxa"/>
+            <w:tcMar/>
           </w:tcPr>
           <w:p>
             <w:pPr>
+              <w:pStyle w:val="Normaali"/>
               <w:autoSpaceDE/>
               <w:autoSpaceDN/>
-              <w:rPr>
-                <w:rFonts w:ascii="Verdana" w:hAnsi="Verdana" w:cs="Verdana"/>
-                <w:i/>
-                <w:iCs/>
-              </w:rPr>
-            </w:pPr>
-            <w:r>
-              <w:rPr>
-                <w:rFonts w:ascii="Verdana" w:hAnsi="Verdana" w:cs="Verdana"/>
-                <w:i/>
-                <w:iCs/>
-                <w:color w:val="FF0000"/>
-              </w:rPr>
-              <w:t>Kuvat tänne.</w:t>
+            </w:pPr>
+            <w:r>
+              <w:drawing>
+                <wp:inline wp14:editId="1416E841" wp14:anchorId="2870708C">
+                  <wp:extent cx="2990850" cy="1981200"/>
+                  <wp:effectExtent l="0" t="0" r="0" b="0"/>
+                  <wp:docPr id="1845552226" name="drawing"/>
+                  <wp:cNvGraphicFramePr>
+                    <a:graphicFrameLocks noChangeAspect="1"/>
+                  </wp:cNvGraphicFramePr>
+                  <a:graphic>
+                    <a:graphicData xmlns:a="http://schemas.openxmlformats.org/drawingml/2006/main" uri="http://schemas.openxmlformats.org/drawingml/2006/picture">
+                      <pic:pic xmlns:pic="http://schemas.openxmlformats.org/drawingml/2006/picture">
+                        <pic:nvPicPr>
+                          <pic:cNvPr id="1845552226" name="Picture 1845552226"/>
+                          <pic:cNvPicPr/>
+                        </pic:nvPicPr>
+                        <pic:blipFill>
+                          <a:blip xmlns:r="http://schemas.openxmlformats.org/officeDocument/2006/relationships" r:embed="rId994162877">
+                            <a:extLst>
+                              <a:ext uri="{28A0092B-C50C-407E-A947-70E740481C1C}">
+                                <a14:useLocalDpi xmlns:a14="http://schemas.microsoft.com/office/drawing/2010/main"/>
+                              </a:ext>
+                            </a:extLst>
+                          </a:blip>
+                          <a:stretch>
+                            <a:fillRect/>
+                          </a:stretch>
+                        </pic:blipFill>
+                        <pic:spPr>
+                          <a:xfrm>
+                            <a:off x="0" y="0"/>
+                            <a:ext cx="2990850" cy="1981200"/>
+                          </a:xfrm>
+                          <a:prstGeom prst="rect">
+                            <a:avLst/>
+                          </a:prstGeom>
+                        </pic:spPr>
+                      </pic:pic>
+                    </a:graphicData>
+                  </a:graphic>
+                </wp:inline>
+              </w:drawing>
             </w:r>
           </w:p>
         </w:tc>
         <w:tc>
           <w:tcPr>
             <w:tcW w:w="4949" w:type="dxa"/>
+            <w:tcMar/>
           </w:tcPr>
           <w:p>
             <w:pPr>
+              <w:pStyle w:val="Normaali"/>
               <w:autoSpaceDE/>
               <w:autoSpaceDN/>
-              <w:rPr>
-                <w:rFonts w:ascii="Verdana" w:hAnsi="Verdana" w:cs="Verdana"/>
-              </w:rPr>
-            </w:pPr>
+            </w:pPr>
+            <w:r>
+              <w:drawing>
+                <wp:inline wp14:editId="057F70B2" wp14:anchorId="55BC8FE2">
+                  <wp:extent cx="2990850" cy="1981200"/>
+                  <wp:effectExtent l="0" t="0" r="0" b="0"/>
+                  <wp:docPr id="485772549" name="drawing"/>
+                  <wp:cNvGraphicFramePr>
+                    <a:graphicFrameLocks noChangeAspect="1"/>
+                  </wp:cNvGraphicFramePr>
+                  <a:graphic>
+                    <a:graphicData xmlns:a="http://schemas.openxmlformats.org/drawingml/2006/main" uri="http://schemas.openxmlformats.org/drawingml/2006/picture">
+                      <pic:pic xmlns:pic="http://schemas.openxmlformats.org/drawingml/2006/picture">
+                        <pic:nvPicPr>
+                          <pic:cNvPr id="485772549" name="Picture 485772549"/>
+                          <pic:cNvPicPr/>
+                        </pic:nvPicPr>
+                        <pic:blipFill>
+                          <a:blip xmlns:r="http://schemas.openxmlformats.org/officeDocument/2006/relationships" r:embed="rId1696149072">
+                            <a:extLst>
+                              <a:ext uri="{28A0092B-C50C-407E-A947-70E740481C1C}">
+                                <a14:useLocalDpi xmlns:a14="http://schemas.microsoft.com/office/drawing/2010/main"/>
+                              </a:ext>
+                            </a:extLst>
+                          </a:blip>
+                          <a:stretch>
+                            <a:fillRect/>
+                          </a:stretch>
+                        </pic:blipFill>
+                        <pic:spPr>
+                          <a:xfrm>
+                            <a:off x="0" y="0"/>
+                            <a:ext cx="2990850" cy="1981200"/>
+                          </a:xfrm>
+                          <a:prstGeom prst="rect">
+                            <a:avLst/>
+                          </a:prstGeom>
+                        </pic:spPr>
+                      </pic:pic>
+                    </a:graphicData>
+                  </a:graphic>
+                </wp:inline>
+              </w:drawing>
+            </w:r>
           </w:p>
         </w:tc>
       </w:tr>
@@ -11731,29 +11793,113 @@
         <w:tc>
           <w:tcPr>
             <w:tcW w:w="4949" w:type="dxa"/>
+            <w:tcMar/>
           </w:tcPr>
           <w:p>
             <w:pPr>
+              <w:pStyle w:val="Normaali"/>
               <w:autoSpaceDE/>
               <w:autoSpaceDN/>
-              <w:rPr>
-                <w:rFonts w:ascii="Verdana" w:hAnsi="Verdana" w:cs="Verdana"/>
-              </w:rPr>
-            </w:pPr>
+            </w:pPr>
+            <w:r>
+              <w:drawing>
+                <wp:inline wp14:editId="78F97043" wp14:anchorId="59A915B3">
+                  <wp:extent cx="2990850" cy="2105025"/>
+                  <wp:effectExtent l="0" t="0" r="0" b="0"/>
+                  <wp:docPr id="147306232" name="drawing"/>
+                  <wp:cNvGraphicFramePr>
+                    <a:graphicFrameLocks noChangeAspect="1"/>
+                  </wp:cNvGraphicFramePr>
+                  <a:graphic>
+                    <a:graphicData xmlns:a="http://schemas.openxmlformats.org/drawingml/2006/main" uri="http://schemas.openxmlformats.org/drawingml/2006/picture">
+                      <pic:pic xmlns:pic="http://schemas.openxmlformats.org/drawingml/2006/picture">
+                        <pic:nvPicPr>
+                          <pic:cNvPr id="147306232" name="Picture 147306232"/>
+                          <pic:cNvPicPr/>
+                        </pic:nvPicPr>
+                        <pic:blipFill>
+                          <a:blip xmlns:r="http://schemas.openxmlformats.org/officeDocument/2006/relationships" r:embed="rId1256029187">
+                            <a:extLst>
+                              <a:ext uri="{28A0092B-C50C-407E-A947-70E740481C1C}">
+                                <a14:useLocalDpi xmlns:a14="http://schemas.microsoft.com/office/drawing/2010/main"/>
+                              </a:ext>
+                            </a:extLst>
+                          </a:blip>
+                          <a:stretch>
+                            <a:fillRect/>
+                          </a:stretch>
+                        </pic:blipFill>
+                        <pic:spPr>
+                          <a:xfrm>
+                            <a:off x="0" y="0"/>
+                            <a:ext cx="2990850" cy="2105025"/>
+                          </a:xfrm>
+                          <a:prstGeom prst="rect">
+                            <a:avLst/>
+                          </a:prstGeom>
+                        </pic:spPr>
+                      </pic:pic>
+                    </a:graphicData>
+                  </a:graphic>
+                </wp:inline>
+              </w:drawing>
+            </w:r>
           </w:p>
         </w:tc>
         <w:tc>
           <w:tcPr>
             <w:tcW w:w="4949" w:type="dxa"/>
+            <w:tcMar/>
           </w:tcPr>
           <w:p>
             <w:pPr>
+              <w:pStyle w:val="Normaali"/>
               <w:autoSpaceDE/>
               <w:autoSpaceDN/>
-              <w:rPr>
-                <w:rFonts w:ascii="Verdana" w:hAnsi="Verdana" w:cs="Verdana"/>
-              </w:rPr>
-            </w:pPr>
+            </w:pPr>
+            <w:r>
+              <w:drawing>
+                <wp:inline wp14:editId="56C5FAC9" wp14:anchorId="7588A1E8">
+                  <wp:extent cx="2990850" cy="2095500"/>
+                  <wp:effectExtent l="0" t="0" r="0" b="0"/>
+                  <wp:docPr id="83887145" name="drawing"/>
+                  <wp:cNvGraphicFramePr>
+                    <a:graphicFrameLocks noChangeAspect="1"/>
+                  </wp:cNvGraphicFramePr>
+                  <a:graphic>
+                    <a:graphicData xmlns:a="http://schemas.openxmlformats.org/drawingml/2006/main" uri="http://schemas.openxmlformats.org/drawingml/2006/picture">
+                      <pic:pic xmlns:pic="http://schemas.openxmlformats.org/drawingml/2006/picture">
+                        <pic:nvPicPr>
+                          <pic:cNvPr id="83887145" name="Picture 83887145"/>
+                          <pic:cNvPicPr/>
+                        </pic:nvPicPr>
+                        <pic:blipFill>
+                          <a:blip xmlns:r="http://schemas.openxmlformats.org/officeDocument/2006/relationships" r:embed="rId1948336466">
+                            <a:extLst>
+                              <a:ext uri="{28A0092B-C50C-407E-A947-70E740481C1C}">
+                                <a14:useLocalDpi xmlns:a14="http://schemas.microsoft.com/office/drawing/2010/main"/>
+                              </a:ext>
+                            </a:extLst>
+                          </a:blip>
+                          <a:stretch>
+                            <a:fillRect/>
+                          </a:stretch>
+                        </pic:blipFill>
+                        <pic:spPr>
+                          <a:xfrm>
+                            <a:off x="0" y="0"/>
+                            <a:ext cx="2990850" cy="2095500"/>
+                          </a:xfrm>
+                          <a:prstGeom prst="rect">
+                            <a:avLst/>
+                          </a:prstGeom>
+                        </pic:spPr>
+                      </pic:pic>
+                    </a:graphicData>
+                  </a:graphic>
+                </wp:inline>
+              </w:drawing>
+            </w:r>
           </w:p>
         </w:tc>
       </w:tr>
@@ -11790,7 +11936,6 @@
           <w:sz w:val="24"/>
           <w:szCs w:val="24"/>
         </w:rPr>
-        <w:lastRenderedPageBreak/>
         <w:t>LIITTEET</w:t>
       </w:r>
     </w:p>
@@ -11872,7 +12017,7 @@
       </w:pPr>
     </w:p>
     <w:sectPr>
-      <w:pgSz w:w="11906" w:h="16838" w:code="9"/>
+      <w:pgSz w:w="11906" w:h="16838" w:orient="portrait" w:code="9"/>
       <w:pgMar w:top="1418" w:right="1134" w:bottom="1418" w:left="1134" w:header="709" w:footer="709" w:gutter="0"/>
       <w:cols w:space="708"/>
       <w:docGrid w:linePitch="360"/>
@@ -12052,7 +12197,7 @@
         <w:ind w:left="360" w:hanging="360"/>
       </w:pPr>
       <w:rPr>
-        <w:rFonts w:cs="Times New Roman" w:hint="default"/>
+        <w:rFonts w:hint="default" w:cs="Times New Roman"/>
       </w:rPr>
     </w:lvl>
     <w:lvl w:ilvl="1">
@@ -12082,7 +12227,7 @@
         <w:ind w:left="1803" w:hanging="180"/>
       </w:pPr>
       <w:rPr>
-        <w:rFonts w:cs="Times New Roman" w:hint="default"/>
+        <w:rFonts w:hint="default" w:cs="Times New Roman"/>
       </w:rPr>
     </w:lvl>
     <w:lvl w:ilvl="3">
@@ -12097,7 +12242,7 @@
         <w:ind w:left="2523" w:hanging="360"/>
       </w:pPr>
       <w:rPr>
-        <w:rFonts w:cs="Times New Roman" w:hint="default"/>
+        <w:rFonts w:hint="default" w:cs="Times New Roman"/>
       </w:rPr>
     </w:lvl>
     <w:lvl w:ilvl="4">
@@ -12112,7 +12257,7 @@
         <w:ind w:left="3243" w:hanging="360"/>
       </w:pPr>
       <w:rPr>
-        <w:rFonts w:cs="Times New Roman" w:hint="default"/>
+        <w:rFonts w:hint="default" w:cs="Times New Roman"/>
       </w:rPr>
     </w:lvl>
     <w:lvl w:ilvl="5">
@@ -12127,7 +12272,7 @@
         <w:ind w:left="3963" w:hanging="180"/>
       </w:pPr>
       <w:rPr>
-        <w:rFonts w:cs="Times New Roman" w:hint="default"/>
+        <w:rFonts w:hint="default" w:cs="Times New Roman"/>
       </w:rPr>
     </w:lvl>
     <w:lvl w:ilvl="6">
@@ -12142,7 +12287,7 @@
         <w:ind w:left="4683" w:hanging="360"/>
       </w:pPr>
       <w:rPr>
-        <w:rFonts w:cs="Times New Roman" w:hint="default"/>
+        <w:rFonts w:hint="default" w:cs="Times New Roman"/>
       </w:rPr>
     </w:lvl>
     <w:lvl w:ilvl="7">
@@ -12157,7 +12302,7 @@
         <w:ind w:left="5403" w:hanging="360"/>
       </w:pPr>
       <w:rPr>
-        <w:rFonts w:cs="Times New Roman" w:hint="default"/>
+        <w:rFonts w:hint="default" w:cs="Times New Roman"/>
       </w:rPr>
     </w:lvl>
     <w:lvl w:ilvl="8">
@@ -12172,7 +12317,7 @@
         <w:ind w:left="6123" w:hanging="180"/>
       </w:pPr>
       <w:rPr>
-        <w:rFonts w:cs="Times New Roman" w:hint="default"/>
+        <w:rFonts w:hint="default" w:cs="Times New Roman"/>
       </w:rPr>
     </w:lvl>
   </w:abstractNum>
@@ -12191,7 +12336,7 @@
         <w:ind w:left="720" w:hanging="360"/>
       </w:pPr>
       <w:rPr>
-        <w:rFonts w:ascii="Verdana" w:eastAsia="Times New Roman" w:hAnsi="Verdana" w:cs="Times New Roman" w:hint="default"/>
+        <w:rFonts w:hint="default" w:ascii="Verdana" w:hAnsi="Verdana" w:eastAsia="Times New Roman" w:cs="Times New Roman"/>
       </w:rPr>
     </w:lvl>
     <w:lvl w:ilvl="1" w:tplc="6422E4D4">
@@ -12205,7 +12350,7 @@
         <w:ind w:left="1440" w:hanging="360"/>
       </w:pPr>
       <w:rPr>
-        <w:rFonts w:ascii="Symbol" w:eastAsia="Times New Roman" w:hAnsi="Symbol" w:cs="Times New Roman" w:hint="default"/>
+        <w:rFonts w:hint="default" w:ascii="Symbol" w:hAnsi="Symbol" w:eastAsia="Times New Roman" w:cs="Times New Roman"/>
       </w:rPr>
     </w:lvl>
     <w:lvl w:ilvl="2" w:tplc="04090005">
@@ -12220,7 +12365,7 @@
         <w:ind w:left="2160" w:hanging="360"/>
       </w:pPr>
       <w:rPr>
-        <w:rFonts w:ascii="Wingdings" w:hAnsi="Wingdings" w:hint="default"/>
+        <w:rFonts w:hint="default" w:ascii="Wingdings" w:hAnsi="Wingdings"/>
       </w:rPr>
     </w:lvl>
     <w:lvl w:ilvl="3" w:tplc="04090001">
@@ -12235,7 +12380,7 @@
         <w:ind w:left="2880" w:hanging="360"/>
       </w:pPr>
       <w:rPr>
-        <w:rFonts w:ascii="Symbol" w:hAnsi="Symbol" w:hint="default"/>
+        <w:rFonts w:hint="default" w:ascii="Symbol" w:hAnsi="Symbol"/>
       </w:rPr>
     </w:lvl>
     <w:lvl w:ilvl="4" w:tplc="04090003" w:tentative="1">
@@ -12250,7 +12395,7 @@
         <w:ind w:left="3600" w:hanging="360"/>
       </w:pPr>
       <w:rPr>
-        <w:rFonts w:ascii="Courier New" w:hAnsi="Courier New" w:cs="Courier New" w:hint="default"/>
+        <w:rFonts w:hint="default" w:ascii="Courier New" w:hAnsi="Courier New" w:cs="Courier New"/>
       </w:rPr>
     </w:lvl>
     <w:lvl w:ilvl="5" w:tplc="04090005" w:tentative="1">
@@ -12265,7 +12410,7 @@
         <w:ind w:left="4320" w:hanging="360"/>
       </w:pPr>
       <w:rPr>
-        <w:rFonts w:ascii="Wingdings" w:hAnsi="Wingdings" w:hint="default"/>
+        <w:rFonts w:hint="default" w:ascii="Wingdings" w:hAnsi="Wingdings"/>
       </w:rPr>
     </w:lvl>
     <w:lvl w:ilvl="6" w:tplc="04090001" w:tentative="1">
@@ -12280,7 +12425,7 @@
         <w:ind w:left="5040" w:hanging="360"/>
       </w:pPr>
       <w:rPr>
-        <w:rFonts w:ascii="Symbol" w:hAnsi="Symbol" w:hint="default"/>
+        <w:rFonts w:hint="default" w:ascii="Symbol" w:hAnsi="Symbol"/>
       </w:rPr>
     </w:lvl>
     <w:lvl w:ilvl="7" w:tplc="04090003" w:tentative="1">
@@ -12295,7 +12440,7 @@
         <w:ind w:left="5760" w:hanging="360"/>
       </w:pPr>
       <w:rPr>
-        <w:rFonts w:ascii="Courier New" w:hAnsi="Courier New" w:cs="Courier New" w:hint="default"/>
+        <w:rFonts w:hint="default" w:ascii="Courier New" w:hAnsi="Courier New" w:cs="Courier New"/>
       </w:rPr>
     </w:lvl>
     <w:lvl w:ilvl="8" w:tplc="04090005" w:tentative="1">
@@ -12310,7 +12455,7 @@
         <w:ind w:left="6480" w:hanging="360"/>
       </w:pPr>
       <w:rPr>
-        <w:rFonts w:ascii="Wingdings" w:hAnsi="Wingdings" w:hint="default"/>
+        <w:rFonts w:hint="default" w:ascii="Wingdings" w:hAnsi="Wingdings"/>
       </w:rPr>
     </w:lvl>
   </w:abstractNum>
@@ -12558,7 +12703,7 @@
         <w:ind w:left="510" w:hanging="510"/>
       </w:pPr>
       <w:rPr>
-        <w:rFonts w:cs="Times New Roman" w:hint="default"/>
+        <w:rFonts w:hint="default" w:cs="Times New Roman"/>
       </w:rPr>
     </w:lvl>
     <w:lvl w:ilvl="1">
@@ -12573,7 +12718,7 @@
         <w:ind w:left="1077" w:hanging="720"/>
       </w:pPr>
       <w:rPr>
-        <w:rFonts w:cs="Times New Roman" w:hint="default"/>
+        <w:rFonts w:hint="default" w:cs="Times New Roman"/>
       </w:rPr>
     </w:lvl>
     <w:lvl w:ilvl="2">
@@ -12588,7 +12733,7 @@
         <w:ind w:left="1794" w:hanging="1080"/>
       </w:pPr>
       <w:rPr>
-        <w:rFonts w:cs="Times New Roman" w:hint="default"/>
+        <w:rFonts w:hint="default" w:cs="Times New Roman"/>
       </w:rPr>
     </w:lvl>
     <w:lvl w:ilvl="3">
@@ -12603,7 +12748,7 @@
         <w:ind w:left="2511" w:hanging="1440"/>
       </w:pPr>
       <w:rPr>
-        <w:rFonts w:cs="Times New Roman" w:hint="default"/>
+        <w:rFonts w:hint="default" w:cs="Times New Roman"/>
       </w:rPr>
     </w:lvl>
     <w:lvl w:ilvl="4">
@@ -12618,7 +12763,7 @@
         <w:ind w:left="3228" w:hanging="1800"/>
       </w:pPr>
       <w:rPr>
-        <w:rFonts w:cs="Times New Roman" w:hint="default"/>
+        <w:rFonts w:hint="default" w:cs="Times New Roman"/>
       </w:rPr>
     </w:lvl>
     <w:lvl w:ilvl="5">
@@ -12633,7 +12778,7 @@
         <w:ind w:left="3945" w:hanging="2160"/>
       </w:pPr>
       <w:rPr>
-        <w:rFonts w:cs="Times New Roman" w:hint="default"/>
+        <w:rFonts w:hint="default" w:cs="Times New Roman"/>
       </w:rPr>
     </w:lvl>
     <w:lvl w:ilvl="6">
@@ -12648,7 +12793,7 @@
         <w:ind w:left="4662" w:hanging="2520"/>
       </w:pPr>
       <w:rPr>
-        <w:rFonts w:cs="Times New Roman" w:hint="default"/>
+        <w:rFonts w:hint="default" w:cs="Times New Roman"/>
       </w:rPr>
     </w:lvl>
     <w:lvl w:ilvl="7">
@@ -12663,7 +12808,7 @@
         <w:ind w:left="5379" w:hanging="2880"/>
       </w:pPr>
       <w:rPr>
-        <w:rFonts w:cs="Times New Roman" w:hint="default"/>
+        <w:rFonts w:hint="default" w:cs="Times New Roman"/>
       </w:rPr>
     </w:lvl>
     <w:lvl w:ilvl="8">
@@ -12678,7 +12823,7 @@
         <w:ind w:left="6096" w:hanging="3240"/>
       </w:pPr>
       <w:rPr>
-        <w:rFonts w:cs="Times New Roman" w:hint="default"/>
+        <w:rFonts w:hint="default" w:cs="Times New Roman"/>
       </w:rPr>
     </w:lvl>
   </w:abstractNum>
@@ -13099,7 +13244,7 @@
         <w:ind w:left="600" w:hanging="600"/>
       </w:pPr>
       <w:rPr>
-        <w:rFonts w:cs="Times New Roman" w:hint="default"/>
+        <w:rFonts w:hint="default" w:cs="Times New Roman"/>
       </w:rPr>
     </w:lvl>
     <w:lvl w:ilvl="1">
@@ -13114,7 +13259,7 @@
         <w:ind w:left="957" w:hanging="600"/>
       </w:pPr>
       <w:rPr>
-        <w:rFonts w:cs="Times New Roman" w:hint="default"/>
+        <w:rFonts w:hint="default" w:cs="Times New Roman"/>
       </w:rPr>
     </w:lvl>
     <w:lvl w:ilvl="2">
@@ -13129,7 +13274,7 @@
         <w:ind w:left="1434" w:hanging="720"/>
       </w:pPr>
       <w:rPr>
-        <w:rFonts w:cs="Times New Roman" w:hint="default"/>
+        <w:rFonts w:hint="default" w:cs="Times New Roman"/>
       </w:rPr>
     </w:lvl>
     <w:lvl w:ilvl="3">
@@ -13144,7 +13289,7 @@
         <w:ind w:left="1791" w:hanging="720"/>
       </w:pPr>
       <w:rPr>
-        <w:rFonts w:cs="Times New Roman" w:hint="default"/>
+        <w:rFonts w:hint="default" w:cs="Times New Roman"/>
       </w:rPr>
     </w:lvl>
     <w:lvl w:ilvl="4">
@@ -13159,7 +13304,7 @@
         <w:ind w:left="2508" w:hanging="1080"/>
       </w:pPr>
       <w:rPr>
-        <w:rFonts w:cs="Times New Roman" w:hint="default"/>
+        <w:rFonts w:hint="default" w:cs="Times New Roman"/>
       </w:rPr>
     </w:lvl>
     <w:lvl w:ilvl="5">
@@ -13174,7 +13319,7 @@
         <w:ind w:left="2865" w:hanging="1080"/>
       </w:pPr>
       <w:rPr>
-        <w:rFonts w:cs="Times New Roman" w:hint="default"/>
+        <w:rFonts w:hint="default" w:cs="Times New Roman"/>
       </w:rPr>
     </w:lvl>
     <w:lvl w:ilvl="6">
@@ -13189,7 +13334,7 @@
         <w:ind w:left="3582" w:hanging="1440"/>
       </w:pPr>
       <w:rPr>
-        <w:rFonts w:cs="Times New Roman" w:hint="default"/>
+        <w:rFonts w:hint="default" w:cs="Times New Roman"/>
       </w:rPr>
     </w:lvl>
     <w:lvl w:ilvl="7">
@@ -13204,7 +13349,7 @@
         <w:ind w:left="3939" w:hanging="1440"/>
       </w:pPr>
       <w:rPr>
-        <w:rFonts w:cs="Times New Roman" w:hint="default"/>
+        <w:rFonts w:hint="default" w:cs="Times New Roman"/>
       </w:rPr>
     </w:lvl>
     <w:lvl w:ilvl="8">
@@ -13219,7 +13364,7 @@
         <w:ind w:left="4656" w:hanging="1800"/>
       </w:pPr>
       <w:rPr>
-        <w:rFonts w:cs="Times New Roman" w:hint="default"/>
+        <w:rFonts w:hint="default" w:cs="Times New Roman"/>
       </w:rPr>
     </w:lvl>
   </w:abstractNum>
@@ -13239,7 +13384,7 @@
         <w:ind w:left="405" w:hanging="405"/>
       </w:pPr>
       <w:rPr>
-        <w:rFonts w:ascii="Symbol" w:hAnsi="Symbol" w:hint="default"/>
+        <w:rFonts w:hint="default" w:ascii="Symbol" w:hAnsi="Symbol"/>
       </w:rPr>
     </w:lvl>
     <w:lvl w:ilvl="1">
@@ -13492,7 +13637,7 @@
         <w:ind w:left="510" w:hanging="510"/>
       </w:pPr>
       <w:rPr>
-        <w:rFonts w:cs="Times New Roman" w:hint="default"/>
+        <w:rFonts w:hint="default" w:cs="Times New Roman"/>
       </w:rPr>
     </w:lvl>
     <w:lvl w:ilvl="1">
@@ -13507,7 +13652,7 @@
         <w:ind w:left="1077" w:hanging="720"/>
       </w:pPr>
       <w:rPr>
-        <w:rFonts w:cs="Times New Roman" w:hint="default"/>
+        <w:rFonts w:hint="default" w:cs="Times New Roman"/>
       </w:rPr>
     </w:lvl>
     <w:lvl w:ilvl="2">
@@ -13522,7 +13667,7 @@
         <w:ind w:left="1794" w:hanging="1080"/>
       </w:pPr>
       <w:rPr>
-        <w:rFonts w:cs="Times New Roman" w:hint="default"/>
+        <w:rFonts w:hint="default" w:cs="Times New Roman"/>
       </w:rPr>
     </w:lvl>
     <w:lvl w:ilvl="3">
@@ -13537,7 +13682,7 @@
         <w:ind w:left="2511" w:hanging="1440"/>
       </w:pPr>
       <w:rPr>
-        <w:rFonts w:cs="Times New Roman" w:hint="default"/>
+        <w:rFonts w:hint="default" w:cs="Times New Roman"/>
       </w:rPr>
     </w:lvl>
     <w:lvl w:ilvl="4">
@@ -13552,7 +13697,7 @@
         <w:ind w:left="3228" w:hanging="1800"/>
       </w:pPr>
       <w:rPr>
-        <w:rFonts w:cs="Times New Roman" w:hint="default"/>
+        <w:rFonts w:hint="default" w:cs="Times New Roman"/>
       </w:rPr>
     </w:lvl>
     <w:lvl w:ilvl="5">
@@ -13567,7 +13712,7 @@
         <w:ind w:left="3945" w:hanging="2160"/>
       </w:pPr>
       <w:rPr>
-        <w:rFonts w:cs="Times New Roman" w:hint="default"/>
+        <w:rFonts w:hint="default" w:cs="Times New Roman"/>
       </w:rPr>
     </w:lvl>
     <w:lvl w:ilvl="6">
@@ -13582,7 +13727,7 @@
         <w:ind w:left="4662" w:hanging="2520"/>
       </w:pPr>
       <w:rPr>
-        <w:rFonts w:cs="Times New Roman" w:hint="default"/>
+        <w:rFonts w:hint="default" w:cs="Times New Roman"/>
       </w:rPr>
     </w:lvl>
     <w:lvl w:ilvl="7">
@@ -13597,7 +13742,7 @@
         <w:ind w:left="5379" w:hanging="2880"/>
       </w:pPr>
       <w:rPr>
-        <w:rFonts w:cs="Times New Roman" w:hint="default"/>
+        <w:rFonts w:hint="default" w:cs="Times New Roman"/>
       </w:rPr>
     </w:lvl>
     <w:lvl w:ilvl="8">
@@ -13612,7 +13757,7 @@
         <w:ind w:left="6096" w:hanging="3240"/>
       </w:pPr>
       <w:rPr>
-        <w:rFonts w:cs="Times New Roman" w:hint="default"/>
+        <w:rFonts w:hint="default" w:cs="Times New Roman"/>
       </w:rPr>
     </w:lvl>
   </w:abstractNum>
@@ -13743,7 +13888,7 @@
         <w:ind w:left="720" w:hanging="360"/>
       </w:pPr>
       <w:rPr>
-        <w:rFonts w:ascii="Verdana" w:eastAsia="Times New Roman" w:hAnsi="Verdana" w:cs="Times New Roman"/>
+        <w:rFonts w:ascii="Verdana" w:hAnsi="Verdana" w:eastAsia="Times New Roman" w:cs="Times New Roman"/>
       </w:rPr>
     </w:lvl>
     <w:lvl w:ilvl="1">
@@ -14147,7 +14292,7 @@
         <w:ind w:left="420" w:hanging="420"/>
       </w:pPr>
       <w:rPr>
-        <w:rFonts w:cs="Times New Roman" w:hint="default"/>
+        <w:rFonts w:hint="default" w:cs="Times New Roman"/>
       </w:rPr>
     </w:lvl>
     <w:lvl w:ilvl="1">
@@ -14162,7 +14307,7 @@
         <w:ind w:left="1077" w:hanging="720"/>
       </w:pPr>
       <w:rPr>
-        <w:rFonts w:cs="Times New Roman" w:hint="default"/>
+        <w:rFonts w:hint="default" w:cs="Times New Roman"/>
       </w:rPr>
     </w:lvl>
     <w:lvl w:ilvl="2">
@@ -14177,7 +14322,7 @@
         <w:ind w:left="1794" w:hanging="1080"/>
       </w:pPr>
       <w:rPr>
-        <w:rFonts w:cs="Times New Roman" w:hint="default"/>
+        <w:rFonts w:hint="default" w:cs="Times New Roman"/>
       </w:rPr>
     </w:lvl>
     <w:lvl w:ilvl="3">
@@ -14192,7 +14337,7 @@
         <w:ind w:left="2511" w:hanging="1440"/>
       </w:pPr>
       <w:rPr>
-        <w:rFonts w:cs="Times New Roman" w:hint="default"/>
+        <w:rFonts w:hint="default" w:cs="Times New Roman"/>
       </w:rPr>
     </w:lvl>
     <w:lvl w:ilvl="4">
@@ -14207,7 +14352,7 @@
         <w:ind w:left="2868" w:hanging="1440"/>
       </w:pPr>
       <w:rPr>
-        <w:rFonts w:cs="Times New Roman" w:hint="default"/>
+        <w:rFonts w:hint="default" w:cs="Times New Roman"/>
       </w:rPr>
     </w:lvl>
     <w:lvl w:ilvl="5">
@@ -14222,7 +14367,7 @@
         <w:ind w:left="3585" w:hanging="1800"/>
       </w:pPr>
       <w:rPr>
-        <w:rFonts w:cs="Times New Roman" w:hint="default"/>
+        <w:rFonts w:hint="default" w:cs="Times New Roman"/>
       </w:rPr>
     </w:lvl>
     <w:lvl w:ilvl="6">
@@ -14237,7 +14382,7 @@
         <w:ind w:left="4302" w:hanging="2160"/>
       </w:pPr>
       <w:rPr>
-        <w:rFonts w:cs="Times New Roman" w:hint="default"/>
+        <w:rFonts w:hint="default" w:cs="Times New Roman"/>
       </w:rPr>
     </w:lvl>
     <w:lvl w:ilvl="7">
@@ -14252,7 +14397,7 @@
         <w:ind w:left="5019" w:hanging="2520"/>
       </w:pPr>
       <w:rPr>
-        <w:rFonts w:cs="Times New Roman" w:hint="default"/>
+        <w:rFonts w:hint="default" w:cs="Times New Roman"/>
       </w:rPr>
     </w:lvl>
     <w:lvl w:ilvl="8">
@@ -14267,7 +14412,7 @@
         <w:ind w:left="5736" w:hanging="2880"/>
       </w:pPr>
       <w:rPr>
-        <w:rFonts w:cs="Times New Roman" w:hint="default"/>
+        <w:rFonts w:hint="default" w:cs="Times New Roman"/>
       </w:rPr>
     </w:lvl>
   </w:abstractNum>
@@ -14400,7 +14545,7 @@
         <w:ind w:left="1494" w:hanging="360"/>
       </w:pPr>
       <w:rPr>
-        <w:rFonts w:ascii="Times New Roman" w:hAnsi="Times New Roman" w:hint="default"/>
+        <w:rFonts w:hint="default" w:ascii="Times New Roman" w:hAnsi="Times New Roman"/>
       </w:rPr>
     </w:lvl>
   </w:abstractNum>
@@ -14420,7 +14565,7 @@
         <w:ind w:left="420" w:hanging="420"/>
       </w:pPr>
       <w:rPr>
-        <w:rFonts w:cs="Times New Roman" w:hint="default"/>
+        <w:rFonts w:hint="default" w:cs="Times New Roman"/>
       </w:rPr>
     </w:lvl>
     <w:lvl w:ilvl="1">
@@ -14435,7 +14580,7 @@
         <w:ind w:left="1077" w:hanging="720"/>
       </w:pPr>
       <w:rPr>
-        <w:rFonts w:cs="Times New Roman" w:hint="default"/>
+        <w:rFonts w:hint="default" w:cs="Times New Roman"/>
       </w:rPr>
     </w:lvl>
     <w:lvl w:ilvl="2">
@@ -14450,7 +14595,7 @@
         <w:ind w:left="1794" w:hanging="1080"/>
       </w:pPr>
       <w:rPr>
-        <w:rFonts w:cs="Times New Roman" w:hint="default"/>
+        <w:rFonts w:hint="default" w:cs="Times New Roman"/>
       </w:rPr>
     </w:lvl>
     <w:lvl w:ilvl="3">
@@ -14465,7 +14610,7 @@
         <w:ind w:left="2511" w:hanging="1440"/>
       </w:pPr>
       <w:rPr>
-        <w:rFonts w:cs="Times New Roman" w:hint="default"/>
+        <w:rFonts w:hint="default" w:cs="Times New Roman"/>
       </w:rPr>
     </w:lvl>
     <w:lvl w:ilvl="4">
@@ -14480,7 +14625,7 @@
         <w:ind w:left="2868" w:hanging="1440"/>
       </w:pPr>
       <w:rPr>
-        <w:rFonts w:cs="Times New Roman" w:hint="default"/>
+        <w:rFonts w:hint="default" w:cs="Times New Roman"/>
       </w:rPr>
     </w:lvl>
     <w:lvl w:ilvl="5">
@@ -14495,7 +14640,7 @@
         <w:ind w:left="3585" w:hanging="1800"/>
       </w:pPr>
       <w:rPr>
-        <w:rFonts w:cs="Times New Roman" w:hint="default"/>
+        <w:rFonts w:hint="default" w:cs="Times New Roman"/>
       </w:rPr>
     </w:lvl>
     <w:lvl w:ilvl="6">
@@ -14510,7 +14655,7 @@
         <w:ind w:left="4302" w:hanging="2160"/>
       </w:pPr>
       <w:rPr>
-        <w:rFonts w:cs="Times New Roman" w:hint="default"/>
+        <w:rFonts w:hint="default" w:cs="Times New Roman"/>
       </w:rPr>
     </w:lvl>
     <w:lvl w:ilvl="7">
@@ -14526,7 +14671,7 @@
         <w:ind w:left="5019" w:hanging="2520"/>
       </w:pPr>
       <w:rPr>
-        <w:rFonts w:cs="Times New Roman" w:hint="default"/>
+        <w:rFonts w:hint="default" w:cs="Times New Roman"/>
       </w:rPr>
     </w:lvl>
     <w:lvl w:ilvl="8">
@@ -14542,7 +14687,7 @@
         <w:ind w:left="5736" w:hanging="2880"/>
       </w:pPr>
       <w:rPr>
-        <w:rFonts w:cs="Times New Roman" w:hint="default"/>
+        <w:rFonts w:hint="default" w:cs="Times New Roman"/>
       </w:rPr>
     </w:lvl>
   </w:abstractNum>
@@ -14559,7 +14704,7 @@
         <w:ind w:left="720" w:hanging="360"/>
       </w:pPr>
       <w:rPr>
-        <w:rFonts w:ascii="Verdana" w:eastAsia="Calibri" w:hAnsi="Verdana" w:cs="Times New Roman" w:hint="default"/>
+        <w:rFonts w:hint="default" w:ascii="Verdana" w:hAnsi="Verdana" w:eastAsia="Calibri" w:cs="Times New Roman"/>
       </w:rPr>
     </w:lvl>
     <w:lvl w:ilvl="1" w:tplc="040B0003" w:tentative="1">
@@ -14571,7 +14716,7 @@
         <w:ind w:left="1440" w:hanging="360"/>
       </w:pPr>
       <w:rPr>
-        <w:rFonts w:ascii="Courier New" w:hAnsi="Courier New" w:cs="Courier New" w:hint="default"/>
+        <w:rFonts w:hint="default" w:ascii="Courier New" w:hAnsi="Courier New" w:cs="Courier New"/>
       </w:rPr>
     </w:lvl>
     <w:lvl w:ilvl="2" w:tplc="040B0005" w:tentative="1">
@@ -14583,7 +14728,7 @@
         <w:ind w:left="2160" w:hanging="360"/>
       </w:pPr>
       <w:rPr>
-        <w:rFonts w:ascii="Wingdings" w:hAnsi="Wingdings" w:hint="default"/>
+        <w:rFonts w:hint="default" w:ascii="Wingdings" w:hAnsi="Wingdings"/>
       </w:rPr>
     </w:lvl>
     <w:lvl w:ilvl="3" w:tplc="040B0001" w:tentative="1">
@@ -14595,7 +14740,7 @@
         <w:ind w:left="2880" w:hanging="360"/>
       </w:pPr>
       <w:rPr>
-        <w:rFonts w:ascii="Symbol" w:hAnsi="Symbol" w:hint="default"/>
+        <w:rFonts w:hint="default" w:ascii="Symbol" w:hAnsi="Symbol"/>
       </w:rPr>
     </w:lvl>
     <w:lvl w:ilvl="4" w:tplc="040B0003" w:tentative="1">
@@ -14607,7 +14752,7 @@
         <w:ind w:left="3600" w:hanging="360"/>
       </w:pPr>
       <w:rPr>
-        <w:rFonts w:ascii="Courier New" w:hAnsi="Courier New" w:cs="Courier New" w:hint="default"/>
+        <w:rFonts w:hint="default" w:ascii="Courier New" w:hAnsi="Courier New" w:cs="Courier New"/>
       </w:rPr>
     </w:lvl>
     <w:lvl w:ilvl="5" w:tplc="040B0005" w:tentative="1">
@@ -14619,7 +14764,7 @@
         <w:ind w:left="4320" w:hanging="360"/>
       </w:pPr>
       <w:rPr>
-        <w:rFonts w:ascii="Wingdings" w:hAnsi="Wingdings" w:hint="default"/>
+        <w:rFonts w:hint="default" w:ascii="Wingdings" w:hAnsi="Wingdings"/>
       </w:rPr>
     </w:lvl>
     <w:lvl w:ilvl="6" w:tplc="040B0001" w:tentative="1">
@@ -14631,7 +14776,7 @@
         <w:ind w:left="5040" w:hanging="360"/>
       </w:pPr>
       <w:rPr>
-        <w:rFonts w:ascii="Symbol" w:hAnsi="Symbol" w:hint="default"/>
+        <w:rFonts w:hint="default" w:ascii="Symbol" w:hAnsi="Symbol"/>
       </w:rPr>
     </w:lvl>
     <w:lvl w:ilvl="7" w:tplc="040B0003" w:tentative="1">
@@ -14643,7 +14788,7 @@
         <w:ind w:left="5760" w:hanging="360"/>
       </w:pPr>
       <w:rPr>
-        <w:rFonts w:ascii="Courier New" w:hAnsi="Courier New" w:cs="Courier New" w:hint="default"/>
+        <w:rFonts w:hint="default" w:ascii="Courier New" w:hAnsi="Courier New" w:cs="Courier New"/>
       </w:rPr>
     </w:lvl>
     <w:lvl w:ilvl="8" w:tplc="040B0005" w:tentative="1">
@@ -14655,7 +14800,7 @@
         <w:ind w:left="6480" w:hanging="360"/>
       </w:pPr>
       <w:rPr>
-        <w:rFonts w:ascii="Wingdings" w:hAnsi="Wingdings" w:hint="default"/>
+        <w:rFonts w:hint="default" w:ascii="Wingdings" w:hAnsi="Wingdings"/>
       </w:rPr>
     </w:lvl>
   </w:abstractNum>
@@ -14671,7 +14816,7 @@
         <w:ind w:left="720" w:hanging="360"/>
       </w:pPr>
       <w:rPr>
-        <w:rFonts w:ascii="Calibri" w:eastAsiaTheme="minorHAnsi" w:hAnsi="Calibri" w:cs="Calibri" w:hint="default"/>
+        <w:rFonts w:hint="default" w:ascii="Calibri" w:hAnsi="Calibri" w:cs="Calibri" w:eastAsiaTheme="minorHAnsi"/>
       </w:rPr>
     </w:lvl>
     <w:lvl w:ilvl="1" w:tplc="10000003" w:tentative="1">
@@ -14683,7 +14828,7 @@
         <w:ind w:left="1440" w:hanging="360"/>
       </w:pPr>
       <w:rPr>
-        <w:rFonts w:ascii="Courier New" w:hAnsi="Courier New" w:cs="Courier New" w:hint="default"/>
+        <w:rFonts w:hint="default" w:ascii="Courier New" w:hAnsi="Courier New" w:cs="Courier New"/>
       </w:rPr>
     </w:lvl>
     <w:lvl w:ilvl="2" w:tplc="10000005" w:tentative="1">
@@ -14695,7 +14840,7 @@
         <w:ind w:left="2160" w:hanging="360"/>
       </w:pPr>
       <w:rPr>
-        <w:rFonts w:ascii="Wingdings" w:hAnsi="Wingdings" w:hint="default"/>
+        <w:rFonts w:hint="default" w:ascii="Wingdings" w:hAnsi="Wingdings"/>
       </w:rPr>
     </w:lvl>
     <w:lvl w:ilvl="3" w:tplc="10000001" w:tentative="1">
@@ -14707,7 +14852,7 @@
         <w:ind w:left="2880" w:hanging="360"/>
       </w:pPr>
       <w:rPr>
-        <w:rFonts w:ascii="Symbol" w:hAnsi="Symbol" w:hint="default"/>
+        <w:rFonts w:hint="default" w:ascii="Symbol" w:hAnsi="Symbol"/>
       </w:rPr>
     </w:lvl>
     <w:lvl w:ilvl="4" w:tplc="10000003" w:tentative="1">
@@ -14719,7 +14864,7 @@
         <w:ind w:left="3600" w:hanging="360"/>
       </w:pPr>
       <w:rPr>
-        <w:rFonts w:ascii="Courier New" w:hAnsi="Courier New" w:cs="Courier New" w:hint="default"/>
+        <w:rFonts w:hint="default" w:ascii="Courier New" w:hAnsi="Courier New" w:cs="Courier New"/>
       </w:rPr>
     </w:lvl>
     <w:lvl w:ilvl="5" w:tplc="10000005" w:tentative="1">
@@ -14731,7 +14876,7 @@
         <w:ind w:left="4320" w:hanging="360"/>
       </w:pPr>
       <w:rPr>
-        <w:rFonts w:ascii="Wingdings" w:hAnsi="Wingdings" w:hint="default"/>
+        <w:rFonts w:hint="default" w:ascii="Wingdings" w:hAnsi="Wingdings"/>
       </w:rPr>
     </w:lvl>
     <w:lvl w:ilvl="6" w:tplc="10000001" w:tentative="1">
@@ -14743,7 +14888,7 @@
         <w:ind w:left="5040" w:hanging="360"/>
       </w:pPr>
       <w:rPr>
-        <w:rFonts w:ascii="Symbol" w:hAnsi="Symbol" w:hint="default"/>
+        <w:rFonts w:hint="default" w:ascii="Symbol" w:hAnsi="Symbol"/>
       </w:rPr>
     </w:lvl>
     <w:lvl w:ilvl="7" w:tplc="10000003" w:tentative="1">
@@ -14755,7 +14900,7 @@
         <w:ind w:left="5760" w:hanging="360"/>
       </w:pPr>
       <w:rPr>
-        <w:rFonts w:ascii="Courier New" w:hAnsi="Courier New" w:cs="Courier New" w:hint="default"/>
+        <w:rFonts w:hint="default" w:ascii="Courier New" w:hAnsi="Courier New" w:cs="Courier New"/>
       </w:rPr>
     </w:lvl>
     <w:lvl w:ilvl="8" w:tplc="10000005" w:tentative="1">
@@ -14767,7 +14912,7 @@
         <w:ind w:left="6480" w:hanging="360"/>
       </w:pPr>
       <w:rPr>
-        <w:rFonts w:ascii="Wingdings" w:hAnsi="Wingdings" w:hint="default"/>
+        <w:rFonts w:hint="default" w:ascii="Wingdings" w:hAnsi="Wingdings"/>
       </w:rPr>
     </w:lvl>
   </w:abstractNum>
@@ -14900,7 +15045,7 @@
         <w:ind w:left="405" w:hanging="405"/>
       </w:pPr>
       <w:rPr>
-        <w:rFonts w:cs="Times New Roman" w:hint="default"/>
+        <w:rFonts w:hint="default" w:cs="Times New Roman"/>
       </w:rPr>
     </w:lvl>
     <w:lvl w:ilvl="1">
@@ -15240,7 +15385,7 @@
         <w:ind w:left="510" w:hanging="510"/>
       </w:pPr>
       <w:rPr>
-        <w:rFonts w:cs="Times New Roman" w:hint="default"/>
+        <w:rFonts w:hint="default" w:cs="Times New Roman"/>
       </w:rPr>
     </w:lvl>
     <w:lvl w:ilvl="1">
@@ -15255,7 +15400,7 @@
         <w:ind w:left="1077" w:hanging="720"/>
       </w:pPr>
       <w:rPr>
-        <w:rFonts w:cs="Times New Roman" w:hint="default"/>
+        <w:rFonts w:hint="default" w:cs="Times New Roman"/>
       </w:rPr>
     </w:lvl>
     <w:lvl w:ilvl="2">
@@ -15270,7 +15415,7 @@
         <w:ind w:left="1794" w:hanging="1080"/>
       </w:pPr>
       <w:rPr>
-        <w:rFonts w:cs="Times New Roman" w:hint="default"/>
+        <w:rFonts w:hint="default" w:cs="Times New Roman"/>
       </w:rPr>
     </w:lvl>
     <w:lvl w:ilvl="3">
@@ -15285,7 +15430,7 @@
         <w:ind w:left="2511" w:hanging="1440"/>
       </w:pPr>
       <w:rPr>
-        <w:rFonts w:cs="Times New Roman" w:hint="default"/>
+        <w:rFonts w:hint="default" w:cs="Times New Roman"/>
       </w:rPr>
     </w:lvl>
     <w:lvl w:ilvl="4">
@@ -15300,7 +15445,7 @@
         <w:ind w:left="3228" w:hanging="1800"/>
       </w:pPr>
       <w:rPr>
-        <w:rFonts w:cs="Times New Roman" w:hint="default"/>
+        <w:rFonts w:hint="default" w:cs="Times New Roman"/>
       </w:rPr>
     </w:lvl>
     <w:lvl w:ilvl="5">
@@ -15315,7 +15460,7 @@
         <w:ind w:left="3945" w:hanging="2160"/>
       </w:pPr>
       <w:rPr>
-        <w:rFonts w:cs="Times New Roman" w:hint="default"/>
+        <w:rFonts w:hint="default" w:cs="Times New Roman"/>
       </w:rPr>
     </w:lvl>
     <w:lvl w:ilvl="6">
@@ -15330,7 +15475,7 @@
         <w:ind w:left="4662" w:hanging="2520"/>
       </w:pPr>
       <w:rPr>
-        <w:rFonts w:cs="Times New Roman" w:hint="default"/>
+        <w:rFonts w:hint="default" w:cs="Times New Roman"/>
       </w:rPr>
     </w:lvl>
     <w:lvl w:ilvl="7">
@@ -15345,7 +15490,7 @@
         <w:ind w:left="5379" w:hanging="2880"/>
       </w:pPr>
       <w:rPr>
-        <w:rFonts w:cs="Times New Roman" w:hint="default"/>
+        <w:rFonts w:hint="default" w:cs="Times New Roman"/>
       </w:rPr>
     </w:lvl>
     <w:lvl w:ilvl="8">
@@ -15360,7 +15505,7 @@
         <w:ind w:left="6096" w:hanging="3240"/>
       </w:pPr>
       <w:rPr>
-        <w:rFonts w:cs="Times New Roman" w:hint="default"/>
+        <w:rFonts w:hint="default" w:cs="Times New Roman"/>
       </w:rPr>
     </w:lvl>
   </w:abstractNum>
@@ -15380,7 +15525,7 @@
         <w:ind w:left="510" w:hanging="510"/>
       </w:pPr>
       <w:rPr>
-        <w:rFonts w:cs="Times New Roman" w:hint="default"/>
+        <w:rFonts w:hint="default" w:cs="Times New Roman"/>
       </w:rPr>
     </w:lvl>
     <w:lvl w:ilvl="1">
@@ -15395,7 +15540,7 @@
         <w:ind w:left="1077" w:hanging="720"/>
       </w:pPr>
       <w:rPr>
-        <w:rFonts w:cs="Times New Roman" w:hint="default"/>
+        <w:rFonts w:hint="default" w:cs="Times New Roman"/>
       </w:rPr>
     </w:lvl>
     <w:lvl w:ilvl="2">
@@ -15410,7 +15555,7 @@
         <w:ind w:left="1794" w:hanging="1080"/>
       </w:pPr>
       <w:rPr>
-        <w:rFonts w:cs="Times New Roman" w:hint="default"/>
+        <w:rFonts w:hint="default" w:cs="Times New Roman"/>
       </w:rPr>
     </w:lvl>
     <w:lvl w:ilvl="3">
@@ -15425,7 +15570,7 @@
         <w:ind w:left="2511" w:hanging="1440"/>
       </w:pPr>
       <w:rPr>
-        <w:rFonts w:cs="Times New Roman" w:hint="default"/>
+        <w:rFonts w:hint="default" w:cs="Times New Roman"/>
       </w:rPr>
     </w:lvl>
     <w:lvl w:ilvl="4">
@@ -15440,7 +15585,7 @@
         <w:ind w:left="3228" w:hanging="1800"/>
       </w:pPr>
       <w:rPr>
-        <w:rFonts w:cs="Times New Roman" w:hint="default"/>
+        <w:rFonts w:hint="default" w:cs="Times New Roman"/>
       </w:rPr>
     </w:lvl>
     <w:lvl w:ilvl="5">
@@ -15455,7 +15600,7 @@
         <w:ind w:left="3945" w:hanging="2160"/>
       </w:pPr>
       <w:rPr>
-        <w:rFonts w:cs="Times New Roman" w:hint="default"/>
+        <w:rFonts w:hint="default" w:cs="Times New Roman"/>
       </w:rPr>
     </w:lvl>
     <w:lvl w:ilvl="6">
@@ -15470,7 +15615,7 @@
         <w:ind w:left="4662" w:hanging="2520"/>
       </w:pPr>
       <w:rPr>
-        <w:rFonts w:cs="Times New Roman" w:hint="default"/>
+        <w:rFonts w:hint="default" w:cs="Times New Roman"/>
       </w:rPr>
     </w:lvl>
     <w:lvl w:ilvl="7">
@@ -15485,7 +15630,7 @@
         <w:ind w:left="5379" w:hanging="2880"/>
       </w:pPr>
       <w:rPr>
-        <w:rFonts w:cs="Times New Roman" w:hint="default"/>
+        <w:rFonts w:hint="default" w:cs="Times New Roman"/>
       </w:rPr>
     </w:lvl>
     <w:lvl w:ilvl="8">
@@ -15500,7 +15645,7 @@
         <w:ind w:left="6096" w:hanging="3240"/>
       </w:pPr>
       <w:rPr>
-        <w:rFonts w:cs="Times New Roman" w:hint="default"/>
+        <w:rFonts w:hint="default" w:cs="Times New Roman"/>
       </w:rPr>
     </w:lvl>
   </w:abstractNum>
@@ -15604,11 +15749,11 @@
 </file>
 
 <file path=word/styles.xml><?xml version="1.0" encoding="utf-8"?>
-<w:styles xmlns:mc="http://schemas.openxmlformats.org/markup-compatibility/2006" xmlns:r="http://schemas.openxmlformats.org/officeDocument/2006/relationships" xmlns:w="http://schemas.openxmlformats.org/wordprocessingml/2006/main" xmlns:w14="http://schemas.microsoft.com/office/word/2010/wordml" xmlns:w15="http://schemas.microsoft.com/office/word/2012/wordml" xmlns:w16cex="http://schemas.microsoft.com/office/word/2018/wordml/cex" xmlns:w16cid="http://schemas.microsoft.com/office/word/2016/wordml/cid" xmlns:w16="http://schemas.microsoft.com/office/word/2018/wordml" xmlns:w16du="http://schemas.microsoft.com/office/word/2023/wordml/word16du" xmlns:w16sdtdh="http://schemas.microsoft.com/office/word/2020/wordml/sdtdatahash" xmlns:w16sdtfl="http://schemas.microsoft.com/office/word/2024/wordml/sdtformatlock" xmlns:w16se="http://schemas.microsoft.com/office/word/2015/wordml/symex" mc:Ignorable="w14 w15 w16se w16cid w16 w16cex w16sdtdh w16sdtfl w16du">
+<w:styles xmlns:wp14="http://schemas.microsoft.com/office/word/2010/wordprocessingDrawing" xmlns:mc="http://schemas.openxmlformats.org/markup-compatibility/2006" xmlns:r="http://schemas.openxmlformats.org/officeDocument/2006/relationships" xmlns:w="http://schemas.openxmlformats.org/wordprocessingml/2006/main" xmlns:w14="http://schemas.microsoft.com/office/word/2010/wordml" xmlns:w15="http://schemas.microsoft.com/office/word/2012/wordml" xmlns:w16cex="http://schemas.microsoft.com/office/word/2018/wordml/cex" xmlns:w16cid="http://schemas.microsoft.com/office/word/2016/wordml/cid" xmlns:w16="http://schemas.microsoft.com/office/word/2018/wordml" xmlns:w16du="http://schemas.microsoft.com/office/word/2023/wordml/word16du" xmlns:w16sdtdh="http://schemas.microsoft.com/office/word/2020/wordml/sdtdatahash" xmlns:w16sdtfl="http://schemas.microsoft.com/office/word/2024/wordml/sdtformatlock" xmlns:w16se="http://schemas.microsoft.com/office/word/2015/wordml/symex" mc:Ignorable="w14 w15 w16se w16cid w16 w16cex w16sdtdh w16sdtfl w16du wp14">
   <w:docDefaults>
     <w:rPrDefault>
       <w:rPr>
-        <w:rFonts w:ascii="Times New Roman" w:eastAsia="Times New Roman" w:hAnsi="Times New Roman" w:cs="Times New Roman"/>
+        <w:rFonts w:ascii="Times New Roman" w:hAnsi="Times New Roman" w:eastAsia="Times New Roman" w:cs="Times New Roman"/>
         <w:lang w:val="fi-FI" w:eastAsia="fi-FI" w:bidi="ar-SA"/>
       </w:rPr>
     </w:rPrDefault>
@@ -15634,22 +15779,22 @@
     <w:lsdException w:name="index 7" w:semiHidden="1" w:unhideWhenUsed="1"/>
     <w:lsdException w:name="index 8" w:semiHidden="1" w:unhideWhenUsed="1"/>
     <w:lsdException w:name="index 9" w:semiHidden="1" w:unhideWhenUsed="1"/>
-    <w:lsdException w:name="toc 1" w:semiHidden="1" w:uiPriority="39" w:unhideWhenUsed="1"/>
-    <w:lsdException w:name="toc 2" w:semiHidden="1" w:uiPriority="39" w:unhideWhenUsed="1"/>
-    <w:lsdException w:name="toc 3" w:semiHidden="1" w:uiPriority="39" w:unhideWhenUsed="1"/>
-    <w:lsdException w:name="toc 4" w:semiHidden="1" w:uiPriority="39" w:unhideWhenUsed="1"/>
-    <w:lsdException w:name="toc 5" w:semiHidden="1" w:uiPriority="39" w:unhideWhenUsed="1"/>
-    <w:lsdException w:name="toc 6" w:semiHidden="1" w:uiPriority="39" w:unhideWhenUsed="1"/>
-    <w:lsdException w:name="toc 7" w:semiHidden="1" w:uiPriority="39" w:unhideWhenUsed="1"/>
-    <w:lsdException w:name="toc 8" w:semiHidden="1" w:uiPriority="39" w:unhideWhenUsed="1"/>
-    <w:lsdException w:name="toc 9" w:semiHidden="1" w:uiPriority="39" w:unhideWhenUsed="1"/>
+    <w:lsdException w:name="toc 1" w:uiPriority="39" w:semiHidden="1" w:unhideWhenUsed="1"/>
+    <w:lsdException w:name="toc 2" w:uiPriority="39" w:semiHidden="1" w:unhideWhenUsed="1"/>
+    <w:lsdException w:name="toc 3" w:uiPriority="39" w:semiHidden="1" w:unhideWhenUsed="1"/>
+    <w:lsdException w:name="toc 4" w:uiPriority="39" w:semiHidden="1" w:unhideWhenUsed="1"/>
+    <w:lsdException w:name="toc 5" w:uiPriority="39" w:semiHidden="1" w:unhideWhenUsed="1"/>
+    <w:lsdException w:name="toc 6" w:uiPriority="39" w:semiHidden="1" w:unhideWhenUsed="1"/>
+    <w:lsdException w:name="toc 7" w:uiPriority="39" w:semiHidden="1" w:unhideWhenUsed="1"/>
+    <w:lsdException w:name="toc 8" w:uiPriority="39" w:semiHidden="1" w:unhideWhenUsed="1"/>
+    <w:lsdException w:name="toc 9" w:uiPriority="39" w:semiHidden="1" w:unhideWhenUsed="1"/>
     <w:lsdException w:name="Normal Indent" w:semiHidden="1" w:unhideWhenUsed="1"/>
     <w:lsdException w:name="footnote text" w:semiHidden="1" w:unhideWhenUsed="1"/>
     <w:lsdException w:name="annotation text" w:semiHidden="1" w:unhideWhenUsed="1"/>
     <w:lsdException w:name="header" w:semiHidden="1" w:unhideWhenUsed="1"/>
     <w:lsdException w:name="footer" w:semiHidden="1" w:unhideWhenUsed="1"/>
     <w:lsdException w:name="index heading" w:semiHidden="1" w:unhideWhenUsed="1"/>
-    <w:lsdException w:name="caption" w:semiHidden="1" w:uiPriority="35" w:unhideWhenUsed="1" w:qFormat="1"/>
+    <w:lsdException w:name="caption" w:uiPriority="35" w:semiHidden="1" w:unhideWhenUsed="1" w:qFormat="1"/>
     <w:lsdException w:name="table of figures" w:semiHidden="1" w:unhideWhenUsed="1"/>
     <w:lsdException w:name="envelope address" w:semiHidden="1" w:unhideWhenUsed="1"/>
     <w:lsdException w:name="envelope return" w:semiHidden="1" w:unhideWhenUsed="1"/>
@@ -15680,7 +15825,7 @@
     <w:lsdException w:name="Title" w:uiPriority="10" w:qFormat="1"/>
     <w:lsdException w:name="Closing" w:semiHidden="1" w:unhideWhenUsed="1"/>
     <w:lsdException w:name="Signature" w:semiHidden="1" w:unhideWhenUsed="1"/>
-    <w:lsdException w:name="Default Paragraph Font" w:semiHidden="1" w:uiPriority="1" w:unhideWhenUsed="1"/>
+    <w:lsdException w:name="Default Paragraph Font" w:uiPriority="1" w:semiHidden="1" w:unhideWhenUsed="1"/>
     <w:lsdException w:name="Body Text" w:semiHidden="1" w:unhideWhenUsed="1"/>
     <w:lsdException w:name="Body Text Indent" w:semiHidden="1" w:unhideWhenUsed="1"/>
     <w:lsdException w:name="List Continue" w:semiHidden="1" w:unhideWhenUsed="1"/>
@@ -15880,8 +16025,8 @@
     <w:lsdException w:name="Subtle Reference" w:uiPriority="31" w:qFormat="1"/>
     <w:lsdException w:name="Intense Reference" w:uiPriority="32" w:qFormat="1"/>
     <w:lsdException w:name="Book Title" w:uiPriority="33" w:qFormat="1"/>
-    <w:lsdException w:name="Bibliography" w:semiHidden="1" w:uiPriority="37" w:unhideWhenUsed="1"/>
-    <w:lsdException w:name="TOC Heading" w:semiHidden="1" w:uiPriority="39" w:unhideWhenUsed="1" w:qFormat="1"/>
+    <w:lsdException w:name="Bibliography" w:uiPriority="37" w:semiHidden="1" w:unhideWhenUsed="1"/>
+    <w:lsdException w:name="TOC Heading" w:uiPriority="39" w:semiHidden="1" w:unhideWhenUsed="1" w:qFormat="1"/>
     <w:lsdException w:name="Plain Table 1" w:uiPriority="41"/>
     <w:lsdException w:name="Plain Table 2" w:uiPriority="42"/>
     <w:lsdException w:name="Plain Table 3" w:uiPriority="43"/>
@@ -15992,7 +16137,7 @@
     <w:lsdException w:name="Unresolved Mention" w:semiHidden="1" w:unhideWhenUsed="1"/>
     <w:lsdException w:name="Smart Link" w:semiHidden="1" w:unhideWhenUsed="1"/>
   </w:latentStyles>
-  <w:style w:type="paragraph" w:default="1" w:styleId="Normaali">
+  <w:style w:type="paragraph" w:styleId="Normaali" w:default="1">
     <w:name w:val="Normal"/>
     <w:qFormat/>
     <w:pPr>
@@ -16203,13 +16348,13 @@
       <w:lang w:val="en-AU"/>
     </w:rPr>
   </w:style>
-  <w:style w:type="character" w:default="1" w:styleId="Kappaleenoletusfontti">
+  <w:style w:type="character" w:styleId="Kappaleenoletusfontti" w:default="1">
     <w:name w:val="Default Paragraph Font"/>
     <w:uiPriority w:val="1"/>
     <w:semiHidden/>
     <w:unhideWhenUsed/>
   </w:style>
-  <w:style w:type="table" w:default="1" w:styleId="Normaalitaulukko">
+  <w:style w:type="table" w:styleId="Normaalitaulukko" w:default="1">
     <w:name w:val="Normal Table"/>
     <w:uiPriority w:val="99"/>
     <w:semiHidden/>
@@ -16224,19 +16369,19 @@
       </w:tblCellMar>
     </w:tblPr>
   </w:style>
-  <w:style w:type="numbering" w:default="1" w:styleId="Eiluetteloa">
+  <w:style w:type="numbering" w:styleId="Eiluetteloa" w:default="1">
     <w:name w:val="No List"/>
     <w:uiPriority w:val="99"/>
     <w:semiHidden/>
     <w:unhideWhenUsed/>
   </w:style>
-  <w:style w:type="character" w:customStyle="1" w:styleId="Otsikko1Char">
+  <w:style w:type="character" w:styleId="Otsikko1Char" w:customStyle="1">
     <w:name w:val="Otsikko 1 Char"/>
     <w:link w:val="Otsikko1"/>
     <w:uiPriority w:val="99"/>
     <w:locked/>
     <w:rPr>
-      <w:rFonts w:ascii="Cambria" w:eastAsia="Times New Roman" w:hAnsi="Cambria" w:cs="Times New Roman"/>
+      <w:rFonts w:ascii="Cambria" w:hAnsi="Cambria" w:eastAsia="Times New Roman" w:cs="Times New Roman"/>
       <w:b/>
       <w:bCs/>
       <w:kern w:val="32"/>
@@ -16245,13 +16390,13 @@
       <w:lang w:val="fi-FI" w:eastAsia="x-none"/>
     </w:rPr>
   </w:style>
-  <w:style w:type="character" w:customStyle="1" w:styleId="Otsikko2Char">
+  <w:style w:type="character" w:styleId="Otsikko2Char" w:customStyle="1">
     <w:name w:val="Otsikko 2 Char"/>
     <w:link w:val="Otsikko2"/>
     <w:uiPriority w:val="99"/>
     <w:locked/>
     <w:rPr>
-      <w:rFonts w:ascii="Cambria" w:eastAsia="Times New Roman" w:hAnsi="Cambria" w:cs="Times New Roman"/>
+      <w:rFonts w:ascii="Cambria" w:hAnsi="Cambria" w:eastAsia="Times New Roman" w:cs="Times New Roman"/>
       <w:b/>
       <w:bCs/>
       <w:i/>
@@ -16261,14 +16406,14 @@
       <w:lang w:val="fi-FI" w:eastAsia="x-none"/>
     </w:rPr>
   </w:style>
-  <w:style w:type="character" w:customStyle="1" w:styleId="Otsikko3Char">
+  <w:style w:type="character" w:styleId="Otsikko3Char" w:customStyle="1">
     <w:name w:val="Otsikko 3 Char"/>
     <w:link w:val="Otsikko3"/>
     <w:uiPriority w:val="9"/>
     <w:semiHidden/>
     <w:locked/>
     <w:rPr>
-      <w:rFonts w:ascii="Cambria" w:eastAsia="Times New Roman" w:hAnsi="Cambria" w:cs="Times New Roman"/>
+      <w:rFonts w:ascii="Cambria" w:hAnsi="Cambria" w:eastAsia="Times New Roman" w:cs="Times New Roman"/>
       <w:b/>
       <w:bCs/>
       <w:sz w:val="26"/>
@@ -16276,14 +16421,14 @@
       <w:lang w:val="fi-FI" w:eastAsia="x-none"/>
     </w:rPr>
   </w:style>
-  <w:style w:type="character" w:customStyle="1" w:styleId="Otsikko4Char">
+  <w:style w:type="character" w:styleId="Otsikko4Char" w:customStyle="1">
     <w:name w:val="Otsikko 4 Char"/>
     <w:link w:val="Otsikko4"/>
     <w:uiPriority w:val="9"/>
     <w:semiHidden/>
     <w:locked/>
     <w:rPr>
-      <w:rFonts w:ascii="Calibri" w:eastAsia="Times New Roman" w:hAnsi="Calibri" w:cs="Times New Roman"/>
+      <w:rFonts w:ascii="Calibri" w:hAnsi="Calibri" w:eastAsia="Times New Roman" w:cs="Times New Roman"/>
       <w:b/>
       <w:bCs/>
       <w:sz w:val="28"/>
@@ -16291,14 +16436,14 @@
       <w:lang w:val="fi-FI" w:eastAsia="x-none"/>
     </w:rPr>
   </w:style>
-  <w:style w:type="character" w:customStyle="1" w:styleId="Otsikko5Char">
+  <w:style w:type="character" w:styleId="Otsikko5Char" w:customStyle="1">
     <w:name w:val="Otsikko 5 Char"/>
     <w:link w:val="Otsikko5"/>
     <w:uiPriority w:val="9"/>
     <w:semiHidden/>
     <w:locked/>
     <w:rPr>
-      <w:rFonts w:ascii="Calibri" w:eastAsia="Times New Roman" w:hAnsi="Calibri" w:cs="Times New Roman"/>
+      <w:rFonts w:ascii="Calibri" w:hAnsi="Calibri" w:eastAsia="Times New Roman" w:cs="Times New Roman"/>
       <w:b/>
       <w:bCs/>
       <w:i/>
@@ -16308,40 +16453,40 @@
       <w:lang w:val="fi-FI" w:eastAsia="x-none"/>
     </w:rPr>
   </w:style>
-  <w:style w:type="character" w:customStyle="1" w:styleId="Otsikko6Char">
+  <w:style w:type="character" w:styleId="Otsikko6Char" w:customStyle="1">
     <w:name w:val="Otsikko 6 Char"/>
     <w:link w:val="Otsikko6"/>
     <w:uiPriority w:val="9"/>
     <w:semiHidden/>
     <w:locked/>
     <w:rPr>
-      <w:rFonts w:ascii="Calibri" w:eastAsia="Times New Roman" w:hAnsi="Calibri" w:cs="Times New Roman"/>
+      <w:rFonts w:ascii="Calibri" w:hAnsi="Calibri" w:eastAsia="Times New Roman" w:cs="Times New Roman"/>
       <w:b/>
       <w:bCs/>
       <w:lang w:val="fi-FI" w:eastAsia="x-none"/>
     </w:rPr>
   </w:style>
-  <w:style w:type="character" w:customStyle="1" w:styleId="Otsikko7Char">
+  <w:style w:type="character" w:styleId="Otsikko7Char" w:customStyle="1">
     <w:name w:val="Otsikko 7 Char"/>
     <w:link w:val="Otsikko7"/>
     <w:uiPriority w:val="9"/>
     <w:semiHidden/>
     <w:locked/>
     <w:rPr>
-      <w:rFonts w:ascii="Calibri" w:eastAsia="Times New Roman" w:hAnsi="Calibri" w:cs="Times New Roman"/>
+      <w:rFonts w:ascii="Calibri" w:hAnsi="Calibri" w:eastAsia="Times New Roman" w:cs="Times New Roman"/>
       <w:sz w:val="24"/>
       <w:szCs w:val="24"/>
       <w:lang w:val="fi-FI" w:eastAsia="x-none"/>
     </w:rPr>
   </w:style>
-  <w:style w:type="character" w:customStyle="1" w:styleId="Otsikko8Char">
+  <w:style w:type="character" w:styleId="Otsikko8Char" w:customStyle="1">
     <w:name w:val="Otsikko 8 Char"/>
     <w:link w:val="Otsikko8"/>
     <w:uiPriority w:val="9"/>
     <w:semiHidden/>
     <w:locked/>
     <w:rPr>
-      <w:rFonts w:ascii="Calibri" w:eastAsia="Times New Roman" w:hAnsi="Calibri" w:cs="Times New Roman"/>
+      <w:rFonts w:ascii="Calibri" w:hAnsi="Calibri" w:eastAsia="Times New Roman" w:cs="Times New Roman"/>
       <w:i/>
       <w:iCs/>
       <w:sz w:val="24"/>
@@ -16349,14 +16494,14 @@
       <w:lang w:val="fi-FI" w:eastAsia="x-none"/>
     </w:rPr>
   </w:style>
-  <w:style w:type="character" w:customStyle="1" w:styleId="Otsikko9Char">
+  <w:style w:type="character" w:styleId="Otsikko9Char" w:customStyle="1">
     <w:name w:val="Otsikko 9 Char"/>
     <w:link w:val="Otsikko9"/>
     <w:uiPriority w:val="9"/>
     <w:semiHidden/>
     <w:locked/>
     <w:rPr>
-      <w:rFonts w:ascii="Cambria" w:eastAsia="Times New Roman" w:hAnsi="Cambria" w:cs="Times New Roman"/>
+      <w:rFonts w:ascii="Cambria" w:hAnsi="Cambria" w:eastAsia="Times New Roman" w:cs="Times New Roman"/>
       <w:lang w:val="fi-FI" w:eastAsia="x-none"/>
     </w:rPr>
   </w:style>
@@ -16372,7 +16517,7 @@
       </w:tabs>
     </w:pPr>
   </w:style>
-  <w:style w:type="character" w:customStyle="1" w:styleId="YltunnisteChar">
+  <w:style w:type="character" w:styleId="YltunnisteChar" w:customStyle="1">
     <w:name w:val="Ylätunniste Char"/>
     <w:link w:val="Yltunniste"/>
     <w:uiPriority w:val="99"/>
@@ -16396,7 +16541,7 @@
       </w:tabs>
     </w:pPr>
   </w:style>
-  <w:style w:type="character" w:customStyle="1" w:styleId="AlatunnisteChar">
+  <w:style w:type="character" w:styleId="AlatunnisteChar" w:customStyle="1">
     <w:name w:val="Alatunniste Char"/>
     <w:link w:val="Alatunniste"/>
     <w:uiPriority w:val="99"/>
@@ -16579,7 +16724,7 @@
       <w:szCs w:val="22"/>
     </w:rPr>
   </w:style>
-  <w:style w:type="character" w:customStyle="1" w:styleId="Leipteksti2Char">
+  <w:style w:type="character" w:styleId="Leipteksti2Char" w:customStyle="1">
     <w:name w:val="Leipäteksti 2 Char"/>
     <w:link w:val="Leipteksti2"/>
     <w:uiPriority w:val="99"/>
@@ -16608,7 +16753,7 @@
       <w:szCs w:val="22"/>
     </w:rPr>
   </w:style>
-  <w:style w:type="character" w:customStyle="1" w:styleId="Sisennettyleipteksti2Char">
+  <w:style w:type="character" w:styleId="Sisennettyleipteksti2Char" w:customStyle="1">
     <w:name w:val="Sisennetty leipäteksti 2 Char"/>
     <w:link w:val="Sisennettyleipteksti2"/>
     <w:uiPriority w:val="99"/>
@@ -16635,7 +16780,7 @@
       <w:szCs w:val="20"/>
     </w:rPr>
   </w:style>
-  <w:style w:type="character" w:customStyle="1" w:styleId="Sisennettyleipteksti3Char">
+  <w:style w:type="character" w:styleId="Sisennettyleipteksti3Char" w:customStyle="1">
     <w:name w:val="Sisennetty leipäteksti 3 Char"/>
     <w:link w:val="Sisennettyleipteksti3"/>
     <w:uiPriority w:val="99"/>
@@ -16659,7 +16804,7 @@
       <w:szCs w:val="20"/>
     </w:rPr>
   </w:style>
-  <w:style w:type="character" w:customStyle="1" w:styleId="AlaviitteentekstiChar">
+  <w:style w:type="character" w:styleId="AlaviitteentekstiChar" w:customStyle="1">
     <w:name w:val="Alaviitteen teksti Char"/>
     <w:link w:val="Alaviitteenteksti"/>
     <w:uiPriority w:val="99"/>
@@ -16701,7 +16846,7 @@
       <w:szCs w:val="22"/>
     </w:rPr>
   </w:style>
-  <w:style w:type="character" w:customStyle="1" w:styleId="LeiptekstiChar">
+  <w:style w:type="character" w:styleId="LeiptekstiChar" w:customStyle="1">
     <w:name w:val="Leipäteksti Char"/>
     <w:link w:val="Leipteksti"/>
     <w:uiPriority w:val="99"/>
@@ -16725,7 +16870,7 @@
       <w:szCs w:val="20"/>
     </w:rPr>
   </w:style>
-  <w:style w:type="character" w:customStyle="1" w:styleId="Leipteksti3Char">
+  <w:style w:type="character" w:styleId="Leipteksti3Char" w:customStyle="1">
     <w:name w:val="Leipäteksti 3 Char"/>
     <w:link w:val="Leipteksti3"/>
     <w:uiPriority w:val="99"/>
@@ -16751,7 +16896,7 @@
       <w:rFonts w:ascii="Tahoma" w:hAnsi="Tahoma" w:cs="Tahoma"/>
     </w:rPr>
   </w:style>
-  <w:style w:type="character" w:customStyle="1" w:styleId="AsiakirjanrakenneruutuChar">
+  <w:style w:type="character" w:styleId="AsiakirjanrakenneruutuChar" w:customStyle="1">
     <w:name w:val="Asiakirjan rakenneruutu Char"/>
     <w:link w:val="Asiakirjanrakenneruutu"/>
     <w:uiPriority w:val="99"/>
@@ -16772,7 +16917,7 @@
       <w:spacing w:before="100" w:after="100"/>
     </w:pPr>
   </w:style>
-  <w:style w:type="paragraph" w:customStyle="1" w:styleId="RunkoTeksti">
+  <w:style w:type="paragraph" w:styleId="RunkoTeksti" w:customStyle="1">
     <w:name w:val="RunkoTeksti"/>
     <w:basedOn w:val="Normaali"/>
     <w:uiPriority w:val="99"/>
@@ -16787,7 +16932,7 @@
       <w:lang w:val="en-GB"/>
     </w:rPr>
   </w:style>
-  <w:style w:type="paragraph" w:customStyle="1" w:styleId="HeaderText">
+  <w:style w:type="paragraph" w:styleId="HeaderText" w:customStyle="1">
     <w:name w:val="Header Text"/>
     <w:basedOn w:val="Yltunniste"/>
     <w:next w:val="Yltunniste"/>
@@ -16810,7 +16955,7 @@
       <w:lang w:val="en-US"/>
     </w:rPr>
   </w:style>
-  <w:style w:type="paragraph" w:customStyle="1" w:styleId="HeaderText2">
+  <w:style w:type="paragraph" w:styleId="HeaderText2" w:customStyle="1">
     <w:name w:val="Header Text2"/>
     <w:basedOn w:val="Yltunniste"/>
     <w:uiPriority w:val="99"/>
@@ -16833,7 +16978,7 @@
       <w:lang w:val="en-US"/>
     </w:rPr>
   </w:style>
-  <w:style w:type="paragraph" w:customStyle="1" w:styleId="Taulukko">
+  <w:style w:type="paragraph" w:styleId="Taulukko" w:customStyle="1">
     <w:name w:val="Taulukko"/>
     <w:basedOn w:val="Normaali"/>
     <w:uiPriority w:val="99"/>
@@ -16854,7 +16999,7 @@
       <w:iCs/>
     </w:rPr>
   </w:style>
-  <w:style w:type="character" w:customStyle="1" w:styleId="CommentReference">
+  <w:style w:type="character" w:styleId="CommentReference" w:customStyle="1">
     <w:name w:val="Comment Reference"/>
     <w:uiPriority w:val="99"/>
     <w:semiHidden/>
@@ -16865,7 +17010,7 @@
       <w:szCs w:val="16"/>
     </w:rPr>
   </w:style>
-  <w:style w:type="paragraph" w:customStyle="1" w:styleId="CommentText">
+  <w:style w:type="paragraph" w:styleId="CommentText" w:customStyle="1">
     <w:name w:val="Comment Text"/>
     <w:basedOn w:val="Normaali"/>
     <w:link w:val="CommentTextChar"/>
@@ -16877,7 +17022,7 @@
       <w:szCs w:val="20"/>
     </w:rPr>
   </w:style>
-  <w:style w:type="character" w:customStyle="1" w:styleId="CommentTextChar">
+  <w:style w:type="character" w:styleId="CommentTextChar" w:customStyle="1">
     <w:name w:val="Comment Text Char"/>
     <w:link w:val="CommentText"/>
     <w:uiPriority w:val="99"/>
@@ -16890,7 +17035,7 @@
       <w:lang w:val="fi-FI" w:eastAsia="x-none"/>
     </w:rPr>
   </w:style>
-  <w:style w:type="paragraph" w:customStyle="1" w:styleId="CommentSubject">
+  <w:style w:type="paragraph" w:styleId="CommentSubject" w:customStyle="1">
     <w:name w:val="Comment Subject"/>
     <w:basedOn w:val="CommentText"/>
     <w:next w:val="CommentText"/>
@@ -16903,7 +17048,7 @@
       <w:bCs/>
     </w:rPr>
   </w:style>
-  <w:style w:type="character" w:customStyle="1" w:styleId="CommentSubjectChar">
+  <w:style w:type="character" w:styleId="CommentSubjectChar" w:customStyle="1">
     <w:name w:val="Comment Subject Char"/>
     <w:link w:val="CommentSubject"/>
     <w:uiPriority w:val="99"/>
@@ -16931,7 +17076,7 @@
       <w:szCs w:val="16"/>
     </w:rPr>
   </w:style>
-  <w:style w:type="character" w:customStyle="1" w:styleId="SelitetekstiChar">
+  <w:style w:type="character" w:styleId="SelitetekstiChar" w:customStyle="1">
     <w:name w:val="Seliteteksti Char"/>
     <w:link w:val="Seliteteksti"/>
     <w:uiPriority w:val="99"/>
@@ -16944,7 +17089,7 @@
       <w:lang w:val="fi-FI" w:eastAsia="x-none"/>
     </w:rPr>
   </w:style>
-  <w:style w:type="character" w:customStyle="1" w:styleId="spelle">
+  <w:style w:type="character" w:styleId="spelle" w:customStyle="1">
     <w:name w:val="spelle"/>
     <w:uiPriority w:val="99"/>
     <w:rsid w:val="00BF7A28"/>
@@ -16974,12 +17119,12 @@
     <w:rsid w:val="00A36F0B"/>
     <w:tblPr>
       <w:tblBorders>
-        <w:top w:val="single" w:sz="4" w:space="0" w:color="000000"/>
-        <w:left w:val="single" w:sz="4" w:space="0" w:color="000000"/>
-        <w:bottom w:val="single" w:sz="4" w:space="0" w:color="000000"/>
-        <w:right w:val="single" w:sz="4" w:space="0" w:color="000000"/>
-        <w:insideH w:val="single" w:sz="4" w:space="0" w:color="000000"/>
-        <w:insideV w:val="single" w:sz="4" w:space="0" w:color="000000"/>
+        <w:top w:val="single" w:color="000000" w:sz="4" w:space="0"/>
+        <w:left w:val="single" w:color="000000" w:sz="4" w:space="0"/>
+        <w:bottom w:val="single" w:color="000000" w:sz="4" w:space="0"/>
+        <w:right w:val="single" w:color="000000" w:sz="4" w:space="0"/>
+        <w:insideH w:val="single" w:color="000000" w:sz="4" w:space="0"/>
+        <w:insideV w:val="single" w:color="000000" w:sz="4" w:space="0"/>
       </w:tblBorders>
     </w:tblPr>
   </w:style>
@@ -17005,7 +17150,7 @@
       <w:shd w:val="clear" w:color="auto" w:fill="E1DFDD"/>
     </w:rPr>
   </w:style>
-  <w:style w:type="numbering" w:customStyle="1" w:styleId="CurrentList1">
+  <w:style w:type="numbering" w:styleId="CurrentList1" w:customStyle="1">
     <w:name w:val="Current List1"/>
     <w:uiPriority w:val="99"/>
     <w:rsid w:val="00EB7775"/>
@@ -17015,7 +17160,7 @@
       </w:numPr>
     </w:pPr>
   </w:style>
-  <w:style w:type="numbering" w:customStyle="1" w:styleId="CurrentList2">
+  <w:style w:type="numbering" w:styleId="CurrentList2" w:customStyle="1">
     <w:name w:val="Current List2"/>
     <w:uiPriority w:val="99"/>
     <w:rsid w:val="00EB7775"/>
@@ -17029,7 +17174,7 @@
 </file>
 
 <file path=word/theme/theme1.xml><?xml version="1.0" encoding="utf-8"?>
-<a:theme xmlns:a="http://schemas.openxmlformats.org/drawingml/2006/main" name="Office Theme">
+<a:theme xmlns:a="http://schemas.openxmlformats.org/drawingml/2006/main" xmlns:thm15="http://schemas.microsoft.com/office/thememl/2012/main" name="Office Theme">
   <a:themeElements>
     <a:clrScheme name="Office">
       <a:dk1>

--- a/documents/tekninen_maarittely.docx
+++ b/documents/tekninen_maarittely.docx
@@ -1,6 +1,6 @@
 
 <file path=word/document.xml><?xml version="1.0" encoding="utf-8"?>
-<w:document xmlns:wpc="http://schemas.microsoft.com/office/word/2010/wordprocessingCanvas" xmlns:cx="http://schemas.microsoft.com/office/drawing/2014/chartex" xmlns:cx1="http://schemas.microsoft.com/office/drawing/2015/9/8/chartex" xmlns:cx2="http://schemas.microsoft.com/office/drawing/2015/10/21/chartex" xmlns:cx3="http://schemas.microsoft.com/office/drawing/2016/5/9/chartex" xmlns:cx4="http://schemas.microsoft.com/office/drawing/2016/5/10/chartex" xmlns:cx5="http://schemas.microsoft.com/office/drawing/2016/5/11/chartex" xmlns:cx6="http://schemas.microsoft.com/office/drawing/2016/5/12/chartex" xmlns:cx7="http://schemas.microsoft.com/office/drawing/2016/5/13/chartex" xmlns:cx8="http://schemas.microsoft.com/office/drawing/2016/5/14/chartex" xmlns:mc="http://schemas.openxmlformats.org/markup-compatibility/2006" xmlns:aink="http://schemas.microsoft.com/office/drawing/2016/ink" xmlns:am3d="http://schemas.microsoft.com/office/drawing/2017/model3d" xmlns:o="urn:schemas-microsoft-com:office:office" xmlns:oel="http://schemas.microsoft.com/office/2019/extlst" xmlns:r="http://schemas.openxmlformats.org/officeDocument/2006/relationships" xmlns:m="http://schemas.openxmlformats.org/officeDocument/2006/math" xmlns:v="urn:schemas-microsoft-com:vml" xmlns:wp14="http://schemas.microsoft.com/office/word/2010/wordprocessingDrawing" xmlns:wp="http://schemas.openxmlformats.org/drawingml/2006/wordprocessingDrawing" xmlns:w10="urn:schemas-microsoft-com:office:word" xmlns:w="http://schemas.openxmlformats.org/wordprocessingml/2006/main" xmlns:w14="http://schemas.microsoft.com/office/word/2010/wordml" xmlns:w15="http://schemas.microsoft.com/office/word/2012/wordml" xmlns:w16cex="http://schemas.microsoft.com/office/word/2018/wordml/cex" xmlns:w16cid="http://schemas.microsoft.com/office/word/2016/wordml/cid" xmlns:w16="http://schemas.microsoft.com/office/word/2018/wordml" xmlns:w16du="http://schemas.microsoft.com/office/word/2023/wordml/word16du" xmlns:w16sdtdh="http://schemas.microsoft.com/office/word/2020/wordml/sdtdatahash" xmlns:w16sdtfl="http://schemas.microsoft.com/office/word/2024/wordml/sdtformatlock" xmlns:w16se="http://schemas.microsoft.com/office/word/2015/wordml/symex" xmlns:wpg="http://schemas.microsoft.com/office/word/2010/wordprocessingGroup" xmlns:wpi="http://schemas.microsoft.com/office/word/2010/wordprocessingInk" xmlns:wne="http://schemas.microsoft.com/office/word/2006/wordml" xmlns:wps="http://schemas.microsoft.com/office/word/2010/wordprocessingShape" xmlns:a="http://schemas.openxmlformats.org/drawingml/2006/main" xmlns:pic="http://schemas.openxmlformats.org/drawingml/2006/picture" xmlns:a14="http://schemas.microsoft.com/office/drawing/2010/main" mc:Ignorable="w14 w15 w16se w16cid w16 w16cex w16sdtdh w16sdtfl w16du wp14">
+<w:document xmlns:wpc="http://schemas.microsoft.com/office/word/2010/wordprocessingCanvas" xmlns:cx="http://schemas.microsoft.com/office/drawing/2014/chartex" xmlns:cx1="http://schemas.microsoft.com/office/drawing/2015/9/8/chartex" xmlns:cx2="http://schemas.microsoft.com/office/drawing/2015/10/21/chartex" xmlns:cx3="http://schemas.microsoft.com/office/drawing/2016/5/9/chartex" xmlns:cx4="http://schemas.microsoft.com/office/drawing/2016/5/10/chartex" xmlns:cx5="http://schemas.microsoft.com/office/drawing/2016/5/11/chartex" xmlns:cx6="http://schemas.microsoft.com/office/drawing/2016/5/12/chartex" xmlns:cx7="http://schemas.microsoft.com/office/drawing/2016/5/13/chartex" xmlns:cx8="http://schemas.microsoft.com/office/drawing/2016/5/14/chartex" xmlns:mc="http://schemas.openxmlformats.org/markup-compatibility/2006" xmlns:aink="http://schemas.microsoft.com/office/drawing/2016/ink" xmlns:am3d="http://schemas.microsoft.com/office/drawing/2017/model3d" xmlns:o="urn:schemas-microsoft-com:office:office" xmlns:oel="http://schemas.microsoft.com/office/2019/extlst" xmlns:r="http://schemas.openxmlformats.org/officeDocument/2006/relationships" xmlns:m="http://schemas.openxmlformats.org/officeDocument/2006/math" xmlns:v="urn:schemas-microsoft-com:vml" xmlns:wp14="http://schemas.microsoft.com/office/word/2010/wordprocessingDrawing" xmlns:wp="http://schemas.openxmlformats.org/drawingml/2006/wordprocessingDrawing" xmlns:w10="urn:schemas-microsoft-com:office:word" xmlns:w="http://schemas.openxmlformats.org/wordprocessingml/2006/main" xmlns:w14="http://schemas.microsoft.com/office/word/2010/wordml" xmlns:w15="http://schemas.microsoft.com/office/word/2012/wordml" xmlns:w16cex="http://schemas.microsoft.com/office/word/2018/wordml/cex" xmlns:w16cid="http://schemas.microsoft.com/office/word/2016/wordml/cid" xmlns:w16="http://schemas.microsoft.com/office/word/2018/wordml" xmlns:w16du="http://schemas.microsoft.com/office/word/2023/wordml/word16du" xmlns:w16sdtdh="http://schemas.microsoft.com/office/word/2020/wordml/sdtdatahash" xmlns:w16sdtfl="http://schemas.microsoft.com/office/word/2024/wordml/sdtformatlock" xmlns:w16se="http://schemas.microsoft.com/office/word/2015/wordml/symex" xmlns:wpg="http://schemas.microsoft.com/office/word/2010/wordprocessingGroup" xmlns:wpi="http://schemas.microsoft.com/office/word/2010/wordprocessingInk" xmlns:wne="http://schemas.microsoft.com/office/word/2006/wordml" xmlns:wps="http://schemas.microsoft.com/office/word/2010/wordprocessingShape" mc:Ignorable="w14 w15 w16se w16cid w16 w16cex w16sdtdh w16sdtfl w16du wp14">
   <w:body>
     <w:p>
       <w:pPr>
@@ -617,14 +617,15 @@
           <w:szCs w:val="24"/>
         </w:rPr>
       </w:pPr>
-      <w:bookmarkStart w:name="_Toc52249909" w:id="0"/>
-      <w:bookmarkStart w:name="_Toc62403102" w:id="1"/>
+      <w:bookmarkStart w:id="0" w:name="_Toc52249909"/>
+      <w:bookmarkStart w:id="1" w:name="_Toc62403102"/>
       <w:r>
         <w:rPr>
           <w:rFonts w:ascii="Verdana" w:hAnsi="Verdana" w:cs="Verdana"/>
           <w:sz w:val="24"/>
           <w:szCs w:val="24"/>
         </w:rPr>
+        <w:lastRenderedPageBreak/>
         <w:t>T</w:t>
       </w:r>
       <w:r>
@@ -821,7 +822,21 @@
         <w:rPr>
           <w:rFonts w:ascii="Verdana" w:hAnsi="Verdana" w:cs="Verdana"/>
         </w:rPr>
-        <w:t xml:space="preserve"> Dokumentin tulee sisältää kuvaukset seuraavista: pankkiautomaattisovellus, mahdolliset DLL:t, REST API, tietokanta </w:t>
+        <w:t xml:space="preserve"> Dokumentin tulee sisältää kuvaukset seuraavista: pankkiautomaattisovellus, mahdolliset </w:t>
+      </w:r>
+      <w:proofErr w:type="spellStart"/>
+      <w:r>
+        <w:rPr>
+          <w:rFonts w:ascii="Verdana" w:hAnsi="Verdana" w:cs="Verdana"/>
+        </w:rPr>
+        <w:t>DLL:t</w:t>
+      </w:r>
+      <w:proofErr w:type="spellEnd"/>
+      <w:r>
+        <w:rPr>
+          <w:rFonts w:ascii="Verdana" w:hAnsi="Verdana" w:cs="Verdana"/>
+        </w:rPr>
+        <w:t xml:space="preserve">, REST API, tietokanta </w:t>
       </w:r>
       <w:r>
         <w:rPr>
@@ -919,6 +934,7 @@
           <w:sz w:val="24"/>
           <w:szCs w:val="24"/>
         </w:rPr>
+        <w:lastRenderedPageBreak/>
         <w:t>JÄRJESTELMÄARKKITEHTUURI</w:t>
       </w:r>
     </w:p>
@@ -958,7 +974,7 @@
         </w:rPr>
         <w:t xml:space="preserve"> </w:t>
       </w:r>
-      <w:bookmarkStart w:name="_Hlk62126912" w:id="2"/>
+      <w:bookmarkStart w:id="2" w:name="_Hlk62126912"/>
       <w:r>
         <w:rPr>
           <w:rFonts w:ascii="Verdana" w:hAnsi="Verdana" w:cs="Verdana"/>
@@ -1028,7 +1044,29 @@
           <w:color w:val="000000" w:themeColor="text1"/>
           <w:szCs w:val="20"/>
         </w:rPr>
-        <w:t>Kuvaus sisältää järjestelmäkomponentit Qt-sovellus, REST API (express.js) ja tietokanta (MySQL) ja muut mahdolliset komponentit (RFID-lukijalaite), sekä näiden väliset yhteydet.</w:t>
+        <w:t xml:space="preserve">Kuvaus sisältää järjestelmäkomponentit </w:t>
+      </w:r>
+      <w:proofErr w:type="spellStart"/>
+      <w:r>
+        <w:rPr>
+          <w:rFonts w:ascii="Verdana" w:hAnsi="Verdana" w:cs="Verdana"/>
+          <w:i/>
+          <w:iCs/>
+          <w:color w:val="000000" w:themeColor="text1"/>
+          <w:szCs w:val="20"/>
+        </w:rPr>
+        <w:t>Qt</w:t>
+      </w:r>
+      <w:proofErr w:type="spellEnd"/>
+      <w:r>
+        <w:rPr>
+          <w:rFonts w:ascii="Verdana" w:hAnsi="Verdana" w:cs="Verdana"/>
+          <w:i/>
+          <w:iCs/>
+          <w:color w:val="000000" w:themeColor="text1"/>
+          <w:szCs w:val="20"/>
+        </w:rPr>
+        <w:t>-sovellus, REST API (express.js) ja tietokanta (MySQL) ja muut mahdolliset komponentit (RFID-lukijalaite), sekä näiden väliset yhteydet.</w:t>
       </w:r>
     </w:p>
     <w:p>
@@ -1143,13 +1181,18 @@
                                   <w:r>
                                     <w:rPr>
                                       <w:noProof/>
-                                      <w:lang w:eastAsia="fi-FI"/>
+                                    </w:rPr>
+                                    <w:tab/>
+                                  </w:r>
+                                  <w:r>
+                                    <w:rPr>
+                                      <w:noProof/>
                                     </w:rPr>
                                     <w:drawing>
-                                      <wp:inline distT="0" distB="0" distL="0" distR="0" wp14:anchorId="4F68F645" wp14:editId="1456E7D0">
-                                        <wp:extent cx="5953760" cy="2515870"/>
-                                        <wp:effectExtent l="0" t="0" r="8890" b="0"/>
-                                        <wp:docPr id="1115189765" name="Kuva 2"/>
+                                      <wp:inline distT="0" distB="0" distL="0" distR="0" wp14:anchorId="0381842E" wp14:editId="2A1DDEA6">
+                                        <wp:extent cx="5935980" cy="2438400"/>
+                                        <wp:effectExtent l="0" t="0" r="7620" b="0"/>
+                                        <wp:docPr id="4364716" name="Kuva 2"/>
                                         <wp:cNvGraphicFramePr>
                                           <a:graphicFrameLocks xmlns:a="http://schemas.openxmlformats.org/drawingml/2006/main" noChangeAspect="1"/>
                                         </wp:cNvGraphicFramePr>
@@ -1157,7 +1200,7 @@
                                           <a:graphicData uri="http://schemas.openxmlformats.org/drawingml/2006/picture">
                                             <pic:pic xmlns:pic="http://schemas.openxmlformats.org/drawingml/2006/picture">
                                               <pic:nvPicPr>
-                                                <pic:cNvPr id="0" name="Picture 6"/>
+                                                <pic:cNvPr id="0" name="Picture 2"/>
                                                 <pic:cNvPicPr>
                                                   <a:picLocks noChangeAspect="1" noChangeArrowheads="1"/>
                                                 </pic:cNvPicPr>
@@ -1178,7 +1221,7 @@
                                               <pic:spPr bwMode="auto">
                                                 <a:xfrm>
                                                   <a:off x="0" y="0"/>
-                                                  <a:ext cx="5953760" cy="2515870"/>
+                                                  <a:ext cx="5935980" cy="2438400"/>
                                                 </a:xfrm>
                                                 <a:prstGeom prst="rect">
                                                   <a:avLst/>
@@ -1230,8 +1273,8 @@
                   </w:drawing>
                 </mc:Choice>
                 <mc:Fallback>
-                  <w:pict w14:anchorId="2EBFF27B">
-                    <v:rect id="Suorakulmio 5" style="position:absolute;left:0;text-align:left;margin-left:-5.35pt;margin-top:-.05pt;width:484.2pt;height:4in;z-index:251660288;visibility:visible;mso-wrap-style:square;mso-width-percent:0;mso-height-percent:0;mso-wrap-distance-left:9pt;mso-wrap-distance-top:0;mso-wrap-distance-right:9pt;mso-wrap-distance-bottom:0;mso-position-horizontal:absolute;mso-position-horizontal-relative:text;mso-position-vertical:absolute;mso-position-vertical-relative:text;mso-width-percent:0;mso-height-percent:0;mso-width-relative:margin;mso-height-relative:margin;v-text-anchor:middle" o:spid="_x0000_s1026" fillcolor="white [3212]" strokecolor="#091723 [484]" strokeweight="1pt" w14:anchorId="18F5E199" o:gfxdata="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">
+                  <w:pict>
+                    <v:rect w14:anchorId="18F5E199" id="Suorakulmio 5" o:spid="_x0000_s1026" style="position:absolute;left:0;text-align:left;margin-left:-5.35pt;margin-top:-.05pt;width:484.2pt;height:4in;z-index:251660288;visibility:visible;mso-wrap-style:square;mso-width-percent:0;mso-height-percent:0;mso-wrap-distance-left:9pt;mso-wrap-distance-top:0;mso-wrap-distance-right:9pt;mso-wrap-distance-bottom:0;mso-position-horizontal:absolute;mso-position-horizontal-relative:text;mso-position-vertical:absolute;mso-position-vertical-relative:text;mso-width-percent:0;mso-height-percent:0;mso-width-relative:margin;mso-height-relative:margin;v-text-anchor:middle" o:gfxdata="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" fillcolor="white [3212]" strokecolor="#091723 [484]" strokeweight="1pt">
                       <v:textbox>
                         <w:txbxContent>
                           <w:p>
@@ -1245,13 +1288,18 @@
                             <w:r>
                               <w:rPr>
                                 <w:noProof/>
-                                <w:lang w:eastAsia="fi-FI"/>
+                              </w:rPr>
+                              <w:tab/>
+                            </w:r>
+                            <w:r>
+                              <w:rPr>
+                                <w:noProof/>
                               </w:rPr>
                               <w:drawing>
-                                <wp:inline distT="0" distB="0" distL="0" distR="0" wp14:anchorId="20158CD8" wp14:editId="1456E7D0">
-                                  <wp:extent cx="5953760" cy="2515870"/>
-                                  <wp:effectExtent l="0" t="0" r="8890" b="0"/>
-                                  <wp:docPr id="638929532" name="Kuva 2"/>
+                                <wp:inline distT="0" distB="0" distL="0" distR="0" wp14:anchorId="0381842E" wp14:editId="2A1DDEA6">
+                                  <wp:extent cx="5935980" cy="2438400"/>
+                                  <wp:effectExtent l="0" t="0" r="7620" b="0"/>
+                                  <wp:docPr id="4364716" name="Kuva 2"/>
                                   <wp:cNvGraphicFramePr>
                                     <a:graphicFrameLocks xmlns:a="http://schemas.openxmlformats.org/drawingml/2006/main" noChangeAspect="1"/>
                                   </wp:cNvGraphicFramePr>
@@ -1259,7 +1307,7 @@
                                     <a:graphicData uri="http://schemas.openxmlformats.org/drawingml/2006/picture">
                                       <pic:pic xmlns:pic="http://schemas.openxmlformats.org/drawingml/2006/picture">
                                         <pic:nvPicPr>
-                                          <pic:cNvPr id="0" name="Picture 6"/>
+                                          <pic:cNvPr id="0" name="Picture 2"/>
                                           <pic:cNvPicPr>
                                             <a:picLocks noChangeAspect="1" noChangeArrowheads="1"/>
                                           </pic:cNvPicPr>
@@ -1280,7 +1328,7 @@
                                         <pic:spPr bwMode="auto">
                                           <a:xfrm>
                                             <a:off x="0" y="0"/>
-                                            <a:ext cx="5953760" cy="2515870"/>
+                                            <a:ext cx="5935980" cy="2438400"/>
                                           </a:xfrm>
                                           <a:prstGeom prst="rect">
                                             <a:avLst/>
@@ -1441,8 +1489,16 @@
         <w:rPr>
           <w:rFonts w:ascii="Verdana" w:hAnsi="Verdana"/>
         </w:rPr>
-        <w:t>Windows Defender</w:t>
-      </w:r>
+        <w:t xml:space="preserve">Windows </w:t>
+      </w:r>
+      <w:proofErr w:type="spellStart"/>
+      <w:r>
+        <w:rPr>
+          <w:rFonts w:ascii="Verdana" w:hAnsi="Verdana"/>
+        </w:rPr>
+        <w:t>Defender</w:t>
+      </w:r>
+      <w:proofErr w:type="spellEnd"/>
       <w:r>
         <w:rPr>
           <w:rFonts w:ascii="Verdana" w:hAnsi="Verdana"/>
@@ -1540,12 +1596,19 @@
         <w:rPr>
           <w:rFonts w:ascii="Verdana" w:hAnsi="Verdana"/>
         </w:rPr>
-        <w:t>pohjaisesta pankkiautomaatti</w:t>
-      </w:r>
+        <w:t xml:space="preserve">pohjaisesta </w:t>
+      </w:r>
+      <w:proofErr w:type="gramStart"/>
       <w:r>
         <w:rPr>
           <w:rFonts w:ascii="Verdana" w:hAnsi="Verdana"/>
         </w:rPr>
+        <w:t>pankkiautomaatti</w:t>
+      </w:r>
+      <w:r>
+        <w:rPr>
+          <w:rFonts w:ascii="Verdana" w:hAnsi="Verdana"/>
+        </w:rPr>
         <w:t>-</w:t>
       </w:r>
       <w:r>
@@ -1554,6 +1617,7 @@
         </w:rPr>
         <w:t>sovelluksesta</w:t>
       </w:r>
+      <w:proofErr w:type="gramEnd"/>
       <w:r>
         <w:rPr>
           <w:rFonts w:ascii="Verdana" w:hAnsi="Verdana"/>
@@ -1600,6 +1664,7 @@
         <w:rPr>
           <w:rFonts w:ascii="Verdana" w:hAnsi="Verdana"/>
         </w:rPr>
+        <w:lastRenderedPageBreak/>
         <w:t xml:space="preserve">toiminnallisuuksia ajonaikaisesti ladattavia kirjastokomponentteja (DLL-komponentit). Nämä </w:t>
       </w:r>
       <w:r>
@@ -1612,18 +1677,40 @@
         <w:rPr>
           <w:rFonts w:ascii="Verdana" w:hAnsi="Verdana"/>
         </w:rPr>
-        <w:t xml:space="preserve">komponentit toteutaaan </w:t>
-      </w:r>
+        <w:t xml:space="preserve">komponentit </w:t>
+      </w:r>
+      <w:proofErr w:type="spellStart"/>
       <w:r>
         <w:rPr>
           <w:rFonts w:ascii="Verdana" w:hAnsi="Verdana"/>
         </w:rPr>
-        <w:t>Qt-ohjel</w:t>
-      </w:r>
+        <w:t>toteutaaan</w:t>
+      </w:r>
+      <w:proofErr w:type="spellEnd"/>
       <w:r>
         <w:rPr>
           <w:rFonts w:ascii="Verdana" w:hAnsi="Verdana"/>
         </w:rPr>
+        <w:t xml:space="preserve"> </w:t>
+      </w:r>
+      <w:proofErr w:type="spellStart"/>
+      <w:r>
+        <w:rPr>
+          <w:rFonts w:ascii="Verdana" w:hAnsi="Verdana"/>
+        </w:rPr>
+        <w:t>Qt</w:t>
+      </w:r>
+      <w:proofErr w:type="spellEnd"/>
+      <w:r>
+        <w:rPr>
+          <w:rFonts w:ascii="Verdana" w:hAnsi="Verdana"/>
+        </w:rPr>
+        <w:t>-ohjel</w:t>
+      </w:r>
+      <w:r>
+        <w:rPr>
+          <w:rFonts w:ascii="Verdana" w:hAnsi="Verdana"/>
+        </w:rPr>
         <w:t>mointi</w:t>
       </w:r>
       <w:r>
@@ -1636,12 +1723,26 @@
         <w:rPr>
           <w:rFonts w:ascii="Verdana" w:hAnsi="Verdana"/>
         </w:rPr>
-        <w:t xml:space="preserve">hyödyntäen Qt-luokkakirjaston </w:t>
-      </w:r>
+        <w:t xml:space="preserve">hyödyntäen </w:t>
+      </w:r>
+      <w:proofErr w:type="spellStart"/>
       <w:r>
         <w:rPr>
           <w:rFonts w:ascii="Verdana" w:hAnsi="Verdana"/>
         </w:rPr>
+        <w:t>Qt</w:t>
+      </w:r>
+      <w:proofErr w:type="spellEnd"/>
+      <w:r>
+        <w:rPr>
+          <w:rFonts w:ascii="Verdana" w:hAnsi="Verdana"/>
+        </w:rPr>
+        <w:t xml:space="preserve">-luokkakirjaston </w:t>
+      </w:r>
+      <w:r>
+        <w:rPr>
+          <w:rFonts w:ascii="Verdana" w:hAnsi="Verdana"/>
+        </w:rPr>
         <w:t xml:space="preserve">valmiita </w:t>
       </w:r>
       <w:r>
@@ -1674,7 +1775,7 @@
         </w:rPr>
         <w:t xml:space="preserve"> tapahtumapohjaista sovelluskehitystä. </w:t>
       </w:r>
-      <w:bookmarkStart w:name="_Hlk61797887" w:id="3"/>
+      <w:bookmarkStart w:id="3" w:name="_Hlk61797887"/>
     </w:p>
     <w:p>
       <w:pPr>
@@ -1769,12 +1870,14 @@
         </w:rPr>
         <w:t xml:space="preserve">Tietokannan vaatima palvelinohjelma perustuu </w:t>
       </w:r>
+      <w:proofErr w:type="spellStart"/>
       <w:r>
         <w:rPr>
           <w:rFonts w:ascii="Verdana" w:hAnsi="Verdana"/>
         </w:rPr>
         <w:t>MariaDB</w:t>
       </w:r>
+      <w:proofErr w:type="spellEnd"/>
       <w:r>
         <w:rPr>
           <w:rFonts w:ascii="Verdana" w:hAnsi="Verdana"/>
@@ -1850,13 +1953,29 @@
           <w:rFonts w:ascii="Verdana" w:hAnsi="Verdana" w:cs="Verdana"/>
           <w:szCs w:val="20"/>
         </w:rPr>
-        <w:t xml:space="preserve"> toteutuksessa voidaan vaatimuksista riippuen myös käyttää </w:t>
-      </w:r>
+        <w:t xml:space="preserve"> toteutuksessa voidaan </w:t>
+      </w:r>
+      <w:proofErr w:type="gramStart"/>
       <w:r>
         <w:rPr>
           <w:rFonts w:ascii="Verdana" w:hAnsi="Verdana" w:cs="Verdana"/>
           <w:szCs w:val="20"/>
         </w:rPr>
+        <w:t>vaatimuksista riippuen</w:t>
+      </w:r>
+      <w:proofErr w:type="gramEnd"/>
+      <w:r>
+        <w:rPr>
+          <w:rFonts w:ascii="Verdana" w:hAnsi="Verdana" w:cs="Verdana"/>
+          <w:szCs w:val="20"/>
+        </w:rPr>
+        <w:t xml:space="preserve"> myös käyttää </w:t>
+      </w:r>
+      <w:r>
+        <w:rPr>
+          <w:rFonts w:ascii="Verdana" w:hAnsi="Verdana" w:cs="Verdana"/>
+          <w:szCs w:val="20"/>
+        </w:rPr>
         <w:t xml:space="preserve">fyysisiä </w:t>
       </w:r>
       <w:r>
@@ -1943,7 +2062,7 @@
         </w:rPr>
         <w:t xml:space="preserve"> (</w:t>
       </w:r>
-      <w:hyperlink w:history="1" r:id="rId12">
+      <w:hyperlink r:id="rId12" w:history="1">
         <w:r>
           <w:rPr>
             <w:rStyle w:val="Hyperlinkki"/>
@@ -1988,7 +2107,7 @@
         </w:rPr>
         <w:t xml:space="preserve"> RFID-125-KEY (</w:t>
       </w:r>
-      <w:hyperlink w:history="1" r:id="rId13">
+      <w:hyperlink r:id="rId13" w:history="1">
         <w:r>
           <w:rPr>
             <w:rStyle w:val="Hyperlinkki"/>
@@ -2041,13 +2160,14 @@
           <w:szCs w:val="24"/>
         </w:rPr>
       </w:pPr>
-      <w:bookmarkStart w:name="_Toc62403115" w:id="4"/>
+      <w:bookmarkStart w:id="4" w:name="_Toc62403115"/>
       <w:r>
         <w:rPr>
           <w:rFonts w:ascii="Verdana" w:hAnsi="Verdana" w:cs="Verdana"/>
           <w:sz w:val="24"/>
           <w:szCs w:val="24"/>
         </w:rPr>
+        <w:lastRenderedPageBreak/>
         <w:t>KÄYTTÖTAPAU</w:t>
       </w:r>
       <w:bookmarkEnd w:id="4"/>
@@ -2113,12 +2233,12 @@
         <w:tblW w:w="9618" w:type="dxa"/>
         <w:tblInd w:w="-8" w:type="dxa"/>
         <w:tblBorders>
-          <w:top w:val="single" w:color="000000" w:sz="6" w:space="0"/>
-          <w:left w:val="single" w:color="000000" w:sz="6" w:space="0"/>
-          <w:bottom w:val="single" w:color="000000" w:sz="6" w:space="0"/>
-          <w:right w:val="single" w:color="000000" w:sz="6" w:space="0"/>
-          <w:insideH w:val="single" w:color="000000" w:sz="6" w:space="0"/>
-          <w:insideV w:val="single" w:color="000000" w:sz="6" w:space="0"/>
+          <w:top w:val="single" w:sz="6" w:space="0" w:color="000000"/>
+          <w:left w:val="single" w:sz="6" w:space="0" w:color="000000"/>
+          <w:bottom w:val="single" w:sz="6" w:space="0" w:color="000000"/>
+          <w:right w:val="single" w:sz="6" w:space="0" w:color="000000"/>
+          <w:insideH w:val="single" w:sz="6" w:space="0" w:color="000000"/>
+          <w:insideV w:val="single" w:sz="6" w:space="0" w:color="000000"/>
         </w:tblBorders>
         <w:tblLayout w:type="fixed"/>
         <w:tblCellMar>
@@ -2644,12 +2764,16 @@
         </w:rPr>
         <w:t xml:space="preserve">pauskaavio on </w:t>
       </w:r>
+      <w:proofErr w:type="spellStart"/>
+      <w:proofErr w:type="gramStart"/>
       <w:r>
         <w:rPr>
           <w:rFonts w:ascii="Verdana" w:hAnsi="Verdana" w:cs="Verdana"/>
         </w:rPr>
         <w:t>allaolevan</w:t>
       </w:r>
+      <w:proofErr w:type="spellEnd"/>
+      <w:proofErr w:type="gramEnd"/>
       <w:r>
         <w:rPr>
           <w:rFonts w:ascii="Verdana" w:hAnsi="Verdana" w:cs="Verdana"/>
@@ -2837,8 +2961,8 @@
                   </w:drawing>
                 </mc:Choice>
                 <mc:Fallback>
-                  <w:pict w14:anchorId="1EFBC800">
-                    <v:rect id="Suorakulmio 3" style="position:absolute;margin-left:-5.35pt;margin-top:-3.5pt;width:523.2pt;height:324.6pt;z-index:251659264;visibility:visible;mso-wrap-style:square;mso-wrap-distance-left:9pt;mso-wrap-distance-top:0;mso-wrap-distance-right:9pt;mso-wrap-distance-bottom:0;mso-position-horizontal:absolute;mso-position-horizontal-relative:text;mso-position-vertical:absolute;mso-position-vertical-relative:text;v-text-anchor:middle" o:spid="_x0000_s1027" fillcolor="white [3212]" strokecolor="#091723 [484]" strokeweight="1pt" w14:anchorId="5AD4D5D0" o:gfxdata="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">
+                  <w:pict>
+                    <v:rect w14:anchorId="5AD4D5D0" id="Suorakulmio 3" o:spid="_x0000_s1027" style="position:absolute;margin-left:-5.35pt;margin-top:-3.5pt;width:523.2pt;height:324.6pt;z-index:251659264;visibility:visible;mso-wrap-style:square;mso-wrap-distance-left:9pt;mso-wrap-distance-top:0;mso-wrap-distance-right:9pt;mso-wrap-distance-bottom:0;mso-position-horizontal:absolute;mso-position-horizontal-relative:text;mso-position-vertical:absolute;mso-position-vertical-relative:text;v-text-anchor:middle" o:gfxdata="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" fillcolor="white [3212]" strokecolor="#091723 [484]" strokeweight="1pt">
                       <v:textbox>
                         <w:txbxContent>
                           <w:p>
@@ -2855,10 +2979,10 @@
                                 <w:lang w:eastAsia="fi-FI"/>
                               </w:rPr>
                               <w:drawing>
-                                <wp:inline distT="0" distB="0" distL="0" distR="0" wp14:anchorId="4F07903B" wp14:editId="198DAE42">
+                                <wp:inline distT="0" distB="0" distL="0" distR="0" wp14:anchorId="4248723D" wp14:editId="198DAE42">
                                   <wp:extent cx="6247130" cy="4018280"/>
                                   <wp:effectExtent l="0" t="0" r="1270" b="1270"/>
-                                  <wp:docPr id="1145369396" name="Kuva 4"/>
+                                  <wp:docPr id="1893905770" name="Kuva 4"/>
                                   <wp:cNvGraphicFramePr>
                                     <a:graphicFrameLocks xmlns:a="http://schemas.openxmlformats.org/drawingml/2006/main" noChangeAspect="1"/>
                                   </wp:cNvGraphicFramePr>
@@ -2962,13 +3086,14 @@
         </w:rPr>
         <w:br w:type="page"/>
       </w:r>
-      <w:bookmarkStart w:name="_Toc62403117" w:id="5"/>
+      <w:bookmarkStart w:id="5" w:name="_Toc62403117"/>
       <w:r>
         <w:rPr>
           <w:rFonts w:ascii="Verdana" w:hAnsi="Verdana" w:cs="Verdana"/>
           <w:b/>
           <w:bCs/>
         </w:rPr>
+        <w:lastRenderedPageBreak/>
         <w:t>Käyttötapauskortit</w:t>
       </w:r>
       <w:bookmarkEnd w:id="5"/>
@@ -3028,12 +3153,12 @@
         <w:tblW w:w="9781" w:type="dxa"/>
         <w:tblInd w:w="-5" w:type="dxa"/>
         <w:tblBorders>
-          <w:top w:val="single" w:color="000000" w:sz="4" w:space="0"/>
-          <w:left w:val="single" w:color="000000" w:sz="4" w:space="0"/>
-          <w:bottom w:val="single" w:color="000000" w:sz="4" w:space="0"/>
-          <w:right w:val="single" w:color="000000" w:sz="4" w:space="0"/>
-          <w:insideH w:val="single" w:color="000000" w:sz="4" w:space="0"/>
-          <w:insideV w:val="single" w:color="000000" w:sz="4" w:space="0"/>
+          <w:top w:val="single" w:sz="4" w:space="0" w:color="000000"/>
+          <w:left w:val="single" w:sz="4" w:space="0" w:color="000000"/>
+          <w:bottom w:val="single" w:sz="4" w:space="0" w:color="000000"/>
+          <w:right w:val="single" w:sz="4" w:space="0" w:color="000000"/>
+          <w:insideH w:val="single" w:sz="4" w:space="0" w:color="000000"/>
+          <w:insideV w:val="single" w:sz="4" w:space="0" w:color="000000"/>
         </w:tblBorders>
         <w:tblLook w:val="04A0" w:firstRow="1" w:lastRow="0" w:firstColumn="1" w:lastColumn="0" w:noHBand="0" w:noVBand="1"/>
       </w:tblPr>
@@ -3514,13 +3639,6 @@
                 <w:szCs w:val="20"/>
               </w:rPr>
               <w:br/>
-            </w:r>
-            <w:r>
-              <w:rPr>
-                <w:rFonts w:ascii="Verdana" w:hAnsi="Verdana" w:cs="Verdana"/>
-                <w:sz w:val="20"/>
-                <w:szCs w:val="20"/>
-              </w:rPr>
               <w:t xml:space="preserve">3.1 Jos käyttäjä ei syötä mitään numeroita 10 sekunnin sisällä palataan takaisin </w:t>
             </w:r>
             <w:r>
@@ -3966,12 +4084,12 @@
         <w:tblW w:w="0" w:type="auto"/>
         <w:tblInd w:w="-5" w:type="dxa"/>
         <w:tblBorders>
-          <w:top w:val="single" w:color="000000" w:sz="4" w:space="0"/>
-          <w:left w:val="single" w:color="000000" w:sz="4" w:space="0"/>
-          <w:bottom w:val="single" w:color="000000" w:sz="4" w:space="0"/>
-          <w:right w:val="single" w:color="000000" w:sz="4" w:space="0"/>
-          <w:insideH w:val="single" w:color="000000" w:sz="4" w:space="0"/>
-          <w:insideV w:val="single" w:color="000000" w:sz="4" w:space="0"/>
+          <w:top w:val="single" w:sz="4" w:space="0" w:color="000000"/>
+          <w:left w:val="single" w:sz="4" w:space="0" w:color="000000"/>
+          <w:bottom w:val="single" w:sz="4" w:space="0" w:color="000000"/>
+          <w:right w:val="single" w:sz="4" w:space="0" w:color="000000"/>
+          <w:insideH w:val="single" w:sz="4" w:space="0" w:color="000000"/>
+          <w:insideV w:val="single" w:sz="4" w:space="0" w:color="000000"/>
         </w:tblBorders>
         <w:tblLook w:val="04A0" w:firstRow="1" w:lastRow="0" w:firstColumn="1" w:lastColumn="0" w:noHBand="0" w:noVBand="1"/>
       </w:tblPr>
@@ -4138,6 +4256,7 @@
                 <w:sz w:val="20"/>
                 <w:szCs w:val="20"/>
               </w:rPr>
+              <w:lastRenderedPageBreak/>
               <w:t>Tavoite</w:t>
             </w:r>
           </w:p>
@@ -4640,12 +4759,12 @@
         <w:tblW w:w="0" w:type="auto"/>
         <w:tblInd w:w="-95" w:type="dxa"/>
         <w:tblBorders>
-          <w:top w:val="single" w:color="000000" w:sz="4" w:space="0"/>
-          <w:left w:val="single" w:color="000000" w:sz="4" w:space="0"/>
-          <w:bottom w:val="single" w:color="000000" w:sz="4" w:space="0"/>
-          <w:right w:val="single" w:color="000000" w:sz="4" w:space="0"/>
-          <w:insideH w:val="single" w:color="000000" w:sz="4" w:space="0"/>
-          <w:insideV w:val="single" w:color="000000" w:sz="4" w:space="0"/>
+          <w:top w:val="single" w:sz="4" w:space="0" w:color="000000"/>
+          <w:left w:val="single" w:sz="4" w:space="0" w:color="000000"/>
+          <w:bottom w:val="single" w:sz="4" w:space="0" w:color="000000"/>
+          <w:right w:val="single" w:sz="4" w:space="0" w:color="000000"/>
+          <w:insideH w:val="single" w:sz="4" w:space="0" w:color="000000"/>
+          <w:insideV w:val="single" w:sz="4" w:space="0" w:color="000000"/>
         </w:tblBorders>
         <w:tblLook w:val="04A0" w:firstRow="1" w:lastRow="0" w:firstColumn="1" w:lastColumn="0" w:noHBand="0" w:noVBand="1"/>
       </w:tblPr>
@@ -4682,6 +4801,7 @@
                 <w:sz w:val="20"/>
                 <w:szCs w:val="20"/>
               </w:rPr>
+              <w:lastRenderedPageBreak/>
               <w:t>Nimi</w:t>
             </w:r>
           </w:p>
@@ -4904,7 +5024,25 @@
                 <w:sz w:val="20"/>
                 <w:szCs w:val="20"/>
               </w:rPr>
-              <w:t xml:space="preserve">Kirjauduttu pankkiautomaatin käyttäjäksi,  yhteys </w:t>
+              <w:t xml:space="preserve">Kirjauduttu pankkiautomaatin </w:t>
+            </w:r>
+            <w:proofErr w:type="gramStart"/>
+            <w:r>
+              <w:rPr>
+                <w:rFonts w:ascii="Verdana" w:hAnsi="Verdana" w:cs="Verdana"/>
+                <w:sz w:val="20"/>
+                <w:szCs w:val="20"/>
+              </w:rPr>
+              <w:t>käyttäjäksi,  yhteys</w:t>
+            </w:r>
+            <w:proofErr w:type="gramEnd"/>
+            <w:r>
+              <w:rPr>
+                <w:rFonts w:ascii="Verdana" w:hAnsi="Verdana" w:cs="Verdana"/>
+                <w:sz w:val="20"/>
+                <w:szCs w:val="20"/>
+              </w:rPr>
+              <w:t xml:space="preserve"> </w:t>
             </w:r>
             <w:r>
               <w:rPr>
@@ -5228,7 +5366,25 @@
                 <w:sz w:val="20"/>
                 <w:szCs w:val="20"/>
               </w:rPr>
-              <w:t xml:space="preserve"> on näytetty oikein, ja  tilitapahtumia voidaan selata.</w:t>
+              <w:t xml:space="preserve"> on näytetty oikein, </w:t>
+            </w:r>
+            <w:proofErr w:type="gramStart"/>
+            <w:r>
+              <w:rPr>
+                <w:rFonts w:ascii="Verdana" w:hAnsi="Verdana" w:cs="Verdana"/>
+                <w:sz w:val="20"/>
+                <w:szCs w:val="20"/>
+              </w:rPr>
+              <w:t>ja  tilitapahtumia</w:t>
+            </w:r>
+            <w:proofErr w:type="gramEnd"/>
+            <w:r>
+              <w:rPr>
+                <w:rFonts w:ascii="Verdana" w:hAnsi="Verdana" w:cs="Verdana"/>
+                <w:sz w:val="20"/>
+                <w:szCs w:val="20"/>
+              </w:rPr>
+              <w:t xml:space="preserve"> voidaan selata.</w:t>
             </w:r>
           </w:p>
         </w:tc>
@@ -5272,12 +5428,12 @@
         <w:tblW w:w="0" w:type="auto"/>
         <w:tblInd w:w="-95" w:type="dxa"/>
         <w:tblBorders>
-          <w:top w:val="single" w:color="000000" w:sz="4" w:space="0"/>
-          <w:left w:val="single" w:color="000000" w:sz="4" w:space="0"/>
-          <w:bottom w:val="single" w:color="000000" w:sz="4" w:space="0"/>
-          <w:right w:val="single" w:color="000000" w:sz="4" w:space="0"/>
-          <w:insideH w:val="single" w:color="000000" w:sz="4" w:space="0"/>
-          <w:insideV w:val="single" w:color="000000" w:sz="4" w:space="0"/>
+          <w:top w:val="single" w:sz="4" w:space="0" w:color="000000"/>
+          <w:left w:val="single" w:sz="4" w:space="0" w:color="000000"/>
+          <w:bottom w:val="single" w:sz="4" w:space="0" w:color="000000"/>
+          <w:right w:val="single" w:sz="4" w:space="0" w:color="000000"/>
+          <w:insideH w:val="single" w:sz="4" w:space="0" w:color="000000"/>
+          <w:insideV w:val="single" w:sz="4" w:space="0" w:color="000000"/>
         </w:tblBorders>
         <w:tblLook w:val="04A0" w:firstRow="1" w:lastRow="0" w:firstColumn="1" w:lastColumn="0" w:noHBand="0" w:noVBand="1"/>
       </w:tblPr>
@@ -5536,7 +5692,25 @@
                 <w:sz w:val="20"/>
                 <w:szCs w:val="20"/>
               </w:rPr>
-              <w:t xml:space="preserve">Kirjauduttu pankkiautomaatin käyttäjäksi,  yhteys </w:t>
+              <w:t xml:space="preserve">Kirjauduttu pankkiautomaatin </w:t>
+            </w:r>
+            <w:proofErr w:type="gramStart"/>
+            <w:r>
+              <w:rPr>
+                <w:rFonts w:ascii="Verdana" w:hAnsi="Verdana" w:cs="Verdana"/>
+                <w:sz w:val="20"/>
+                <w:szCs w:val="20"/>
+              </w:rPr>
+              <w:t>käyttäjäksi,  yhteys</w:t>
+            </w:r>
+            <w:proofErr w:type="gramEnd"/>
+            <w:r>
+              <w:rPr>
+                <w:rFonts w:ascii="Verdana" w:hAnsi="Verdana" w:cs="Verdana"/>
+                <w:sz w:val="20"/>
+                <w:szCs w:val="20"/>
+              </w:rPr>
+              <w:t xml:space="preserve"> </w:t>
             </w:r>
             <w:r>
               <w:rPr>
@@ -5830,7 +6004,25 @@
                 <w:sz w:val="20"/>
                 <w:szCs w:val="20"/>
               </w:rPr>
-              <w:t>Käyttäjä on saanut nostetuksi haluamansa summan rahaa ja rahamäärä on veloitettu käyttäjän tilitä.</w:t>
+              <w:t xml:space="preserve">Käyttäjä on saanut nostetuksi haluamansa summan </w:t>
+            </w:r>
+            <w:proofErr w:type="gramStart"/>
+            <w:r>
+              <w:rPr>
+                <w:rFonts w:ascii="Verdana" w:hAnsi="Verdana" w:cs="Verdana"/>
+                <w:sz w:val="20"/>
+                <w:szCs w:val="20"/>
+              </w:rPr>
+              <w:t>rahaa</w:t>
+            </w:r>
+            <w:proofErr w:type="gramEnd"/>
+            <w:r>
+              <w:rPr>
+                <w:rFonts w:ascii="Verdana" w:hAnsi="Verdana" w:cs="Verdana"/>
+                <w:sz w:val="20"/>
+                <w:szCs w:val="20"/>
+              </w:rPr>
+              <w:t xml:space="preserve"> ja rahamäärä on veloitettu käyttäjän tilitä.</w:t>
             </w:r>
           </w:p>
         </w:tc>
@@ -5869,12 +6061,12 @@
         <w:tblW w:w="0" w:type="auto"/>
         <w:tblInd w:w="-95" w:type="dxa"/>
         <w:tblBorders>
-          <w:top w:val="single" w:color="000000" w:sz="4" w:space="0"/>
-          <w:left w:val="single" w:color="000000" w:sz="4" w:space="0"/>
-          <w:bottom w:val="single" w:color="000000" w:sz="4" w:space="0"/>
-          <w:right w:val="single" w:color="000000" w:sz="4" w:space="0"/>
-          <w:insideH w:val="single" w:color="000000" w:sz="4" w:space="0"/>
-          <w:insideV w:val="single" w:color="000000" w:sz="4" w:space="0"/>
+          <w:top w:val="single" w:sz="4" w:space="0" w:color="000000"/>
+          <w:left w:val="single" w:sz="4" w:space="0" w:color="000000"/>
+          <w:bottom w:val="single" w:sz="4" w:space="0" w:color="000000"/>
+          <w:right w:val="single" w:sz="4" w:space="0" w:color="000000"/>
+          <w:insideH w:val="single" w:sz="4" w:space="0" w:color="000000"/>
+          <w:insideV w:val="single" w:sz="4" w:space="0" w:color="000000"/>
         </w:tblBorders>
         <w:tblLook w:val="04A0" w:firstRow="1" w:lastRow="0" w:firstColumn="1" w:lastColumn="0" w:noHBand="0" w:noVBand="1"/>
       </w:tblPr>
@@ -6140,7 +6332,25 @@
                 <w:sz w:val="20"/>
                 <w:szCs w:val="20"/>
               </w:rPr>
-              <w:t xml:space="preserve">Kirjauduttu pankkiautomaatin käyttäjäksi,  yhteys </w:t>
+              <w:t xml:space="preserve">Kirjauduttu pankkiautomaatin </w:t>
+            </w:r>
+            <w:proofErr w:type="gramStart"/>
+            <w:r>
+              <w:rPr>
+                <w:rFonts w:ascii="Verdana" w:hAnsi="Verdana" w:cs="Verdana"/>
+                <w:sz w:val="20"/>
+                <w:szCs w:val="20"/>
+              </w:rPr>
+              <w:t>käyttäjäksi,  yhteys</w:t>
+            </w:r>
+            <w:proofErr w:type="gramEnd"/>
+            <w:r>
+              <w:rPr>
+                <w:rFonts w:ascii="Verdana" w:hAnsi="Verdana" w:cs="Verdana"/>
+                <w:sz w:val="20"/>
+                <w:szCs w:val="20"/>
+              </w:rPr>
+              <w:t xml:space="preserve"> </w:t>
             </w:r>
             <w:r>
               <w:rPr>
@@ -6407,6 +6617,7 @@
           <w:rFonts w:ascii="Verdana" w:hAnsi="Verdana" w:cs="Verdana"/>
           <w:color w:val="000000" w:themeColor="text1"/>
         </w:rPr>
+        <w:lastRenderedPageBreak/>
         <w:t xml:space="preserve">Oma käyttötapauskortti vaaditaan jokaisesta ryhmän määrittelemästä lisäominaisuudesta. </w:t>
       </w:r>
     </w:p>
@@ -6430,12 +6641,12 @@
         <w:tblW w:w="0" w:type="auto"/>
         <w:tblInd w:w="-95" w:type="dxa"/>
         <w:tblBorders>
-          <w:top w:val="single" w:color="000000" w:sz="4" w:space="0"/>
-          <w:left w:val="single" w:color="000000" w:sz="4" w:space="0"/>
-          <w:bottom w:val="single" w:color="000000" w:sz="4" w:space="0"/>
-          <w:right w:val="single" w:color="000000" w:sz="4" w:space="0"/>
-          <w:insideH w:val="single" w:color="000000" w:sz="4" w:space="0"/>
-          <w:insideV w:val="single" w:color="000000" w:sz="4" w:space="0"/>
+          <w:top w:val="single" w:sz="4" w:space="0" w:color="000000"/>
+          <w:left w:val="single" w:sz="4" w:space="0" w:color="000000"/>
+          <w:bottom w:val="single" w:sz="4" w:space="0" w:color="000000"/>
+          <w:right w:val="single" w:sz="4" w:space="0" w:color="000000"/>
+          <w:insideH w:val="single" w:sz="4" w:space="0" w:color="000000"/>
+          <w:insideV w:val="single" w:sz="4" w:space="0" w:color="000000"/>
         </w:tblBorders>
         <w:tblLook w:val="04A0" w:firstRow="1" w:lastRow="0" w:firstColumn="1" w:lastColumn="0" w:noHBand="0" w:noVBand="1"/>
       </w:tblPr>
@@ -6979,6 +7190,7 @@
           <w:sz w:val="24"/>
           <w:szCs w:val="24"/>
         </w:rPr>
+        <w:lastRenderedPageBreak/>
         <w:t>TIETOSISÄLTÖ</w:t>
       </w:r>
     </w:p>
@@ -6991,7 +7203,7 @@
           <w:szCs w:val="20"/>
         </w:rPr>
       </w:pPr>
-      <w:bookmarkStart w:name="_Projektin_tehtäväluettelo" w:id="6"/>
+      <w:bookmarkStart w:id="6" w:name="_Projektin_tehtäväluettelo"/>
       <w:bookmarkEnd w:id="6"/>
       <w:r>
         <w:rPr>
@@ -7000,6 +7212,7 @@
         </w:rPr>
         <w:t xml:space="preserve">Tässä kuvataan </w:t>
       </w:r>
+      <w:proofErr w:type="spellStart"/>
       <w:r>
         <w:rPr>
           <w:rFonts w:ascii="Verdana" w:hAnsi="Verdana"/>
@@ -7014,6 +7227,7 @@
         </w:rPr>
         <w:t>ohjelman</w:t>
       </w:r>
+      <w:proofErr w:type="spellEnd"/>
       <w:r>
         <w:rPr>
           <w:rFonts w:ascii="Verdana" w:hAnsi="Verdana"/>
@@ -7077,7 +7291,7 @@
           <w:szCs w:val="24"/>
         </w:rPr>
       </w:pPr>
-      <w:bookmarkStart w:name="_Toc62403122" w:id="7"/>
+      <w:bookmarkStart w:id="7" w:name="_Toc62403122"/>
       <w:r>
         <w:rPr>
           <w:rFonts w:ascii="Verdana" w:hAnsi="Verdana" w:cs="Verdana"/>
@@ -7161,8 +7375,30 @@
         <w:rPr>
           <w:rFonts w:ascii="Verdana" w:hAnsi="Verdana" w:cs="Verdana"/>
         </w:rPr>
-        <w:t>Asiakkaalla voi olla monta tiliä tyyppiä debit tai credit</w:t>
-      </w:r>
+        <w:t xml:space="preserve">Asiakkaalla voi olla monta tiliä tyyppiä </w:t>
+      </w:r>
+      <w:proofErr w:type="spellStart"/>
+      <w:r>
+        <w:rPr>
+          <w:rFonts w:ascii="Verdana" w:hAnsi="Verdana" w:cs="Verdana"/>
+        </w:rPr>
+        <w:t>debit</w:t>
+      </w:r>
+      <w:proofErr w:type="spellEnd"/>
+      <w:r>
+        <w:rPr>
+          <w:rFonts w:ascii="Verdana" w:hAnsi="Verdana" w:cs="Verdana"/>
+        </w:rPr>
+        <w:t xml:space="preserve"> tai </w:t>
+      </w:r>
+      <w:proofErr w:type="spellStart"/>
+      <w:r>
+        <w:rPr>
+          <w:rFonts w:ascii="Verdana" w:hAnsi="Verdana" w:cs="Verdana"/>
+        </w:rPr>
+        <w:t>credit</w:t>
+      </w:r>
+      <w:proofErr w:type="spellEnd"/>
     </w:p>
     <w:p>
       <w:pPr>
@@ -7215,7 +7451,35 @@
         <w:rPr>
           <w:rFonts w:ascii="Verdana" w:hAnsi="Verdana" w:cs="Verdana"/>
         </w:rPr>
-        <w:t>Kortin tyyppejä on kolme: debit, credit, kaksoiskortti</w:t>
+        <w:t xml:space="preserve">Kortin tyyppejä on kolme: </w:t>
+      </w:r>
+      <w:proofErr w:type="spellStart"/>
+      <w:r>
+        <w:rPr>
+          <w:rFonts w:ascii="Verdana" w:hAnsi="Verdana" w:cs="Verdana"/>
+        </w:rPr>
+        <w:t>debit</w:t>
+      </w:r>
+      <w:proofErr w:type="spellEnd"/>
+      <w:r>
+        <w:rPr>
+          <w:rFonts w:ascii="Verdana" w:hAnsi="Verdana" w:cs="Verdana"/>
+        </w:rPr>
+        <w:t xml:space="preserve">, </w:t>
+      </w:r>
+      <w:proofErr w:type="spellStart"/>
+      <w:r>
+        <w:rPr>
+          <w:rFonts w:ascii="Verdana" w:hAnsi="Verdana" w:cs="Verdana"/>
+        </w:rPr>
+        <w:t>credit</w:t>
+      </w:r>
+      <w:proofErr w:type="spellEnd"/>
+      <w:r>
+        <w:rPr>
+          <w:rFonts w:ascii="Verdana" w:hAnsi="Verdana" w:cs="Verdana"/>
+        </w:rPr>
+        <w:t>, kaksoiskortti</w:t>
       </w:r>
     </w:p>
     <w:p>
@@ -7233,7 +7497,35 @@
         <w:rPr>
           <w:rFonts w:ascii="Verdana" w:hAnsi="Verdana" w:cs="Verdana"/>
         </w:rPr>
-        <w:t>Yksi kortti voidaan liittää useaan tiliin (tämä tarkoittaa käytännössä, että kaksoiskortti voidaan liittää yhteen debit-tiliin ja yhteen credit-tiliin)</w:t>
+        <w:t xml:space="preserve">Yksi kortti voidaan liittää useaan tiliin (tämä tarkoittaa käytännössä, että kaksoiskortti voidaan liittää yhteen </w:t>
+      </w:r>
+      <w:proofErr w:type="spellStart"/>
+      <w:r>
+        <w:rPr>
+          <w:rFonts w:ascii="Verdana" w:hAnsi="Verdana" w:cs="Verdana"/>
+        </w:rPr>
+        <w:t>debit</w:t>
+      </w:r>
+      <w:proofErr w:type="spellEnd"/>
+      <w:r>
+        <w:rPr>
+          <w:rFonts w:ascii="Verdana" w:hAnsi="Verdana" w:cs="Verdana"/>
+        </w:rPr>
+        <w:t xml:space="preserve">-tiliin ja yhteen </w:t>
+      </w:r>
+      <w:proofErr w:type="spellStart"/>
+      <w:r>
+        <w:rPr>
+          <w:rFonts w:ascii="Verdana" w:hAnsi="Verdana" w:cs="Verdana"/>
+        </w:rPr>
+        <w:t>credit</w:t>
+      </w:r>
+      <w:proofErr w:type="spellEnd"/>
+      <w:r>
+        <w:rPr>
+          <w:rFonts w:ascii="Verdana" w:hAnsi="Verdana" w:cs="Verdana"/>
+        </w:rPr>
+        <w:t>-tiliin)</w:t>
       </w:r>
     </w:p>
     <w:p>
@@ -7853,6 +8145,7 @@
           <w:bCs/>
           <w:color w:val="FF0000"/>
         </w:rPr>
+        <w:lastRenderedPageBreak/>
         <w:br/>
       </w:r>
     </w:p>
@@ -8088,6 +8381,7 @@
           <w:sz w:val="24"/>
           <w:szCs w:val="24"/>
         </w:rPr>
+        <w:lastRenderedPageBreak/>
         <w:t>JÄRJESTELMÄ</w:t>
       </w:r>
       <w:r>
@@ -8336,13 +8630,14 @@
           <w:szCs w:val="24"/>
         </w:rPr>
       </w:pPr>
-      <w:bookmarkStart w:name="_Toc183687125" w:id="8"/>
+      <w:bookmarkStart w:id="8" w:name="_Toc183687125"/>
       <w:r>
         <w:rPr>
           <w:rFonts w:ascii="Verdana" w:hAnsi="Verdana" w:cs="Verdana"/>
           <w:sz w:val="24"/>
           <w:szCs w:val="24"/>
         </w:rPr>
+        <w:lastRenderedPageBreak/>
         <w:t>KOMPONENTTIEN KUVAUKSET</w:t>
       </w:r>
     </w:p>
@@ -8681,7 +8976,31 @@
                 <w:sz w:val="20"/>
                 <w:szCs w:val="20"/>
               </w:rPr>
-              <w:t xml:space="preserve"> Qt:n sisäisiä.)</w:t>
+              <w:t xml:space="preserve"> </w:t>
+            </w:r>
+            <w:proofErr w:type="spellStart"/>
+            <w:r>
+              <w:rPr>
+                <w:rFonts w:ascii="Verdana" w:hAnsi="Verdana" w:cs="Verdana"/>
+                <w:i/>
+                <w:iCs/>
+                <w:color w:val="FF0000"/>
+                <w:sz w:val="20"/>
+                <w:szCs w:val="20"/>
+              </w:rPr>
+              <w:t>Qt:n</w:t>
+            </w:r>
+            <w:proofErr w:type="spellEnd"/>
+            <w:r>
+              <w:rPr>
+                <w:rFonts w:ascii="Verdana" w:hAnsi="Verdana" w:cs="Verdana"/>
+                <w:i/>
+                <w:iCs/>
+                <w:color w:val="FF0000"/>
+                <w:sz w:val="20"/>
+                <w:szCs w:val="20"/>
+              </w:rPr>
+              <w:t xml:space="preserve"> sisäisiä.)</w:t>
             </w:r>
             <w:r>
               <w:rPr>
@@ -8814,8 +9133,18 @@
                       <w:sz w:val="20"/>
                       <w:szCs w:val="20"/>
                     </w:rPr>
-                    <w:t>Vastaanottaa kortilta ID:n</w:t>
+                    <w:t xml:space="preserve">Vastaanottaa kortilta </w:t>
                   </w:r>
+                  <w:proofErr w:type="spellStart"/>
+                  <w:r>
+                    <w:rPr>
+                      <w:rFonts w:ascii="Verdana" w:hAnsi="Verdana" w:cs="Verdana"/>
+                      <w:sz w:val="20"/>
+                      <w:szCs w:val="20"/>
+                    </w:rPr>
+                    <w:t>ID:n</w:t>
+                  </w:r>
+                  <w:proofErr w:type="spellEnd"/>
                 </w:p>
               </w:tc>
             </w:tr>
@@ -8870,7 +9199,27 @@
                       <w:sz w:val="20"/>
                       <w:szCs w:val="20"/>
                     </w:rPr>
-                    <w:t>Lähettää kortin ID:n tietokoneelle</w:t>
+                    <w:t xml:space="preserve">Lähettää kortin </w:t>
+                  </w:r>
+                  <w:proofErr w:type="spellStart"/>
+                  <w:r>
+                    <w:rPr>
+                      <w:rFonts w:ascii="Verdana" w:hAnsi="Verdana" w:cs="Verdana"/>
+                      <w:color w:val="000000" w:themeColor="text1"/>
+                      <w:sz w:val="20"/>
+                      <w:szCs w:val="20"/>
+                    </w:rPr>
+                    <w:t>ID:n</w:t>
+                  </w:r>
+                  <w:proofErr w:type="spellEnd"/>
+                  <w:r>
+                    <w:rPr>
+                      <w:rFonts w:ascii="Verdana" w:hAnsi="Verdana" w:cs="Verdana"/>
+                      <w:color w:val="000000" w:themeColor="text1"/>
+                      <w:sz w:val="20"/>
+                      <w:szCs w:val="20"/>
+                    </w:rPr>
+                    <w:t xml:space="preserve"> tietokoneelle</w:t>
                   </w:r>
                 </w:p>
               </w:tc>
@@ -9070,7 +9419,28 @@
           <w:bCs/>
           <w:color w:val="000000" w:themeColor="text1"/>
         </w:rPr>
-        <w:t>Service Client PC (Qt)</w:t>
+        <w:lastRenderedPageBreak/>
+        <w:t>Service Client PC (</w:t>
+      </w:r>
+      <w:proofErr w:type="spellStart"/>
+      <w:r>
+        <w:rPr>
+          <w:rFonts w:ascii="Verdana" w:hAnsi="Verdana"/>
+          <w:b/>
+          <w:bCs/>
+          <w:color w:val="000000" w:themeColor="text1"/>
+        </w:rPr>
+        <w:t>Qt</w:t>
+      </w:r>
+      <w:proofErr w:type="spellEnd"/>
+      <w:r>
+        <w:rPr>
+          <w:rFonts w:ascii="Verdana" w:hAnsi="Verdana"/>
+          <w:b/>
+          <w:bCs/>
+          <w:color w:val="000000" w:themeColor="text1"/>
+        </w:rPr>
+        <w:t>)</w:t>
       </w:r>
     </w:p>
     <w:p>
@@ -9088,12 +9458,12 @@
         <w:tblW w:w="9588" w:type="dxa"/>
         <w:tblInd w:w="61" w:type="dxa"/>
         <w:tblBorders>
-          <w:top w:val="single" w:color="auto" w:sz="4" w:space="0"/>
-          <w:left w:val="single" w:color="auto" w:sz="4" w:space="0"/>
-          <w:bottom w:val="single" w:color="auto" w:sz="4" w:space="0"/>
-          <w:right w:val="single" w:color="auto" w:sz="4" w:space="0"/>
-          <w:insideH w:val="single" w:color="auto" w:sz="4" w:space="0"/>
-          <w:insideV w:val="single" w:color="auto" w:sz="4" w:space="0"/>
+          <w:top w:val="single" w:sz="4" w:space="0" w:color="auto"/>
+          <w:left w:val="single" w:sz="4" w:space="0" w:color="auto"/>
+          <w:bottom w:val="single" w:sz="4" w:space="0" w:color="auto"/>
+          <w:right w:val="single" w:sz="4" w:space="0" w:color="auto"/>
+          <w:insideH w:val="single" w:sz="4" w:space="0" w:color="auto"/>
+          <w:insideV w:val="single" w:sz="4" w:space="0" w:color="auto"/>
         </w:tblBorders>
         <w:tblCellMar>
           <w:left w:w="70" w:type="dxa"/>
@@ -9403,12 +9773,12 @@
               <w:tblOverlap w:val="never"/>
               <w:tblW w:w="0" w:type="auto"/>
               <w:tblBorders>
-                <w:top w:val="single" w:color="auto" w:sz="4" w:space="0"/>
-                <w:left w:val="single" w:color="auto" w:sz="4" w:space="0"/>
-                <w:bottom w:val="single" w:color="auto" w:sz="4" w:space="0"/>
-                <w:right w:val="single" w:color="auto" w:sz="4" w:space="0"/>
-                <w:insideH w:val="single" w:color="auto" w:sz="4" w:space="0"/>
-                <w:insideV w:val="single" w:color="auto" w:sz="4" w:space="0"/>
+                <w:top w:val="single" w:sz="4" w:space="0" w:color="auto"/>
+                <w:left w:val="single" w:sz="4" w:space="0" w:color="auto"/>
+                <w:bottom w:val="single" w:sz="4" w:space="0" w:color="auto"/>
+                <w:right w:val="single" w:sz="4" w:space="0" w:color="auto"/>
+                <w:insideH w:val="single" w:sz="4" w:space="0" w:color="auto"/>
+                <w:insideV w:val="single" w:sz="4" w:space="0" w:color="auto"/>
               </w:tblBorders>
               <w:tblCellMar>
                 <w:left w:w="70" w:type="dxa"/>
@@ -9741,6 +10111,7 @@
           <w:iCs/>
           <w:color w:val="FF0000"/>
         </w:rPr>
+        <w:lastRenderedPageBreak/>
         <w:br w:type="page"/>
       </w:r>
     </w:p>
@@ -9762,6 +10133,7 @@
           <w:bCs/>
           <w:color w:val="000000" w:themeColor="text1"/>
         </w:rPr>
+        <w:lastRenderedPageBreak/>
         <w:t>Application Server</w:t>
       </w:r>
     </w:p>
@@ -9782,12 +10154,12 @@
         <w:tblW w:w="10019" w:type="dxa"/>
         <w:tblInd w:w="-5" w:type="dxa"/>
         <w:tblBorders>
-          <w:top w:val="single" w:color="auto" w:sz="4" w:space="0"/>
-          <w:left w:val="single" w:color="auto" w:sz="4" w:space="0"/>
-          <w:bottom w:val="single" w:color="auto" w:sz="4" w:space="0"/>
-          <w:right w:val="single" w:color="auto" w:sz="4" w:space="0"/>
-          <w:insideH w:val="single" w:color="auto" w:sz="4" w:space="0"/>
-          <w:insideV w:val="single" w:color="auto" w:sz="4" w:space="0"/>
+          <w:top w:val="single" w:sz="4" w:space="0" w:color="auto"/>
+          <w:left w:val="single" w:sz="4" w:space="0" w:color="auto"/>
+          <w:bottom w:val="single" w:sz="4" w:space="0" w:color="auto"/>
+          <w:right w:val="single" w:sz="4" w:space="0" w:color="auto"/>
+          <w:insideH w:val="single" w:sz="4" w:space="0" w:color="auto"/>
+          <w:insideV w:val="single" w:sz="4" w:space="0" w:color="auto"/>
         </w:tblBorders>
         <w:tblCellMar>
           <w:left w:w="70" w:type="dxa"/>
@@ -9854,7 +10226,27 @@
                 <w:sz w:val="20"/>
                 <w:szCs w:val="20"/>
               </w:rPr>
-              <w:t>Vastaanottaa clientin http-pyynnöt, käsittelee toimintalogiikan ja kommunikoi tietokannan kanssa.</w:t>
+              <w:t xml:space="preserve">Vastaanottaa </w:t>
+            </w:r>
+            <w:proofErr w:type="spellStart"/>
+            <w:r>
+              <w:rPr>
+                <w:rFonts w:ascii="Verdana" w:hAnsi="Verdana"/>
+                <w:color w:val="000000" w:themeColor="text1"/>
+                <w:sz w:val="20"/>
+                <w:szCs w:val="20"/>
+              </w:rPr>
+              <w:t>clientin</w:t>
+            </w:r>
+            <w:proofErr w:type="spellEnd"/>
+            <w:r>
+              <w:rPr>
+                <w:rFonts w:ascii="Verdana" w:hAnsi="Verdana"/>
+                <w:color w:val="000000" w:themeColor="text1"/>
+                <w:sz w:val="20"/>
+                <w:szCs w:val="20"/>
+              </w:rPr>
+              <w:t xml:space="preserve"> http-pyynnöt, käsittelee toimintalogiikan ja kommunikoi tietokannan kanssa.</w:t>
             </w:r>
           </w:p>
         </w:tc>
@@ -10064,12 +10456,12 @@
               <w:tblOverlap w:val="never"/>
               <w:tblW w:w="0" w:type="auto"/>
               <w:tblBorders>
-                <w:top w:val="single" w:color="auto" w:sz="4" w:space="0"/>
-                <w:left w:val="single" w:color="auto" w:sz="4" w:space="0"/>
-                <w:bottom w:val="single" w:color="auto" w:sz="4" w:space="0"/>
-                <w:right w:val="single" w:color="auto" w:sz="4" w:space="0"/>
-                <w:insideH w:val="single" w:color="auto" w:sz="4" w:space="0"/>
-                <w:insideV w:val="single" w:color="auto" w:sz="4" w:space="0"/>
+                <w:top w:val="single" w:sz="4" w:space="0" w:color="auto"/>
+                <w:left w:val="single" w:sz="4" w:space="0" w:color="auto"/>
+                <w:bottom w:val="single" w:sz="4" w:space="0" w:color="auto"/>
+                <w:right w:val="single" w:sz="4" w:space="0" w:color="auto"/>
+                <w:insideH w:val="single" w:sz="4" w:space="0" w:color="auto"/>
+                <w:insideV w:val="single" w:sz="4" w:space="0" w:color="auto"/>
               </w:tblBorders>
               <w:tblCellMar>
                 <w:left w:w="70" w:type="dxa"/>
@@ -10183,6 +10575,7 @@
                       <w:szCs w:val="20"/>
                     </w:rPr>
                   </w:pPr>
+                  <w:proofErr w:type="spellStart"/>
                   <w:r>
                     <w:rPr>
                       <w:rFonts w:ascii="Verdana" w:hAnsi="Verdana"/>
@@ -10192,6 +10585,7 @@
                     </w:rPr>
                     <w:t>login</w:t>
                   </w:r>
+                  <w:proofErr w:type="spellEnd"/>
                 </w:p>
               </w:tc>
               <w:tc>
@@ -10240,6 +10634,7 @@
                       <w:szCs w:val="20"/>
                     </w:rPr>
                   </w:pPr>
+                  <w:proofErr w:type="spellStart"/>
                   <w:r>
                     <w:rPr>
                       <w:rFonts w:ascii="Verdana" w:hAnsi="Verdana"/>
@@ -10249,6 +10644,7 @@
                     </w:rPr>
                     <w:t>balance</w:t>
                   </w:r>
+                  <w:proofErr w:type="spellEnd"/>
                 </w:p>
               </w:tc>
               <w:tc>
@@ -10297,6 +10693,7 @@
                       <w:szCs w:val="20"/>
                     </w:rPr>
                   </w:pPr>
+                  <w:proofErr w:type="spellStart"/>
                   <w:r>
                     <w:rPr>
                       <w:rFonts w:ascii="Verdana" w:hAnsi="Verdana"/>
@@ -10306,6 +10703,7 @@
                     </w:rPr>
                     <w:t>Withdraw</w:t>
                   </w:r>
+                  <w:proofErr w:type="spellEnd"/>
                 </w:p>
               </w:tc>
               <w:tc>
@@ -10491,12 +10889,12 @@
         <w:tblpPr w:leftFromText="141" w:rightFromText="141" w:horzAnchor="margin" w:tblpXSpec="center" w:tblpY="540"/>
         <w:tblW w:w="10474" w:type="dxa"/>
         <w:tblBorders>
-          <w:top w:val="single" w:color="auto" w:sz="4" w:space="0"/>
-          <w:left w:val="single" w:color="auto" w:sz="4" w:space="0"/>
-          <w:bottom w:val="single" w:color="auto" w:sz="4" w:space="0"/>
-          <w:right w:val="single" w:color="auto" w:sz="4" w:space="0"/>
-          <w:insideH w:val="single" w:color="auto" w:sz="4" w:space="0"/>
-          <w:insideV w:val="single" w:color="auto" w:sz="4" w:space="0"/>
+          <w:top w:val="single" w:sz="4" w:space="0" w:color="auto"/>
+          <w:left w:val="single" w:sz="4" w:space="0" w:color="auto"/>
+          <w:bottom w:val="single" w:sz="4" w:space="0" w:color="auto"/>
+          <w:right w:val="single" w:sz="4" w:space="0" w:color="auto"/>
+          <w:insideH w:val="single" w:sz="4" w:space="0" w:color="auto"/>
+          <w:insideV w:val="single" w:sz="4" w:space="0" w:color="auto"/>
         </w:tblBorders>
         <w:tblCellMar>
           <w:left w:w="70" w:type="dxa"/>
@@ -10537,6 +10935,7 @@
                 <w:sz w:val="20"/>
                 <w:szCs w:val="20"/>
               </w:rPr>
+              <w:lastRenderedPageBreak/>
               <w:t>Tarkoitus ja toiminta</w:t>
             </w:r>
           </w:p>
@@ -10771,12 +11170,12 @@
               <w:tblOverlap w:val="never"/>
               <w:tblW w:w="0" w:type="auto"/>
               <w:tblBorders>
-                <w:top w:val="single" w:color="auto" w:sz="4" w:space="0"/>
-                <w:left w:val="single" w:color="auto" w:sz="4" w:space="0"/>
-                <w:bottom w:val="single" w:color="auto" w:sz="4" w:space="0"/>
-                <w:right w:val="single" w:color="auto" w:sz="4" w:space="0"/>
-                <w:insideH w:val="single" w:color="auto" w:sz="4" w:space="0"/>
-                <w:insideV w:val="single" w:color="auto" w:sz="4" w:space="0"/>
+                <w:top w:val="single" w:sz="4" w:space="0" w:color="auto"/>
+                <w:left w:val="single" w:sz="4" w:space="0" w:color="auto"/>
+                <w:bottom w:val="single" w:sz="4" w:space="0" w:color="auto"/>
+                <w:right w:val="single" w:sz="4" w:space="0" w:color="auto"/>
+                <w:insideH w:val="single" w:sz="4" w:space="0" w:color="auto"/>
+                <w:insideV w:val="single" w:sz="4" w:space="0" w:color="auto"/>
               </w:tblBorders>
               <w:tblCellMar>
                 <w:left w:w="70" w:type="dxa"/>
@@ -11155,6 +11554,7 @@
           <w:color w:val="000000" w:themeColor="text1"/>
         </w:rPr>
       </w:pPr>
+      <w:proofErr w:type="spellStart"/>
       <w:r>
         <w:rPr>
           <w:rFonts w:ascii="Verdana" w:hAnsi="Verdana"/>
@@ -11162,7 +11562,17 @@
           <w:bCs/>
           <w:color w:val="000000" w:themeColor="text1"/>
         </w:rPr>
-        <w:t>Database Server</w:t>
+        <w:t>Database</w:t>
+      </w:r>
+      <w:proofErr w:type="spellEnd"/>
+      <w:r>
+        <w:rPr>
+          <w:rFonts w:ascii="Verdana" w:hAnsi="Verdana"/>
+          <w:b/>
+          <w:bCs/>
+          <w:color w:val="000000" w:themeColor="text1"/>
+        </w:rPr>
+        <w:t xml:space="preserve"> Server</w:t>
       </w:r>
     </w:p>
     <w:p>
@@ -11182,6 +11592,7 @@
           <w:sz w:val="24"/>
           <w:szCs w:val="24"/>
         </w:rPr>
+        <w:lastRenderedPageBreak/>
         <w:t>KÄYTTÖLIITTYMÄN KUVAUS</w:t>
       </w:r>
     </w:p>
@@ -11251,7 +11662,7 @@
           <w:szCs w:val="24"/>
         </w:rPr>
       </w:pPr>
-      <w:bookmarkStart w:name="_Toc183687126" w:id="9"/>
+      <w:bookmarkStart w:id="9" w:name="_Toc183687126"/>
       <w:r>
         <w:rPr>
           <w:rFonts w:ascii="Verdana" w:hAnsi="Verdana" w:cs="Verdana"/>
@@ -11449,8 +11860,8 @@
                   </w:drawing>
                 </mc:Choice>
                 <mc:Fallback>
-                  <w:pict w14:anchorId="149A7F1E">
-                    <v:rect id="Suorakulmio 1" style="position:absolute;margin-left:-4.75pt;margin-top:3.2pt;width:481.2pt;height:354.6pt;z-index:251661312;visibility:visible;mso-wrap-style:square;mso-width-percent:0;mso-height-percent:0;mso-wrap-distance-left:9pt;mso-wrap-distance-top:0;mso-wrap-distance-right:9pt;mso-wrap-distance-bottom:0;mso-position-horizontal:absolute;mso-position-horizontal-relative:text;mso-position-vertical:absolute;mso-position-vertical-relative:text;mso-width-percent:0;mso-height-percent:0;mso-width-relative:margin;mso-height-relative:margin;v-text-anchor:middle" o:spid="_x0000_s1028" fillcolor="white [3212]" strokecolor="#091723 [484]" strokeweight="1pt" w14:anchorId="617C6772" o:gfxdata="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">
+                  <w:pict>
+                    <v:rect w14:anchorId="617C6772" id="Suorakulmio 1" o:spid="_x0000_s1028" style="position:absolute;margin-left:-4.75pt;margin-top:3.2pt;width:481.2pt;height:354.6pt;z-index:251661312;visibility:visible;mso-wrap-style:square;mso-width-percent:0;mso-height-percent:0;mso-wrap-distance-left:9pt;mso-wrap-distance-top:0;mso-wrap-distance-right:9pt;mso-wrap-distance-bottom:0;mso-position-horizontal:absolute;mso-position-horizontal-relative:text;mso-position-vertical:absolute;mso-position-vertical-relative:text;mso-width-percent:0;mso-height-percent:0;mso-width-relative:margin;mso-height-relative:margin;v-text-anchor:middle" o:gfxdata="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" fillcolor="white [3212]" strokecolor="#091723 [484]" strokeweight="1pt">
                       <v:textbox>
                         <w:txbxContent>
                           <w:p>
@@ -11467,10 +11878,10 @@
                                 <w:lang w:eastAsia="fi-FI"/>
                               </w:rPr>
                               <w:drawing>
-                                <wp:inline distT="0" distB="0" distL="0" distR="0" wp14:anchorId="096EC626" wp14:editId="52188535">
+                                <wp:inline distT="0" distB="0" distL="0" distR="0" wp14:anchorId="360F0AE0" wp14:editId="52188535">
                                   <wp:extent cx="4831080" cy="4119245"/>
                                   <wp:effectExtent l="0" t="0" r="7620" b="0"/>
-                                  <wp:docPr id="1655072650" name="Kuva 2"/>
+                                  <wp:docPr id="1727758613" name="Kuva 2"/>
                                   <wp:cNvGraphicFramePr>
                                     <a:graphicFrameLocks xmlns:a="http://schemas.openxmlformats.org/drawingml/2006/main" noChangeAspect="1"/>
                                   </wp:cNvGraphicFramePr>
@@ -11599,6 +12010,7 @@
           <w:sz w:val="24"/>
           <w:szCs w:val="24"/>
         </w:rPr>
+        <w:lastRenderedPageBreak/>
         <w:t>Ohjelman käyttöliittymät</w:t>
       </w:r>
       <w:bookmarkEnd w:id="9"/>
@@ -11676,32 +12088,33 @@
         <w:tc>
           <w:tcPr>
             <w:tcW w:w="4949" w:type="dxa"/>
-            <w:tcMar/>
           </w:tcPr>
           <w:p>
             <w:pPr>
-              <w:pStyle w:val="Normaali"/>
               <w:autoSpaceDE/>
               <w:autoSpaceDN/>
             </w:pPr>
             <w:r>
+              <w:rPr>
+                <w:noProof/>
+              </w:rPr>
               <w:drawing>
-                <wp:inline wp14:editId="1416E841" wp14:anchorId="2870708C">
+                <wp:inline distT="0" distB="0" distL="0" distR="0" wp14:anchorId="2870708C" wp14:editId="1416E841">
                   <wp:extent cx="2990850" cy="1981200"/>
                   <wp:effectExtent l="0" t="0" r="0" b="0"/>
                   <wp:docPr id="1845552226" name="drawing"/>
                   <wp:cNvGraphicFramePr>
-                    <a:graphicFrameLocks noChangeAspect="1"/>
+                    <a:graphicFrameLocks xmlns:a="http://schemas.openxmlformats.org/drawingml/2006/main" noChangeAspect="1"/>
                   </wp:cNvGraphicFramePr>
-                  <a:graphic>
-                    <a:graphicData xmlns:a="http://schemas.openxmlformats.org/drawingml/2006/main" uri="http://schemas.openxmlformats.org/drawingml/2006/picture">
+                  <a:graphic xmlns:a="http://schemas.openxmlformats.org/drawingml/2006/main">
+                    <a:graphicData uri="http://schemas.openxmlformats.org/drawingml/2006/picture">
                       <pic:pic xmlns:pic="http://schemas.openxmlformats.org/drawingml/2006/picture">
                         <pic:nvPicPr>
                           <pic:cNvPr id="1845552226" name="Picture 1845552226"/>
                           <pic:cNvPicPr/>
                         </pic:nvPicPr>
                         <pic:blipFill>
-                          <a:blip xmlns:r="http://schemas.openxmlformats.org/officeDocument/2006/relationships" r:embed="rId994162877">
+                          <a:blip r:embed="rId22">
                             <a:extLst>
                               <a:ext uri="{28A0092B-C50C-407E-A947-70E740481C1C}">
                                 <a14:useLocalDpi xmlns:a14="http://schemas.microsoft.com/office/drawing/2010/main"/>
@@ -11732,32 +12145,33 @@
         <w:tc>
           <w:tcPr>
             <w:tcW w:w="4949" w:type="dxa"/>
-            <w:tcMar/>
           </w:tcPr>
           <w:p>
             <w:pPr>
-              <w:pStyle w:val="Normaali"/>
               <w:autoSpaceDE/>
               <w:autoSpaceDN/>
             </w:pPr>
             <w:r>
+              <w:rPr>
+                <w:noProof/>
+              </w:rPr>
               <w:drawing>
-                <wp:inline wp14:editId="057F70B2" wp14:anchorId="55BC8FE2">
+                <wp:inline distT="0" distB="0" distL="0" distR="0" wp14:anchorId="55BC8FE2" wp14:editId="057F70B2">
                   <wp:extent cx="2990850" cy="1981200"/>
                   <wp:effectExtent l="0" t="0" r="0" b="0"/>
                   <wp:docPr id="485772549" name="drawing"/>
                   <wp:cNvGraphicFramePr>
-                    <a:graphicFrameLocks noChangeAspect="1"/>
+                    <a:graphicFrameLocks xmlns:a="http://schemas.openxmlformats.org/drawingml/2006/main" noChangeAspect="1"/>
                   </wp:cNvGraphicFramePr>
-                  <a:graphic>
-                    <a:graphicData xmlns:a="http://schemas.openxmlformats.org/drawingml/2006/main" uri="http://schemas.openxmlformats.org/drawingml/2006/picture">
+                  <a:graphic xmlns:a="http://schemas.openxmlformats.org/drawingml/2006/main">
+                    <a:graphicData uri="http://schemas.openxmlformats.org/drawingml/2006/picture">
                       <pic:pic xmlns:pic="http://schemas.openxmlformats.org/drawingml/2006/picture">
                         <pic:nvPicPr>
                           <pic:cNvPr id="485772549" name="Picture 485772549"/>
                           <pic:cNvPicPr/>
                         </pic:nvPicPr>
                         <pic:blipFill>
-                          <a:blip xmlns:r="http://schemas.openxmlformats.org/officeDocument/2006/relationships" r:embed="rId1696149072">
+                          <a:blip r:embed="rId23">
                             <a:extLst>
                               <a:ext uri="{28A0092B-C50C-407E-A947-70E740481C1C}">
                                 <a14:useLocalDpi xmlns:a14="http://schemas.microsoft.com/office/drawing/2010/main"/>
@@ -11793,32 +12207,33 @@
         <w:tc>
           <w:tcPr>
             <w:tcW w:w="4949" w:type="dxa"/>
-            <w:tcMar/>
           </w:tcPr>
           <w:p>
             <w:pPr>
-              <w:pStyle w:val="Normaali"/>
               <w:autoSpaceDE/>
               <w:autoSpaceDN/>
             </w:pPr>
             <w:r>
+              <w:rPr>
+                <w:noProof/>
+              </w:rPr>
               <w:drawing>
-                <wp:inline wp14:editId="78F97043" wp14:anchorId="59A915B3">
+                <wp:inline distT="0" distB="0" distL="0" distR="0" wp14:anchorId="59A915B3" wp14:editId="78F97043">
                   <wp:extent cx="2990850" cy="2105025"/>
                   <wp:effectExtent l="0" t="0" r="0" b="0"/>
                   <wp:docPr id="147306232" name="drawing"/>
                   <wp:cNvGraphicFramePr>
-                    <a:graphicFrameLocks noChangeAspect="1"/>
+                    <a:graphicFrameLocks xmlns:a="http://schemas.openxmlformats.org/drawingml/2006/main" noChangeAspect="1"/>
                   </wp:cNvGraphicFramePr>
-                  <a:graphic>
-                    <a:graphicData xmlns:a="http://schemas.openxmlformats.org/drawingml/2006/main" uri="http://schemas.openxmlformats.org/drawingml/2006/picture">
+                  <a:graphic xmlns:a="http://schemas.openxmlformats.org/drawingml/2006/main">
+                    <a:graphicData uri="http://schemas.openxmlformats.org/drawingml/2006/picture">
                       <pic:pic xmlns:pic="http://schemas.openxmlformats.org/drawingml/2006/picture">
                         <pic:nvPicPr>
                           <pic:cNvPr id="147306232" name="Picture 147306232"/>
                           <pic:cNvPicPr/>
                         </pic:nvPicPr>
                         <pic:blipFill>
-                          <a:blip xmlns:r="http://schemas.openxmlformats.org/officeDocument/2006/relationships" r:embed="rId1256029187">
+                          <a:blip r:embed="rId24">
                             <a:extLst>
                               <a:ext uri="{28A0092B-C50C-407E-A947-70E740481C1C}">
                                 <a14:useLocalDpi xmlns:a14="http://schemas.microsoft.com/office/drawing/2010/main"/>
@@ -11849,32 +12264,33 @@
         <w:tc>
           <w:tcPr>
             <w:tcW w:w="4949" w:type="dxa"/>
-            <w:tcMar/>
           </w:tcPr>
           <w:p>
             <w:pPr>
-              <w:pStyle w:val="Normaali"/>
               <w:autoSpaceDE/>
               <w:autoSpaceDN/>
             </w:pPr>
             <w:r>
+              <w:rPr>
+                <w:noProof/>
+              </w:rPr>
               <w:drawing>
-                <wp:inline wp14:editId="56C5FAC9" wp14:anchorId="7588A1E8">
+                <wp:inline distT="0" distB="0" distL="0" distR="0" wp14:anchorId="7588A1E8" wp14:editId="56C5FAC9">
                   <wp:extent cx="2990850" cy="2095500"/>
                   <wp:effectExtent l="0" t="0" r="0" b="0"/>
                   <wp:docPr id="83887145" name="drawing"/>
                   <wp:cNvGraphicFramePr>
-                    <a:graphicFrameLocks noChangeAspect="1"/>
+                    <a:graphicFrameLocks xmlns:a="http://schemas.openxmlformats.org/drawingml/2006/main" noChangeAspect="1"/>
                   </wp:cNvGraphicFramePr>
-                  <a:graphic>
-                    <a:graphicData xmlns:a="http://schemas.openxmlformats.org/drawingml/2006/main" uri="http://schemas.openxmlformats.org/drawingml/2006/picture">
+                  <a:graphic xmlns:a="http://schemas.openxmlformats.org/drawingml/2006/main">
+                    <a:graphicData uri="http://schemas.openxmlformats.org/drawingml/2006/picture">
                       <pic:pic xmlns:pic="http://schemas.openxmlformats.org/drawingml/2006/picture">
                         <pic:nvPicPr>
                           <pic:cNvPr id="83887145" name="Picture 83887145"/>
                           <pic:cNvPicPr/>
                         </pic:nvPicPr>
                         <pic:blipFill>
-                          <a:blip xmlns:r="http://schemas.openxmlformats.org/officeDocument/2006/relationships" r:embed="rId1948336466">
+                          <a:blip r:embed="rId25">
                             <a:extLst>
                               <a:ext uri="{28A0092B-C50C-407E-A947-70E740481C1C}">
                                 <a14:useLocalDpi xmlns:a14="http://schemas.microsoft.com/office/drawing/2010/main"/>
@@ -11936,6 +12352,7 @@
           <w:sz w:val="24"/>
           <w:szCs w:val="24"/>
         </w:rPr>
+        <w:lastRenderedPageBreak/>
         <w:t>LIITTEET</w:t>
       </w:r>
     </w:p>
@@ -12017,7 +12434,7 @@
       </w:pPr>
     </w:p>
     <w:sectPr>
-      <w:pgSz w:w="11906" w:h="16838" w:orient="portrait" w:code="9"/>
+      <w:pgSz w:w="11906" w:h="16838" w:code="9"/>
       <w:pgMar w:top="1418" w:right="1134" w:bottom="1418" w:left="1134" w:header="709" w:footer="709" w:gutter="0"/>
       <w:cols w:space="708"/>
       <w:docGrid w:linePitch="360"/>
@@ -12197,7 +12614,7 @@
         <w:ind w:left="360" w:hanging="360"/>
       </w:pPr>
       <w:rPr>
-        <w:rFonts w:hint="default" w:cs="Times New Roman"/>
+        <w:rFonts w:cs="Times New Roman" w:hint="default"/>
       </w:rPr>
     </w:lvl>
     <w:lvl w:ilvl="1">
@@ -12227,7 +12644,7 @@
         <w:ind w:left="1803" w:hanging="180"/>
       </w:pPr>
       <w:rPr>
-        <w:rFonts w:hint="default" w:cs="Times New Roman"/>
+        <w:rFonts w:cs="Times New Roman" w:hint="default"/>
       </w:rPr>
     </w:lvl>
     <w:lvl w:ilvl="3">
@@ -12242,7 +12659,7 @@
         <w:ind w:left="2523" w:hanging="360"/>
       </w:pPr>
       <w:rPr>
-        <w:rFonts w:hint="default" w:cs="Times New Roman"/>
+        <w:rFonts w:cs="Times New Roman" w:hint="default"/>
       </w:rPr>
     </w:lvl>
     <w:lvl w:ilvl="4">
@@ -12257,7 +12674,7 @@
         <w:ind w:left="3243" w:hanging="360"/>
       </w:pPr>
       <w:rPr>
-        <w:rFonts w:hint="default" w:cs="Times New Roman"/>
+        <w:rFonts w:cs="Times New Roman" w:hint="default"/>
       </w:rPr>
     </w:lvl>
     <w:lvl w:ilvl="5">
@@ -12272,7 +12689,7 @@
         <w:ind w:left="3963" w:hanging="180"/>
       </w:pPr>
       <w:rPr>
-        <w:rFonts w:hint="default" w:cs="Times New Roman"/>
+        <w:rFonts w:cs="Times New Roman" w:hint="default"/>
       </w:rPr>
     </w:lvl>
     <w:lvl w:ilvl="6">
@@ -12287,7 +12704,7 @@
         <w:ind w:left="4683" w:hanging="360"/>
       </w:pPr>
       <w:rPr>
-        <w:rFonts w:hint="default" w:cs="Times New Roman"/>
+        <w:rFonts w:cs="Times New Roman" w:hint="default"/>
       </w:rPr>
     </w:lvl>
     <w:lvl w:ilvl="7">
@@ -12302,7 +12719,7 @@
         <w:ind w:left="5403" w:hanging="360"/>
       </w:pPr>
       <w:rPr>
-        <w:rFonts w:hint="default" w:cs="Times New Roman"/>
+        <w:rFonts w:cs="Times New Roman" w:hint="default"/>
       </w:rPr>
     </w:lvl>
     <w:lvl w:ilvl="8">
@@ -12317,7 +12734,7 @@
         <w:ind w:left="6123" w:hanging="180"/>
       </w:pPr>
       <w:rPr>
-        <w:rFonts w:hint="default" w:cs="Times New Roman"/>
+        <w:rFonts w:cs="Times New Roman" w:hint="default"/>
       </w:rPr>
     </w:lvl>
   </w:abstractNum>
@@ -12336,7 +12753,7 @@
         <w:ind w:left="720" w:hanging="360"/>
       </w:pPr>
       <w:rPr>
-        <w:rFonts w:hint="default" w:ascii="Verdana" w:hAnsi="Verdana" w:eastAsia="Times New Roman" w:cs="Times New Roman"/>
+        <w:rFonts w:ascii="Verdana" w:eastAsia="Times New Roman" w:hAnsi="Verdana" w:cs="Times New Roman" w:hint="default"/>
       </w:rPr>
     </w:lvl>
     <w:lvl w:ilvl="1" w:tplc="6422E4D4">
@@ -12350,7 +12767,7 @@
         <w:ind w:left="1440" w:hanging="360"/>
       </w:pPr>
       <w:rPr>
-        <w:rFonts w:hint="default" w:ascii="Symbol" w:hAnsi="Symbol" w:eastAsia="Times New Roman" w:cs="Times New Roman"/>
+        <w:rFonts w:ascii="Symbol" w:eastAsia="Times New Roman" w:hAnsi="Symbol" w:cs="Times New Roman" w:hint="default"/>
       </w:rPr>
     </w:lvl>
     <w:lvl w:ilvl="2" w:tplc="04090005">
@@ -12365,7 +12782,7 @@
         <w:ind w:left="2160" w:hanging="360"/>
       </w:pPr>
       <w:rPr>
-        <w:rFonts w:hint="default" w:ascii="Wingdings" w:hAnsi="Wingdings"/>
+        <w:rFonts w:ascii="Wingdings" w:hAnsi="Wingdings" w:hint="default"/>
       </w:rPr>
     </w:lvl>
     <w:lvl w:ilvl="3" w:tplc="04090001">
@@ -12380,7 +12797,7 @@
         <w:ind w:left="2880" w:hanging="360"/>
       </w:pPr>
       <w:rPr>
-        <w:rFonts w:hint="default" w:ascii="Symbol" w:hAnsi="Symbol"/>
+        <w:rFonts w:ascii="Symbol" w:hAnsi="Symbol" w:hint="default"/>
       </w:rPr>
     </w:lvl>
     <w:lvl w:ilvl="4" w:tplc="04090003" w:tentative="1">
@@ -12395,7 +12812,7 @@
         <w:ind w:left="3600" w:hanging="360"/>
       </w:pPr>
       <w:rPr>
-        <w:rFonts w:hint="default" w:ascii="Courier New" w:hAnsi="Courier New" w:cs="Courier New"/>
+        <w:rFonts w:ascii="Courier New" w:hAnsi="Courier New" w:cs="Courier New" w:hint="default"/>
       </w:rPr>
     </w:lvl>
     <w:lvl w:ilvl="5" w:tplc="04090005" w:tentative="1">
@@ -12410,7 +12827,7 @@
         <w:ind w:left="4320" w:hanging="360"/>
       </w:pPr>
       <w:rPr>
-        <w:rFonts w:hint="default" w:ascii="Wingdings" w:hAnsi="Wingdings"/>
+        <w:rFonts w:ascii="Wingdings" w:hAnsi="Wingdings" w:hint="default"/>
       </w:rPr>
     </w:lvl>
     <w:lvl w:ilvl="6" w:tplc="04090001" w:tentative="1">
@@ -12425,7 +12842,7 @@
         <w:ind w:left="5040" w:hanging="360"/>
       </w:pPr>
       <w:rPr>
-        <w:rFonts w:hint="default" w:ascii="Symbol" w:hAnsi="Symbol"/>
+        <w:rFonts w:ascii="Symbol" w:hAnsi="Symbol" w:hint="default"/>
       </w:rPr>
     </w:lvl>
     <w:lvl w:ilvl="7" w:tplc="04090003" w:tentative="1">
@@ -12440,7 +12857,7 @@
         <w:ind w:left="5760" w:hanging="360"/>
       </w:pPr>
       <w:rPr>
-        <w:rFonts w:hint="default" w:ascii="Courier New" w:hAnsi="Courier New" w:cs="Courier New"/>
+        <w:rFonts w:ascii="Courier New" w:hAnsi="Courier New" w:cs="Courier New" w:hint="default"/>
       </w:rPr>
     </w:lvl>
     <w:lvl w:ilvl="8" w:tplc="04090005" w:tentative="1">
@@ -12455,7 +12872,7 @@
         <w:ind w:left="6480" w:hanging="360"/>
       </w:pPr>
       <w:rPr>
-        <w:rFonts w:hint="default" w:ascii="Wingdings" w:hAnsi="Wingdings"/>
+        <w:rFonts w:ascii="Wingdings" w:hAnsi="Wingdings" w:hint="default"/>
       </w:rPr>
     </w:lvl>
   </w:abstractNum>
@@ -12703,7 +13120,7 @@
         <w:ind w:left="510" w:hanging="510"/>
       </w:pPr>
       <w:rPr>
-        <w:rFonts w:hint="default" w:cs="Times New Roman"/>
+        <w:rFonts w:cs="Times New Roman" w:hint="default"/>
       </w:rPr>
     </w:lvl>
     <w:lvl w:ilvl="1">
@@ -12718,7 +13135,7 @@
         <w:ind w:left="1077" w:hanging="720"/>
       </w:pPr>
       <w:rPr>
-        <w:rFonts w:hint="default" w:cs="Times New Roman"/>
+        <w:rFonts w:cs="Times New Roman" w:hint="default"/>
       </w:rPr>
     </w:lvl>
     <w:lvl w:ilvl="2">
@@ -12733,7 +13150,7 @@
         <w:ind w:left="1794" w:hanging="1080"/>
       </w:pPr>
       <w:rPr>
-        <w:rFonts w:hint="default" w:cs="Times New Roman"/>
+        <w:rFonts w:cs="Times New Roman" w:hint="default"/>
       </w:rPr>
     </w:lvl>
     <w:lvl w:ilvl="3">
@@ -12748,7 +13165,7 @@
         <w:ind w:left="2511" w:hanging="1440"/>
       </w:pPr>
       <w:rPr>
-        <w:rFonts w:hint="default" w:cs="Times New Roman"/>
+        <w:rFonts w:cs="Times New Roman" w:hint="default"/>
       </w:rPr>
     </w:lvl>
     <w:lvl w:ilvl="4">
@@ -12763,7 +13180,7 @@
         <w:ind w:left="3228" w:hanging="1800"/>
       </w:pPr>
       <w:rPr>
-        <w:rFonts w:hint="default" w:cs="Times New Roman"/>
+        <w:rFonts w:cs="Times New Roman" w:hint="default"/>
       </w:rPr>
     </w:lvl>
     <w:lvl w:ilvl="5">
@@ -12778,7 +13195,7 @@
         <w:ind w:left="3945" w:hanging="2160"/>
       </w:pPr>
       <w:rPr>
-        <w:rFonts w:hint="default" w:cs="Times New Roman"/>
+        <w:rFonts w:cs="Times New Roman" w:hint="default"/>
       </w:rPr>
     </w:lvl>
     <w:lvl w:ilvl="6">
@@ -12793,7 +13210,7 @@
         <w:ind w:left="4662" w:hanging="2520"/>
       </w:pPr>
       <w:rPr>
-        <w:rFonts w:hint="default" w:cs="Times New Roman"/>
+        <w:rFonts w:cs="Times New Roman" w:hint="default"/>
       </w:rPr>
     </w:lvl>
     <w:lvl w:ilvl="7">
@@ -12808,7 +13225,7 @@
         <w:ind w:left="5379" w:hanging="2880"/>
       </w:pPr>
       <w:rPr>
-        <w:rFonts w:hint="default" w:cs="Times New Roman"/>
+        <w:rFonts w:cs="Times New Roman" w:hint="default"/>
       </w:rPr>
     </w:lvl>
     <w:lvl w:ilvl="8">
@@ -12823,7 +13240,7 @@
         <w:ind w:left="6096" w:hanging="3240"/>
       </w:pPr>
       <w:rPr>
-        <w:rFonts w:hint="default" w:cs="Times New Roman"/>
+        <w:rFonts w:cs="Times New Roman" w:hint="default"/>
       </w:rPr>
     </w:lvl>
   </w:abstractNum>
@@ -13244,7 +13661,7 @@
         <w:ind w:left="600" w:hanging="600"/>
       </w:pPr>
       <w:rPr>
-        <w:rFonts w:hint="default" w:cs="Times New Roman"/>
+        <w:rFonts w:cs="Times New Roman" w:hint="default"/>
       </w:rPr>
     </w:lvl>
     <w:lvl w:ilvl="1">
@@ -13259,7 +13676,7 @@
         <w:ind w:left="957" w:hanging="600"/>
       </w:pPr>
       <w:rPr>
-        <w:rFonts w:hint="default" w:cs="Times New Roman"/>
+        <w:rFonts w:cs="Times New Roman" w:hint="default"/>
       </w:rPr>
     </w:lvl>
     <w:lvl w:ilvl="2">
@@ -13274,7 +13691,7 @@
         <w:ind w:left="1434" w:hanging="720"/>
       </w:pPr>
       <w:rPr>
-        <w:rFonts w:hint="default" w:cs="Times New Roman"/>
+        <w:rFonts w:cs="Times New Roman" w:hint="default"/>
       </w:rPr>
     </w:lvl>
     <w:lvl w:ilvl="3">
@@ -13289,7 +13706,7 @@
         <w:ind w:left="1791" w:hanging="720"/>
       </w:pPr>
       <w:rPr>
-        <w:rFonts w:hint="default" w:cs="Times New Roman"/>
+        <w:rFonts w:cs="Times New Roman" w:hint="default"/>
       </w:rPr>
     </w:lvl>
     <w:lvl w:ilvl="4">
@@ -13304,7 +13721,7 @@
         <w:ind w:left="2508" w:hanging="1080"/>
       </w:pPr>
       <w:rPr>
-        <w:rFonts w:hint="default" w:cs="Times New Roman"/>
+        <w:rFonts w:cs="Times New Roman" w:hint="default"/>
       </w:rPr>
     </w:lvl>
     <w:lvl w:ilvl="5">
@@ -13319,7 +13736,7 @@
         <w:ind w:left="2865" w:hanging="1080"/>
       </w:pPr>
       <w:rPr>
-        <w:rFonts w:hint="default" w:cs="Times New Roman"/>
+        <w:rFonts w:cs="Times New Roman" w:hint="default"/>
       </w:rPr>
     </w:lvl>
     <w:lvl w:ilvl="6">
@@ -13334,7 +13751,7 @@
         <w:ind w:left="3582" w:hanging="1440"/>
       </w:pPr>
       <w:rPr>
-        <w:rFonts w:hint="default" w:cs="Times New Roman"/>
+        <w:rFonts w:cs="Times New Roman" w:hint="default"/>
       </w:rPr>
     </w:lvl>
     <w:lvl w:ilvl="7">
@@ -13349,7 +13766,7 @@
         <w:ind w:left="3939" w:hanging="1440"/>
       </w:pPr>
       <w:rPr>
-        <w:rFonts w:hint="default" w:cs="Times New Roman"/>
+        <w:rFonts w:cs="Times New Roman" w:hint="default"/>
       </w:rPr>
     </w:lvl>
     <w:lvl w:ilvl="8">
@@ -13364,7 +13781,7 @@
         <w:ind w:left="4656" w:hanging="1800"/>
       </w:pPr>
       <w:rPr>
-        <w:rFonts w:hint="default" w:cs="Times New Roman"/>
+        <w:rFonts w:cs="Times New Roman" w:hint="default"/>
       </w:rPr>
     </w:lvl>
   </w:abstractNum>
@@ -13384,7 +13801,7 @@
         <w:ind w:left="405" w:hanging="405"/>
       </w:pPr>
       <w:rPr>
-        <w:rFonts w:hint="default" w:ascii="Symbol" w:hAnsi="Symbol"/>
+        <w:rFonts w:ascii="Symbol" w:hAnsi="Symbol" w:hint="default"/>
       </w:rPr>
     </w:lvl>
     <w:lvl w:ilvl="1">
@@ -13637,7 +14054,7 @@
         <w:ind w:left="510" w:hanging="510"/>
       </w:pPr>
       <w:rPr>
-        <w:rFonts w:hint="default" w:cs="Times New Roman"/>
+        <w:rFonts w:cs="Times New Roman" w:hint="default"/>
       </w:rPr>
     </w:lvl>
     <w:lvl w:ilvl="1">
@@ -13652,7 +14069,7 @@
         <w:ind w:left="1077" w:hanging="720"/>
       </w:pPr>
       <w:rPr>
-        <w:rFonts w:hint="default" w:cs="Times New Roman"/>
+        <w:rFonts w:cs="Times New Roman" w:hint="default"/>
       </w:rPr>
     </w:lvl>
     <w:lvl w:ilvl="2">
@@ -13667,7 +14084,7 @@
         <w:ind w:left="1794" w:hanging="1080"/>
       </w:pPr>
       <w:rPr>
-        <w:rFonts w:hint="default" w:cs="Times New Roman"/>
+        <w:rFonts w:cs="Times New Roman" w:hint="default"/>
       </w:rPr>
     </w:lvl>
     <w:lvl w:ilvl="3">
@@ -13682,7 +14099,7 @@
         <w:ind w:left="2511" w:hanging="1440"/>
       </w:pPr>
       <w:rPr>
-        <w:rFonts w:hint="default" w:cs="Times New Roman"/>
+        <w:rFonts w:cs="Times New Roman" w:hint="default"/>
       </w:rPr>
     </w:lvl>
     <w:lvl w:ilvl="4">
@@ -13697,7 +14114,7 @@
         <w:ind w:left="3228" w:hanging="1800"/>
       </w:pPr>
       <w:rPr>
-        <w:rFonts w:hint="default" w:cs="Times New Roman"/>
+        <w:rFonts w:cs="Times New Roman" w:hint="default"/>
       </w:rPr>
     </w:lvl>
     <w:lvl w:ilvl="5">
@@ -13712,7 +14129,7 @@
         <w:ind w:left="3945" w:hanging="2160"/>
       </w:pPr>
       <w:rPr>
-        <w:rFonts w:hint="default" w:cs="Times New Roman"/>
+        <w:rFonts w:cs="Times New Roman" w:hint="default"/>
       </w:rPr>
     </w:lvl>
     <w:lvl w:ilvl="6">
@@ -13727,7 +14144,7 @@
         <w:ind w:left="4662" w:hanging="2520"/>
       </w:pPr>
       <w:rPr>
-        <w:rFonts w:hint="default" w:cs="Times New Roman"/>
+        <w:rFonts w:cs="Times New Roman" w:hint="default"/>
       </w:rPr>
     </w:lvl>
     <w:lvl w:ilvl="7">
@@ -13742,7 +14159,7 @@
         <w:ind w:left="5379" w:hanging="2880"/>
       </w:pPr>
       <w:rPr>
-        <w:rFonts w:hint="default" w:cs="Times New Roman"/>
+        <w:rFonts w:cs="Times New Roman" w:hint="default"/>
       </w:rPr>
     </w:lvl>
     <w:lvl w:ilvl="8">
@@ -13757,7 +14174,7 @@
         <w:ind w:left="6096" w:hanging="3240"/>
       </w:pPr>
       <w:rPr>
-        <w:rFonts w:hint="default" w:cs="Times New Roman"/>
+        <w:rFonts w:cs="Times New Roman" w:hint="default"/>
       </w:rPr>
     </w:lvl>
   </w:abstractNum>
@@ -13888,7 +14305,7 @@
         <w:ind w:left="720" w:hanging="360"/>
       </w:pPr>
       <w:rPr>
-        <w:rFonts w:ascii="Verdana" w:hAnsi="Verdana" w:eastAsia="Times New Roman" w:cs="Times New Roman"/>
+        <w:rFonts w:ascii="Verdana" w:eastAsia="Times New Roman" w:hAnsi="Verdana" w:cs="Times New Roman"/>
       </w:rPr>
     </w:lvl>
     <w:lvl w:ilvl="1">
@@ -14292,7 +14709,7 @@
         <w:ind w:left="420" w:hanging="420"/>
       </w:pPr>
       <w:rPr>
-        <w:rFonts w:hint="default" w:cs="Times New Roman"/>
+        <w:rFonts w:cs="Times New Roman" w:hint="default"/>
       </w:rPr>
     </w:lvl>
     <w:lvl w:ilvl="1">
@@ -14307,7 +14724,7 @@
         <w:ind w:left="1077" w:hanging="720"/>
       </w:pPr>
       <w:rPr>
-        <w:rFonts w:hint="default" w:cs="Times New Roman"/>
+        <w:rFonts w:cs="Times New Roman" w:hint="default"/>
       </w:rPr>
     </w:lvl>
     <w:lvl w:ilvl="2">
@@ -14322,7 +14739,7 @@
         <w:ind w:left="1794" w:hanging="1080"/>
       </w:pPr>
       <w:rPr>
-        <w:rFonts w:hint="default" w:cs="Times New Roman"/>
+        <w:rFonts w:cs="Times New Roman" w:hint="default"/>
       </w:rPr>
     </w:lvl>
     <w:lvl w:ilvl="3">
@@ -14337,7 +14754,7 @@
         <w:ind w:left="2511" w:hanging="1440"/>
       </w:pPr>
       <w:rPr>
-        <w:rFonts w:hint="default" w:cs="Times New Roman"/>
+        <w:rFonts w:cs="Times New Roman" w:hint="default"/>
       </w:rPr>
     </w:lvl>
     <w:lvl w:ilvl="4">
@@ -14352,7 +14769,7 @@
         <w:ind w:left="2868" w:hanging="1440"/>
       </w:pPr>
       <w:rPr>
-        <w:rFonts w:hint="default" w:cs="Times New Roman"/>
+        <w:rFonts w:cs="Times New Roman" w:hint="default"/>
       </w:rPr>
     </w:lvl>
     <w:lvl w:ilvl="5">
@@ -14367,7 +14784,7 @@
         <w:ind w:left="3585" w:hanging="1800"/>
       </w:pPr>
       <w:rPr>
-        <w:rFonts w:hint="default" w:cs="Times New Roman"/>
+        <w:rFonts w:cs="Times New Roman" w:hint="default"/>
       </w:rPr>
     </w:lvl>
     <w:lvl w:ilvl="6">
@@ -14382,7 +14799,7 @@
         <w:ind w:left="4302" w:hanging="2160"/>
       </w:pPr>
       <w:rPr>
-        <w:rFonts w:hint="default" w:cs="Times New Roman"/>
+        <w:rFonts w:cs="Times New Roman" w:hint="default"/>
       </w:rPr>
     </w:lvl>
     <w:lvl w:ilvl="7">
@@ -14397,7 +14814,7 @@
         <w:ind w:left="5019" w:hanging="2520"/>
       </w:pPr>
       <w:rPr>
-        <w:rFonts w:hint="default" w:cs="Times New Roman"/>
+        <w:rFonts w:cs="Times New Roman" w:hint="default"/>
       </w:rPr>
     </w:lvl>
     <w:lvl w:ilvl="8">
@@ -14412,7 +14829,7 @@
         <w:ind w:left="5736" w:hanging="2880"/>
       </w:pPr>
       <w:rPr>
-        <w:rFonts w:hint="default" w:cs="Times New Roman"/>
+        <w:rFonts w:cs="Times New Roman" w:hint="default"/>
       </w:rPr>
     </w:lvl>
   </w:abstractNum>
@@ -14545,7 +14962,7 @@
         <w:ind w:left="1494" w:hanging="360"/>
       </w:pPr>
       <w:rPr>
-        <w:rFonts w:hint="default" w:ascii="Times New Roman" w:hAnsi="Times New Roman"/>
+        <w:rFonts w:ascii="Times New Roman" w:hAnsi="Times New Roman" w:hint="default"/>
       </w:rPr>
     </w:lvl>
   </w:abstractNum>
@@ -14565,7 +14982,7 @@
         <w:ind w:left="420" w:hanging="420"/>
       </w:pPr>
       <w:rPr>
-        <w:rFonts w:hint="default" w:cs="Times New Roman"/>
+        <w:rFonts w:cs="Times New Roman" w:hint="default"/>
       </w:rPr>
     </w:lvl>
     <w:lvl w:ilvl="1">
@@ -14580,7 +14997,7 @@
         <w:ind w:left="1077" w:hanging="720"/>
       </w:pPr>
       <w:rPr>
-        <w:rFonts w:hint="default" w:cs="Times New Roman"/>
+        <w:rFonts w:cs="Times New Roman" w:hint="default"/>
       </w:rPr>
     </w:lvl>
     <w:lvl w:ilvl="2">
@@ -14595,7 +15012,7 @@
         <w:ind w:left="1794" w:hanging="1080"/>
       </w:pPr>
       <w:rPr>
-        <w:rFonts w:hint="default" w:cs="Times New Roman"/>
+        <w:rFonts w:cs="Times New Roman" w:hint="default"/>
       </w:rPr>
     </w:lvl>
     <w:lvl w:ilvl="3">
@@ -14610,7 +15027,7 @@
         <w:ind w:left="2511" w:hanging="1440"/>
       </w:pPr>
       <w:rPr>
-        <w:rFonts w:hint="default" w:cs="Times New Roman"/>
+        <w:rFonts w:cs="Times New Roman" w:hint="default"/>
       </w:rPr>
     </w:lvl>
     <w:lvl w:ilvl="4">
@@ -14625,7 +15042,7 @@
         <w:ind w:left="2868" w:hanging="1440"/>
       </w:pPr>
       <w:rPr>
-        <w:rFonts w:hint="default" w:cs="Times New Roman"/>
+        <w:rFonts w:cs="Times New Roman" w:hint="default"/>
       </w:rPr>
     </w:lvl>
     <w:lvl w:ilvl="5">
@@ -14640,7 +15057,7 @@
         <w:ind w:left="3585" w:hanging="1800"/>
       </w:pPr>
       <w:rPr>
-        <w:rFonts w:hint="default" w:cs="Times New Roman"/>
+        <w:rFonts w:cs="Times New Roman" w:hint="default"/>
       </w:rPr>
     </w:lvl>
     <w:lvl w:ilvl="6">
@@ -14655,7 +15072,7 @@
         <w:ind w:left="4302" w:hanging="2160"/>
       </w:pPr>
       <w:rPr>
-        <w:rFonts w:hint="default" w:cs="Times New Roman"/>
+        <w:rFonts w:cs="Times New Roman" w:hint="default"/>
       </w:rPr>
     </w:lvl>
     <w:lvl w:ilvl="7">
@@ -14671,7 +15088,7 @@
         <w:ind w:left="5019" w:hanging="2520"/>
       </w:pPr>
       <w:rPr>
-        <w:rFonts w:hint="default" w:cs="Times New Roman"/>
+        <w:rFonts w:cs="Times New Roman" w:hint="default"/>
       </w:rPr>
     </w:lvl>
     <w:lvl w:ilvl="8">
@@ -14687,7 +15104,7 @@
         <w:ind w:left="5736" w:hanging="2880"/>
       </w:pPr>
       <w:rPr>
-        <w:rFonts w:hint="default" w:cs="Times New Roman"/>
+        <w:rFonts w:cs="Times New Roman" w:hint="default"/>
       </w:rPr>
     </w:lvl>
   </w:abstractNum>
@@ -14704,7 +15121,7 @@
         <w:ind w:left="720" w:hanging="360"/>
       </w:pPr>
       <w:rPr>
-        <w:rFonts w:hint="default" w:ascii="Verdana" w:hAnsi="Verdana" w:eastAsia="Calibri" w:cs="Times New Roman"/>
+        <w:rFonts w:ascii="Verdana" w:eastAsia="Calibri" w:hAnsi="Verdana" w:cs="Times New Roman" w:hint="default"/>
       </w:rPr>
     </w:lvl>
     <w:lvl w:ilvl="1" w:tplc="040B0003" w:tentative="1">
@@ -14716,7 +15133,7 @@
         <w:ind w:left="1440" w:hanging="360"/>
       </w:pPr>
       <w:rPr>
-        <w:rFonts w:hint="default" w:ascii="Courier New" w:hAnsi="Courier New" w:cs="Courier New"/>
+        <w:rFonts w:ascii="Courier New" w:hAnsi="Courier New" w:cs="Courier New" w:hint="default"/>
       </w:rPr>
     </w:lvl>
     <w:lvl w:ilvl="2" w:tplc="040B0005" w:tentative="1">
@@ -14728,7 +15145,7 @@
         <w:ind w:left="2160" w:hanging="360"/>
       </w:pPr>
       <w:rPr>
-        <w:rFonts w:hint="default" w:ascii="Wingdings" w:hAnsi="Wingdings"/>
+        <w:rFonts w:ascii="Wingdings" w:hAnsi="Wingdings" w:hint="default"/>
       </w:rPr>
     </w:lvl>
     <w:lvl w:ilvl="3" w:tplc="040B0001" w:tentative="1">
@@ -14740,7 +15157,7 @@
         <w:ind w:left="2880" w:hanging="360"/>
       </w:pPr>
       <w:rPr>
-        <w:rFonts w:hint="default" w:ascii="Symbol" w:hAnsi="Symbol"/>
+        <w:rFonts w:ascii="Symbol" w:hAnsi="Symbol" w:hint="default"/>
       </w:rPr>
     </w:lvl>
     <w:lvl w:ilvl="4" w:tplc="040B0003" w:tentative="1">
@@ -14752,7 +15169,7 @@
         <w:ind w:left="3600" w:hanging="360"/>
       </w:pPr>
       <w:rPr>
-        <w:rFonts w:hint="default" w:ascii="Courier New" w:hAnsi="Courier New" w:cs="Courier New"/>
+        <w:rFonts w:ascii="Courier New" w:hAnsi="Courier New" w:cs="Courier New" w:hint="default"/>
       </w:rPr>
     </w:lvl>
     <w:lvl w:ilvl="5" w:tplc="040B0005" w:tentative="1">
@@ -14764,7 +15181,7 @@
         <w:ind w:left="4320" w:hanging="360"/>
       </w:pPr>
       <w:rPr>
-        <w:rFonts w:hint="default" w:ascii="Wingdings" w:hAnsi="Wingdings"/>
+        <w:rFonts w:ascii="Wingdings" w:hAnsi="Wingdings" w:hint="default"/>
       </w:rPr>
     </w:lvl>
     <w:lvl w:ilvl="6" w:tplc="040B0001" w:tentative="1">
@@ -14776,7 +15193,7 @@
         <w:ind w:left="5040" w:hanging="360"/>
       </w:pPr>
       <w:rPr>
-        <w:rFonts w:hint="default" w:ascii="Symbol" w:hAnsi="Symbol"/>
+        <w:rFonts w:ascii="Symbol" w:hAnsi="Symbol" w:hint="default"/>
       </w:rPr>
     </w:lvl>
     <w:lvl w:ilvl="7" w:tplc="040B0003" w:tentative="1">
@@ -14788,7 +15205,7 @@
         <w:ind w:left="5760" w:hanging="360"/>
       </w:pPr>
       <w:rPr>
-        <w:rFonts w:hint="default" w:ascii="Courier New" w:hAnsi="Courier New" w:cs="Courier New"/>
+        <w:rFonts w:ascii="Courier New" w:hAnsi="Courier New" w:cs="Courier New" w:hint="default"/>
       </w:rPr>
     </w:lvl>
     <w:lvl w:ilvl="8" w:tplc="040B0005" w:tentative="1">
@@ -14800,7 +15217,7 @@
         <w:ind w:left="6480" w:hanging="360"/>
       </w:pPr>
       <w:rPr>
-        <w:rFonts w:hint="default" w:ascii="Wingdings" w:hAnsi="Wingdings"/>
+        <w:rFonts w:ascii="Wingdings" w:hAnsi="Wingdings" w:hint="default"/>
       </w:rPr>
     </w:lvl>
   </w:abstractNum>
@@ -14816,7 +15233,7 @@
         <w:ind w:left="720" w:hanging="360"/>
       </w:pPr>
       <w:rPr>
-        <w:rFonts w:hint="default" w:ascii="Calibri" w:hAnsi="Calibri" w:cs="Calibri" w:eastAsiaTheme="minorHAnsi"/>
+        <w:rFonts w:ascii="Calibri" w:eastAsiaTheme="minorHAnsi" w:hAnsi="Calibri" w:cs="Calibri" w:hint="default"/>
       </w:rPr>
     </w:lvl>
     <w:lvl w:ilvl="1" w:tplc="10000003" w:tentative="1">
@@ -14828,7 +15245,7 @@
         <w:ind w:left="1440" w:hanging="360"/>
       </w:pPr>
       <w:rPr>
-        <w:rFonts w:hint="default" w:ascii="Courier New" w:hAnsi="Courier New" w:cs="Courier New"/>
+        <w:rFonts w:ascii="Courier New" w:hAnsi="Courier New" w:cs="Courier New" w:hint="default"/>
       </w:rPr>
     </w:lvl>
     <w:lvl w:ilvl="2" w:tplc="10000005" w:tentative="1">
@@ -14840,7 +15257,7 @@
         <w:ind w:left="2160" w:hanging="360"/>
       </w:pPr>
       <w:rPr>
-        <w:rFonts w:hint="default" w:ascii="Wingdings" w:hAnsi="Wingdings"/>
+        <w:rFonts w:ascii="Wingdings" w:hAnsi="Wingdings" w:hint="default"/>
       </w:rPr>
     </w:lvl>
     <w:lvl w:ilvl="3" w:tplc="10000001" w:tentative="1">
@@ -14852,7 +15269,7 @@
         <w:ind w:left="2880" w:hanging="360"/>
       </w:pPr>
       <w:rPr>
-        <w:rFonts w:hint="default" w:ascii="Symbol" w:hAnsi="Symbol"/>
+        <w:rFonts w:ascii="Symbol" w:hAnsi="Symbol" w:hint="default"/>
       </w:rPr>
     </w:lvl>
     <w:lvl w:ilvl="4" w:tplc="10000003" w:tentative="1">
@@ -14864,7 +15281,7 @@
         <w:ind w:left="3600" w:hanging="360"/>
       </w:pPr>
       <w:rPr>
-        <w:rFonts w:hint="default" w:ascii="Courier New" w:hAnsi="Courier New" w:cs="Courier New"/>
+        <w:rFonts w:ascii="Courier New" w:hAnsi="Courier New" w:cs="Courier New" w:hint="default"/>
       </w:rPr>
     </w:lvl>
     <w:lvl w:ilvl="5" w:tplc="10000005" w:tentative="1">
@@ -14876,7 +15293,7 @@
         <w:ind w:left="4320" w:hanging="360"/>
       </w:pPr>
       <w:rPr>
-        <w:rFonts w:hint="default" w:ascii="Wingdings" w:hAnsi="Wingdings"/>
+        <w:rFonts w:ascii="Wingdings" w:hAnsi="Wingdings" w:hint="default"/>
       </w:rPr>
     </w:lvl>
     <w:lvl w:ilvl="6" w:tplc="10000001" w:tentative="1">
@@ -14888,7 +15305,7 @@
         <w:ind w:left="5040" w:hanging="360"/>
       </w:pPr>
       <w:rPr>
-        <w:rFonts w:hint="default" w:ascii="Symbol" w:hAnsi="Symbol"/>
+        <w:rFonts w:ascii="Symbol" w:hAnsi="Symbol" w:hint="default"/>
       </w:rPr>
     </w:lvl>
     <w:lvl w:ilvl="7" w:tplc="10000003" w:tentative="1">
@@ -14900,7 +15317,7 @@
         <w:ind w:left="5760" w:hanging="360"/>
       </w:pPr>
       <w:rPr>
-        <w:rFonts w:hint="default" w:ascii="Courier New" w:hAnsi="Courier New" w:cs="Courier New"/>
+        <w:rFonts w:ascii="Courier New" w:hAnsi="Courier New" w:cs="Courier New" w:hint="default"/>
       </w:rPr>
     </w:lvl>
     <w:lvl w:ilvl="8" w:tplc="10000005" w:tentative="1">
@@ -14912,7 +15329,7 @@
         <w:ind w:left="6480" w:hanging="360"/>
       </w:pPr>
       <w:rPr>
-        <w:rFonts w:hint="default" w:ascii="Wingdings" w:hAnsi="Wingdings"/>
+        <w:rFonts w:ascii="Wingdings" w:hAnsi="Wingdings" w:hint="default"/>
       </w:rPr>
     </w:lvl>
   </w:abstractNum>
@@ -15045,7 +15462,7 @@
         <w:ind w:left="405" w:hanging="405"/>
       </w:pPr>
       <w:rPr>
-        <w:rFonts w:hint="default" w:cs="Times New Roman"/>
+        <w:rFonts w:cs="Times New Roman" w:hint="default"/>
       </w:rPr>
     </w:lvl>
     <w:lvl w:ilvl="1">
@@ -15385,7 +15802,7 @@
         <w:ind w:left="510" w:hanging="510"/>
       </w:pPr>
       <w:rPr>
-        <w:rFonts w:hint="default" w:cs="Times New Roman"/>
+        <w:rFonts w:cs="Times New Roman" w:hint="default"/>
       </w:rPr>
     </w:lvl>
     <w:lvl w:ilvl="1">
@@ -15400,7 +15817,7 @@
         <w:ind w:left="1077" w:hanging="720"/>
       </w:pPr>
       <w:rPr>
-        <w:rFonts w:hint="default" w:cs="Times New Roman"/>
+        <w:rFonts w:cs="Times New Roman" w:hint="default"/>
       </w:rPr>
     </w:lvl>
     <w:lvl w:ilvl="2">
@@ -15415,7 +15832,7 @@
         <w:ind w:left="1794" w:hanging="1080"/>
       </w:pPr>
       <w:rPr>
-        <w:rFonts w:hint="default" w:cs="Times New Roman"/>
+        <w:rFonts w:cs="Times New Roman" w:hint="default"/>
       </w:rPr>
     </w:lvl>
     <w:lvl w:ilvl="3">
@@ -15430,7 +15847,7 @@
         <w:ind w:left="2511" w:hanging="1440"/>
       </w:pPr>
       <w:rPr>
-        <w:rFonts w:hint="default" w:cs="Times New Roman"/>
+        <w:rFonts w:cs="Times New Roman" w:hint="default"/>
       </w:rPr>
     </w:lvl>
     <w:lvl w:ilvl="4">
@@ -15445,7 +15862,7 @@
         <w:ind w:left="3228" w:hanging="1800"/>
       </w:pPr>
       <w:rPr>
-        <w:rFonts w:hint="default" w:cs="Times New Roman"/>
+        <w:rFonts w:cs="Times New Roman" w:hint="default"/>
       </w:rPr>
     </w:lvl>
     <w:lvl w:ilvl="5">
@@ -15460,7 +15877,7 @@
         <w:ind w:left="3945" w:hanging="2160"/>
       </w:pPr>
       <w:rPr>
-        <w:rFonts w:hint="default" w:cs="Times New Roman"/>
+        <w:rFonts w:cs="Times New Roman" w:hint="default"/>
       </w:rPr>
     </w:lvl>
     <w:lvl w:ilvl="6">
@@ -15475,7 +15892,7 @@
         <w:ind w:left="4662" w:hanging="2520"/>
       </w:pPr>
       <w:rPr>
-        <w:rFonts w:hint="default" w:cs="Times New Roman"/>
+        <w:rFonts w:cs="Times New Roman" w:hint="default"/>
       </w:rPr>
     </w:lvl>
     <w:lvl w:ilvl="7">
@@ -15490,7 +15907,7 @@
         <w:ind w:left="5379" w:hanging="2880"/>
       </w:pPr>
       <w:rPr>
-        <w:rFonts w:hint="default" w:cs="Times New Roman"/>
+        <w:rFonts w:cs="Times New Roman" w:hint="default"/>
       </w:rPr>
     </w:lvl>
     <w:lvl w:ilvl="8">
@@ -15505,7 +15922,7 @@
         <w:ind w:left="6096" w:hanging="3240"/>
       </w:pPr>
       <w:rPr>
-        <w:rFonts w:hint="default" w:cs="Times New Roman"/>
+        <w:rFonts w:cs="Times New Roman" w:hint="default"/>
       </w:rPr>
     </w:lvl>
   </w:abstractNum>
@@ -15525,7 +15942,7 @@
         <w:ind w:left="510" w:hanging="510"/>
       </w:pPr>
       <w:rPr>
-        <w:rFonts w:hint="default" w:cs="Times New Roman"/>
+        <w:rFonts w:cs="Times New Roman" w:hint="default"/>
       </w:rPr>
     </w:lvl>
     <w:lvl w:ilvl="1">
@@ -15540,7 +15957,7 @@
         <w:ind w:left="1077" w:hanging="720"/>
       </w:pPr>
       <w:rPr>
-        <w:rFonts w:hint="default" w:cs="Times New Roman"/>
+        <w:rFonts w:cs="Times New Roman" w:hint="default"/>
       </w:rPr>
     </w:lvl>
     <w:lvl w:ilvl="2">
@@ -15555,7 +15972,7 @@
         <w:ind w:left="1794" w:hanging="1080"/>
       </w:pPr>
       <w:rPr>
-        <w:rFonts w:hint="default" w:cs="Times New Roman"/>
+        <w:rFonts w:cs="Times New Roman" w:hint="default"/>
       </w:rPr>
     </w:lvl>
     <w:lvl w:ilvl="3">
@@ -15570,7 +15987,7 @@
         <w:ind w:left="2511" w:hanging="1440"/>
       </w:pPr>
       <w:rPr>
-        <w:rFonts w:hint="default" w:cs="Times New Roman"/>
+        <w:rFonts w:cs="Times New Roman" w:hint="default"/>
       </w:rPr>
     </w:lvl>
     <w:lvl w:ilvl="4">
@@ -15585,7 +16002,7 @@
         <w:ind w:left="3228" w:hanging="1800"/>
       </w:pPr>
       <w:rPr>
-        <w:rFonts w:hint="default" w:cs="Times New Roman"/>
+        <w:rFonts w:cs="Times New Roman" w:hint="default"/>
       </w:rPr>
     </w:lvl>
     <w:lvl w:ilvl="5">
@@ -15600,7 +16017,7 @@
         <w:ind w:left="3945" w:hanging="2160"/>
       </w:pPr>
       <w:rPr>
-        <w:rFonts w:hint="default" w:cs="Times New Roman"/>
+        <w:rFonts w:cs="Times New Roman" w:hint="default"/>
       </w:rPr>
     </w:lvl>
     <w:lvl w:ilvl="6">
@@ -15615,7 +16032,7 @@
         <w:ind w:left="4662" w:hanging="2520"/>
       </w:pPr>
       <w:rPr>
-        <w:rFonts w:hint="default" w:cs="Times New Roman"/>
+        <w:rFonts w:cs="Times New Roman" w:hint="default"/>
       </w:rPr>
     </w:lvl>
     <w:lvl w:ilvl="7">
@@ -15630,7 +16047,7 @@
         <w:ind w:left="5379" w:hanging="2880"/>
       </w:pPr>
       <w:rPr>
-        <w:rFonts w:hint="default" w:cs="Times New Roman"/>
+        <w:rFonts w:cs="Times New Roman" w:hint="default"/>
       </w:rPr>
     </w:lvl>
     <w:lvl w:ilvl="8">
@@ -15645,7 +16062,7 @@
         <w:ind w:left="6096" w:hanging="3240"/>
       </w:pPr>
       <w:rPr>
-        <w:rFonts w:hint="default" w:cs="Times New Roman"/>
+        <w:rFonts w:cs="Times New Roman" w:hint="default"/>
       </w:rPr>
     </w:lvl>
   </w:abstractNum>
@@ -15749,11 +16166,11 @@
 </file>
 
 <file path=word/styles.xml><?xml version="1.0" encoding="utf-8"?>
-<w:styles xmlns:wp14="http://schemas.microsoft.com/office/word/2010/wordprocessingDrawing" xmlns:mc="http://schemas.openxmlformats.org/markup-compatibility/2006" xmlns:r="http://schemas.openxmlformats.org/officeDocument/2006/relationships" xmlns:w="http://schemas.openxmlformats.org/wordprocessingml/2006/main" xmlns:w14="http://schemas.microsoft.com/office/word/2010/wordml" xmlns:w15="http://schemas.microsoft.com/office/word/2012/wordml" xmlns:w16cex="http://schemas.microsoft.com/office/word/2018/wordml/cex" xmlns:w16cid="http://schemas.microsoft.com/office/word/2016/wordml/cid" xmlns:w16="http://schemas.microsoft.com/office/word/2018/wordml" xmlns:w16du="http://schemas.microsoft.com/office/word/2023/wordml/word16du" xmlns:w16sdtdh="http://schemas.microsoft.com/office/word/2020/wordml/sdtdatahash" xmlns:w16sdtfl="http://schemas.microsoft.com/office/word/2024/wordml/sdtformatlock" xmlns:w16se="http://schemas.microsoft.com/office/word/2015/wordml/symex" mc:Ignorable="w14 w15 w16se w16cid w16 w16cex w16sdtdh w16sdtfl w16du wp14">
+<w:styles xmlns:mc="http://schemas.openxmlformats.org/markup-compatibility/2006" xmlns:r="http://schemas.openxmlformats.org/officeDocument/2006/relationships" xmlns:w="http://schemas.openxmlformats.org/wordprocessingml/2006/main" xmlns:w14="http://schemas.microsoft.com/office/word/2010/wordml" xmlns:w15="http://schemas.microsoft.com/office/word/2012/wordml" xmlns:w16cex="http://schemas.microsoft.com/office/word/2018/wordml/cex" xmlns:w16cid="http://schemas.microsoft.com/office/word/2016/wordml/cid" xmlns:w16="http://schemas.microsoft.com/office/word/2018/wordml" xmlns:w16du="http://schemas.microsoft.com/office/word/2023/wordml/word16du" xmlns:w16sdtdh="http://schemas.microsoft.com/office/word/2020/wordml/sdtdatahash" xmlns:w16sdtfl="http://schemas.microsoft.com/office/word/2024/wordml/sdtformatlock" xmlns:w16se="http://schemas.microsoft.com/office/word/2015/wordml/symex" mc:Ignorable="w14 w15 w16se w16cid w16 w16cex w16sdtdh w16sdtfl w16du">
   <w:docDefaults>
     <w:rPrDefault>
       <w:rPr>
-        <w:rFonts w:ascii="Times New Roman" w:hAnsi="Times New Roman" w:eastAsia="Times New Roman" w:cs="Times New Roman"/>
+        <w:rFonts w:ascii="Times New Roman" w:eastAsia="Times New Roman" w:hAnsi="Times New Roman" w:cs="Times New Roman"/>
         <w:lang w:val="fi-FI" w:eastAsia="fi-FI" w:bidi="ar-SA"/>
       </w:rPr>
     </w:rPrDefault>
@@ -15779,22 +16196,22 @@
     <w:lsdException w:name="index 7" w:semiHidden="1" w:unhideWhenUsed="1"/>
     <w:lsdException w:name="index 8" w:semiHidden="1" w:unhideWhenUsed="1"/>
     <w:lsdException w:name="index 9" w:semiHidden="1" w:unhideWhenUsed="1"/>
-    <w:lsdException w:name="toc 1" w:uiPriority="39" w:semiHidden="1" w:unhideWhenUsed="1"/>
-    <w:lsdException w:name="toc 2" w:uiPriority="39" w:semiHidden="1" w:unhideWhenUsed="1"/>
-    <w:lsdException w:name="toc 3" w:uiPriority="39" w:semiHidden="1" w:unhideWhenUsed="1"/>
-    <w:lsdException w:name="toc 4" w:uiPriority="39" w:semiHidden="1" w:unhideWhenUsed="1"/>
-    <w:lsdException w:name="toc 5" w:uiPriority="39" w:semiHidden="1" w:unhideWhenUsed="1"/>
-    <w:lsdException w:name="toc 6" w:uiPriority="39" w:semiHidden="1" w:unhideWhenUsed="1"/>
-    <w:lsdException w:name="toc 7" w:uiPriority="39" w:semiHidden="1" w:unhideWhenUsed="1"/>
-    <w:lsdException w:name="toc 8" w:uiPriority="39" w:semiHidden="1" w:unhideWhenUsed="1"/>
-    <w:lsdException w:name="toc 9" w:uiPriority="39" w:semiHidden="1" w:unhideWhenUsed="1"/>
+    <w:lsdException w:name="toc 1" w:semiHidden="1" w:uiPriority="39" w:unhideWhenUsed="1"/>
+    <w:lsdException w:name="toc 2" w:semiHidden="1" w:uiPriority="39" w:unhideWhenUsed="1"/>
+    <w:lsdException w:name="toc 3" w:semiHidden="1" w:uiPriority="39" w:unhideWhenUsed="1"/>
+    <w:lsdException w:name="toc 4" w:semiHidden="1" w:uiPriority="39" w:unhideWhenUsed="1"/>
+    <w:lsdException w:name="toc 5" w:semiHidden="1" w:uiPriority="39" w:unhideWhenUsed="1"/>
+    <w:lsdException w:name="toc 6" w:semiHidden="1" w:uiPriority="39" w:unhideWhenUsed="1"/>
+    <w:lsdException w:name="toc 7" w:semiHidden="1" w:uiPriority="39" w:unhideWhenUsed="1"/>
+    <w:lsdException w:name="toc 8" w:semiHidden="1" w:uiPriority="39" w:unhideWhenUsed="1"/>
+    <w:lsdException w:name="toc 9" w:semiHidden="1" w:uiPriority="39" w:unhideWhenUsed="1"/>
     <w:lsdException w:name="Normal Indent" w:semiHidden="1" w:unhideWhenUsed="1"/>
     <w:lsdException w:name="footnote text" w:semiHidden="1" w:unhideWhenUsed="1"/>
     <w:lsdException w:name="annotation text" w:semiHidden="1" w:unhideWhenUsed="1"/>
     <w:lsdException w:name="header" w:semiHidden="1" w:unhideWhenUsed="1"/>
     <w:lsdException w:name="footer" w:semiHidden="1" w:unhideWhenUsed="1"/>
     <w:lsdException w:name="index heading" w:semiHidden="1" w:unhideWhenUsed="1"/>
-    <w:lsdException w:name="caption" w:uiPriority="35" w:semiHidden="1" w:unhideWhenUsed="1" w:qFormat="1"/>
+    <w:lsdException w:name="caption" w:semiHidden="1" w:uiPriority="35" w:unhideWhenUsed="1" w:qFormat="1"/>
     <w:lsdException w:name="table of figures" w:semiHidden="1" w:unhideWhenUsed="1"/>
     <w:lsdException w:name="envelope address" w:semiHidden="1" w:unhideWhenUsed="1"/>
     <w:lsdException w:name="envelope return" w:semiHidden="1" w:unhideWhenUsed="1"/>
@@ -15825,7 +16242,7 @@
     <w:lsdException w:name="Title" w:uiPriority="10" w:qFormat="1"/>
     <w:lsdException w:name="Closing" w:semiHidden="1" w:unhideWhenUsed="1"/>
     <w:lsdException w:name="Signature" w:semiHidden="1" w:unhideWhenUsed="1"/>
-    <w:lsdException w:name="Default Paragraph Font" w:uiPriority="1" w:semiHidden="1" w:unhideWhenUsed="1"/>
+    <w:lsdException w:name="Default Paragraph Font" w:semiHidden="1" w:uiPriority="1" w:unhideWhenUsed="1"/>
     <w:lsdException w:name="Body Text" w:semiHidden="1" w:unhideWhenUsed="1"/>
     <w:lsdException w:name="Body Text Indent" w:semiHidden="1" w:unhideWhenUsed="1"/>
     <w:lsdException w:name="List Continue" w:semiHidden="1" w:unhideWhenUsed="1"/>
@@ -16025,8 +16442,8 @@
     <w:lsdException w:name="Subtle Reference" w:uiPriority="31" w:qFormat="1"/>
     <w:lsdException w:name="Intense Reference" w:uiPriority="32" w:qFormat="1"/>
     <w:lsdException w:name="Book Title" w:uiPriority="33" w:qFormat="1"/>
-    <w:lsdException w:name="Bibliography" w:uiPriority="37" w:semiHidden="1" w:unhideWhenUsed="1"/>
-    <w:lsdException w:name="TOC Heading" w:uiPriority="39" w:semiHidden="1" w:unhideWhenUsed="1" w:qFormat="1"/>
+    <w:lsdException w:name="Bibliography" w:semiHidden="1" w:uiPriority="37" w:unhideWhenUsed="1"/>
+    <w:lsdException w:name="TOC Heading" w:semiHidden="1" w:uiPriority="39" w:unhideWhenUsed="1" w:qFormat="1"/>
     <w:lsdException w:name="Plain Table 1" w:uiPriority="41"/>
     <w:lsdException w:name="Plain Table 2" w:uiPriority="42"/>
     <w:lsdException w:name="Plain Table 3" w:uiPriority="43"/>
@@ -16137,7 +16554,7 @@
     <w:lsdException w:name="Unresolved Mention" w:semiHidden="1" w:unhideWhenUsed="1"/>
     <w:lsdException w:name="Smart Link" w:semiHidden="1" w:unhideWhenUsed="1"/>
   </w:latentStyles>
-  <w:style w:type="paragraph" w:styleId="Normaali" w:default="1">
+  <w:style w:type="paragraph" w:default="1" w:styleId="Normaali">
     <w:name w:val="Normal"/>
     <w:qFormat/>
     <w:pPr>
@@ -16348,13 +16765,13 @@
       <w:lang w:val="en-AU"/>
     </w:rPr>
   </w:style>
-  <w:style w:type="character" w:styleId="Kappaleenoletusfontti" w:default="1">
+  <w:style w:type="character" w:default="1" w:styleId="Kappaleenoletusfontti">
     <w:name w:val="Default Paragraph Font"/>
     <w:uiPriority w:val="1"/>
     <w:semiHidden/>
     <w:unhideWhenUsed/>
   </w:style>
-  <w:style w:type="table" w:styleId="Normaalitaulukko" w:default="1">
+  <w:style w:type="table" w:default="1" w:styleId="Normaalitaulukko">
     <w:name w:val="Normal Table"/>
     <w:uiPriority w:val="99"/>
     <w:semiHidden/>
@@ -16369,19 +16786,19 @@
       </w:tblCellMar>
     </w:tblPr>
   </w:style>
-  <w:style w:type="numbering" w:styleId="Eiluetteloa" w:default="1">
+  <w:style w:type="numbering" w:default="1" w:styleId="Eiluetteloa">
     <w:name w:val="No List"/>
     <w:uiPriority w:val="99"/>
     <w:semiHidden/>
     <w:unhideWhenUsed/>
   </w:style>
-  <w:style w:type="character" w:styleId="Otsikko1Char" w:customStyle="1">
+  <w:style w:type="character" w:customStyle="1" w:styleId="Otsikko1Char">
     <w:name w:val="Otsikko 1 Char"/>
     <w:link w:val="Otsikko1"/>
     <w:uiPriority w:val="99"/>
     <w:locked/>
     <w:rPr>
-      <w:rFonts w:ascii="Cambria" w:hAnsi="Cambria" w:eastAsia="Times New Roman" w:cs="Times New Roman"/>
+      <w:rFonts w:ascii="Cambria" w:eastAsia="Times New Roman" w:hAnsi="Cambria" w:cs="Times New Roman"/>
       <w:b/>
       <w:bCs/>
       <w:kern w:val="32"/>
@@ -16390,13 +16807,13 @@
       <w:lang w:val="fi-FI" w:eastAsia="x-none"/>
     </w:rPr>
   </w:style>
-  <w:style w:type="character" w:styleId="Otsikko2Char" w:customStyle="1">
+  <w:style w:type="character" w:customStyle="1" w:styleId="Otsikko2Char">
     <w:name w:val="Otsikko 2 Char"/>
     <w:link w:val="Otsikko2"/>
     <w:uiPriority w:val="99"/>
     <w:locked/>
     <w:rPr>
-      <w:rFonts w:ascii="Cambria" w:hAnsi="Cambria" w:eastAsia="Times New Roman" w:cs="Times New Roman"/>
+      <w:rFonts w:ascii="Cambria" w:eastAsia="Times New Roman" w:hAnsi="Cambria" w:cs="Times New Roman"/>
       <w:b/>
       <w:bCs/>
       <w:i/>
@@ -16406,14 +16823,14 @@
       <w:lang w:val="fi-FI" w:eastAsia="x-none"/>
     </w:rPr>
   </w:style>
-  <w:style w:type="character" w:styleId="Otsikko3Char" w:customStyle="1">
+  <w:style w:type="character" w:customStyle="1" w:styleId="Otsikko3Char">
     <w:name w:val="Otsikko 3 Char"/>
     <w:link w:val="Otsikko3"/>
     <w:uiPriority w:val="9"/>
     <w:semiHidden/>
     <w:locked/>
     <w:rPr>
-      <w:rFonts w:ascii="Cambria" w:hAnsi="Cambria" w:eastAsia="Times New Roman" w:cs="Times New Roman"/>
+      <w:rFonts w:ascii="Cambria" w:eastAsia="Times New Roman" w:hAnsi="Cambria" w:cs="Times New Roman"/>
       <w:b/>
       <w:bCs/>
       <w:sz w:val="26"/>
@@ -16421,14 +16838,14 @@
       <w:lang w:val="fi-FI" w:eastAsia="x-none"/>
     </w:rPr>
   </w:style>
-  <w:style w:type="character" w:styleId="Otsikko4Char" w:customStyle="1">
+  <w:style w:type="character" w:customStyle="1" w:styleId="Otsikko4Char">
     <w:name w:val="Otsikko 4 Char"/>
     <w:link w:val="Otsikko4"/>
     <w:uiPriority w:val="9"/>
     <w:semiHidden/>
     <w:locked/>
     <w:rPr>
-      <w:rFonts w:ascii="Calibri" w:hAnsi="Calibri" w:eastAsia="Times New Roman" w:cs="Times New Roman"/>
+      <w:rFonts w:ascii="Calibri" w:eastAsia="Times New Roman" w:hAnsi="Calibri" w:cs="Times New Roman"/>
       <w:b/>
       <w:bCs/>
       <w:sz w:val="28"/>
@@ -16436,14 +16853,14 @@
       <w:lang w:val="fi-FI" w:eastAsia="x-none"/>
     </w:rPr>
   </w:style>
-  <w:style w:type="character" w:styleId="Otsikko5Char" w:customStyle="1">
+  <w:style w:type="character" w:customStyle="1" w:styleId="Otsikko5Char">
     <w:name w:val="Otsikko 5 Char"/>
     <w:link w:val="Otsikko5"/>
     <w:uiPriority w:val="9"/>
     <w:semiHidden/>
     <w:locked/>
     <w:rPr>
-      <w:rFonts w:ascii="Calibri" w:hAnsi="Calibri" w:eastAsia="Times New Roman" w:cs="Times New Roman"/>
+      <w:rFonts w:ascii="Calibri" w:eastAsia="Times New Roman" w:hAnsi="Calibri" w:cs="Times New Roman"/>
       <w:b/>
       <w:bCs/>
       <w:i/>
@@ -16453,40 +16870,40 @@
       <w:lang w:val="fi-FI" w:eastAsia="x-none"/>
     </w:rPr>
   </w:style>
-  <w:style w:type="character" w:styleId="Otsikko6Char" w:customStyle="1">
+  <w:style w:type="character" w:customStyle="1" w:styleId="Otsikko6Char">
     <w:name w:val="Otsikko 6 Char"/>
     <w:link w:val="Otsikko6"/>
     <w:uiPriority w:val="9"/>
     <w:semiHidden/>
     <w:locked/>
     <w:rPr>
-      <w:rFonts w:ascii="Calibri" w:hAnsi="Calibri" w:eastAsia="Times New Roman" w:cs="Times New Roman"/>
+      <w:rFonts w:ascii="Calibri" w:eastAsia="Times New Roman" w:hAnsi="Calibri" w:cs="Times New Roman"/>
       <w:b/>
       <w:bCs/>
       <w:lang w:val="fi-FI" w:eastAsia="x-none"/>
     </w:rPr>
   </w:style>
-  <w:style w:type="character" w:styleId="Otsikko7Char" w:customStyle="1">
+  <w:style w:type="character" w:customStyle="1" w:styleId="Otsikko7Char">
     <w:name w:val="Otsikko 7 Char"/>
     <w:link w:val="Otsikko7"/>
     <w:uiPriority w:val="9"/>
     <w:semiHidden/>
     <w:locked/>
     <w:rPr>
-      <w:rFonts w:ascii="Calibri" w:hAnsi="Calibri" w:eastAsia="Times New Roman" w:cs="Times New Roman"/>
+      <w:rFonts w:ascii="Calibri" w:eastAsia="Times New Roman" w:hAnsi="Calibri" w:cs="Times New Roman"/>
       <w:sz w:val="24"/>
       <w:szCs w:val="24"/>
       <w:lang w:val="fi-FI" w:eastAsia="x-none"/>
     </w:rPr>
   </w:style>
-  <w:style w:type="character" w:styleId="Otsikko8Char" w:customStyle="1">
+  <w:style w:type="character" w:customStyle="1" w:styleId="Otsikko8Char">
     <w:name w:val="Otsikko 8 Char"/>
     <w:link w:val="Otsikko8"/>
     <w:uiPriority w:val="9"/>
     <w:semiHidden/>
     <w:locked/>
     <w:rPr>
-      <w:rFonts w:ascii="Calibri" w:hAnsi="Calibri" w:eastAsia="Times New Roman" w:cs="Times New Roman"/>
+      <w:rFonts w:ascii="Calibri" w:eastAsia="Times New Roman" w:hAnsi="Calibri" w:cs="Times New Roman"/>
       <w:i/>
       <w:iCs/>
       <w:sz w:val="24"/>
@@ -16494,14 +16911,14 @@
       <w:lang w:val="fi-FI" w:eastAsia="x-none"/>
     </w:rPr>
   </w:style>
-  <w:style w:type="character" w:styleId="Otsikko9Char" w:customStyle="1">
+  <w:style w:type="character" w:customStyle="1" w:styleId="Otsikko9Char">
     <w:name w:val="Otsikko 9 Char"/>
     <w:link w:val="Otsikko9"/>
     <w:uiPriority w:val="9"/>
     <w:semiHidden/>
     <w:locked/>
     <w:rPr>
-      <w:rFonts w:ascii="Cambria" w:hAnsi="Cambria" w:eastAsia="Times New Roman" w:cs="Times New Roman"/>
+      <w:rFonts w:ascii="Cambria" w:eastAsia="Times New Roman" w:hAnsi="Cambria" w:cs="Times New Roman"/>
       <w:lang w:val="fi-FI" w:eastAsia="x-none"/>
     </w:rPr>
   </w:style>
@@ -16517,7 +16934,7 @@
       </w:tabs>
     </w:pPr>
   </w:style>
-  <w:style w:type="character" w:styleId="YltunnisteChar" w:customStyle="1">
+  <w:style w:type="character" w:customStyle="1" w:styleId="YltunnisteChar">
     <w:name w:val="Ylätunniste Char"/>
     <w:link w:val="Yltunniste"/>
     <w:uiPriority w:val="99"/>
@@ -16541,7 +16958,7 @@
       </w:tabs>
     </w:pPr>
   </w:style>
-  <w:style w:type="character" w:styleId="AlatunnisteChar" w:customStyle="1">
+  <w:style w:type="character" w:customStyle="1" w:styleId="AlatunnisteChar">
     <w:name w:val="Alatunniste Char"/>
     <w:link w:val="Alatunniste"/>
     <w:uiPriority w:val="99"/>
@@ -16724,7 +17141,7 @@
       <w:szCs w:val="22"/>
     </w:rPr>
   </w:style>
-  <w:style w:type="character" w:styleId="Leipteksti2Char" w:customStyle="1">
+  <w:style w:type="character" w:customStyle="1" w:styleId="Leipteksti2Char">
     <w:name w:val="Leipäteksti 2 Char"/>
     <w:link w:val="Leipteksti2"/>
     <w:uiPriority w:val="99"/>
@@ -16753,7 +17170,7 @@
       <w:szCs w:val="22"/>
     </w:rPr>
   </w:style>
-  <w:style w:type="character" w:styleId="Sisennettyleipteksti2Char" w:customStyle="1">
+  <w:style w:type="character" w:customStyle="1" w:styleId="Sisennettyleipteksti2Char">
     <w:name w:val="Sisennetty leipäteksti 2 Char"/>
     <w:link w:val="Sisennettyleipteksti2"/>
     <w:uiPriority w:val="99"/>
@@ -16780,7 +17197,7 @@
       <w:szCs w:val="20"/>
     </w:rPr>
   </w:style>
-  <w:style w:type="character" w:styleId="Sisennettyleipteksti3Char" w:customStyle="1">
+  <w:style w:type="character" w:customStyle="1" w:styleId="Sisennettyleipteksti3Char">
     <w:name w:val="Sisennetty leipäteksti 3 Char"/>
     <w:link w:val="Sisennettyleipteksti3"/>
     <w:uiPriority w:val="99"/>
@@ -16804,7 +17221,7 @@
       <w:szCs w:val="20"/>
     </w:rPr>
   </w:style>
-  <w:style w:type="character" w:styleId="AlaviitteentekstiChar" w:customStyle="1">
+  <w:style w:type="character" w:customStyle="1" w:styleId="AlaviitteentekstiChar">
     <w:name w:val="Alaviitteen teksti Char"/>
     <w:link w:val="Alaviitteenteksti"/>
     <w:uiPriority w:val="99"/>
@@ -16846,7 +17263,7 @@
       <w:szCs w:val="22"/>
     </w:rPr>
   </w:style>
-  <w:style w:type="character" w:styleId="LeiptekstiChar" w:customStyle="1">
+  <w:style w:type="character" w:customStyle="1" w:styleId="LeiptekstiChar">
     <w:name w:val="Leipäteksti Char"/>
     <w:link w:val="Leipteksti"/>
     <w:uiPriority w:val="99"/>
@@ -16870,7 +17287,7 @@
       <w:szCs w:val="20"/>
     </w:rPr>
   </w:style>
-  <w:style w:type="character" w:styleId="Leipteksti3Char" w:customStyle="1">
+  <w:style w:type="character" w:customStyle="1" w:styleId="Leipteksti3Char">
     <w:name w:val="Leipäteksti 3 Char"/>
     <w:link w:val="Leipteksti3"/>
     <w:uiPriority w:val="99"/>
@@ -16896,7 +17313,7 @@
       <w:rFonts w:ascii="Tahoma" w:hAnsi="Tahoma" w:cs="Tahoma"/>
     </w:rPr>
   </w:style>
-  <w:style w:type="character" w:styleId="AsiakirjanrakenneruutuChar" w:customStyle="1">
+  <w:style w:type="character" w:customStyle="1" w:styleId="AsiakirjanrakenneruutuChar">
     <w:name w:val="Asiakirjan rakenneruutu Char"/>
     <w:link w:val="Asiakirjanrakenneruutu"/>
     <w:uiPriority w:val="99"/>
@@ -16917,7 +17334,7 @@
       <w:spacing w:before="100" w:after="100"/>
     </w:pPr>
   </w:style>
-  <w:style w:type="paragraph" w:styleId="RunkoTeksti" w:customStyle="1">
+  <w:style w:type="paragraph" w:customStyle="1" w:styleId="RunkoTeksti">
     <w:name w:val="RunkoTeksti"/>
     <w:basedOn w:val="Normaali"/>
     <w:uiPriority w:val="99"/>
@@ -16932,7 +17349,7 @@
       <w:lang w:val="en-GB"/>
     </w:rPr>
   </w:style>
-  <w:style w:type="paragraph" w:styleId="HeaderText" w:customStyle="1">
+  <w:style w:type="paragraph" w:customStyle="1" w:styleId="HeaderText">
     <w:name w:val="Header Text"/>
     <w:basedOn w:val="Yltunniste"/>
     <w:next w:val="Yltunniste"/>
@@ -16955,7 +17372,7 @@
       <w:lang w:val="en-US"/>
     </w:rPr>
   </w:style>
-  <w:style w:type="paragraph" w:styleId="HeaderText2" w:customStyle="1">
+  <w:style w:type="paragraph" w:customStyle="1" w:styleId="HeaderText2">
     <w:name w:val="Header Text2"/>
     <w:basedOn w:val="Yltunniste"/>
     <w:uiPriority w:val="99"/>
@@ -16978,7 +17395,7 @@
       <w:lang w:val="en-US"/>
     </w:rPr>
   </w:style>
-  <w:style w:type="paragraph" w:styleId="Taulukko" w:customStyle="1">
+  <w:style w:type="paragraph" w:customStyle="1" w:styleId="Taulukko">
     <w:name w:val="Taulukko"/>
     <w:basedOn w:val="Normaali"/>
     <w:uiPriority w:val="99"/>
@@ -16999,7 +17416,7 @@
       <w:iCs/>
     </w:rPr>
   </w:style>
-  <w:style w:type="character" w:styleId="CommentReference" w:customStyle="1">
+  <w:style w:type="character" w:customStyle="1" w:styleId="CommentReference">
     <w:name w:val="Comment Reference"/>
     <w:uiPriority w:val="99"/>
     <w:semiHidden/>
@@ -17010,7 +17427,7 @@
       <w:szCs w:val="16"/>
     </w:rPr>
   </w:style>
-  <w:style w:type="paragraph" w:styleId="CommentText" w:customStyle="1">
+  <w:style w:type="paragraph" w:customStyle="1" w:styleId="CommentText">
     <w:name w:val="Comment Text"/>
     <w:basedOn w:val="Normaali"/>
     <w:link w:val="CommentTextChar"/>
@@ -17022,7 +17439,7 @@
       <w:szCs w:val="20"/>
     </w:rPr>
   </w:style>
-  <w:style w:type="character" w:styleId="CommentTextChar" w:customStyle="1">
+  <w:style w:type="character" w:customStyle="1" w:styleId="CommentTextChar">
     <w:name w:val="Comment Text Char"/>
     <w:link w:val="CommentText"/>
     <w:uiPriority w:val="99"/>
@@ -17035,7 +17452,7 @@
       <w:lang w:val="fi-FI" w:eastAsia="x-none"/>
     </w:rPr>
   </w:style>
-  <w:style w:type="paragraph" w:styleId="CommentSubject" w:customStyle="1">
+  <w:style w:type="paragraph" w:customStyle="1" w:styleId="CommentSubject">
     <w:name w:val="Comment Subject"/>
     <w:basedOn w:val="CommentText"/>
     <w:next w:val="CommentText"/>
@@ -17048,7 +17465,7 @@
       <w:bCs/>
     </w:rPr>
   </w:style>
-  <w:style w:type="character" w:styleId="CommentSubjectChar" w:customStyle="1">
+  <w:style w:type="character" w:customStyle="1" w:styleId="CommentSubjectChar">
     <w:name w:val="Comment Subject Char"/>
     <w:link w:val="CommentSubject"/>
     <w:uiPriority w:val="99"/>
@@ -17076,7 +17493,7 @@
       <w:szCs w:val="16"/>
     </w:rPr>
   </w:style>
-  <w:style w:type="character" w:styleId="SelitetekstiChar" w:customStyle="1">
+  <w:style w:type="character" w:customStyle="1" w:styleId="SelitetekstiChar">
     <w:name w:val="Seliteteksti Char"/>
     <w:link w:val="Seliteteksti"/>
     <w:uiPriority w:val="99"/>
@@ -17089,7 +17506,7 @@
       <w:lang w:val="fi-FI" w:eastAsia="x-none"/>
     </w:rPr>
   </w:style>
-  <w:style w:type="character" w:styleId="spelle" w:customStyle="1">
+  <w:style w:type="character" w:customStyle="1" w:styleId="spelle">
     <w:name w:val="spelle"/>
     <w:uiPriority w:val="99"/>
     <w:rsid w:val="00BF7A28"/>
@@ -17119,12 +17536,12 @@
     <w:rsid w:val="00A36F0B"/>
     <w:tblPr>
       <w:tblBorders>
-        <w:top w:val="single" w:color="000000" w:sz="4" w:space="0"/>
-        <w:left w:val="single" w:color="000000" w:sz="4" w:space="0"/>
-        <w:bottom w:val="single" w:color="000000" w:sz="4" w:space="0"/>
-        <w:right w:val="single" w:color="000000" w:sz="4" w:space="0"/>
-        <w:insideH w:val="single" w:color="000000" w:sz="4" w:space="0"/>
-        <w:insideV w:val="single" w:color="000000" w:sz="4" w:space="0"/>
+        <w:top w:val="single" w:sz="4" w:space="0" w:color="000000"/>
+        <w:left w:val="single" w:sz="4" w:space="0" w:color="000000"/>
+        <w:bottom w:val="single" w:sz="4" w:space="0" w:color="000000"/>
+        <w:right w:val="single" w:sz="4" w:space="0" w:color="000000"/>
+        <w:insideH w:val="single" w:sz="4" w:space="0" w:color="000000"/>
+        <w:insideV w:val="single" w:sz="4" w:space="0" w:color="000000"/>
       </w:tblBorders>
     </w:tblPr>
   </w:style>
@@ -17150,7 +17567,7 @@
       <w:shd w:val="clear" w:color="auto" w:fill="E1DFDD"/>
     </w:rPr>
   </w:style>
-  <w:style w:type="numbering" w:styleId="CurrentList1" w:customStyle="1">
+  <w:style w:type="numbering" w:customStyle="1" w:styleId="CurrentList1">
     <w:name w:val="Current List1"/>
     <w:uiPriority w:val="99"/>
     <w:rsid w:val="00EB7775"/>
@@ -17160,7 +17577,7 @@
       </w:numPr>
     </w:pPr>
   </w:style>
-  <w:style w:type="numbering" w:styleId="CurrentList2" w:customStyle="1">
+  <w:style w:type="numbering" w:customStyle="1" w:styleId="CurrentList2">
     <w:name w:val="Current List2"/>
     <w:uiPriority w:val="99"/>
     <w:rsid w:val="00EB7775"/>
@@ -17174,7 +17591,7 @@
 </file>
 
 <file path=word/theme/theme1.xml><?xml version="1.0" encoding="utf-8"?>
-<a:theme xmlns:a="http://schemas.openxmlformats.org/drawingml/2006/main" xmlns:thm15="http://schemas.microsoft.com/office/thememl/2012/main" name="Office Theme">
+<a:theme xmlns:a="http://schemas.openxmlformats.org/drawingml/2006/main" name="Office Theme">
   <a:themeElements>
     <a:clrScheme name="Office">
       <a:dk1>
@@ -17435,6 +17852,10 @@
 </file>
 
 <file path=customXml/item1.xml><?xml version="1.0" encoding="utf-8"?>
+<b:Sources xmlns:b="http://schemas.openxmlformats.org/officeDocument/2006/bibliography" xmlns="http://schemas.openxmlformats.org/officeDocument/2006/bibliography" SelectedStyle="\APA.XSL" StyleName="APA"/>
+</file>
+
+<file path=customXml/item2.xml><?xml version="1.0" encoding="utf-8"?>
 <?mso-contentType ?>
 <FormTemplates xmlns="http://schemas.microsoft.com/sharepoint/v3/contenttype/forms">
   <Display>DocumentLibraryForm</Display>
@@ -17443,11 +17864,18 @@
 </FormTemplates>
 </file>
 
-<file path=customXml/item2.xml><?xml version="1.0" encoding="utf-8"?>
-<b:Sources xmlns:b="http://schemas.openxmlformats.org/officeDocument/2006/bibliography" xmlns="http://schemas.openxmlformats.org/officeDocument/2006/bibliography" SelectedStyle="\APA.XSL" StyleName="APA"/>
+<file path=customXml/item3.xml><?xml version="1.0" encoding="utf-8"?>
+<p:properties xmlns:p="http://schemas.microsoft.com/office/2006/metadata/properties" xmlns:xsi="http://www.w3.org/2001/XMLSchema-instance" xmlns:pc="http://schemas.microsoft.com/office/infopath/2007/PartnerControls">
+  <documentManagement>
+    <lcf76f155ced4ddcb4097134ff3c332f xmlns="b6e86e1a-7dac-4e5e-8694-d5f26c43e9af">
+      <Terms xmlns="http://schemas.microsoft.com/office/infopath/2007/PartnerControls"/>
+    </lcf76f155ced4ddcb4097134ff3c332f>
+    <TaxCatchAll xmlns="3923370c-5647-4f42-8697-36eb8b224da0" xsi:nil="true"/>
+  </documentManagement>
+</p:properties>
 </file>
 
-<file path=customXml/item3.xml><?xml version="1.0" encoding="utf-8"?>
+<file path=customXml/item4.xml><?xml version="1.0" encoding="utf-8"?>
 <ct:contentTypeSchema xmlns:ct="http://schemas.microsoft.com/office/2006/metadata/contentType" xmlns:ma="http://schemas.microsoft.com/office/2006/metadata/properties/metaAttributes" ct:_="" ma:_="" ma:contentTypeName="Document" ma:contentTypeID="0x010100FAD15EC6B0214449900C342CAD696C17" ma:contentTypeVersion="11" ma:contentTypeDescription="Create a new document." ma:contentTypeScope="" ma:versionID="f43be529dfaaeb5c5f059a8b45c58c8a">
   <xsd:schema xmlns:xsd="http://www.w3.org/2001/XMLSchema" xmlns:xs="http://www.w3.org/2001/XMLSchema" xmlns:p="http://schemas.microsoft.com/office/2006/metadata/properties" xmlns:ns2="b6e86e1a-7dac-4e5e-8694-d5f26c43e9af" xmlns:ns3="3923370c-5647-4f42-8697-36eb8b224da0" targetNamespace="http://schemas.microsoft.com/office/2006/metadata/properties" ma:root="true" ma:fieldsID="db4d6064f0e2bd3072cf932d5a08d366" ns2:_="" ns3:_="">
     <xsd:import namespace="b6e86e1a-7dac-4e5e-8694-d5f26c43e9af"/>
@@ -17642,18 +18070,15 @@
 </ct:contentTypeSchema>
 </file>
 
-<file path=customXml/item4.xml><?xml version="1.0" encoding="utf-8"?>
-<p:properties xmlns:p="http://schemas.microsoft.com/office/2006/metadata/properties" xmlns:xsi="http://www.w3.org/2001/XMLSchema-instance" xmlns:pc="http://schemas.microsoft.com/office/infopath/2007/PartnerControls">
-  <documentManagement>
-    <lcf76f155ced4ddcb4097134ff3c332f xmlns="b6e86e1a-7dac-4e5e-8694-d5f26c43e9af">
-      <Terms xmlns="http://schemas.microsoft.com/office/infopath/2007/PartnerControls"/>
-    </lcf76f155ced4ddcb4097134ff3c332f>
-    <TaxCatchAll xmlns="3923370c-5647-4f42-8697-36eb8b224da0" xsi:nil="true"/>
-  </documentManagement>
-</p:properties>
+<file path=customXml/itemProps1.xml><?xml version="1.0" encoding="utf-8"?>
+<ds:datastoreItem xmlns:ds="http://schemas.openxmlformats.org/officeDocument/2006/customXml" ds:itemID="{2BA0B919-FBBB-4BB8-90D2-33E6A0B69F94}">
+  <ds:schemaRefs>
+    <ds:schemaRef ds:uri="http://schemas.openxmlformats.org/officeDocument/2006/bibliography"/>
+  </ds:schemaRefs>
+</ds:datastoreItem>
 </file>
 
-<file path=customXml/itemProps1.xml><?xml version="1.0" encoding="utf-8"?>
+<file path=customXml/itemProps2.xml><?xml version="1.0" encoding="utf-8"?>
 <ds:datastoreItem xmlns:ds="http://schemas.openxmlformats.org/officeDocument/2006/customXml" ds:itemID="{13DB4B30-73AF-4FCD-BA9E-CA11CB4B5807}">
   <ds:schemaRefs>
     <ds:schemaRef ds:uri="http://schemas.microsoft.com/sharepoint/v3/contenttype/forms"/>
@@ -17661,15 +18086,18 @@
 </ds:datastoreItem>
 </file>
 
-<file path=customXml/itemProps2.xml><?xml version="1.0" encoding="utf-8"?>
-<ds:datastoreItem xmlns:ds="http://schemas.openxmlformats.org/officeDocument/2006/customXml" ds:itemID="{2BA0B919-FBBB-4BB8-90D2-33E6A0B69F94}">
+<file path=customXml/itemProps3.xml><?xml version="1.0" encoding="utf-8"?>
+<ds:datastoreItem xmlns:ds="http://schemas.openxmlformats.org/officeDocument/2006/customXml" ds:itemID="{EE41A236-5C73-4451-B1B7-A171E48F7377}">
   <ds:schemaRefs>
-    <ds:schemaRef ds:uri="http://schemas.openxmlformats.org/officeDocument/2006/bibliography"/>
+    <ds:schemaRef ds:uri="http://schemas.microsoft.com/office/2006/metadata/properties"/>
+    <ds:schemaRef ds:uri="http://schemas.microsoft.com/office/infopath/2007/PartnerControls"/>
+    <ds:schemaRef ds:uri="b6e86e1a-7dac-4e5e-8694-d5f26c43e9af"/>
+    <ds:schemaRef ds:uri="3923370c-5647-4f42-8697-36eb8b224da0"/>
   </ds:schemaRefs>
 </ds:datastoreItem>
 </file>
 
-<file path=customXml/itemProps3.xml><?xml version="1.0" encoding="utf-8"?>
+<file path=customXml/itemProps4.xml><?xml version="1.0" encoding="utf-8"?>
 <ds:datastoreItem xmlns:ds="http://schemas.openxmlformats.org/officeDocument/2006/customXml" ds:itemID="{EEF1F8ED-8152-4CF7-9FBA-8F4A348D0466}">
   <ds:schemaRefs>
     <ds:schemaRef ds:uri="http://schemas.microsoft.com/office/2006/metadata/contentType"/>
@@ -17686,15 +18114,4 @@
     <ds:schemaRef ds:uri="http://schemas.microsoft.com/internal/obd"/>
   </ds:schemaRefs>
 </ds:datastoreItem>
-</file>
-
-<file path=customXml/itemProps4.xml><?xml version="1.0" encoding="utf-8"?>
-<ds:datastoreItem xmlns:ds="http://schemas.openxmlformats.org/officeDocument/2006/customXml" ds:itemID="{EE41A236-5C73-4451-B1B7-A171E48F7377}">
-  <ds:schemaRefs>
-    <ds:schemaRef ds:uri="http://schemas.microsoft.com/office/2006/metadata/properties"/>
-    <ds:schemaRef ds:uri="http://schemas.microsoft.com/office/infopath/2007/PartnerControls"/>
-    <ds:schemaRef ds:uri="b6e86e1a-7dac-4e5e-8694-d5f26c43e9af"/>
-    <ds:schemaRef ds:uri="3923370c-5647-4f42-8697-36eb8b224da0"/>
-  </ds:schemaRefs>
-</ds:datastoreItem>
 </file>